--- a/notes_23May2023.docx
+++ b/notes_23May2023.docx
@@ -169,6 +169,79 @@
           <w:lang w:val="en-US"/>
         </w:rPr>
         <w:t>) decorator</w:t>
+      </w:r>
+    </w:p>
+    <w:p>
+      <w:pPr>
+        <w:rPr>
+          <w:lang w:val="en-US"/>
+        </w:rPr>
+      </w:pPr>
+    </w:p>
+    <w:p>
+      <w:pPr>
+        <w:rPr>
+          <w:lang w:val="en-US"/>
+        </w:rPr>
+      </w:pPr>
+      <w:r>
+        <w:rPr>
+          <w:lang w:val="en-US"/>
+        </w:rPr>
+        <w:t>Task:</w:t>
+      </w:r>
+    </w:p>
+    <w:p>
+      <w:pPr>
+        <w:rPr>
+          <w:lang w:val="en-US"/>
+        </w:rPr>
+      </w:pPr>
+      <w:r>
+        <w:rPr>
+          <w:lang w:val="en-US"/>
+        </w:rPr>
+        <w:t xml:space="preserve">App component to have a text box/ </w:t>
+      </w:r>
+      <w:proofErr w:type="spellStart"/>
+      <w:r>
+        <w:rPr>
+          <w:lang w:val="en-US"/>
+        </w:rPr>
+        <w:t>dropdownlist</w:t>
+      </w:r>
+      <w:proofErr w:type="spellEnd"/>
+      <w:r>
+        <w:rPr>
+          <w:lang w:val="en-US"/>
+        </w:rPr>
+        <w:t xml:space="preserve"> where the color can be typed/ selected.</w:t>
+      </w:r>
+    </w:p>
+    <w:p>
+      <w:pPr>
+        <w:rPr>
+          <w:lang w:val="en-US"/>
+        </w:rPr>
+      </w:pPr>
+      <w:r>
+        <w:rPr>
+          <w:lang w:val="en-US"/>
+        </w:rPr>
+        <w:t xml:space="preserve">The child component background color should change according to the color selected </w:t>
+      </w:r>
+    </w:p>
+    <w:p>
+      <w:pPr>
+        <w:rPr>
+          <w:lang w:val="en-US"/>
+        </w:rPr>
+      </w:pPr>
+      <w:r>
+        <w:rPr>
+          <w:lang w:val="en-US"/>
+        </w:rPr>
+        <w:t xml:space="preserve">in the parent </w:t>
       </w:r>
     </w:p>
     <w:p>

--- a/notes_23May2023.docx
+++ b/notes_23May2023.docx
@@ -246,6 +246,268 @@
     </w:p>
     <w:p>
       <w:pPr>
+        <w:pStyle w:val="ListParagraph"/>
+        <w:numPr>
+          <w:ilvl w:val="0"/>
+          <w:numId w:val="19"/>
+        </w:numPr>
+        <w:rPr>
+          <w:lang w:val="en-US"/>
+        </w:rPr>
+      </w:pPr>
+      <w:r>
+        <w:rPr>
+          <w:lang w:val="en-US"/>
+        </w:rPr>
+        <w:t xml:space="preserve">In </w:t>
+      </w:r>
+      <w:proofErr w:type="spellStart"/>
+      <w:r>
+        <w:rPr>
+          <w:lang w:val="en-US"/>
+        </w:rPr>
+        <w:t>LoginComponent</w:t>
+      </w:r>
+      <w:proofErr w:type="spellEnd"/>
+      <w:r>
+        <w:rPr>
+          <w:lang w:val="en-US"/>
+        </w:rPr>
+        <w:t xml:space="preserve"> </w:t>
+      </w:r>
+      <w:proofErr w:type="spellStart"/>
+      <w:r>
+        <w:rPr>
+          <w:lang w:val="en-US"/>
+        </w:rPr>
+        <w:t>ts</w:t>
+      </w:r>
+      <w:proofErr w:type="spellEnd"/>
+      <w:r>
+        <w:rPr>
+          <w:lang w:val="en-US"/>
+        </w:rPr>
+        <w:t xml:space="preserve"> file</w:t>
+      </w:r>
+      <w:r>
+        <w:rPr>
+          <w:lang w:val="en-US"/>
+        </w:rPr>
+        <w:t>, declare a variable and decorate it with @Input() decorator</w:t>
+      </w:r>
+    </w:p>
+    <w:p>
+      <w:pPr>
+        <w:pStyle w:val="ListParagraph"/>
+        <w:ind w:left="1440"/>
+        <w:rPr>
+          <w:lang w:val="en-US"/>
+        </w:rPr>
+      </w:pPr>
+      <w:r>
+        <w:rPr>
+          <w:lang w:val="en-US"/>
+        </w:rPr>
+        <w:t>@</w:t>
+      </w:r>
+      <w:proofErr w:type="gramStart"/>
+      <w:r>
+        <w:rPr>
+          <w:lang w:val="en-US"/>
+        </w:rPr>
+        <w:t>Input(</w:t>
+      </w:r>
+      <w:proofErr w:type="gramEnd"/>
+      <w:r>
+        <w:rPr>
+          <w:lang w:val="en-US"/>
+        </w:rPr>
+        <w:t xml:space="preserve">) </w:t>
+      </w:r>
+      <w:proofErr w:type="spellStart"/>
+      <w:r>
+        <w:rPr>
+          <w:lang w:val="en-US"/>
+        </w:rPr>
+        <w:t>backgroundColor:string</w:t>
+      </w:r>
+      <w:proofErr w:type="spellEnd"/>
+      <w:r>
+        <w:rPr>
+          <w:lang w:val="en-US"/>
+        </w:rPr>
+        <w:t>=”yellow”;</w:t>
+      </w:r>
+    </w:p>
+    <w:p>
+      <w:pPr>
+        <w:pStyle w:val="ListParagraph"/>
+        <w:numPr>
+          <w:ilvl w:val="0"/>
+          <w:numId w:val="19"/>
+        </w:numPr>
+        <w:rPr>
+          <w:lang w:val="en-US"/>
+        </w:rPr>
+      </w:pPr>
+      <w:r>
+        <w:rPr>
+          <w:lang w:val="en-US"/>
+        </w:rPr>
+        <w:t xml:space="preserve">In </w:t>
+      </w:r>
+      <w:proofErr w:type="spellStart"/>
+      <w:r>
+        <w:rPr>
+          <w:lang w:val="en-US"/>
+        </w:rPr>
+        <w:t>LoginComponent</w:t>
+      </w:r>
+      <w:proofErr w:type="spellEnd"/>
+      <w:r>
+        <w:rPr>
+          <w:lang w:val="en-US"/>
+        </w:rPr>
+        <w:t xml:space="preserve"> html, use that variable in </w:t>
+      </w:r>
+      <w:proofErr w:type="spellStart"/>
+      <w:r>
+        <w:rPr>
+          <w:lang w:val="en-US"/>
+        </w:rPr>
+        <w:t>ngStylew</w:t>
+      </w:r>
+      <w:proofErr w:type="spellEnd"/>
+    </w:p>
+    <w:p>
+      <w:pPr>
+        <w:ind w:left="1440"/>
+        <w:rPr>
+          <w:lang w:val="en-US"/>
+        </w:rPr>
+      </w:pPr>
+      <w:r>
+        <w:rPr>
+          <w:lang w:val="en-US"/>
+        </w:rPr>
+        <w:t>&lt;div [</w:t>
+      </w:r>
+      <w:proofErr w:type="spellStart"/>
+      <w:r>
+        <w:rPr>
+          <w:lang w:val="en-US"/>
+        </w:rPr>
+        <w:t>ngStyle</w:t>
+      </w:r>
+      <w:proofErr w:type="spellEnd"/>
+      <w:r>
+        <w:rPr>
+          <w:lang w:val="en-US"/>
+        </w:rPr>
+        <w:t>]</w:t>
+      </w:r>
+      <w:proofErr w:type="gramStart"/>
+      <w:r>
+        <w:rPr>
+          <w:lang w:val="en-US"/>
+        </w:rPr>
+        <w:t>=”{</w:t>
+      </w:r>
+      <w:proofErr w:type="gramEnd"/>
+      <w:r>
+        <w:rPr>
+          <w:lang w:val="en-US"/>
+        </w:rPr>
+        <w:t>‘background-color’:</w:t>
+      </w:r>
+      <w:proofErr w:type="spellStart"/>
+      <w:r>
+        <w:rPr>
+          <w:lang w:val="en-US"/>
+        </w:rPr>
+        <w:t>backgroundColor</w:t>
+      </w:r>
+      <w:proofErr w:type="spellEnd"/>
+      <w:r>
+        <w:rPr>
+          <w:lang w:val="en-US"/>
+        </w:rPr>
+        <w:t>}”&gt;</w:t>
+      </w:r>
+    </w:p>
+    <w:p>
+      <w:pPr>
+        <w:pStyle w:val="ListParagraph"/>
+        <w:numPr>
+          <w:ilvl w:val="0"/>
+          <w:numId w:val="19"/>
+        </w:numPr>
+        <w:rPr>
+          <w:lang w:val="en-US"/>
+        </w:rPr>
+      </w:pPr>
+      <w:r>
+        <w:rPr>
+          <w:lang w:val="en-US"/>
+        </w:rPr>
+        <w:t xml:space="preserve">In </w:t>
+      </w:r>
+      <w:proofErr w:type="spellStart"/>
+      <w:r>
+        <w:rPr>
+          <w:lang w:val="en-US"/>
+        </w:rPr>
+        <w:t>AppComponent</w:t>
+      </w:r>
+      <w:proofErr w:type="spellEnd"/>
+      <w:r>
+        <w:rPr>
+          <w:lang w:val="en-US"/>
+        </w:rPr>
+        <w:t xml:space="preserve"> html,</w:t>
+      </w:r>
+    </w:p>
+    <w:p>
+      <w:pPr>
+        <w:pStyle w:val="ListParagraph"/>
+        <w:ind w:left="1440"/>
+        <w:rPr>
+          <w:lang w:val="en-US"/>
+        </w:rPr>
+      </w:pPr>
+      <w:r>
+        <w:rPr>
+          <w:lang w:val="en-US"/>
+        </w:rPr>
+        <w:t xml:space="preserve">&lt;app-login </w:t>
+      </w:r>
+      <w:proofErr w:type="spellStart"/>
+      <w:r>
+        <w:rPr>
+          <w:lang w:val="en-US"/>
+        </w:rPr>
+        <w:t>backgroundColor</w:t>
+      </w:r>
+      <w:proofErr w:type="spellEnd"/>
+      <w:proofErr w:type="gramStart"/>
+      <w:r>
+        <w:rPr>
+          <w:lang w:val="en-US"/>
+        </w:rPr>
+        <w:t>=”red</w:t>
+      </w:r>
+      <w:proofErr w:type="gramEnd"/>
+      <w:r>
+        <w:rPr>
+          <w:lang w:val="en-US"/>
+        </w:rPr>
+        <w:t>”&gt;&lt;/app-login&gt;</w:t>
+      </w:r>
+    </w:p>
+    <w:p>
+      <w:pPr>
+        <w:pStyle w:val="ListParagraph"/>
+        <w:ind w:left="1440"/>
         <w:rPr>
           <w:lang w:val="en-US"/>
         </w:rPr>
@@ -1856,6 +2118,95 @@
     </w:lvl>
   </w:abstractNum>
   <w:abstractNum w:abstractNumId="16" w15:restartNumberingAfterBreak="0">
+    <w:nsid w:val="54127FD6"/>
+    <w:multiLevelType w:val="hybridMultilevel"/>
+    <w:tmpl w:val="36FCCE30"/>
+    <w:lvl w:ilvl="0" w:tplc="40090011">
+      <w:start w:val="1"/>
+      <w:numFmt w:val="decimal"/>
+      <w:lvlText w:val="%1)"/>
+      <w:lvlJc w:val="left"/>
+      <w:pPr>
+        <w:ind w:left="720" w:hanging="360"/>
+      </w:pPr>
+      <w:rPr>
+        <w:rFonts w:hint="default"/>
+      </w:rPr>
+    </w:lvl>
+    <w:lvl w:ilvl="1" w:tplc="40090019">
+      <w:start w:val="1"/>
+      <w:numFmt w:val="lowerLetter"/>
+      <w:lvlText w:val="%2."/>
+      <w:lvlJc w:val="left"/>
+      <w:pPr>
+        <w:ind w:left="1440" w:hanging="360"/>
+      </w:pPr>
+    </w:lvl>
+    <w:lvl w:ilvl="2" w:tplc="4009001B" w:tentative="1">
+      <w:start w:val="1"/>
+      <w:numFmt w:val="lowerRoman"/>
+      <w:lvlText w:val="%3."/>
+      <w:lvlJc w:val="right"/>
+      <w:pPr>
+        <w:ind w:left="2160" w:hanging="180"/>
+      </w:pPr>
+    </w:lvl>
+    <w:lvl w:ilvl="3" w:tplc="4009000F" w:tentative="1">
+      <w:start w:val="1"/>
+      <w:numFmt w:val="decimal"/>
+      <w:lvlText w:val="%4."/>
+      <w:lvlJc w:val="left"/>
+      <w:pPr>
+        <w:ind w:left="2880" w:hanging="360"/>
+      </w:pPr>
+    </w:lvl>
+    <w:lvl w:ilvl="4" w:tplc="40090019" w:tentative="1">
+      <w:start w:val="1"/>
+      <w:numFmt w:val="lowerLetter"/>
+      <w:lvlText w:val="%5."/>
+      <w:lvlJc w:val="left"/>
+      <w:pPr>
+        <w:ind w:left="3600" w:hanging="360"/>
+      </w:pPr>
+    </w:lvl>
+    <w:lvl w:ilvl="5" w:tplc="4009001B" w:tentative="1">
+      <w:start w:val="1"/>
+      <w:numFmt w:val="lowerRoman"/>
+      <w:lvlText w:val="%6."/>
+      <w:lvlJc w:val="right"/>
+      <w:pPr>
+        <w:ind w:left="4320" w:hanging="180"/>
+      </w:pPr>
+    </w:lvl>
+    <w:lvl w:ilvl="6" w:tplc="4009000F" w:tentative="1">
+      <w:start w:val="1"/>
+      <w:numFmt w:val="decimal"/>
+      <w:lvlText w:val="%7."/>
+      <w:lvlJc w:val="left"/>
+      <w:pPr>
+        <w:ind w:left="5040" w:hanging="360"/>
+      </w:pPr>
+    </w:lvl>
+    <w:lvl w:ilvl="7" w:tplc="40090019" w:tentative="1">
+      <w:start w:val="1"/>
+      <w:numFmt w:val="lowerLetter"/>
+      <w:lvlText w:val="%8."/>
+      <w:lvlJc w:val="left"/>
+      <w:pPr>
+        <w:ind w:left="5760" w:hanging="360"/>
+      </w:pPr>
+    </w:lvl>
+    <w:lvl w:ilvl="8" w:tplc="4009001B" w:tentative="1">
+      <w:start w:val="1"/>
+      <w:numFmt w:val="lowerRoman"/>
+      <w:lvlText w:val="%9."/>
+      <w:lvlJc w:val="right"/>
+      <w:pPr>
+        <w:ind w:left="6480" w:hanging="180"/>
+      </w:pPr>
+    </w:lvl>
+  </w:abstractNum>
+  <w:abstractNum w:abstractNumId="17" w15:restartNumberingAfterBreak="0">
     <w:nsid w:val="594E4C74"/>
     <w:multiLevelType w:val="multilevel"/>
     <w:tmpl w:val="8E90BD50"/>
@@ -1968,7 +2319,7 @@
       </w:pPr>
     </w:lvl>
   </w:abstractNum>
-  <w:abstractNum w:abstractNumId="17" w15:restartNumberingAfterBreak="0">
+  <w:abstractNum w:abstractNumId="18" w15:restartNumberingAfterBreak="0">
     <w:nsid w:val="606D0710"/>
     <w:multiLevelType w:val="hybridMultilevel"/>
     <w:tmpl w:val="EDF20E34"/>
@@ -2097,19 +2448,22 @@
     <w:abstractNumId w:val="11"/>
   </w:num>
   <w:num w:numId="14">
-    <w:abstractNumId w:val="16"/>
+    <w:abstractNumId w:val="17"/>
   </w:num>
   <w:num w:numId="15">
     <w:abstractNumId w:val="13"/>
   </w:num>
   <w:num w:numId="16">
-    <w:abstractNumId w:val="17"/>
+    <w:abstractNumId w:val="18"/>
   </w:num>
   <w:num w:numId="17">
     <w:abstractNumId w:val="0"/>
   </w:num>
   <w:num w:numId="18">
     <w:abstractNumId w:val="3"/>
+  </w:num>
+  <w:num w:numId="19">
+    <w:abstractNumId w:val="16"/>
   </w:num>
 </w:numbering>
 </file>

--- a/notes_23May2023.docx
+++ b/notes_23May2023.docx
@@ -293,7 +293,21 @@
         <w:rPr>
           <w:lang w:val="en-US"/>
         </w:rPr>
-        <w:t>, declare a variable and decorate it with @Input() decorator</w:t>
+        <w:t>, declare a variable and decorate it with @</w:t>
+      </w:r>
+      <w:proofErr w:type="gramStart"/>
+      <w:r>
+        <w:rPr>
+          <w:lang w:val="en-US"/>
+        </w:rPr>
+        <w:t>Input(</w:t>
+      </w:r>
+      <w:proofErr w:type="gramEnd"/>
+      <w:r>
+        <w:rPr>
+          <w:lang w:val="en-US"/>
+        </w:rPr>
+        <w:t>) decorator</w:t>
       </w:r>
     </w:p>
     <w:p>
@@ -508,6 +522,91 @@
       <w:pPr>
         <w:pStyle w:val="ListParagraph"/>
         <w:ind w:left="1440"/>
+        <w:rPr>
+          <w:lang w:val="en-US"/>
+        </w:rPr>
+      </w:pPr>
+    </w:p>
+    <w:p>
+      <w:pPr>
+        <w:pStyle w:val="ListParagraph"/>
+        <w:ind w:left="1440"/>
+        <w:rPr>
+          <w:lang w:val="en-US"/>
+        </w:rPr>
+      </w:pPr>
+    </w:p>
+    <w:p>
+      <w:pPr>
+        <w:rPr>
+          <w:lang w:val="en-US"/>
+        </w:rPr>
+      </w:pPr>
+      <w:r>
+        <w:rPr>
+          <w:lang w:val="en-US"/>
+        </w:rPr>
+        <w:t>Task:</w:t>
+      </w:r>
+    </w:p>
+    <w:p>
+      <w:pPr>
+        <w:rPr>
+          <w:lang w:val="en-US"/>
+        </w:rPr>
+      </w:pPr>
+      <w:r>
+        <w:rPr>
+          <w:lang w:val="en-US"/>
+        </w:rPr>
+        <w:tab/>
+        <w:t xml:space="preserve">Emit a </w:t>
+      </w:r>
+      <w:proofErr w:type="spellStart"/>
+      <w:r>
+        <w:rPr>
+          <w:lang w:val="en-US"/>
+        </w:rPr>
+        <w:t>LoginEvent</w:t>
+      </w:r>
+      <w:proofErr w:type="spellEnd"/>
+      <w:r>
+        <w:rPr>
+          <w:lang w:val="en-US"/>
+        </w:rPr>
+        <w:t xml:space="preserve"> from child component (</w:t>
+      </w:r>
+      <w:proofErr w:type="spellStart"/>
+      <w:r>
+        <w:rPr>
+          <w:lang w:val="en-US"/>
+        </w:rPr>
+        <w:t>LoginComponent</w:t>
+      </w:r>
+      <w:proofErr w:type="spellEnd"/>
+      <w:r>
+        <w:rPr>
+          <w:lang w:val="en-US"/>
+        </w:rPr>
+        <w:t>) and handle that event in parent component (</w:t>
+      </w:r>
+      <w:proofErr w:type="spellStart"/>
+      <w:r>
+        <w:rPr>
+          <w:lang w:val="en-US"/>
+        </w:rPr>
+        <w:t>AppComponent</w:t>
+      </w:r>
+      <w:proofErr w:type="spellEnd"/>
+      <w:r>
+        <w:rPr>
+          <w:lang w:val="en-US"/>
+        </w:rPr>
+        <w:t>)</w:t>
+      </w:r>
+    </w:p>
+    <w:p>
+      <w:pPr>
         <w:rPr>
           <w:lang w:val="en-US"/>
         </w:rPr>

--- a/notes_23May2023.docx
+++ b/notes_23May2023.docx
@@ -603,6 +603,1743 @@
           <w:lang w:val="en-US"/>
         </w:rPr>
         <w:t>)</w:t>
+      </w:r>
+    </w:p>
+    <w:p>
+      <w:pPr>
+        <w:rPr>
+          <w:lang w:val="en-US"/>
+        </w:rPr>
+      </w:pPr>
+    </w:p>
+    <w:p>
+      <w:pPr>
+        <w:rPr>
+          <w:lang w:val="en-US"/>
+        </w:rPr>
+      </w:pPr>
+      <w:r>
+        <w:rPr>
+          <w:lang w:val="en-US"/>
+        </w:rPr>
+        <w:t xml:space="preserve">In </w:t>
+      </w:r>
+      <w:proofErr w:type="spellStart"/>
+      <w:r>
+        <w:rPr>
+          <w:lang w:val="en-US"/>
+        </w:rPr>
+        <w:t>css</w:t>
+      </w:r>
+      <w:proofErr w:type="spellEnd"/>
+      <w:r>
+        <w:rPr>
+          <w:lang w:val="en-US"/>
+        </w:rPr>
+        <w:t>:</w:t>
+      </w:r>
+    </w:p>
+    <w:p>
+      <w:pPr>
+        <w:rPr>
+          <w:lang w:val="en-US"/>
+        </w:rPr>
+      </w:pPr>
+      <w:r>
+        <w:rPr>
+          <w:lang w:val="en-US"/>
+        </w:rPr>
+        <w:tab/>
+        <w:t>{key1:value</w:t>
+      </w:r>
+      <w:proofErr w:type="gramStart"/>
+      <w:r>
+        <w:rPr>
+          <w:lang w:val="en-US"/>
+        </w:rPr>
+        <w:t>1;key</w:t>
+      </w:r>
+      <w:proofErr w:type="gramEnd"/>
+      <w:r>
+        <w:rPr>
+          <w:lang w:val="en-US"/>
+        </w:rPr>
+        <w:t>2:value2}</w:t>
+      </w:r>
+    </w:p>
+    <w:p>
+      <w:pPr>
+        <w:rPr>
+          <w:lang w:val="en-US"/>
+        </w:rPr>
+      </w:pPr>
+      <w:r>
+        <w:rPr>
+          <w:lang w:val="en-US"/>
+        </w:rPr>
+        <w:t>In JSON:</w:t>
+      </w:r>
+    </w:p>
+    <w:p>
+      <w:pPr>
+        <w:rPr>
+          <w:lang w:val="en-US"/>
+        </w:rPr>
+      </w:pPr>
+      <w:r>
+        <w:rPr>
+          <w:lang w:val="en-US"/>
+        </w:rPr>
+        <w:tab/>
+        <w:t>{key1:value</w:t>
+      </w:r>
+      <w:proofErr w:type="gramStart"/>
+      <w:r>
+        <w:rPr>
+          <w:lang w:val="en-US"/>
+        </w:rPr>
+        <w:t>1,key</w:t>
+      </w:r>
+      <w:proofErr w:type="gramEnd"/>
+      <w:r>
+        <w:rPr>
+          <w:lang w:val="en-US"/>
+        </w:rPr>
+        <w:t>2:value2}</w:t>
+      </w:r>
+    </w:p>
+    <w:p>
+      <w:pPr>
+        <w:rPr>
+          <w:lang w:val="en-US"/>
+        </w:rPr>
+      </w:pPr>
+    </w:p>
+    <w:p>
+      <w:pPr>
+        <w:rPr>
+          <w:lang w:val="en-US"/>
+        </w:rPr>
+      </w:pPr>
+      <w:proofErr w:type="spellStart"/>
+      <w:r>
+        <w:rPr>
+          <w:lang w:val="en-US"/>
+        </w:rPr>
+        <w:t>ngClass</w:t>
+      </w:r>
+      <w:proofErr w:type="spellEnd"/>
+    </w:p>
+    <w:p>
+      <w:pPr>
+        <w:rPr>
+          <w:lang w:val="en-US"/>
+        </w:rPr>
+      </w:pPr>
+      <w:r>
+        <w:rPr>
+          <w:lang w:val="en-US"/>
+        </w:rPr>
+        <w:tab/>
+        <w:t>apply the class to a html element conditionally.</w:t>
+      </w:r>
+    </w:p>
+    <w:p>
+      <w:pPr>
+        <w:rPr>
+          <w:lang w:val="en-US"/>
+        </w:rPr>
+      </w:pPr>
+    </w:p>
+    <w:p>
+      <w:pPr>
+        <w:shd w:val="clear" w:color="auto" w:fill="FFFFFF"/>
+        <w:spacing w:after="0" w:line="450" w:lineRule="atLeast"/>
+        <w:rPr>
+          <w:rFonts w:ascii="Consolas" w:eastAsia="Times New Roman" w:hAnsi="Consolas" w:cs="Times New Roman"/>
+          <w:color w:val="000000"/>
+          <w:sz w:val="15"/>
+          <w:szCs w:val="15"/>
+          <w:lang w:eastAsia="en-IN"/>
+        </w:rPr>
+      </w:pPr>
+      <w:r>
+        <w:rPr>
+          <w:rFonts w:ascii="Consolas" w:eastAsia="Times New Roman" w:hAnsi="Consolas" w:cs="Times New Roman"/>
+          <w:color w:val="800000"/>
+          <w:sz w:val="15"/>
+          <w:szCs w:val="15"/>
+          <w:lang w:eastAsia="en-IN"/>
+        </w:rPr>
+        <w:lastRenderedPageBreak/>
+        <w:t>&lt;div</w:t>
+      </w:r>
+      <w:r>
+        <w:rPr>
+          <w:rFonts w:ascii="Consolas" w:eastAsia="Times New Roman" w:hAnsi="Consolas" w:cs="Times New Roman"/>
+          <w:color w:val="000000"/>
+          <w:sz w:val="15"/>
+          <w:szCs w:val="15"/>
+          <w:lang w:eastAsia="en-IN"/>
+        </w:rPr>
+        <w:t xml:space="preserve"> </w:t>
+      </w:r>
+      <w:r>
+        <w:rPr>
+          <w:rFonts w:ascii="Consolas" w:eastAsia="Times New Roman" w:hAnsi="Consolas" w:cs="Times New Roman"/>
+          <w:color w:val="E50000"/>
+          <w:sz w:val="15"/>
+          <w:szCs w:val="15"/>
+          <w:lang w:eastAsia="en-IN"/>
+        </w:rPr>
+        <w:t>[</w:t>
+      </w:r>
+      <w:proofErr w:type="spellStart"/>
+      <w:r>
+        <w:rPr>
+          <w:rFonts w:ascii="Consolas" w:eastAsia="Times New Roman" w:hAnsi="Consolas" w:cs="Times New Roman"/>
+          <w:color w:val="E50000"/>
+          <w:sz w:val="15"/>
+          <w:szCs w:val="15"/>
+          <w:lang w:eastAsia="en-IN"/>
+        </w:rPr>
+        <w:t>ngStyle</w:t>
+      </w:r>
+      <w:proofErr w:type="spellEnd"/>
+      <w:r>
+        <w:rPr>
+          <w:rFonts w:ascii="Consolas" w:eastAsia="Times New Roman" w:hAnsi="Consolas" w:cs="Times New Roman"/>
+          <w:color w:val="E50000"/>
+          <w:sz w:val="15"/>
+          <w:szCs w:val="15"/>
+          <w:lang w:eastAsia="en-IN"/>
+        </w:rPr>
+        <w:t>]</w:t>
+      </w:r>
+      <w:r>
+        <w:rPr>
+          <w:rFonts w:ascii="Consolas" w:eastAsia="Times New Roman" w:hAnsi="Consolas" w:cs="Times New Roman"/>
+          <w:color w:val="000000"/>
+          <w:sz w:val="15"/>
+          <w:szCs w:val="15"/>
+          <w:lang w:eastAsia="en-IN"/>
+        </w:rPr>
+        <w:t>=</w:t>
+      </w:r>
+      <w:r>
+        <w:rPr>
+          <w:rFonts w:ascii="Consolas" w:eastAsia="Times New Roman" w:hAnsi="Consolas" w:cs="Times New Roman"/>
+          <w:color w:val="0000FF"/>
+          <w:sz w:val="15"/>
+          <w:szCs w:val="15"/>
+          <w:lang w:eastAsia="en-IN"/>
+        </w:rPr>
+        <w:t>"{'background-</w:t>
+      </w:r>
+      <w:proofErr w:type="spellStart"/>
+      <w:r>
+        <w:rPr>
+          <w:rFonts w:ascii="Consolas" w:eastAsia="Times New Roman" w:hAnsi="Consolas" w:cs="Times New Roman"/>
+          <w:color w:val="0000FF"/>
+          <w:sz w:val="15"/>
+          <w:szCs w:val="15"/>
+          <w:lang w:eastAsia="en-IN"/>
+        </w:rPr>
+        <w:t>color</w:t>
+      </w:r>
+      <w:proofErr w:type="spellEnd"/>
+      <w:r>
+        <w:rPr>
+          <w:rFonts w:ascii="Consolas" w:eastAsia="Times New Roman" w:hAnsi="Consolas" w:cs="Times New Roman"/>
+          <w:color w:val="0000FF"/>
+          <w:sz w:val="15"/>
+          <w:szCs w:val="15"/>
+          <w:lang w:eastAsia="en-IN"/>
+        </w:rPr>
+        <w:t xml:space="preserve">': </w:t>
+      </w:r>
+      <w:proofErr w:type="spellStart"/>
+      <w:r>
+        <w:rPr>
+          <w:rFonts w:ascii="Consolas" w:eastAsia="Times New Roman" w:hAnsi="Consolas" w:cs="Times New Roman"/>
+          <w:color w:val="0000FF"/>
+          <w:sz w:val="15"/>
+          <w:szCs w:val="15"/>
+          <w:lang w:eastAsia="en-IN"/>
+        </w:rPr>
+        <w:t>backgroundColor</w:t>
+      </w:r>
+      <w:proofErr w:type="spellEnd"/>
+      <w:r>
+        <w:rPr>
+          <w:rFonts w:ascii="Consolas" w:eastAsia="Times New Roman" w:hAnsi="Consolas" w:cs="Times New Roman"/>
+          <w:color w:val="0000FF"/>
+          <w:sz w:val="15"/>
+          <w:szCs w:val="15"/>
+          <w:lang w:eastAsia="en-IN"/>
+        </w:rPr>
+        <w:t>,'</w:t>
+      </w:r>
+      <w:proofErr w:type="spellStart"/>
+      <w:r>
+        <w:rPr>
+          <w:rFonts w:ascii="Consolas" w:eastAsia="Times New Roman" w:hAnsi="Consolas" w:cs="Times New Roman"/>
+          <w:color w:val="0000FF"/>
+          <w:sz w:val="15"/>
+          <w:szCs w:val="15"/>
+          <w:lang w:eastAsia="en-IN"/>
+        </w:rPr>
+        <w:t>color</w:t>
+      </w:r>
+      <w:proofErr w:type="spellEnd"/>
+      <w:r>
+        <w:rPr>
+          <w:rFonts w:ascii="Consolas" w:eastAsia="Times New Roman" w:hAnsi="Consolas" w:cs="Times New Roman"/>
+          <w:color w:val="0000FF"/>
+          <w:sz w:val="15"/>
+          <w:szCs w:val="15"/>
+          <w:lang w:eastAsia="en-IN"/>
+        </w:rPr>
+        <w:t>':'red'}"</w:t>
+      </w:r>
+      <w:r>
+        <w:rPr>
+          <w:rFonts w:ascii="Consolas" w:eastAsia="Times New Roman" w:hAnsi="Consolas" w:cs="Times New Roman"/>
+          <w:color w:val="800000"/>
+          <w:sz w:val="15"/>
+          <w:szCs w:val="15"/>
+          <w:lang w:eastAsia="en-IN"/>
+        </w:rPr>
+        <w:t>&gt;</w:t>
+      </w:r>
+    </w:p>
+    <w:p>
+      <w:pPr>
+        <w:shd w:val="clear" w:color="auto" w:fill="FFFFFF"/>
+        <w:spacing w:after="0" w:line="450" w:lineRule="atLeast"/>
+        <w:rPr>
+          <w:rFonts w:ascii="Consolas" w:eastAsia="Times New Roman" w:hAnsi="Consolas" w:cs="Times New Roman"/>
+          <w:color w:val="000000"/>
+          <w:sz w:val="15"/>
+          <w:szCs w:val="15"/>
+          <w:lang w:eastAsia="en-IN"/>
+        </w:rPr>
+      </w:pPr>
+      <w:r>
+        <w:rPr>
+          <w:rFonts w:ascii="Consolas" w:eastAsia="Times New Roman" w:hAnsi="Consolas" w:cs="Times New Roman"/>
+          <w:color w:val="000000"/>
+          <w:sz w:val="15"/>
+          <w:szCs w:val="15"/>
+          <w:lang w:eastAsia="en-IN"/>
+        </w:rPr>
+        <w:t xml:space="preserve">    </w:t>
+      </w:r>
+      <w:r>
+        <w:rPr>
+          <w:rFonts w:ascii="Consolas" w:eastAsia="Times New Roman" w:hAnsi="Consolas" w:cs="Times New Roman"/>
+          <w:color w:val="800000"/>
+          <w:sz w:val="15"/>
+          <w:szCs w:val="15"/>
+          <w:lang w:eastAsia="en-IN"/>
+        </w:rPr>
+        <w:t>&lt;h3</w:t>
+      </w:r>
+      <w:proofErr w:type="gramStart"/>
+      <w:r>
+        <w:rPr>
+          <w:rFonts w:ascii="Consolas" w:eastAsia="Times New Roman" w:hAnsi="Consolas" w:cs="Times New Roman"/>
+          <w:color w:val="800000"/>
+          <w:sz w:val="15"/>
+          <w:szCs w:val="15"/>
+          <w:lang w:eastAsia="en-IN"/>
+        </w:rPr>
+        <w:t>&gt;</w:t>
+      </w:r>
+      <w:r>
+        <w:rPr>
+          <w:rFonts w:ascii="Consolas" w:eastAsia="Times New Roman" w:hAnsi="Consolas" w:cs="Times New Roman"/>
+          <w:color w:val="000000"/>
+          <w:sz w:val="15"/>
+          <w:szCs w:val="15"/>
+          <w:lang w:eastAsia="en-IN"/>
+        </w:rPr>
+        <w:t>{</w:t>
+      </w:r>
+      <w:proofErr w:type="gramEnd"/>
+      <w:r>
+        <w:rPr>
+          <w:rFonts w:ascii="Consolas" w:eastAsia="Times New Roman" w:hAnsi="Consolas" w:cs="Times New Roman"/>
+          <w:color w:val="000000"/>
+          <w:sz w:val="15"/>
+          <w:szCs w:val="15"/>
+          <w:lang w:eastAsia="en-IN"/>
+        </w:rPr>
+        <w:t>{ title }}</w:t>
+      </w:r>
+      <w:r>
+        <w:rPr>
+          <w:rFonts w:ascii="Consolas" w:eastAsia="Times New Roman" w:hAnsi="Consolas" w:cs="Times New Roman"/>
+          <w:color w:val="800000"/>
+          <w:sz w:val="15"/>
+          <w:szCs w:val="15"/>
+          <w:lang w:eastAsia="en-IN"/>
+        </w:rPr>
+        <w:t>&lt;/h3&gt;</w:t>
+      </w:r>
+    </w:p>
+    <w:p>
+      <w:pPr>
+        <w:shd w:val="clear" w:color="auto" w:fill="FFFFFF"/>
+        <w:spacing w:after="0" w:line="450" w:lineRule="atLeast"/>
+        <w:rPr>
+          <w:rFonts w:ascii="Consolas" w:eastAsia="Times New Roman" w:hAnsi="Consolas" w:cs="Times New Roman"/>
+          <w:color w:val="000000"/>
+          <w:sz w:val="15"/>
+          <w:szCs w:val="15"/>
+          <w:lang w:eastAsia="en-IN"/>
+        </w:rPr>
+      </w:pPr>
+      <w:r>
+        <w:rPr>
+          <w:rFonts w:ascii="Consolas" w:eastAsia="Times New Roman" w:hAnsi="Consolas" w:cs="Times New Roman"/>
+          <w:color w:val="800000"/>
+          <w:sz w:val="15"/>
+          <w:szCs w:val="15"/>
+          <w:lang w:eastAsia="en-IN"/>
+        </w:rPr>
+        <w:t>&lt;form</w:t>
+      </w:r>
+      <w:r>
+        <w:rPr>
+          <w:rFonts w:ascii="Consolas" w:eastAsia="Times New Roman" w:hAnsi="Consolas" w:cs="Times New Roman"/>
+          <w:color w:val="000000"/>
+          <w:sz w:val="15"/>
+          <w:szCs w:val="15"/>
+          <w:lang w:eastAsia="en-IN"/>
+        </w:rPr>
+        <w:t xml:space="preserve"> </w:t>
+      </w:r>
+      <w:r>
+        <w:rPr>
+          <w:rFonts w:ascii="Consolas" w:eastAsia="Times New Roman" w:hAnsi="Consolas" w:cs="Times New Roman"/>
+          <w:color w:val="E50000"/>
+          <w:sz w:val="15"/>
+          <w:szCs w:val="15"/>
+          <w:lang w:eastAsia="en-IN"/>
+        </w:rPr>
+        <w:t>action</w:t>
+      </w:r>
+      <w:r>
+        <w:rPr>
+          <w:rFonts w:ascii="Consolas" w:eastAsia="Times New Roman" w:hAnsi="Consolas" w:cs="Times New Roman"/>
+          <w:color w:val="000000"/>
+          <w:sz w:val="15"/>
+          <w:szCs w:val="15"/>
+          <w:lang w:eastAsia="en-IN"/>
+        </w:rPr>
+        <w:t>=</w:t>
+      </w:r>
+      <w:r>
+        <w:rPr>
+          <w:rFonts w:ascii="Consolas" w:eastAsia="Times New Roman" w:hAnsi="Consolas" w:cs="Times New Roman"/>
+          <w:color w:val="0000FF"/>
+          <w:sz w:val="15"/>
+          <w:szCs w:val="15"/>
+          <w:lang w:eastAsia="en-IN"/>
+        </w:rPr>
+        <w:t>""</w:t>
+      </w:r>
+      <w:r>
+        <w:rPr>
+          <w:rFonts w:ascii="Consolas" w:eastAsia="Times New Roman" w:hAnsi="Consolas" w:cs="Times New Roman"/>
+          <w:color w:val="000000"/>
+          <w:sz w:val="15"/>
+          <w:szCs w:val="15"/>
+          <w:lang w:eastAsia="en-IN"/>
+        </w:rPr>
+        <w:t xml:space="preserve"> </w:t>
+      </w:r>
+      <w:r>
+        <w:rPr>
+          <w:rFonts w:ascii="Consolas" w:eastAsia="Times New Roman" w:hAnsi="Consolas" w:cs="Times New Roman"/>
+          <w:color w:val="E50000"/>
+          <w:sz w:val="15"/>
+          <w:szCs w:val="15"/>
+          <w:lang w:eastAsia="en-IN"/>
+        </w:rPr>
+        <w:t>class</w:t>
+      </w:r>
+      <w:r>
+        <w:rPr>
+          <w:rFonts w:ascii="Consolas" w:eastAsia="Times New Roman" w:hAnsi="Consolas" w:cs="Times New Roman"/>
+          <w:color w:val="000000"/>
+          <w:sz w:val="15"/>
+          <w:szCs w:val="15"/>
+          <w:lang w:eastAsia="en-IN"/>
+        </w:rPr>
+        <w:t>=</w:t>
+      </w:r>
+      <w:r>
+        <w:rPr>
+          <w:rFonts w:ascii="Consolas" w:eastAsia="Times New Roman" w:hAnsi="Consolas" w:cs="Times New Roman"/>
+          <w:color w:val="0000FF"/>
+          <w:sz w:val="15"/>
+          <w:szCs w:val="15"/>
+          <w:lang w:eastAsia="en-IN"/>
+        </w:rPr>
+        <w:t>"container"</w:t>
+      </w:r>
+      <w:r>
+        <w:rPr>
+          <w:rFonts w:ascii="Consolas" w:eastAsia="Times New Roman" w:hAnsi="Consolas" w:cs="Times New Roman"/>
+          <w:color w:val="800000"/>
+          <w:sz w:val="15"/>
+          <w:szCs w:val="15"/>
+          <w:lang w:eastAsia="en-IN"/>
+        </w:rPr>
+        <w:t>&gt;</w:t>
+      </w:r>
+    </w:p>
+    <w:p>
+      <w:pPr>
+        <w:shd w:val="clear" w:color="auto" w:fill="FFFFFF"/>
+        <w:spacing w:after="0" w:line="450" w:lineRule="atLeast"/>
+        <w:rPr>
+          <w:rFonts w:ascii="Consolas" w:eastAsia="Times New Roman" w:hAnsi="Consolas" w:cs="Times New Roman"/>
+          <w:color w:val="000000"/>
+          <w:sz w:val="15"/>
+          <w:szCs w:val="15"/>
+          <w:lang w:eastAsia="en-IN"/>
+        </w:rPr>
+      </w:pPr>
+      <w:r>
+        <w:rPr>
+          <w:rFonts w:ascii="Consolas" w:eastAsia="Times New Roman" w:hAnsi="Consolas" w:cs="Times New Roman"/>
+          <w:color w:val="000000"/>
+          <w:sz w:val="15"/>
+          <w:szCs w:val="15"/>
+          <w:lang w:eastAsia="en-IN"/>
+        </w:rPr>
+        <w:t xml:space="preserve">    User Name: </w:t>
+      </w:r>
+      <w:r>
+        <w:rPr>
+          <w:rFonts w:ascii="Consolas" w:eastAsia="Times New Roman" w:hAnsi="Consolas" w:cs="Times New Roman"/>
+          <w:color w:val="800000"/>
+          <w:sz w:val="15"/>
+          <w:szCs w:val="15"/>
+          <w:lang w:eastAsia="en-IN"/>
+        </w:rPr>
+        <w:t>&lt;input</w:t>
+      </w:r>
+      <w:r>
+        <w:rPr>
+          <w:rFonts w:ascii="Consolas" w:eastAsia="Times New Roman" w:hAnsi="Consolas" w:cs="Times New Roman"/>
+          <w:color w:val="000000"/>
+          <w:sz w:val="15"/>
+          <w:szCs w:val="15"/>
+          <w:lang w:eastAsia="en-IN"/>
+        </w:rPr>
+        <w:t xml:space="preserve"> </w:t>
+      </w:r>
+      <w:r>
+        <w:rPr>
+          <w:rFonts w:ascii="Consolas" w:eastAsia="Times New Roman" w:hAnsi="Consolas" w:cs="Times New Roman"/>
+          <w:color w:val="E50000"/>
+          <w:sz w:val="15"/>
+          <w:szCs w:val="15"/>
+          <w:lang w:eastAsia="en-IN"/>
+        </w:rPr>
+        <w:t>type</w:t>
+      </w:r>
+      <w:r>
+        <w:rPr>
+          <w:rFonts w:ascii="Consolas" w:eastAsia="Times New Roman" w:hAnsi="Consolas" w:cs="Times New Roman"/>
+          <w:color w:val="000000"/>
+          <w:sz w:val="15"/>
+          <w:szCs w:val="15"/>
+          <w:lang w:eastAsia="en-IN"/>
+        </w:rPr>
+        <w:t>=</w:t>
+      </w:r>
+      <w:r>
+        <w:rPr>
+          <w:rFonts w:ascii="Consolas" w:eastAsia="Times New Roman" w:hAnsi="Consolas" w:cs="Times New Roman"/>
+          <w:color w:val="0000FF"/>
+          <w:sz w:val="15"/>
+          <w:szCs w:val="15"/>
+          <w:lang w:eastAsia="en-IN"/>
+        </w:rPr>
+        <w:t>"text"</w:t>
+      </w:r>
+      <w:r>
+        <w:rPr>
+          <w:rFonts w:ascii="Consolas" w:eastAsia="Times New Roman" w:hAnsi="Consolas" w:cs="Times New Roman"/>
+          <w:color w:val="000000"/>
+          <w:sz w:val="15"/>
+          <w:szCs w:val="15"/>
+          <w:lang w:eastAsia="en-IN"/>
+        </w:rPr>
+        <w:t xml:space="preserve"> </w:t>
+      </w:r>
+      <w:r>
+        <w:rPr>
+          <w:rFonts w:ascii="Consolas" w:eastAsia="Times New Roman" w:hAnsi="Consolas" w:cs="Times New Roman"/>
+          <w:color w:val="E50000"/>
+          <w:sz w:val="15"/>
+          <w:szCs w:val="15"/>
+          <w:lang w:eastAsia="en-IN"/>
+        </w:rPr>
+        <w:t>name</w:t>
+      </w:r>
+      <w:r>
+        <w:rPr>
+          <w:rFonts w:ascii="Consolas" w:eastAsia="Times New Roman" w:hAnsi="Consolas" w:cs="Times New Roman"/>
+          <w:color w:val="000000"/>
+          <w:sz w:val="15"/>
+          <w:szCs w:val="15"/>
+          <w:lang w:eastAsia="en-IN"/>
+        </w:rPr>
+        <w:t>=</w:t>
+      </w:r>
+      <w:r>
+        <w:rPr>
+          <w:rFonts w:ascii="Consolas" w:eastAsia="Times New Roman" w:hAnsi="Consolas" w:cs="Times New Roman"/>
+          <w:color w:val="0000FF"/>
+          <w:sz w:val="15"/>
+          <w:szCs w:val="15"/>
+          <w:lang w:eastAsia="en-IN"/>
+        </w:rPr>
+        <w:t>"x"</w:t>
+      </w:r>
+      <w:r>
+        <w:rPr>
+          <w:rFonts w:ascii="Consolas" w:eastAsia="Times New Roman" w:hAnsi="Consolas" w:cs="Times New Roman"/>
+          <w:color w:val="000000"/>
+          <w:sz w:val="15"/>
+          <w:szCs w:val="15"/>
+          <w:lang w:eastAsia="en-IN"/>
+        </w:rPr>
+        <w:t xml:space="preserve"> </w:t>
+      </w:r>
+      <w:r>
+        <w:rPr>
+          <w:rFonts w:ascii="Consolas" w:eastAsia="Times New Roman" w:hAnsi="Consolas" w:cs="Times New Roman"/>
+          <w:color w:val="E50000"/>
+          <w:sz w:val="15"/>
+          <w:szCs w:val="15"/>
+          <w:lang w:eastAsia="en-IN"/>
+        </w:rPr>
+        <w:t>id</w:t>
+      </w:r>
+      <w:r>
+        <w:rPr>
+          <w:rFonts w:ascii="Consolas" w:eastAsia="Times New Roman" w:hAnsi="Consolas" w:cs="Times New Roman"/>
+          <w:color w:val="000000"/>
+          <w:sz w:val="15"/>
+          <w:szCs w:val="15"/>
+          <w:lang w:eastAsia="en-IN"/>
+        </w:rPr>
+        <w:t>=</w:t>
+      </w:r>
+      <w:r>
+        <w:rPr>
+          <w:rFonts w:ascii="Consolas" w:eastAsia="Times New Roman" w:hAnsi="Consolas" w:cs="Times New Roman"/>
+          <w:color w:val="0000FF"/>
+          <w:sz w:val="15"/>
+          <w:szCs w:val="15"/>
+          <w:lang w:eastAsia="en-IN"/>
+        </w:rPr>
+        <w:t>""</w:t>
+      </w:r>
+      <w:r>
+        <w:rPr>
+          <w:rFonts w:ascii="Consolas" w:eastAsia="Times New Roman" w:hAnsi="Consolas" w:cs="Times New Roman"/>
+          <w:color w:val="000000"/>
+          <w:sz w:val="15"/>
+          <w:szCs w:val="15"/>
+          <w:lang w:eastAsia="en-IN"/>
+        </w:rPr>
+        <w:t xml:space="preserve"> </w:t>
+      </w:r>
+      <w:r>
+        <w:rPr>
+          <w:rFonts w:ascii="Consolas" w:eastAsia="Times New Roman" w:hAnsi="Consolas" w:cs="Times New Roman"/>
+          <w:color w:val="E50000"/>
+          <w:sz w:val="15"/>
+          <w:szCs w:val="15"/>
+          <w:lang w:eastAsia="en-IN"/>
+        </w:rPr>
+        <w:t>[</w:t>
+      </w:r>
+      <w:proofErr w:type="spellStart"/>
+      <w:r>
+        <w:rPr>
+          <w:rFonts w:ascii="Consolas" w:eastAsia="Times New Roman" w:hAnsi="Consolas" w:cs="Times New Roman"/>
+          <w:color w:val="E50000"/>
+          <w:sz w:val="15"/>
+          <w:szCs w:val="15"/>
+          <w:lang w:eastAsia="en-IN"/>
+        </w:rPr>
+        <w:t>ngClass</w:t>
+      </w:r>
+      <w:proofErr w:type="spellEnd"/>
+      <w:r>
+        <w:rPr>
+          <w:rFonts w:ascii="Consolas" w:eastAsia="Times New Roman" w:hAnsi="Consolas" w:cs="Times New Roman"/>
+          <w:color w:val="E50000"/>
+          <w:sz w:val="15"/>
+          <w:szCs w:val="15"/>
+          <w:lang w:eastAsia="en-IN"/>
+        </w:rPr>
+        <w:t>]</w:t>
+      </w:r>
+      <w:r>
+        <w:rPr>
+          <w:rFonts w:ascii="Consolas" w:eastAsia="Times New Roman" w:hAnsi="Consolas" w:cs="Times New Roman"/>
+          <w:color w:val="000000"/>
+          <w:sz w:val="15"/>
+          <w:szCs w:val="15"/>
+          <w:lang w:eastAsia="en-IN"/>
+        </w:rPr>
+        <w:t>=</w:t>
+      </w:r>
+      <w:r>
+        <w:rPr>
+          <w:rFonts w:ascii="Consolas" w:eastAsia="Times New Roman" w:hAnsi="Consolas" w:cs="Times New Roman"/>
+          <w:color w:val="0000FF"/>
+          <w:sz w:val="15"/>
+          <w:szCs w:val="15"/>
+          <w:lang w:eastAsia="en-IN"/>
+        </w:rPr>
+        <w:t>"{'</w:t>
+      </w:r>
+      <w:proofErr w:type="spellStart"/>
+      <w:r>
+        <w:rPr>
+          <w:rFonts w:ascii="Consolas" w:eastAsia="Times New Roman" w:hAnsi="Consolas" w:cs="Times New Roman"/>
+          <w:color w:val="0000FF"/>
+          <w:sz w:val="15"/>
+          <w:szCs w:val="15"/>
+          <w:lang w:eastAsia="en-IN"/>
+        </w:rPr>
+        <w:t>form-control</w:t>
+      </w:r>
+      <w:proofErr w:type="gramStart"/>
+      <w:r>
+        <w:rPr>
+          <w:rFonts w:ascii="Consolas" w:eastAsia="Times New Roman" w:hAnsi="Consolas" w:cs="Times New Roman"/>
+          <w:color w:val="0000FF"/>
+          <w:sz w:val="15"/>
+          <w:szCs w:val="15"/>
+          <w:lang w:eastAsia="en-IN"/>
+        </w:rPr>
+        <w:t>':true</w:t>
+      </w:r>
+      <w:proofErr w:type="spellEnd"/>
+      <w:proofErr w:type="gramEnd"/>
+      <w:r>
+        <w:rPr>
+          <w:rFonts w:ascii="Consolas" w:eastAsia="Times New Roman" w:hAnsi="Consolas" w:cs="Times New Roman"/>
+          <w:color w:val="0000FF"/>
+          <w:sz w:val="15"/>
+          <w:szCs w:val="15"/>
+          <w:lang w:eastAsia="en-IN"/>
+        </w:rPr>
+        <w:t>, '</w:t>
+      </w:r>
+      <w:proofErr w:type="spellStart"/>
+      <w:r>
+        <w:rPr>
+          <w:rFonts w:ascii="Consolas" w:eastAsia="Times New Roman" w:hAnsi="Consolas" w:cs="Times New Roman"/>
+          <w:color w:val="0000FF"/>
+          <w:sz w:val="15"/>
+          <w:szCs w:val="15"/>
+          <w:lang w:eastAsia="en-IN"/>
+        </w:rPr>
+        <w:t>is-invalid':true</w:t>
+      </w:r>
+      <w:proofErr w:type="spellEnd"/>
+      <w:r>
+        <w:rPr>
+          <w:rFonts w:ascii="Consolas" w:eastAsia="Times New Roman" w:hAnsi="Consolas" w:cs="Times New Roman"/>
+          <w:color w:val="0000FF"/>
+          <w:sz w:val="15"/>
+          <w:szCs w:val="15"/>
+          <w:lang w:eastAsia="en-IN"/>
+        </w:rPr>
+        <w:t>}"</w:t>
+      </w:r>
+      <w:r>
+        <w:rPr>
+          <w:rFonts w:ascii="Consolas" w:eastAsia="Times New Roman" w:hAnsi="Consolas" w:cs="Times New Roman"/>
+          <w:color w:val="000000"/>
+          <w:sz w:val="15"/>
+          <w:szCs w:val="15"/>
+          <w:lang w:eastAsia="en-IN"/>
+        </w:rPr>
+        <w:t xml:space="preserve"> </w:t>
+      </w:r>
+      <w:r>
+        <w:rPr>
+          <w:rFonts w:ascii="Consolas" w:eastAsia="Times New Roman" w:hAnsi="Consolas" w:cs="Times New Roman"/>
+          <w:color w:val="E50000"/>
+          <w:sz w:val="15"/>
+          <w:szCs w:val="15"/>
+          <w:lang w:eastAsia="en-IN"/>
+        </w:rPr>
+        <w:t>[(</w:t>
+      </w:r>
+      <w:proofErr w:type="spellStart"/>
+      <w:r>
+        <w:rPr>
+          <w:rFonts w:ascii="Consolas" w:eastAsia="Times New Roman" w:hAnsi="Consolas" w:cs="Times New Roman"/>
+          <w:color w:val="E50000"/>
+          <w:sz w:val="15"/>
+          <w:szCs w:val="15"/>
+          <w:lang w:eastAsia="en-IN"/>
+        </w:rPr>
+        <w:t>ngModel</w:t>
+      </w:r>
+      <w:proofErr w:type="spellEnd"/>
+      <w:r>
+        <w:rPr>
+          <w:rFonts w:ascii="Consolas" w:eastAsia="Times New Roman" w:hAnsi="Consolas" w:cs="Times New Roman"/>
+          <w:color w:val="E50000"/>
+          <w:sz w:val="15"/>
+          <w:szCs w:val="15"/>
+          <w:lang w:eastAsia="en-IN"/>
+        </w:rPr>
+        <w:t>)]</w:t>
+      </w:r>
+      <w:r>
+        <w:rPr>
+          <w:rFonts w:ascii="Consolas" w:eastAsia="Times New Roman" w:hAnsi="Consolas" w:cs="Times New Roman"/>
+          <w:color w:val="000000"/>
+          <w:sz w:val="15"/>
+          <w:szCs w:val="15"/>
+          <w:lang w:eastAsia="en-IN"/>
+        </w:rPr>
+        <w:t>=</w:t>
+      </w:r>
+      <w:r>
+        <w:rPr>
+          <w:rFonts w:ascii="Consolas" w:eastAsia="Times New Roman" w:hAnsi="Consolas" w:cs="Times New Roman"/>
+          <w:color w:val="0000FF"/>
+          <w:sz w:val="15"/>
+          <w:szCs w:val="15"/>
+          <w:lang w:eastAsia="en-IN"/>
+        </w:rPr>
+        <w:t>"username"</w:t>
+      </w:r>
+      <w:r>
+        <w:rPr>
+          <w:rFonts w:ascii="Consolas" w:eastAsia="Times New Roman" w:hAnsi="Consolas" w:cs="Times New Roman"/>
+          <w:color w:val="000000"/>
+          <w:sz w:val="15"/>
+          <w:szCs w:val="15"/>
+          <w:lang w:eastAsia="en-IN"/>
+        </w:rPr>
+        <w:t xml:space="preserve"> </w:t>
+      </w:r>
+      <w:r>
+        <w:rPr>
+          <w:rFonts w:ascii="Consolas" w:eastAsia="Times New Roman" w:hAnsi="Consolas" w:cs="Times New Roman"/>
+          <w:color w:val="800000"/>
+          <w:sz w:val="15"/>
+          <w:szCs w:val="15"/>
+          <w:lang w:eastAsia="en-IN"/>
+        </w:rPr>
+        <w:t>&gt;</w:t>
+      </w:r>
+    </w:p>
+    <w:p>
+      <w:pPr>
+        <w:shd w:val="clear" w:color="auto" w:fill="FFFFFF"/>
+        <w:spacing w:after="0" w:line="450" w:lineRule="atLeast"/>
+        <w:rPr>
+          <w:rFonts w:ascii="Consolas" w:eastAsia="Times New Roman" w:hAnsi="Consolas" w:cs="Times New Roman"/>
+          <w:color w:val="000000"/>
+          <w:sz w:val="15"/>
+          <w:szCs w:val="15"/>
+          <w:lang w:eastAsia="en-IN"/>
+        </w:rPr>
+      </w:pPr>
+      <w:r>
+        <w:rPr>
+          <w:rFonts w:ascii="Consolas" w:eastAsia="Times New Roman" w:hAnsi="Consolas" w:cs="Times New Roman"/>
+          <w:color w:val="000000"/>
+          <w:sz w:val="15"/>
+          <w:szCs w:val="15"/>
+          <w:lang w:eastAsia="en-IN"/>
+        </w:rPr>
+        <w:t xml:space="preserve">    Password: </w:t>
+      </w:r>
+      <w:r>
+        <w:rPr>
+          <w:rFonts w:ascii="Consolas" w:eastAsia="Times New Roman" w:hAnsi="Consolas" w:cs="Times New Roman"/>
+          <w:color w:val="800000"/>
+          <w:sz w:val="15"/>
+          <w:szCs w:val="15"/>
+          <w:lang w:eastAsia="en-IN"/>
+        </w:rPr>
+        <w:t>&lt;input</w:t>
+      </w:r>
+      <w:r>
+        <w:rPr>
+          <w:rFonts w:ascii="Consolas" w:eastAsia="Times New Roman" w:hAnsi="Consolas" w:cs="Times New Roman"/>
+          <w:color w:val="000000"/>
+          <w:sz w:val="15"/>
+          <w:szCs w:val="15"/>
+          <w:lang w:eastAsia="en-IN"/>
+        </w:rPr>
+        <w:t xml:space="preserve"> </w:t>
+      </w:r>
+      <w:r>
+        <w:rPr>
+          <w:rFonts w:ascii="Consolas" w:eastAsia="Times New Roman" w:hAnsi="Consolas" w:cs="Times New Roman"/>
+          <w:color w:val="E50000"/>
+          <w:sz w:val="15"/>
+          <w:szCs w:val="15"/>
+          <w:lang w:eastAsia="en-IN"/>
+        </w:rPr>
+        <w:t>type</w:t>
+      </w:r>
+      <w:r>
+        <w:rPr>
+          <w:rFonts w:ascii="Consolas" w:eastAsia="Times New Roman" w:hAnsi="Consolas" w:cs="Times New Roman"/>
+          <w:color w:val="000000"/>
+          <w:sz w:val="15"/>
+          <w:szCs w:val="15"/>
+          <w:lang w:eastAsia="en-IN"/>
+        </w:rPr>
+        <w:t>=</w:t>
+      </w:r>
+      <w:r>
+        <w:rPr>
+          <w:rFonts w:ascii="Consolas" w:eastAsia="Times New Roman" w:hAnsi="Consolas" w:cs="Times New Roman"/>
+          <w:color w:val="0000FF"/>
+          <w:sz w:val="15"/>
+          <w:szCs w:val="15"/>
+          <w:lang w:eastAsia="en-IN"/>
+        </w:rPr>
+        <w:t>"password"</w:t>
+      </w:r>
+      <w:r>
+        <w:rPr>
+          <w:rFonts w:ascii="Consolas" w:eastAsia="Times New Roman" w:hAnsi="Consolas" w:cs="Times New Roman"/>
+          <w:color w:val="000000"/>
+          <w:sz w:val="15"/>
+          <w:szCs w:val="15"/>
+          <w:lang w:eastAsia="en-IN"/>
+        </w:rPr>
+        <w:t xml:space="preserve"> </w:t>
+      </w:r>
+      <w:r>
+        <w:rPr>
+          <w:rFonts w:ascii="Consolas" w:eastAsia="Times New Roman" w:hAnsi="Consolas" w:cs="Times New Roman"/>
+          <w:color w:val="E50000"/>
+          <w:sz w:val="15"/>
+          <w:szCs w:val="15"/>
+          <w:lang w:eastAsia="en-IN"/>
+        </w:rPr>
+        <w:t>name</w:t>
+      </w:r>
+      <w:r>
+        <w:rPr>
+          <w:rFonts w:ascii="Consolas" w:eastAsia="Times New Roman" w:hAnsi="Consolas" w:cs="Times New Roman"/>
+          <w:color w:val="000000"/>
+          <w:sz w:val="15"/>
+          <w:szCs w:val="15"/>
+          <w:lang w:eastAsia="en-IN"/>
+        </w:rPr>
+        <w:t>=</w:t>
+      </w:r>
+      <w:r>
+        <w:rPr>
+          <w:rFonts w:ascii="Consolas" w:eastAsia="Times New Roman" w:hAnsi="Consolas" w:cs="Times New Roman"/>
+          <w:color w:val="0000FF"/>
+          <w:sz w:val="15"/>
+          <w:szCs w:val="15"/>
+          <w:lang w:eastAsia="en-IN"/>
+        </w:rPr>
+        <w:t>"y"</w:t>
+      </w:r>
+      <w:r>
+        <w:rPr>
+          <w:rFonts w:ascii="Consolas" w:eastAsia="Times New Roman" w:hAnsi="Consolas" w:cs="Times New Roman"/>
+          <w:color w:val="000000"/>
+          <w:sz w:val="15"/>
+          <w:szCs w:val="15"/>
+          <w:lang w:eastAsia="en-IN"/>
+        </w:rPr>
+        <w:t xml:space="preserve"> </w:t>
+      </w:r>
+      <w:r>
+        <w:rPr>
+          <w:rFonts w:ascii="Consolas" w:eastAsia="Times New Roman" w:hAnsi="Consolas" w:cs="Times New Roman"/>
+          <w:color w:val="E50000"/>
+          <w:sz w:val="15"/>
+          <w:szCs w:val="15"/>
+          <w:lang w:eastAsia="en-IN"/>
+        </w:rPr>
+        <w:t>id</w:t>
+      </w:r>
+      <w:r>
+        <w:rPr>
+          <w:rFonts w:ascii="Consolas" w:eastAsia="Times New Roman" w:hAnsi="Consolas" w:cs="Times New Roman"/>
+          <w:color w:val="000000"/>
+          <w:sz w:val="15"/>
+          <w:szCs w:val="15"/>
+          <w:lang w:eastAsia="en-IN"/>
+        </w:rPr>
+        <w:t>=</w:t>
+      </w:r>
+      <w:r>
+        <w:rPr>
+          <w:rFonts w:ascii="Consolas" w:eastAsia="Times New Roman" w:hAnsi="Consolas" w:cs="Times New Roman"/>
+          <w:color w:val="0000FF"/>
+          <w:sz w:val="15"/>
+          <w:szCs w:val="15"/>
+          <w:lang w:eastAsia="en-IN"/>
+        </w:rPr>
+        <w:t>""</w:t>
+      </w:r>
+      <w:r>
+        <w:rPr>
+          <w:rFonts w:ascii="Consolas" w:eastAsia="Times New Roman" w:hAnsi="Consolas" w:cs="Times New Roman"/>
+          <w:color w:val="000000"/>
+          <w:sz w:val="15"/>
+          <w:szCs w:val="15"/>
+          <w:lang w:eastAsia="en-IN"/>
+        </w:rPr>
+        <w:t xml:space="preserve"> </w:t>
+      </w:r>
+      <w:r>
+        <w:rPr>
+          <w:rFonts w:ascii="Consolas" w:eastAsia="Times New Roman" w:hAnsi="Consolas" w:cs="Times New Roman"/>
+          <w:color w:val="E50000"/>
+          <w:sz w:val="15"/>
+          <w:szCs w:val="15"/>
+          <w:lang w:eastAsia="en-IN"/>
+        </w:rPr>
+        <w:t>class</w:t>
+      </w:r>
+      <w:r>
+        <w:rPr>
+          <w:rFonts w:ascii="Consolas" w:eastAsia="Times New Roman" w:hAnsi="Consolas" w:cs="Times New Roman"/>
+          <w:color w:val="000000"/>
+          <w:sz w:val="15"/>
+          <w:szCs w:val="15"/>
+          <w:lang w:eastAsia="en-IN"/>
+        </w:rPr>
+        <w:t>=</w:t>
+      </w:r>
+      <w:r>
+        <w:rPr>
+          <w:rFonts w:ascii="Consolas" w:eastAsia="Times New Roman" w:hAnsi="Consolas" w:cs="Times New Roman"/>
+          <w:color w:val="0000FF"/>
+          <w:sz w:val="15"/>
+          <w:szCs w:val="15"/>
+          <w:lang w:eastAsia="en-IN"/>
+        </w:rPr>
+        <w:t>"form-control"</w:t>
+      </w:r>
+      <w:r>
+        <w:rPr>
+          <w:rFonts w:ascii="Consolas" w:eastAsia="Times New Roman" w:hAnsi="Consolas" w:cs="Times New Roman"/>
+          <w:color w:val="000000"/>
+          <w:sz w:val="15"/>
+          <w:szCs w:val="15"/>
+          <w:lang w:eastAsia="en-IN"/>
+        </w:rPr>
+        <w:t xml:space="preserve"> </w:t>
+      </w:r>
+      <w:r>
+        <w:rPr>
+          <w:rFonts w:ascii="Consolas" w:eastAsia="Times New Roman" w:hAnsi="Consolas" w:cs="Times New Roman"/>
+          <w:color w:val="E50000"/>
+          <w:sz w:val="15"/>
+          <w:szCs w:val="15"/>
+          <w:lang w:eastAsia="en-IN"/>
+        </w:rPr>
+        <w:t>[(</w:t>
+      </w:r>
+      <w:proofErr w:type="spellStart"/>
+      <w:r>
+        <w:rPr>
+          <w:rFonts w:ascii="Consolas" w:eastAsia="Times New Roman" w:hAnsi="Consolas" w:cs="Times New Roman"/>
+          <w:color w:val="E50000"/>
+          <w:sz w:val="15"/>
+          <w:szCs w:val="15"/>
+          <w:lang w:eastAsia="en-IN"/>
+        </w:rPr>
+        <w:t>ngModel</w:t>
+      </w:r>
+      <w:proofErr w:type="spellEnd"/>
+      <w:proofErr w:type="gramStart"/>
+      <w:r>
+        <w:rPr>
+          <w:rFonts w:ascii="Consolas" w:eastAsia="Times New Roman" w:hAnsi="Consolas" w:cs="Times New Roman"/>
+          <w:color w:val="E50000"/>
+          <w:sz w:val="15"/>
+          <w:szCs w:val="15"/>
+          <w:lang w:eastAsia="en-IN"/>
+        </w:rPr>
+        <w:t>)]</w:t>
+      </w:r>
+      <w:r>
+        <w:rPr>
+          <w:rFonts w:ascii="Consolas" w:eastAsia="Times New Roman" w:hAnsi="Consolas" w:cs="Times New Roman"/>
+          <w:color w:val="000000"/>
+          <w:sz w:val="15"/>
+          <w:szCs w:val="15"/>
+          <w:lang w:eastAsia="en-IN"/>
+        </w:rPr>
+        <w:t>=</w:t>
+      </w:r>
+      <w:proofErr w:type="gramEnd"/>
+      <w:r>
+        <w:rPr>
+          <w:rFonts w:ascii="Consolas" w:eastAsia="Times New Roman" w:hAnsi="Consolas" w:cs="Times New Roman"/>
+          <w:color w:val="0000FF"/>
+          <w:sz w:val="15"/>
+          <w:szCs w:val="15"/>
+          <w:lang w:eastAsia="en-IN"/>
+        </w:rPr>
+        <w:t>"password"</w:t>
+      </w:r>
+      <w:r>
+        <w:rPr>
+          <w:rFonts w:ascii="Consolas" w:eastAsia="Times New Roman" w:hAnsi="Consolas" w:cs="Times New Roman"/>
+          <w:color w:val="800000"/>
+          <w:sz w:val="15"/>
+          <w:szCs w:val="15"/>
+          <w:lang w:eastAsia="en-IN"/>
+        </w:rPr>
+        <w:t>&gt;</w:t>
+      </w:r>
+    </w:p>
+    <w:p>
+      <w:pPr>
+        <w:shd w:val="clear" w:color="auto" w:fill="FFFFFF"/>
+        <w:spacing w:after="0" w:line="450" w:lineRule="atLeast"/>
+        <w:rPr>
+          <w:rFonts w:ascii="Consolas" w:eastAsia="Times New Roman" w:hAnsi="Consolas" w:cs="Times New Roman"/>
+          <w:color w:val="000000"/>
+          <w:sz w:val="15"/>
+          <w:szCs w:val="15"/>
+          <w:lang w:eastAsia="en-IN"/>
+        </w:rPr>
+      </w:pPr>
+      <w:r>
+        <w:rPr>
+          <w:rFonts w:ascii="Consolas" w:eastAsia="Times New Roman" w:hAnsi="Consolas" w:cs="Times New Roman"/>
+          <w:color w:val="000000"/>
+          <w:sz w:val="15"/>
+          <w:szCs w:val="15"/>
+          <w:lang w:eastAsia="en-IN"/>
+        </w:rPr>
+        <w:t xml:space="preserve">    </w:t>
+      </w:r>
+      <w:r>
+        <w:rPr>
+          <w:rFonts w:ascii="Consolas" w:eastAsia="Times New Roman" w:hAnsi="Consolas" w:cs="Times New Roman"/>
+          <w:color w:val="800000"/>
+          <w:sz w:val="15"/>
+          <w:szCs w:val="15"/>
+          <w:lang w:eastAsia="en-IN"/>
+        </w:rPr>
+        <w:t>&lt;</w:t>
+      </w:r>
+      <w:proofErr w:type="spellStart"/>
+      <w:r>
+        <w:rPr>
+          <w:rFonts w:ascii="Consolas" w:eastAsia="Times New Roman" w:hAnsi="Consolas" w:cs="Times New Roman"/>
+          <w:color w:val="800000"/>
+          <w:sz w:val="15"/>
+          <w:szCs w:val="15"/>
+          <w:lang w:eastAsia="en-IN"/>
+        </w:rPr>
+        <w:t>br</w:t>
+      </w:r>
+      <w:proofErr w:type="spellEnd"/>
+      <w:r>
+        <w:rPr>
+          <w:rFonts w:ascii="Consolas" w:eastAsia="Times New Roman" w:hAnsi="Consolas" w:cs="Times New Roman"/>
+          <w:color w:val="800000"/>
+          <w:sz w:val="15"/>
+          <w:szCs w:val="15"/>
+          <w:lang w:eastAsia="en-IN"/>
+        </w:rPr>
+        <w:t>&gt;</w:t>
+      </w:r>
+    </w:p>
+    <w:p>
+      <w:pPr>
+        <w:shd w:val="clear" w:color="auto" w:fill="FFFFFF"/>
+        <w:spacing w:after="0" w:line="450" w:lineRule="atLeast"/>
+        <w:rPr>
+          <w:rFonts w:ascii="Consolas" w:eastAsia="Times New Roman" w:hAnsi="Consolas" w:cs="Times New Roman"/>
+          <w:color w:val="000000"/>
+          <w:sz w:val="15"/>
+          <w:szCs w:val="15"/>
+          <w:lang w:eastAsia="en-IN"/>
+        </w:rPr>
+      </w:pPr>
+      <w:r>
+        <w:rPr>
+          <w:rFonts w:ascii="Consolas" w:eastAsia="Times New Roman" w:hAnsi="Consolas" w:cs="Times New Roman"/>
+          <w:color w:val="000000"/>
+          <w:sz w:val="15"/>
+          <w:szCs w:val="15"/>
+          <w:lang w:eastAsia="en-IN"/>
+        </w:rPr>
+        <w:t xml:space="preserve">    </w:t>
+      </w:r>
+      <w:r>
+        <w:rPr>
+          <w:rFonts w:ascii="Consolas" w:eastAsia="Times New Roman" w:hAnsi="Consolas" w:cs="Times New Roman"/>
+          <w:color w:val="800000"/>
+          <w:sz w:val="15"/>
+          <w:szCs w:val="15"/>
+          <w:lang w:eastAsia="en-IN"/>
+        </w:rPr>
+        <w:t>&lt;input</w:t>
+      </w:r>
+      <w:r>
+        <w:rPr>
+          <w:rFonts w:ascii="Consolas" w:eastAsia="Times New Roman" w:hAnsi="Consolas" w:cs="Times New Roman"/>
+          <w:color w:val="000000"/>
+          <w:sz w:val="15"/>
+          <w:szCs w:val="15"/>
+          <w:lang w:eastAsia="en-IN"/>
+        </w:rPr>
+        <w:t xml:space="preserve"> </w:t>
+      </w:r>
+      <w:r>
+        <w:rPr>
+          <w:rFonts w:ascii="Consolas" w:eastAsia="Times New Roman" w:hAnsi="Consolas" w:cs="Times New Roman"/>
+          <w:color w:val="E50000"/>
+          <w:sz w:val="15"/>
+          <w:szCs w:val="15"/>
+          <w:lang w:eastAsia="en-IN"/>
+        </w:rPr>
+        <w:t>type</w:t>
+      </w:r>
+      <w:r>
+        <w:rPr>
+          <w:rFonts w:ascii="Consolas" w:eastAsia="Times New Roman" w:hAnsi="Consolas" w:cs="Times New Roman"/>
+          <w:color w:val="000000"/>
+          <w:sz w:val="15"/>
+          <w:szCs w:val="15"/>
+          <w:lang w:eastAsia="en-IN"/>
+        </w:rPr>
+        <w:t>=</w:t>
+      </w:r>
+      <w:r>
+        <w:rPr>
+          <w:rFonts w:ascii="Consolas" w:eastAsia="Times New Roman" w:hAnsi="Consolas" w:cs="Times New Roman"/>
+          <w:color w:val="0000FF"/>
+          <w:sz w:val="15"/>
+          <w:szCs w:val="15"/>
+          <w:lang w:eastAsia="en-IN"/>
+        </w:rPr>
+        <w:t>"button"</w:t>
+      </w:r>
+      <w:r>
+        <w:rPr>
+          <w:rFonts w:ascii="Consolas" w:eastAsia="Times New Roman" w:hAnsi="Consolas" w:cs="Times New Roman"/>
+          <w:color w:val="000000"/>
+          <w:sz w:val="15"/>
+          <w:szCs w:val="15"/>
+          <w:lang w:eastAsia="en-IN"/>
+        </w:rPr>
+        <w:t xml:space="preserve"> </w:t>
+      </w:r>
+      <w:r>
+        <w:rPr>
+          <w:rFonts w:ascii="Consolas" w:eastAsia="Times New Roman" w:hAnsi="Consolas" w:cs="Times New Roman"/>
+          <w:color w:val="E50000"/>
+          <w:sz w:val="15"/>
+          <w:szCs w:val="15"/>
+          <w:lang w:eastAsia="en-IN"/>
+        </w:rPr>
+        <w:t>value</w:t>
+      </w:r>
+      <w:r>
+        <w:rPr>
+          <w:rFonts w:ascii="Consolas" w:eastAsia="Times New Roman" w:hAnsi="Consolas" w:cs="Times New Roman"/>
+          <w:color w:val="000000"/>
+          <w:sz w:val="15"/>
+          <w:szCs w:val="15"/>
+          <w:lang w:eastAsia="en-IN"/>
+        </w:rPr>
+        <w:t>=</w:t>
+      </w:r>
+      <w:r>
+        <w:rPr>
+          <w:rFonts w:ascii="Consolas" w:eastAsia="Times New Roman" w:hAnsi="Consolas" w:cs="Times New Roman"/>
+          <w:color w:val="0000FF"/>
+          <w:sz w:val="15"/>
+          <w:szCs w:val="15"/>
+          <w:lang w:eastAsia="en-IN"/>
+        </w:rPr>
+        <w:t>"Login"</w:t>
+      </w:r>
+      <w:r>
+        <w:rPr>
+          <w:rFonts w:ascii="Consolas" w:eastAsia="Times New Roman" w:hAnsi="Consolas" w:cs="Times New Roman"/>
+          <w:color w:val="000000"/>
+          <w:sz w:val="15"/>
+          <w:szCs w:val="15"/>
+          <w:lang w:eastAsia="en-IN"/>
+        </w:rPr>
+        <w:t xml:space="preserve"> </w:t>
+      </w:r>
+      <w:r>
+        <w:rPr>
+          <w:rFonts w:ascii="Consolas" w:eastAsia="Times New Roman" w:hAnsi="Consolas" w:cs="Times New Roman"/>
+          <w:color w:val="E50000"/>
+          <w:sz w:val="15"/>
+          <w:szCs w:val="15"/>
+          <w:lang w:eastAsia="en-IN"/>
+        </w:rPr>
+        <w:t>class</w:t>
+      </w:r>
+      <w:r>
+        <w:rPr>
+          <w:rFonts w:ascii="Consolas" w:eastAsia="Times New Roman" w:hAnsi="Consolas" w:cs="Times New Roman"/>
+          <w:color w:val="000000"/>
+          <w:sz w:val="15"/>
+          <w:szCs w:val="15"/>
+          <w:lang w:eastAsia="en-IN"/>
+        </w:rPr>
+        <w:t>=</w:t>
+      </w:r>
+      <w:r>
+        <w:rPr>
+          <w:rFonts w:ascii="Consolas" w:eastAsia="Times New Roman" w:hAnsi="Consolas" w:cs="Times New Roman"/>
+          <w:color w:val="0000FF"/>
+          <w:sz w:val="15"/>
+          <w:szCs w:val="15"/>
+          <w:lang w:eastAsia="en-IN"/>
+        </w:rPr>
+        <w:t>"</w:t>
+      </w:r>
+      <w:proofErr w:type="spellStart"/>
+      <w:r>
+        <w:rPr>
+          <w:rFonts w:ascii="Consolas" w:eastAsia="Times New Roman" w:hAnsi="Consolas" w:cs="Times New Roman"/>
+          <w:color w:val="0000FF"/>
+          <w:sz w:val="15"/>
+          <w:szCs w:val="15"/>
+          <w:lang w:eastAsia="en-IN"/>
+        </w:rPr>
+        <w:t>btn</w:t>
+      </w:r>
+      <w:proofErr w:type="spellEnd"/>
+      <w:r>
+        <w:rPr>
+          <w:rFonts w:ascii="Consolas" w:eastAsia="Times New Roman" w:hAnsi="Consolas" w:cs="Times New Roman"/>
+          <w:color w:val="0000FF"/>
+          <w:sz w:val="15"/>
+          <w:szCs w:val="15"/>
+          <w:lang w:eastAsia="en-IN"/>
+        </w:rPr>
+        <w:t xml:space="preserve"> </w:t>
+      </w:r>
+      <w:proofErr w:type="spellStart"/>
+      <w:r>
+        <w:rPr>
+          <w:rFonts w:ascii="Consolas" w:eastAsia="Times New Roman" w:hAnsi="Consolas" w:cs="Times New Roman"/>
+          <w:color w:val="0000FF"/>
+          <w:sz w:val="15"/>
+          <w:szCs w:val="15"/>
+          <w:lang w:eastAsia="en-IN"/>
+        </w:rPr>
+        <w:t>btn</w:t>
+      </w:r>
+      <w:proofErr w:type="spellEnd"/>
+      <w:r>
+        <w:rPr>
+          <w:rFonts w:ascii="Consolas" w:eastAsia="Times New Roman" w:hAnsi="Consolas" w:cs="Times New Roman"/>
+          <w:color w:val="0000FF"/>
+          <w:sz w:val="15"/>
+          <w:szCs w:val="15"/>
+          <w:lang w:eastAsia="en-IN"/>
+        </w:rPr>
+        <w:t>-success"</w:t>
+      </w:r>
+      <w:r>
+        <w:rPr>
+          <w:rFonts w:ascii="Consolas" w:eastAsia="Times New Roman" w:hAnsi="Consolas" w:cs="Times New Roman"/>
+          <w:color w:val="000000"/>
+          <w:sz w:val="15"/>
+          <w:szCs w:val="15"/>
+          <w:lang w:eastAsia="en-IN"/>
+        </w:rPr>
+        <w:t xml:space="preserve"> </w:t>
+      </w:r>
+      <w:r>
+        <w:rPr>
+          <w:rFonts w:ascii="Consolas" w:eastAsia="Times New Roman" w:hAnsi="Consolas" w:cs="Times New Roman"/>
+          <w:color w:val="E50000"/>
+          <w:sz w:val="15"/>
+          <w:szCs w:val="15"/>
+          <w:lang w:eastAsia="en-IN"/>
+        </w:rPr>
+        <w:t>(click)</w:t>
+      </w:r>
+      <w:r>
+        <w:rPr>
+          <w:rFonts w:ascii="Consolas" w:eastAsia="Times New Roman" w:hAnsi="Consolas" w:cs="Times New Roman"/>
+          <w:color w:val="000000"/>
+          <w:sz w:val="15"/>
+          <w:szCs w:val="15"/>
+          <w:lang w:eastAsia="en-IN"/>
+        </w:rPr>
+        <w:t>=</w:t>
+      </w:r>
+      <w:r>
+        <w:rPr>
+          <w:rFonts w:ascii="Consolas" w:eastAsia="Times New Roman" w:hAnsi="Consolas" w:cs="Times New Roman"/>
+          <w:color w:val="0000FF"/>
+          <w:sz w:val="15"/>
+          <w:szCs w:val="15"/>
+          <w:lang w:eastAsia="en-IN"/>
+        </w:rPr>
+        <w:t>"</w:t>
+      </w:r>
+      <w:proofErr w:type="spellStart"/>
+      <w:proofErr w:type="gramStart"/>
+      <w:r>
+        <w:rPr>
+          <w:rFonts w:ascii="Consolas" w:eastAsia="Times New Roman" w:hAnsi="Consolas" w:cs="Times New Roman"/>
+          <w:color w:val="0000FF"/>
+          <w:sz w:val="15"/>
+          <w:szCs w:val="15"/>
+          <w:lang w:eastAsia="en-IN"/>
+        </w:rPr>
+        <w:t>fnLogin</w:t>
+      </w:r>
+      <w:proofErr w:type="spellEnd"/>
+      <w:r>
+        <w:rPr>
+          <w:rFonts w:ascii="Consolas" w:eastAsia="Times New Roman" w:hAnsi="Consolas" w:cs="Times New Roman"/>
+          <w:color w:val="0000FF"/>
+          <w:sz w:val="15"/>
+          <w:szCs w:val="15"/>
+          <w:lang w:eastAsia="en-IN"/>
+        </w:rPr>
+        <w:t>(</w:t>
+      </w:r>
+      <w:proofErr w:type="gramEnd"/>
+      <w:r>
+        <w:rPr>
+          <w:rFonts w:ascii="Consolas" w:eastAsia="Times New Roman" w:hAnsi="Consolas" w:cs="Times New Roman"/>
+          <w:color w:val="0000FF"/>
+          <w:sz w:val="15"/>
+          <w:szCs w:val="15"/>
+          <w:lang w:eastAsia="en-IN"/>
+        </w:rPr>
+        <w:t>)"</w:t>
+      </w:r>
+      <w:r>
+        <w:rPr>
+          <w:rFonts w:ascii="Consolas" w:eastAsia="Times New Roman" w:hAnsi="Consolas" w:cs="Times New Roman"/>
+          <w:color w:val="800000"/>
+          <w:sz w:val="15"/>
+          <w:szCs w:val="15"/>
+          <w:lang w:eastAsia="en-IN"/>
+        </w:rPr>
+        <w:t>&gt;</w:t>
+      </w:r>
+      <w:r>
+        <w:rPr>
+          <w:rFonts w:ascii="Consolas" w:eastAsia="Times New Roman" w:hAnsi="Consolas" w:cs="Times New Roman"/>
+          <w:color w:val="000000"/>
+          <w:sz w:val="15"/>
+          <w:szCs w:val="15"/>
+          <w:lang w:eastAsia="en-IN"/>
+        </w:rPr>
+        <w:t xml:space="preserve"> &amp;</w:t>
+      </w:r>
+      <w:proofErr w:type="spellStart"/>
+      <w:r>
+        <w:rPr>
+          <w:rFonts w:ascii="Consolas" w:eastAsia="Times New Roman" w:hAnsi="Consolas" w:cs="Times New Roman"/>
+          <w:color w:val="000000"/>
+          <w:sz w:val="15"/>
+          <w:szCs w:val="15"/>
+          <w:lang w:eastAsia="en-IN"/>
+        </w:rPr>
+        <w:t>nbsp</w:t>
+      </w:r>
+      <w:proofErr w:type="spellEnd"/>
+      <w:r>
+        <w:rPr>
+          <w:rFonts w:ascii="Consolas" w:eastAsia="Times New Roman" w:hAnsi="Consolas" w:cs="Times New Roman"/>
+          <w:color w:val="000000"/>
+          <w:sz w:val="15"/>
+          <w:szCs w:val="15"/>
+          <w:lang w:eastAsia="en-IN"/>
+        </w:rPr>
+        <w:t>;</w:t>
+      </w:r>
+    </w:p>
+    <w:p>
+      <w:pPr>
+        <w:shd w:val="clear" w:color="auto" w:fill="FFFFFF"/>
+        <w:spacing w:after="0" w:line="450" w:lineRule="atLeast"/>
+        <w:rPr>
+          <w:rFonts w:ascii="Consolas" w:eastAsia="Times New Roman" w:hAnsi="Consolas" w:cs="Times New Roman"/>
+          <w:color w:val="000000"/>
+          <w:sz w:val="15"/>
+          <w:szCs w:val="15"/>
+          <w:lang w:eastAsia="en-IN"/>
+        </w:rPr>
+      </w:pPr>
+      <w:r>
+        <w:rPr>
+          <w:rFonts w:ascii="Consolas" w:eastAsia="Times New Roman" w:hAnsi="Consolas" w:cs="Times New Roman"/>
+          <w:color w:val="000000"/>
+          <w:sz w:val="15"/>
+          <w:szCs w:val="15"/>
+          <w:lang w:eastAsia="en-IN"/>
+        </w:rPr>
+        <w:t xml:space="preserve">    </w:t>
+      </w:r>
+      <w:r>
+        <w:rPr>
+          <w:rFonts w:ascii="Consolas" w:eastAsia="Times New Roman" w:hAnsi="Consolas" w:cs="Times New Roman"/>
+          <w:color w:val="800000"/>
+          <w:sz w:val="15"/>
+          <w:szCs w:val="15"/>
+          <w:lang w:eastAsia="en-IN"/>
+        </w:rPr>
+        <w:t>&lt;input</w:t>
+      </w:r>
+      <w:r>
+        <w:rPr>
+          <w:rFonts w:ascii="Consolas" w:eastAsia="Times New Roman" w:hAnsi="Consolas" w:cs="Times New Roman"/>
+          <w:color w:val="000000"/>
+          <w:sz w:val="15"/>
+          <w:szCs w:val="15"/>
+          <w:lang w:eastAsia="en-IN"/>
+        </w:rPr>
+        <w:t xml:space="preserve"> </w:t>
+      </w:r>
+      <w:r>
+        <w:rPr>
+          <w:rFonts w:ascii="Consolas" w:eastAsia="Times New Roman" w:hAnsi="Consolas" w:cs="Times New Roman"/>
+          <w:color w:val="E50000"/>
+          <w:sz w:val="15"/>
+          <w:szCs w:val="15"/>
+          <w:lang w:eastAsia="en-IN"/>
+        </w:rPr>
+        <w:t>type</w:t>
+      </w:r>
+      <w:r>
+        <w:rPr>
+          <w:rFonts w:ascii="Consolas" w:eastAsia="Times New Roman" w:hAnsi="Consolas" w:cs="Times New Roman"/>
+          <w:color w:val="000000"/>
+          <w:sz w:val="15"/>
+          <w:szCs w:val="15"/>
+          <w:lang w:eastAsia="en-IN"/>
+        </w:rPr>
+        <w:t>=</w:t>
+      </w:r>
+      <w:r>
+        <w:rPr>
+          <w:rFonts w:ascii="Consolas" w:eastAsia="Times New Roman" w:hAnsi="Consolas" w:cs="Times New Roman"/>
+          <w:color w:val="0000FF"/>
+          <w:sz w:val="15"/>
+          <w:szCs w:val="15"/>
+          <w:lang w:eastAsia="en-IN"/>
+        </w:rPr>
+        <w:t>"reset"</w:t>
+      </w:r>
+      <w:r>
+        <w:rPr>
+          <w:rFonts w:ascii="Consolas" w:eastAsia="Times New Roman" w:hAnsi="Consolas" w:cs="Times New Roman"/>
+          <w:color w:val="000000"/>
+          <w:sz w:val="15"/>
+          <w:szCs w:val="15"/>
+          <w:lang w:eastAsia="en-IN"/>
+        </w:rPr>
+        <w:t xml:space="preserve"> </w:t>
+      </w:r>
+      <w:r>
+        <w:rPr>
+          <w:rFonts w:ascii="Consolas" w:eastAsia="Times New Roman" w:hAnsi="Consolas" w:cs="Times New Roman"/>
+          <w:color w:val="E50000"/>
+          <w:sz w:val="15"/>
+          <w:szCs w:val="15"/>
+          <w:lang w:eastAsia="en-IN"/>
+        </w:rPr>
+        <w:t>value</w:t>
+      </w:r>
+      <w:r>
+        <w:rPr>
+          <w:rFonts w:ascii="Consolas" w:eastAsia="Times New Roman" w:hAnsi="Consolas" w:cs="Times New Roman"/>
+          <w:color w:val="000000"/>
+          <w:sz w:val="15"/>
+          <w:szCs w:val="15"/>
+          <w:lang w:eastAsia="en-IN"/>
+        </w:rPr>
+        <w:t>=</w:t>
+      </w:r>
+      <w:r>
+        <w:rPr>
+          <w:rFonts w:ascii="Consolas" w:eastAsia="Times New Roman" w:hAnsi="Consolas" w:cs="Times New Roman"/>
+          <w:color w:val="0000FF"/>
+          <w:sz w:val="15"/>
+          <w:szCs w:val="15"/>
+          <w:lang w:eastAsia="en-IN"/>
+        </w:rPr>
+        <w:t>"Reset"</w:t>
+      </w:r>
+      <w:r>
+        <w:rPr>
+          <w:rFonts w:ascii="Consolas" w:eastAsia="Times New Roman" w:hAnsi="Consolas" w:cs="Times New Roman"/>
+          <w:color w:val="000000"/>
+          <w:sz w:val="15"/>
+          <w:szCs w:val="15"/>
+          <w:lang w:eastAsia="en-IN"/>
+        </w:rPr>
+        <w:t xml:space="preserve"> </w:t>
+      </w:r>
+      <w:r>
+        <w:rPr>
+          <w:rFonts w:ascii="Consolas" w:eastAsia="Times New Roman" w:hAnsi="Consolas" w:cs="Times New Roman"/>
+          <w:color w:val="E50000"/>
+          <w:sz w:val="15"/>
+          <w:szCs w:val="15"/>
+          <w:lang w:eastAsia="en-IN"/>
+        </w:rPr>
+        <w:t>class</w:t>
+      </w:r>
+      <w:r>
+        <w:rPr>
+          <w:rFonts w:ascii="Consolas" w:eastAsia="Times New Roman" w:hAnsi="Consolas" w:cs="Times New Roman"/>
+          <w:color w:val="000000"/>
+          <w:sz w:val="15"/>
+          <w:szCs w:val="15"/>
+          <w:lang w:eastAsia="en-IN"/>
+        </w:rPr>
+        <w:t>=</w:t>
+      </w:r>
+      <w:r>
+        <w:rPr>
+          <w:rFonts w:ascii="Consolas" w:eastAsia="Times New Roman" w:hAnsi="Consolas" w:cs="Times New Roman"/>
+          <w:color w:val="0000FF"/>
+          <w:sz w:val="15"/>
+          <w:szCs w:val="15"/>
+          <w:lang w:eastAsia="en-IN"/>
+        </w:rPr>
+        <w:t>"</w:t>
+      </w:r>
+      <w:proofErr w:type="spellStart"/>
+      <w:r>
+        <w:rPr>
+          <w:rFonts w:ascii="Consolas" w:eastAsia="Times New Roman" w:hAnsi="Consolas" w:cs="Times New Roman"/>
+          <w:color w:val="0000FF"/>
+          <w:sz w:val="15"/>
+          <w:szCs w:val="15"/>
+          <w:lang w:eastAsia="en-IN"/>
+        </w:rPr>
+        <w:t>btn</w:t>
+      </w:r>
+      <w:proofErr w:type="spellEnd"/>
+      <w:r>
+        <w:rPr>
+          <w:rFonts w:ascii="Consolas" w:eastAsia="Times New Roman" w:hAnsi="Consolas" w:cs="Times New Roman"/>
+          <w:color w:val="0000FF"/>
+          <w:sz w:val="15"/>
+          <w:szCs w:val="15"/>
+          <w:lang w:eastAsia="en-IN"/>
+        </w:rPr>
+        <w:t xml:space="preserve"> </w:t>
+      </w:r>
+      <w:proofErr w:type="spellStart"/>
+      <w:r>
+        <w:rPr>
+          <w:rFonts w:ascii="Consolas" w:eastAsia="Times New Roman" w:hAnsi="Consolas" w:cs="Times New Roman"/>
+          <w:color w:val="0000FF"/>
+          <w:sz w:val="15"/>
+          <w:szCs w:val="15"/>
+          <w:lang w:eastAsia="en-IN"/>
+        </w:rPr>
+        <w:t>btn</w:t>
+      </w:r>
+      <w:proofErr w:type="spellEnd"/>
+      <w:r>
+        <w:rPr>
+          <w:rFonts w:ascii="Consolas" w:eastAsia="Times New Roman" w:hAnsi="Consolas" w:cs="Times New Roman"/>
+          <w:color w:val="0000FF"/>
+          <w:sz w:val="15"/>
+          <w:szCs w:val="15"/>
+          <w:lang w:eastAsia="en-IN"/>
+        </w:rPr>
+        <w:t>-warning"</w:t>
+      </w:r>
+      <w:r>
+        <w:rPr>
+          <w:rFonts w:ascii="Consolas" w:eastAsia="Times New Roman" w:hAnsi="Consolas" w:cs="Times New Roman"/>
+          <w:color w:val="800000"/>
+          <w:sz w:val="15"/>
+          <w:szCs w:val="15"/>
+          <w:lang w:eastAsia="en-IN"/>
+        </w:rPr>
+        <w:t>&gt;</w:t>
+      </w:r>
+    </w:p>
+    <w:p>
+      <w:pPr>
+        <w:shd w:val="clear" w:color="auto" w:fill="FFFFFF"/>
+        <w:spacing w:after="0" w:line="450" w:lineRule="atLeast"/>
+        <w:rPr>
+          <w:rFonts w:ascii="Consolas" w:eastAsia="Times New Roman" w:hAnsi="Consolas" w:cs="Times New Roman"/>
+          <w:color w:val="000000"/>
+          <w:sz w:val="15"/>
+          <w:szCs w:val="15"/>
+          <w:lang w:eastAsia="en-IN"/>
+        </w:rPr>
+      </w:pPr>
+      <w:r>
+        <w:rPr>
+          <w:rFonts w:ascii="Consolas" w:eastAsia="Times New Roman" w:hAnsi="Consolas" w:cs="Times New Roman"/>
+          <w:color w:val="800000"/>
+          <w:sz w:val="15"/>
+          <w:szCs w:val="15"/>
+          <w:lang w:eastAsia="en-IN"/>
+        </w:rPr>
+        <w:t>&lt;/form&gt;</w:t>
+      </w:r>
+    </w:p>
+    <w:p>
+      <w:pPr>
+        <w:shd w:val="clear" w:color="auto" w:fill="FFFFFF"/>
+        <w:spacing w:after="0" w:line="450" w:lineRule="atLeast"/>
+        <w:rPr>
+          <w:rFonts w:ascii="Consolas" w:eastAsia="Times New Roman" w:hAnsi="Consolas" w:cs="Times New Roman"/>
+          <w:color w:val="000000"/>
+          <w:sz w:val="15"/>
+          <w:szCs w:val="15"/>
+          <w:lang w:eastAsia="en-IN"/>
+        </w:rPr>
+      </w:pPr>
+      <w:r>
+        <w:rPr>
+          <w:rFonts w:ascii="Consolas" w:eastAsia="Times New Roman" w:hAnsi="Consolas" w:cs="Times New Roman"/>
+          <w:color w:val="800000"/>
+          <w:sz w:val="15"/>
+          <w:szCs w:val="15"/>
+          <w:lang w:eastAsia="en-IN"/>
+        </w:rPr>
+        <w:t>&lt;/div&gt;</w:t>
       </w:r>
     </w:p>
     <w:p>

--- a/notes_23May2023.docx
+++ b/notes_23May2023.docx
@@ -2344,6 +2344,2450 @@
     </w:p>
     <w:p>
       <w:pPr>
+        <w:rPr>
+          <w:lang w:val="en-US"/>
+        </w:rPr>
+      </w:pPr>
+    </w:p>
+    <w:p>
+      <w:pPr>
+        <w:rPr>
+          <w:lang w:val="en-US"/>
+        </w:rPr>
+      </w:pPr>
+      <w:proofErr w:type="spellStart"/>
+      <w:r>
+        <w:rPr>
+          <w:lang w:val="en-US"/>
+        </w:rPr>
+        <w:t>Activty</w:t>
+      </w:r>
+      <w:proofErr w:type="spellEnd"/>
+      <w:r>
+        <w:rPr>
+          <w:lang w:val="en-US"/>
+        </w:rPr>
+        <w:t>:</w:t>
+      </w:r>
+    </w:p>
+    <w:p>
+      <w:pPr>
+        <w:pBdr>
+          <w:bottom w:val="single" w:sz="6" w:space="1" w:color="auto"/>
+        </w:pBdr>
+        <w:ind w:firstLine="720"/>
+        <w:rPr>
+          <w:lang w:val="en-US"/>
+        </w:rPr>
+      </w:pPr>
+      <w:proofErr w:type="spellStart"/>
+      <w:r>
+        <w:rPr>
+          <w:lang w:val="en-US"/>
+        </w:rPr>
+        <w:t>ngSwitch</w:t>
+      </w:r>
+      <w:proofErr w:type="spellEnd"/>
+    </w:p>
+    <w:p>
+      <w:pPr>
+        <w:ind w:firstLine="720"/>
+        <w:rPr>
+          <w:lang w:val="en-US"/>
+        </w:rPr>
+      </w:pPr>
+    </w:p>
+    <w:p>
+      <w:pPr>
+        <w:ind w:firstLine="720"/>
+        <w:rPr>
+          <w:lang w:val="en-US"/>
+        </w:rPr>
+      </w:pPr>
+      <w:r>
+        <w:rPr>
+          <w:lang w:val="en-US"/>
+        </w:rPr>
+        <w:t>Reactive Forms module</w:t>
+      </w:r>
+    </w:p>
+    <w:p>
+      <w:pPr>
+        <w:ind w:firstLine="720"/>
+        <w:rPr>
+          <w:lang w:val="en-US"/>
+        </w:rPr>
+      </w:pPr>
+      <w:r>
+        <w:rPr>
+          <w:lang w:val="en-US"/>
+        </w:rPr>
+        <w:tab/>
+        <w:t>So far, we have done an approach called “Template driven forms”</w:t>
+      </w:r>
+    </w:p>
+    <w:p>
+      <w:pPr>
+        <w:ind w:firstLine="720"/>
+        <w:rPr>
+          <w:lang w:val="en-US"/>
+        </w:rPr>
+      </w:pPr>
+      <w:r>
+        <w:rPr>
+          <w:lang w:val="en-US"/>
+        </w:rPr>
+        <w:t>Now, we are going to learn Reactive Forms</w:t>
+      </w:r>
+    </w:p>
+    <w:p>
+      <w:pPr>
+        <w:ind w:firstLine="720"/>
+        <w:rPr>
+          <w:lang w:val="en-US"/>
+        </w:rPr>
+      </w:pPr>
+      <w:r>
+        <w:rPr>
+          <w:lang w:val="en-US"/>
+        </w:rPr>
+        <w:t>Steps:</w:t>
+      </w:r>
+    </w:p>
+    <w:p>
+      <w:pPr>
+        <w:pStyle w:val="ListParagraph"/>
+        <w:numPr>
+          <w:ilvl w:val="0"/>
+          <w:numId w:val="20"/>
+        </w:numPr>
+        <w:rPr>
+          <w:lang w:val="en-US"/>
+        </w:rPr>
+      </w:pPr>
+      <w:r>
+        <w:rPr>
+          <w:lang w:val="en-US"/>
+        </w:rPr>
+        <w:t xml:space="preserve">In </w:t>
+      </w:r>
+      <w:proofErr w:type="spellStart"/>
+      <w:proofErr w:type="gramStart"/>
+      <w:r>
+        <w:rPr>
+          <w:lang w:val="en-US"/>
+        </w:rPr>
+        <w:t>app.module</w:t>
+      </w:r>
+      <w:proofErr w:type="gramEnd"/>
+      <w:r>
+        <w:rPr>
+          <w:lang w:val="en-US"/>
+        </w:rPr>
+        <w:t>.ts</w:t>
+      </w:r>
+      <w:proofErr w:type="spellEnd"/>
+    </w:p>
+    <w:p>
+      <w:pPr>
+        <w:ind w:left="1080" w:firstLine="360"/>
+        <w:rPr>
+          <w:lang w:val="en-US"/>
+        </w:rPr>
+      </w:pPr>
+      <w:r>
+        <w:rPr>
+          <w:lang w:val="en-US"/>
+        </w:rPr>
+        <w:t>We need to import</w:t>
+      </w:r>
+      <w:r>
+        <w:rPr>
+          <w:lang w:val="en-US"/>
+        </w:rPr>
+        <w:tab/>
+        <w:t>“</w:t>
+      </w:r>
+      <w:proofErr w:type="spellStart"/>
+      <w:r>
+        <w:rPr>
+          <w:lang w:val="en-US"/>
+        </w:rPr>
+        <w:t>ReactiveFormsModule</w:t>
+      </w:r>
+      <w:proofErr w:type="spellEnd"/>
+      <w:r>
+        <w:rPr>
+          <w:lang w:val="en-US"/>
+        </w:rPr>
+        <w:t>”</w:t>
+      </w:r>
+    </w:p>
+    <w:p>
+      <w:pPr>
+        <w:pStyle w:val="ListParagraph"/>
+        <w:numPr>
+          <w:ilvl w:val="0"/>
+          <w:numId w:val="20"/>
+        </w:numPr>
+        <w:rPr>
+          <w:lang w:val="en-US"/>
+        </w:rPr>
+      </w:pPr>
+      <w:r>
+        <w:rPr>
+          <w:lang w:val="en-US"/>
+        </w:rPr>
+        <w:t>We should start from .</w:t>
+      </w:r>
+      <w:proofErr w:type="spellStart"/>
+      <w:r>
+        <w:rPr>
+          <w:lang w:val="en-US"/>
+        </w:rPr>
+        <w:t>ts</w:t>
+      </w:r>
+      <w:proofErr w:type="spellEnd"/>
+      <w:r>
+        <w:rPr>
+          <w:lang w:val="en-US"/>
+        </w:rPr>
+        <w:t xml:space="preserve"> file before .html</w:t>
+      </w:r>
+    </w:p>
+    <w:p>
+      <w:pPr>
+        <w:pStyle w:val="ListParagraph"/>
+        <w:numPr>
+          <w:ilvl w:val="0"/>
+          <w:numId w:val="20"/>
+        </w:numPr>
+        <w:rPr>
+          <w:lang w:val="en-US"/>
+        </w:rPr>
+      </w:pPr>
+      <w:r>
+        <w:rPr>
+          <w:lang w:val="en-US"/>
+        </w:rPr>
+        <w:t>Create a component “product”</w:t>
+      </w:r>
+    </w:p>
+    <w:p>
+      <w:pPr>
+        <w:pStyle w:val="ListParagraph"/>
+        <w:ind w:left="1440"/>
+        <w:rPr>
+          <w:lang w:val="en-US"/>
+        </w:rPr>
+      </w:pPr>
+      <w:r>
+        <w:rPr>
+          <w:lang w:val="en-US"/>
+        </w:rPr>
+        <w:t>ng g c product</w:t>
+      </w:r>
+    </w:p>
+    <w:p>
+      <w:pPr>
+        <w:pStyle w:val="ListParagraph"/>
+        <w:numPr>
+          <w:ilvl w:val="0"/>
+          <w:numId w:val="20"/>
+        </w:numPr>
+        <w:rPr>
+          <w:lang w:val="en-US"/>
+        </w:rPr>
+      </w:pPr>
+      <w:r>
+        <w:rPr>
+          <w:lang w:val="en-US"/>
+        </w:rPr>
+        <w:t xml:space="preserve">Go to </w:t>
+      </w:r>
+      <w:proofErr w:type="spellStart"/>
+      <w:proofErr w:type="gramStart"/>
+      <w:r>
+        <w:rPr>
+          <w:lang w:val="en-US"/>
+        </w:rPr>
+        <w:t>product.component</w:t>
+      </w:r>
+      <w:proofErr w:type="gramEnd"/>
+      <w:r>
+        <w:rPr>
+          <w:lang w:val="en-US"/>
+        </w:rPr>
+        <w:t>.ts</w:t>
+      </w:r>
+      <w:proofErr w:type="spellEnd"/>
+      <w:r>
+        <w:rPr>
+          <w:lang w:val="en-US"/>
+        </w:rPr>
+        <w:t xml:space="preserve"> file</w:t>
+      </w:r>
+    </w:p>
+    <w:p>
+      <w:pPr>
+        <w:pStyle w:val="ListParagraph"/>
+        <w:ind w:left="1800"/>
+        <w:rPr>
+          <w:lang w:val="en-US"/>
+        </w:rPr>
+      </w:pPr>
+      <w:r>
+        <w:rPr>
+          <w:lang w:val="en-US"/>
+        </w:rPr>
+        <w:t xml:space="preserve">And create an object representation of </w:t>
+      </w:r>
+      <w:proofErr w:type="spellStart"/>
+      <w:r>
+        <w:rPr>
+          <w:lang w:val="en-US"/>
+        </w:rPr>
+        <w:t>productForm</w:t>
+      </w:r>
+      <w:proofErr w:type="spellEnd"/>
+      <w:r>
+        <w:rPr>
+          <w:lang w:val="en-US"/>
+        </w:rPr>
+        <w:tab/>
+      </w:r>
+      <w:r>
+        <w:rPr>
+          <w:lang w:val="en-US"/>
+        </w:rPr>
+        <w:tab/>
+      </w:r>
+    </w:p>
+    <w:p>
+      <w:pPr>
+        <w:pStyle w:val="ListParagraph"/>
+        <w:ind w:left="1800"/>
+        <w:rPr>
+          <w:lang w:val="en-US"/>
+        </w:rPr>
+      </w:pPr>
+      <w:r>
+        <w:rPr>
+          <w:lang w:val="en-US"/>
+        </w:rPr>
+        <w:t>Inside the class, we have declared</w:t>
+      </w:r>
+    </w:p>
+    <w:p>
+      <w:pPr>
+        <w:shd w:val="clear" w:color="auto" w:fill="FFFFFF"/>
+        <w:spacing w:line="450" w:lineRule="atLeast"/>
+        <w:rPr>
+          <w:rFonts w:ascii="Consolas" w:eastAsia="Times New Roman" w:hAnsi="Consolas" w:cs="Times New Roman"/>
+          <w:color w:val="000000"/>
+          <w:sz w:val="33"/>
+          <w:szCs w:val="33"/>
+          <w:lang w:eastAsia="en-IN"/>
+        </w:rPr>
+      </w:pPr>
+      <w:r>
+        <w:rPr>
+          <w:lang w:val="en-US"/>
+        </w:rPr>
+        <w:tab/>
+      </w:r>
+      <w:proofErr w:type="spellStart"/>
+      <w:proofErr w:type="gramStart"/>
+      <w:r>
+        <w:rPr>
+          <w:rFonts w:ascii="Consolas" w:eastAsia="Times New Roman" w:hAnsi="Consolas" w:cs="Times New Roman"/>
+          <w:color w:val="000000"/>
+          <w:sz w:val="33"/>
+          <w:szCs w:val="33"/>
+          <w:lang w:eastAsia="en-IN"/>
+        </w:rPr>
+        <w:t>productForm:any</w:t>
+      </w:r>
+      <w:proofErr w:type="spellEnd"/>
+      <w:proofErr w:type="gramEnd"/>
+      <w:r>
+        <w:rPr>
+          <w:rFonts w:ascii="Consolas" w:eastAsia="Times New Roman" w:hAnsi="Consolas" w:cs="Times New Roman"/>
+          <w:color w:val="000000"/>
+          <w:sz w:val="33"/>
+          <w:szCs w:val="33"/>
+          <w:lang w:eastAsia="en-IN"/>
+        </w:rPr>
+        <w:t>;</w:t>
+      </w:r>
+    </w:p>
+    <w:p>
+      <w:pPr>
+        <w:pStyle w:val="ListParagraph"/>
+        <w:ind w:left="1800"/>
+        <w:rPr>
+          <w:lang w:val="en-US"/>
+        </w:rPr>
+      </w:pPr>
+    </w:p>
+    <w:p>
+      <w:pPr>
+        <w:pStyle w:val="ListParagraph"/>
+        <w:numPr>
+          <w:ilvl w:val="0"/>
+          <w:numId w:val="20"/>
+        </w:numPr>
+        <w:rPr>
+          <w:lang w:val="en-US"/>
+        </w:rPr>
+      </w:pPr>
+      <w:r>
+        <w:rPr>
+          <w:lang w:val="en-US"/>
+        </w:rPr>
+        <w:t xml:space="preserve">Now, lets define what are the members of </w:t>
+      </w:r>
+      <w:proofErr w:type="spellStart"/>
+      <w:r>
+        <w:rPr>
+          <w:lang w:val="en-US"/>
+        </w:rPr>
+        <w:t>productForm</w:t>
+      </w:r>
+      <w:proofErr w:type="spellEnd"/>
+    </w:p>
+    <w:p>
+      <w:pPr>
+        <w:pStyle w:val="ListParagraph"/>
+        <w:ind w:left="1440"/>
+        <w:rPr>
+          <w:lang w:val="en-US"/>
+        </w:rPr>
+      </w:pPr>
+      <w:r>
+        <w:rPr>
+          <w:lang w:val="en-US"/>
+        </w:rPr>
+        <w:t>In constructor, we need to inject a form builder</w:t>
+      </w:r>
+    </w:p>
+    <w:p>
+      <w:pPr>
+        <w:shd w:val="clear" w:color="auto" w:fill="FFFFFF"/>
+        <w:spacing w:after="0" w:line="450" w:lineRule="atLeast"/>
+        <w:rPr>
+          <w:rFonts w:ascii="Consolas" w:eastAsia="Times New Roman" w:hAnsi="Consolas" w:cs="Times New Roman"/>
+          <w:color w:val="000000"/>
+          <w:sz w:val="33"/>
+          <w:szCs w:val="33"/>
+          <w:lang w:eastAsia="en-IN"/>
+        </w:rPr>
+      </w:pPr>
+      <w:proofErr w:type="gramStart"/>
+      <w:r>
+        <w:rPr>
+          <w:rFonts w:ascii="Consolas" w:eastAsia="Times New Roman" w:hAnsi="Consolas" w:cs="Times New Roman"/>
+          <w:color w:val="0000FF"/>
+          <w:sz w:val="33"/>
+          <w:szCs w:val="33"/>
+          <w:lang w:eastAsia="en-IN"/>
+        </w:rPr>
+        <w:t>constructor</w:t>
+      </w:r>
+      <w:r>
+        <w:rPr>
+          <w:rFonts w:ascii="Consolas" w:eastAsia="Times New Roman" w:hAnsi="Consolas" w:cs="Times New Roman"/>
+          <w:color w:val="000000"/>
+          <w:sz w:val="33"/>
+          <w:szCs w:val="33"/>
+          <w:lang w:eastAsia="en-IN"/>
+        </w:rPr>
+        <w:t>(</w:t>
+      </w:r>
+      <w:proofErr w:type="gramEnd"/>
+      <w:r>
+        <w:rPr>
+          <w:rFonts w:ascii="Consolas" w:eastAsia="Times New Roman" w:hAnsi="Consolas" w:cs="Times New Roman"/>
+          <w:color w:val="0000FF"/>
+          <w:sz w:val="33"/>
+          <w:szCs w:val="33"/>
+          <w:lang w:eastAsia="en-IN"/>
+        </w:rPr>
+        <w:t>private</w:t>
+      </w:r>
+      <w:r>
+        <w:rPr>
+          <w:rFonts w:ascii="Consolas" w:eastAsia="Times New Roman" w:hAnsi="Consolas" w:cs="Times New Roman"/>
+          <w:color w:val="000000"/>
+          <w:sz w:val="33"/>
+          <w:szCs w:val="33"/>
+          <w:lang w:eastAsia="en-IN"/>
+        </w:rPr>
+        <w:t xml:space="preserve"> </w:t>
+      </w:r>
+      <w:proofErr w:type="spellStart"/>
+      <w:r>
+        <w:rPr>
+          <w:rFonts w:ascii="Consolas" w:eastAsia="Times New Roman" w:hAnsi="Consolas" w:cs="Times New Roman"/>
+          <w:color w:val="000000"/>
+          <w:sz w:val="33"/>
+          <w:szCs w:val="33"/>
+          <w:lang w:eastAsia="en-IN"/>
+        </w:rPr>
+        <w:t>fb:FormBuilder</w:t>
+      </w:r>
+      <w:proofErr w:type="spellEnd"/>
+      <w:r>
+        <w:rPr>
+          <w:rFonts w:ascii="Consolas" w:eastAsia="Times New Roman" w:hAnsi="Consolas" w:cs="Times New Roman"/>
+          <w:color w:val="000000"/>
+          <w:sz w:val="33"/>
+          <w:szCs w:val="33"/>
+          <w:lang w:eastAsia="en-IN"/>
+        </w:rPr>
+        <w:t>) { }</w:t>
+      </w:r>
+    </w:p>
+    <w:p>
+      <w:pPr>
+        <w:pStyle w:val="ListParagraph"/>
+        <w:ind w:left="1440"/>
+        <w:rPr>
+          <w:lang w:val="en-US"/>
+        </w:rPr>
+      </w:pPr>
+    </w:p>
+    <w:p>
+      <w:pPr>
+        <w:pStyle w:val="ListParagraph"/>
+        <w:numPr>
+          <w:ilvl w:val="0"/>
+          <w:numId w:val="20"/>
+        </w:numPr>
+        <w:rPr>
+          <w:lang w:val="en-US"/>
+        </w:rPr>
+      </w:pPr>
+      <w:r>
+        <w:rPr>
+          <w:lang w:val="en-US"/>
+        </w:rPr>
+        <w:lastRenderedPageBreak/>
+        <w:t>Inside the constructor, continue to define the form</w:t>
+      </w:r>
+    </w:p>
+    <w:p>
+      <w:pPr>
+        <w:pStyle w:val="ListParagraph"/>
+        <w:numPr>
+          <w:ilvl w:val="0"/>
+          <w:numId w:val="20"/>
+        </w:numPr>
+        <w:shd w:val="clear" w:color="auto" w:fill="FFFFFF"/>
+        <w:spacing w:after="0" w:line="450" w:lineRule="atLeast"/>
+        <w:rPr>
+          <w:rFonts w:ascii="Consolas" w:eastAsia="Times New Roman" w:hAnsi="Consolas" w:cs="Times New Roman"/>
+          <w:color w:val="000000"/>
+          <w:sz w:val="33"/>
+          <w:szCs w:val="33"/>
+          <w:lang w:eastAsia="en-IN"/>
+        </w:rPr>
+      </w:pPr>
+      <w:r>
+        <w:rPr>
+          <w:rFonts w:ascii="Consolas" w:eastAsia="Times New Roman" w:hAnsi="Consolas" w:cs="Times New Roman"/>
+          <w:color w:val="0000FF"/>
+          <w:sz w:val="33"/>
+          <w:szCs w:val="33"/>
+          <w:lang w:eastAsia="en-IN"/>
+        </w:rPr>
+        <w:t>export</w:t>
+      </w:r>
+      <w:r>
+        <w:rPr>
+          <w:rFonts w:ascii="Consolas" w:eastAsia="Times New Roman" w:hAnsi="Consolas" w:cs="Times New Roman"/>
+          <w:color w:val="000000"/>
+          <w:sz w:val="33"/>
+          <w:szCs w:val="33"/>
+          <w:lang w:eastAsia="en-IN"/>
+        </w:rPr>
+        <w:t xml:space="preserve"> </w:t>
+      </w:r>
+      <w:r>
+        <w:rPr>
+          <w:rFonts w:ascii="Consolas" w:eastAsia="Times New Roman" w:hAnsi="Consolas" w:cs="Times New Roman"/>
+          <w:color w:val="0000FF"/>
+          <w:sz w:val="33"/>
+          <w:szCs w:val="33"/>
+          <w:lang w:eastAsia="en-IN"/>
+        </w:rPr>
+        <w:t>class</w:t>
+      </w:r>
+      <w:r>
+        <w:rPr>
+          <w:rFonts w:ascii="Consolas" w:eastAsia="Times New Roman" w:hAnsi="Consolas" w:cs="Times New Roman"/>
+          <w:color w:val="000000"/>
+          <w:sz w:val="33"/>
+          <w:szCs w:val="33"/>
+          <w:lang w:eastAsia="en-IN"/>
+        </w:rPr>
+        <w:t xml:space="preserve"> </w:t>
+      </w:r>
+      <w:proofErr w:type="spellStart"/>
+      <w:r>
+        <w:rPr>
+          <w:rFonts w:ascii="Consolas" w:eastAsia="Times New Roman" w:hAnsi="Consolas" w:cs="Times New Roman"/>
+          <w:color w:val="000000"/>
+          <w:sz w:val="33"/>
+          <w:szCs w:val="33"/>
+          <w:lang w:eastAsia="en-IN"/>
+        </w:rPr>
+        <w:t>ProductComponent</w:t>
+      </w:r>
+      <w:proofErr w:type="spellEnd"/>
+      <w:r>
+        <w:rPr>
+          <w:rFonts w:ascii="Consolas" w:eastAsia="Times New Roman" w:hAnsi="Consolas" w:cs="Times New Roman"/>
+          <w:color w:val="000000"/>
+          <w:sz w:val="33"/>
+          <w:szCs w:val="33"/>
+          <w:lang w:eastAsia="en-IN"/>
+        </w:rPr>
+        <w:t xml:space="preserve"> </w:t>
+      </w:r>
+      <w:r>
+        <w:rPr>
+          <w:rFonts w:ascii="Consolas" w:eastAsia="Times New Roman" w:hAnsi="Consolas" w:cs="Times New Roman"/>
+          <w:color w:val="0000FF"/>
+          <w:sz w:val="33"/>
+          <w:szCs w:val="33"/>
+          <w:lang w:eastAsia="en-IN"/>
+        </w:rPr>
+        <w:t>implements</w:t>
+      </w:r>
+      <w:r>
+        <w:rPr>
+          <w:rFonts w:ascii="Consolas" w:eastAsia="Times New Roman" w:hAnsi="Consolas" w:cs="Times New Roman"/>
+          <w:color w:val="000000"/>
+          <w:sz w:val="33"/>
+          <w:szCs w:val="33"/>
+          <w:lang w:eastAsia="en-IN"/>
+        </w:rPr>
+        <w:t xml:space="preserve"> </w:t>
+      </w:r>
+      <w:proofErr w:type="spellStart"/>
+      <w:r>
+        <w:rPr>
+          <w:rFonts w:ascii="Consolas" w:eastAsia="Times New Roman" w:hAnsi="Consolas" w:cs="Times New Roman"/>
+          <w:color w:val="000000"/>
+          <w:sz w:val="33"/>
+          <w:szCs w:val="33"/>
+          <w:lang w:eastAsia="en-IN"/>
+        </w:rPr>
+        <w:t>OnInit</w:t>
+      </w:r>
+      <w:proofErr w:type="spellEnd"/>
+      <w:r>
+        <w:rPr>
+          <w:rFonts w:ascii="Consolas" w:eastAsia="Times New Roman" w:hAnsi="Consolas" w:cs="Times New Roman"/>
+          <w:color w:val="000000"/>
+          <w:sz w:val="33"/>
+          <w:szCs w:val="33"/>
+          <w:lang w:eastAsia="en-IN"/>
+        </w:rPr>
+        <w:t xml:space="preserve"> {</w:t>
+      </w:r>
+    </w:p>
+    <w:p>
+      <w:pPr>
+        <w:pStyle w:val="ListParagraph"/>
+        <w:numPr>
+          <w:ilvl w:val="0"/>
+          <w:numId w:val="20"/>
+        </w:numPr>
+        <w:shd w:val="clear" w:color="auto" w:fill="FFFFFF"/>
+        <w:spacing w:after="0" w:line="450" w:lineRule="atLeast"/>
+        <w:rPr>
+          <w:rFonts w:ascii="Consolas" w:eastAsia="Times New Roman" w:hAnsi="Consolas" w:cs="Times New Roman"/>
+          <w:color w:val="000000"/>
+          <w:sz w:val="33"/>
+          <w:szCs w:val="33"/>
+          <w:lang w:eastAsia="en-IN"/>
+        </w:rPr>
+      </w:pPr>
+      <w:r>
+        <w:rPr>
+          <w:rFonts w:ascii="Consolas" w:eastAsia="Times New Roman" w:hAnsi="Consolas" w:cs="Times New Roman"/>
+          <w:color w:val="000000"/>
+          <w:sz w:val="33"/>
+          <w:szCs w:val="33"/>
+          <w:lang w:eastAsia="en-IN"/>
+        </w:rPr>
+        <w:t xml:space="preserve">  </w:t>
+      </w:r>
+      <w:proofErr w:type="spellStart"/>
+      <w:proofErr w:type="gramStart"/>
+      <w:r>
+        <w:rPr>
+          <w:rFonts w:ascii="Consolas" w:eastAsia="Times New Roman" w:hAnsi="Consolas" w:cs="Times New Roman"/>
+          <w:color w:val="000000"/>
+          <w:sz w:val="33"/>
+          <w:szCs w:val="33"/>
+          <w:lang w:eastAsia="en-IN"/>
+        </w:rPr>
+        <w:t>productForm:any</w:t>
+      </w:r>
+      <w:proofErr w:type="spellEnd"/>
+      <w:proofErr w:type="gramEnd"/>
+      <w:r>
+        <w:rPr>
+          <w:rFonts w:ascii="Consolas" w:eastAsia="Times New Roman" w:hAnsi="Consolas" w:cs="Times New Roman"/>
+          <w:color w:val="000000"/>
+          <w:sz w:val="33"/>
+          <w:szCs w:val="33"/>
+          <w:lang w:eastAsia="en-IN"/>
+        </w:rPr>
+        <w:t>;</w:t>
+      </w:r>
+    </w:p>
+    <w:p>
+      <w:pPr>
+        <w:pStyle w:val="ListParagraph"/>
+        <w:numPr>
+          <w:ilvl w:val="0"/>
+          <w:numId w:val="20"/>
+        </w:numPr>
+        <w:shd w:val="clear" w:color="auto" w:fill="FFFFFF"/>
+        <w:spacing w:after="0" w:line="450" w:lineRule="atLeast"/>
+        <w:rPr>
+          <w:rFonts w:ascii="Consolas" w:eastAsia="Times New Roman" w:hAnsi="Consolas" w:cs="Times New Roman"/>
+          <w:color w:val="000000"/>
+          <w:sz w:val="33"/>
+          <w:szCs w:val="33"/>
+          <w:lang w:eastAsia="en-IN"/>
+        </w:rPr>
+      </w:pPr>
+    </w:p>
+    <w:p>
+      <w:pPr>
+        <w:shd w:val="clear" w:color="auto" w:fill="FFFFFF"/>
+        <w:spacing w:after="0" w:line="450" w:lineRule="atLeast"/>
+        <w:ind w:left="720"/>
+        <w:rPr>
+          <w:rFonts w:ascii="Consolas" w:eastAsia="Times New Roman" w:hAnsi="Consolas" w:cs="Times New Roman"/>
+          <w:color w:val="000000"/>
+          <w:sz w:val="33"/>
+          <w:szCs w:val="33"/>
+          <w:lang w:eastAsia="en-IN"/>
+        </w:rPr>
+      </w:pPr>
+      <w:r>
+        <w:rPr>
+          <w:rFonts w:ascii="Consolas" w:eastAsia="Times New Roman" w:hAnsi="Consolas" w:cs="Times New Roman"/>
+          <w:color w:val="000000"/>
+          <w:sz w:val="33"/>
+          <w:szCs w:val="33"/>
+          <w:lang w:eastAsia="en-IN"/>
+        </w:rPr>
+        <w:t xml:space="preserve">  </w:t>
+      </w:r>
+      <w:proofErr w:type="gramStart"/>
+      <w:r>
+        <w:rPr>
+          <w:rFonts w:ascii="Consolas" w:eastAsia="Times New Roman" w:hAnsi="Consolas" w:cs="Times New Roman"/>
+          <w:color w:val="0000FF"/>
+          <w:sz w:val="33"/>
+          <w:szCs w:val="33"/>
+          <w:lang w:eastAsia="en-IN"/>
+        </w:rPr>
+        <w:t>constructor</w:t>
+      </w:r>
+      <w:r>
+        <w:rPr>
+          <w:rFonts w:ascii="Consolas" w:eastAsia="Times New Roman" w:hAnsi="Consolas" w:cs="Times New Roman"/>
+          <w:color w:val="000000"/>
+          <w:sz w:val="33"/>
+          <w:szCs w:val="33"/>
+          <w:lang w:eastAsia="en-IN"/>
+        </w:rPr>
+        <w:t>(</w:t>
+      </w:r>
+      <w:proofErr w:type="gramEnd"/>
+      <w:r>
+        <w:rPr>
+          <w:rFonts w:ascii="Consolas" w:eastAsia="Times New Roman" w:hAnsi="Consolas" w:cs="Times New Roman"/>
+          <w:color w:val="0000FF"/>
+          <w:sz w:val="33"/>
+          <w:szCs w:val="33"/>
+          <w:lang w:eastAsia="en-IN"/>
+        </w:rPr>
+        <w:t>private</w:t>
+      </w:r>
+      <w:r>
+        <w:rPr>
+          <w:rFonts w:ascii="Consolas" w:eastAsia="Times New Roman" w:hAnsi="Consolas" w:cs="Times New Roman"/>
+          <w:color w:val="000000"/>
+          <w:sz w:val="33"/>
+          <w:szCs w:val="33"/>
+          <w:lang w:eastAsia="en-IN"/>
+        </w:rPr>
+        <w:t xml:space="preserve"> </w:t>
+      </w:r>
+      <w:proofErr w:type="spellStart"/>
+      <w:r>
+        <w:rPr>
+          <w:rFonts w:ascii="Consolas" w:eastAsia="Times New Roman" w:hAnsi="Consolas" w:cs="Times New Roman"/>
+          <w:color w:val="000000"/>
+          <w:sz w:val="33"/>
+          <w:szCs w:val="33"/>
+          <w:lang w:eastAsia="en-IN"/>
+        </w:rPr>
+        <w:t>fb:FormBuilder</w:t>
+      </w:r>
+      <w:proofErr w:type="spellEnd"/>
+      <w:r>
+        <w:rPr>
+          <w:rFonts w:ascii="Consolas" w:eastAsia="Times New Roman" w:hAnsi="Consolas" w:cs="Times New Roman"/>
+          <w:color w:val="000000"/>
+          <w:sz w:val="33"/>
+          <w:szCs w:val="33"/>
+          <w:lang w:eastAsia="en-IN"/>
+        </w:rPr>
+        <w:t xml:space="preserve">) { </w:t>
+      </w:r>
+    </w:p>
+    <w:p>
+      <w:pPr>
+        <w:shd w:val="clear" w:color="auto" w:fill="FFFFFF"/>
+        <w:spacing w:after="0" w:line="450" w:lineRule="atLeast"/>
+        <w:ind w:left="720"/>
+        <w:rPr>
+          <w:rFonts w:ascii="Consolas" w:eastAsia="Times New Roman" w:hAnsi="Consolas" w:cs="Times New Roman"/>
+          <w:color w:val="000000"/>
+          <w:sz w:val="33"/>
+          <w:szCs w:val="33"/>
+          <w:lang w:eastAsia="en-IN"/>
+        </w:rPr>
+      </w:pPr>
+      <w:r>
+        <w:rPr>
+          <w:rFonts w:ascii="Consolas" w:eastAsia="Times New Roman" w:hAnsi="Consolas" w:cs="Times New Roman"/>
+          <w:color w:val="000000"/>
+          <w:sz w:val="33"/>
+          <w:szCs w:val="33"/>
+          <w:lang w:eastAsia="en-IN"/>
+        </w:rPr>
+        <w:t xml:space="preserve">    </w:t>
+      </w:r>
+      <w:proofErr w:type="spellStart"/>
+      <w:proofErr w:type="gramStart"/>
+      <w:r>
+        <w:rPr>
+          <w:rFonts w:ascii="Consolas" w:eastAsia="Times New Roman" w:hAnsi="Consolas" w:cs="Times New Roman"/>
+          <w:color w:val="0000FF"/>
+          <w:sz w:val="33"/>
+          <w:szCs w:val="33"/>
+          <w:lang w:eastAsia="en-IN"/>
+        </w:rPr>
+        <w:t>this</w:t>
+      </w:r>
+      <w:r>
+        <w:rPr>
+          <w:rFonts w:ascii="Consolas" w:eastAsia="Times New Roman" w:hAnsi="Consolas" w:cs="Times New Roman"/>
+          <w:color w:val="000000"/>
+          <w:sz w:val="33"/>
+          <w:szCs w:val="33"/>
+          <w:lang w:eastAsia="en-IN"/>
+        </w:rPr>
+        <w:t>.productForm</w:t>
+      </w:r>
+      <w:proofErr w:type="spellEnd"/>
+      <w:r>
+        <w:rPr>
+          <w:rFonts w:ascii="Consolas" w:eastAsia="Times New Roman" w:hAnsi="Consolas" w:cs="Times New Roman"/>
+          <w:color w:val="000000"/>
+          <w:sz w:val="33"/>
+          <w:szCs w:val="33"/>
+          <w:lang w:eastAsia="en-IN"/>
+        </w:rPr>
+        <w:t>=</w:t>
+      </w:r>
+      <w:proofErr w:type="spellStart"/>
+      <w:r>
+        <w:rPr>
+          <w:rFonts w:ascii="Consolas" w:eastAsia="Times New Roman" w:hAnsi="Consolas" w:cs="Times New Roman"/>
+          <w:color w:val="0000FF"/>
+          <w:sz w:val="33"/>
+          <w:szCs w:val="33"/>
+          <w:lang w:eastAsia="en-IN"/>
+        </w:rPr>
+        <w:t>this</w:t>
+      </w:r>
+      <w:r>
+        <w:rPr>
+          <w:rFonts w:ascii="Consolas" w:eastAsia="Times New Roman" w:hAnsi="Consolas" w:cs="Times New Roman"/>
+          <w:color w:val="000000"/>
+          <w:sz w:val="33"/>
+          <w:szCs w:val="33"/>
+          <w:lang w:eastAsia="en-IN"/>
+        </w:rPr>
+        <w:t>.fb</w:t>
+      </w:r>
+      <w:proofErr w:type="gramEnd"/>
+      <w:r>
+        <w:rPr>
+          <w:rFonts w:ascii="Consolas" w:eastAsia="Times New Roman" w:hAnsi="Consolas" w:cs="Times New Roman"/>
+          <w:color w:val="000000"/>
+          <w:sz w:val="33"/>
+          <w:szCs w:val="33"/>
+          <w:lang w:eastAsia="en-IN"/>
+        </w:rPr>
+        <w:t>.group</w:t>
+      </w:r>
+      <w:proofErr w:type="spellEnd"/>
+      <w:r>
+        <w:rPr>
+          <w:rFonts w:ascii="Consolas" w:eastAsia="Times New Roman" w:hAnsi="Consolas" w:cs="Times New Roman"/>
+          <w:color w:val="000000"/>
+          <w:sz w:val="33"/>
+          <w:szCs w:val="33"/>
+          <w:lang w:eastAsia="en-IN"/>
+        </w:rPr>
+        <w:t>(</w:t>
+      </w:r>
+    </w:p>
+    <w:p>
+      <w:pPr>
+        <w:shd w:val="clear" w:color="auto" w:fill="FFFFFF"/>
+        <w:spacing w:after="0" w:line="450" w:lineRule="atLeast"/>
+        <w:ind w:left="720"/>
+        <w:rPr>
+          <w:rFonts w:ascii="Consolas" w:eastAsia="Times New Roman" w:hAnsi="Consolas" w:cs="Times New Roman"/>
+          <w:color w:val="000000"/>
+          <w:sz w:val="33"/>
+          <w:szCs w:val="33"/>
+          <w:lang w:eastAsia="en-IN"/>
+        </w:rPr>
+      </w:pPr>
+      <w:r>
+        <w:rPr>
+          <w:rFonts w:ascii="Consolas" w:eastAsia="Times New Roman" w:hAnsi="Consolas" w:cs="Times New Roman"/>
+          <w:color w:val="000000"/>
+          <w:sz w:val="33"/>
+          <w:szCs w:val="33"/>
+          <w:lang w:eastAsia="en-IN"/>
+        </w:rPr>
+        <w:t>      {</w:t>
+      </w:r>
+    </w:p>
+    <w:p>
+      <w:pPr>
+        <w:shd w:val="clear" w:color="auto" w:fill="FFFFFF"/>
+        <w:spacing w:after="0" w:line="450" w:lineRule="atLeast"/>
+        <w:ind w:left="720"/>
+        <w:rPr>
+          <w:rFonts w:ascii="Consolas" w:eastAsia="Times New Roman" w:hAnsi="Consolas" w:cs="Times New Roman"/>
+          <w:color w:val="000000"/>
+          <w:sz w:val="33"/>
+          <w:szCs w:val="33"/>
+          <w:lang w:eastAsia="en-IN"/>
+        </w:rPr>
+      </w:pPr>
+      <w:r>
+        <w:rPr>
+          <w:rFonts w:ascii="Consolas" w:eastAsia="Times New Roman" w:hAnsi="Consolas" w:cs="Times New Roman"/>
+          <w:color w:val="000000"/>
+          <w:sz w:val="33"/>
+          <w:szCs w:val="33"/>
+          <w:lang w:eastAsia="en-IN"/>
+        </w:rPr>
+        <w:t xml:space="preserve">        </w:t>
+      </w:r>
+      <w:proofErr w:type="gramStart"/>
+      <w:r>
+        <w:rPr>
+          <w:rFonts w:ascii="Consolas" w:eastAsia="Times New Roman" w:hAnsi="Consolas" w:cs="Times New Roman"/>
+          <w:color w:val="000000"/>
+          <w:sz w:val="33"/>
+          <w:szCs w:val="33"/>
+          <w:lang w:eastAsia="en-IN"/>
+        </w:rPr>
+        <w:t>id:[</w:t>
+      </w:r>
+      <w:proofErr w:type="gramEnd"/>
+      <w:r>
+        <w:rPr>
+          <w:rFonts w:ascii="Consolas" w:eastAsia="Times New Roman" w:hAnsi="Consolas" w:cs="Times New Roman"/>
+          <w:color w:val="A31515"/>
+          <w:sz w:val="33"/>
+          <w:szCs w:val="33"/>
+          <w:lang w:eastAsia="en-IN"/>
+        </w:rPr>
+        <w:t>''</w:t>
+      </w:r>
+      <w:r>
+        <w:rPr>
+          <w:rFonts w:ascii="Consolas" w:eastAsia="Times New Roman" w:hAnsi="Consolas" w:cs="Times New Roman"/>
+          <w:color w:val="000000"/>
+          <w:sz w:val="33"/>
+          <w:szCs w:val="33"/>
+          <w:lang w:eastAsia="en-IN"/>
+        </w:rPr>
+        <w:t>],</w:t>
+      </w:r>
+    </w:p>
+    <w:p>
+      <w:pPr>
+        <w:shd w:val="clear" w:color="auto" w:fill="FFFFFF"/>
+        <w:spacing w:after="0" w:line="450" w:lineRule="atLeast"/>
+        <w:ind w:left="720"/>
+        <w:rPr>
+          <w:rFonts w:ascii="Consolas" w:eastAsia="Times New Roman" w:hAnsi="Consolas" w:cs="Times New Roman"/>
+          <w:color w:val="000000"/>
+          <w:sz w:val="33"/>
+          <w:szCs w:val="33"/>
+          <w:lang w:eastAsia="en-IN"/>
+        </w:rPr>
+      </w:pPr>
+      <w:r>
+        <w:rPr>
+          <w:rFonts w:ascii="Consolas" w:eastAsia="Times New Roman" w:hAnsi="Consolas" w:cs="Times New Roman"/>
+          <w:color w:val="000000"/>
+          <w:sz w:val="33"/>
+          <w:szCs w:val="33"/>
+          <w:lang w:eastAsia="en-IN"/>
+        </w:rPr>
+        <w:t xml:space="preserve">        </w:t>
+      </w:r>
+      <w:proofErr w:type="gramStart"/>
+      <w:r>
+        <w:rPr>
+          <w:rFonts w:ascii="Consolas" w:eastAsia="Times New Roman" w:hAnsi="Consolas" w:cs="Times New Roman"/>
+          <w:color w:val="000000"/>
+          <w:sz w:val="33"/>
+          <w:szCs w:val="33"/>
+          <w:lang w:eastAsia="en-IN"/>
+        </w:rPr>
+        <w:t>name:[</w:t>
+      </w:r>
+      <w:proofErr w:type="gramEnd"/>
+      <w:r>
+        <w:rPr>
+          <w:rFonts w:ascii="Consolas" w:eastAsia="Times New Roman" w:hAnsi="Consolas" w:cs="Times New Roman"/>
+          <w:color w:val="A31515"/>
+          <w:sz w:val="33"/>
+          <w:szCs w:val="33"/>
+          <w:lang w:eastAsia="en-IN"/>
+        </w:rPr>
+        <w:t>''</w:t>
+      </w:r>
+      <w:r>
+        <w:rPr>
+          <w:rFonts w:ascii="Consolas" w:eastAsia="Times New Roman" w:hAnsi="Consolas" w:cs="Times New Roman"/>
+          <w:color w:val="000000"/>
+          <w:sz w:val="33"/>
+          <w:szCs w:val="33"/>
+          <w:lang w:eastAsia="en-IN"/>
+        </w:rPr>
+        <w:t>],</w:t>
+      </w:r>
+    </w:p>
+    <w:p>
+      <w:pPr>
+        <w:shd w:val="clear" w:color="auto" w:fill="FFFFFF"/>
+        <w:spacing w:after="0" w:line="450" w:lineRule="atLeast"/>
+        <w:ind w:left="720"/>
+        <w:rPr>
+          <w:rFonts w:ascii="Consolas" w:eastAsia="Times New Roman" w:hAnsi="Consolas" w:cs="Times New Roman"/>
+          <w:color w:val="000000"/>
+          <w:sz w:val="33"/>
+          <w:szCs w:val="33"/>
+          <w:lang w:eastAsia="en-IN"/>
+        </w:rPr>
+      </w:pPr>
+      <w:r>
+        <w:rPr>
+          <w:rFonts w:ascii="Consolas" w:eastAsia="Times New Roman" w:hAnsi="Consolas" w:cs="Times New Roman"/>
+          <w:color w:val="000000"/>
+          <w:sz w:val="33"/>
+          <w:szCs w:val="33"/>
+          <w:lang w:eastAsia="en-IN"/>
+        </w:rPr>
+        <w:t xml:space="preserve">        </w:t>
+      </w:r>
+      <w:proofErr w:type="gramStart"/>
+      <w:r>
+        <w:rPr>
+          <w:rFonts w:ascii="Consolas" w:eastAsia="Times New Roman" w:hAnsi="Consolas" w:cs="Times New Roman"/>
+          <w:color w:val="000000"/>
+          <w:sz w:val="33"/>
+          <w:szCs w:val="33"/>
+          <w:lang w:eastAsia="en-IN"/>
+        </w:rPr>
+        <w:t>price:[</w:t>
+      </w:r>
+      <w:proofErr w:type="gramEnd"/>
+      <w:r>
+        <w:rPr>
+          <w:rFonts w:ascii="Consolas" w:eastAsia="Times New Roman" w:hAnsi="Consolas" w:cs="Times New Roman"/>
+          <w:color w:val="A31515"/>
+          <w:sz w:val="33"/>
+          <w:szCs w:val="33"/>
+          <w:lang w:eastAsia="en-IN"/>
+        </w:rPr>
+        <w:t>''</w:t>
+      </w:r>
+      <w:r>
+        <w:rPr>
+          <w:rFonts w:ascii="Consolas" w:eastAsia="Times New Roman" w:hAnsi="Consolas" w:cs="Times New Roman"/>
+          <w:color w:val="000000"/>
+          <w:sz w:val="33"/>
+          <w:szCs w:val="33"/>
+          <w:lang w:eastAsia="en-IN"/>
+        </w:rPr>
+        <w:t>]</w:t>
+      </w:r>
+    </w:p>
+    <w:p>
+      <w:pPr>
+        <w:shd w:val="clear" w:color="auto" w:fill="FFFFFF"/>
+        <w:spacing w:after="0" w:line="450" w:lineRule="atLeast"/>
+        <w:ind w:left="720"/>
+        <w:rPr>
+          <w:rFonts w:ascii="Consolas" w:eastAsia="Times New Roman" w:hAnsi="Consolas" w:cs="Times New Roman"/>
+          <w:color w:val="000000"/>
+          <w:sz w:val="33"/>
+          <w:szCs w:val="33"/>
+          <w:lang w:eastAsia="en-IN"/>
+        </w:rPr>
+      </w:pPr>
+      <w:r>
+        <w:rPr>
+          <w:rFonts w:ascii="Consolas" w:eastAsia="Times New Roman" w:hAnsi="Consolas" w:cs="Times New Roman"/>
+          <w:color w:val="000000"/>
+          <w:sz w:val="33"/>
+          <w:szCs w:val="33"/>
+          <w:lang w:eastAsia="en-IN"/>
+        </w:rPr>
+        <w:t>      }</w:t>
+      </w:r>
+    </w:p>
+    <w:p>
+      <w:pPr>
+        <w:shd w:val="clear" w:color="auto" w:fill="FFFFFF"/>
+        <w:spacing w:after="0" w:line="450" w:lineRule="atLeast"/>
+        <w:ind w:left="720"/>
+        <w:rPr>
+          <w:rFonts w:ascii="Consolas" w:eastAsia="Times New Roman" w:hAnsi="Consolas" w:cs="Times New Roman"/>
+          <w:color w:val="000000"/>
+          <w:sz w:val="33"/>
+          <w:szCs w:val="33"/>
+          <w:lang w:eastAsia="en-IN"/>
+        </w:rPr>
+      </w:pPr>
+      <w:r>
+        <w:rPr>
+          <w:rFonts w:ascii="Consolas" w:eastAsia="Times New Roman" w:hAnsi="Consolas" w:cs="Times New Roman"/>
+          <w:color w:val="000000"/>
+          <w:sz w:val="33"/>
+          <w:szCs w:val="33"/>
+          <w:lang w:eastAsia="en-IN"/>
+        </w:rPr>
+        <w:t>    );</w:t>
+      </w:r>
+    </w:p>
+    <w:p>
+      <w:pPr>
+        <w:shd w:val="clear" w:color="auto" w:fill="FFFFFF"/>
+        <w:spacing w:after="0" w:line="450" w:lineRule="atLeast"/>
+        <w:ind w:left="720"/>
+        <w:rPr>
+          <w:rFonts w:ascii="Consolas" w:eastAsia="Times New Roman" w:hAnsi="Consolas" w:cs="Times New Roman"/>
+          <w:color w:val="000000"/>
+          <w:sz w:val="33"/>
+          <w:szCs w:val="33"/>
+          <w:lang w:eastAsia="en-IN"/>
+        </w:rPr>
+      </w:pPr>
+      <w:r>
+        <w:rPr>
+          <w:rFonts w:ascii="Consolas" w:eastAsia="Times New Roman" w:hAnsi="Consolas" w:cs="Times New Roman"/>
+          <w:color w:val="000000"/>
+          <w:sz w:val="33"/>
+          <w:szCs w:val="33"/>
+          <w:lang w:eastAsia="en-IN"/>
+        </w:rPr>
+        <w:t>  }</w:t>
+      </w:r>
+    </w:p>
+    <w:p>
+      <w:pPr>
+        <w:pStyle w:val="ListParagraph"/>
+        <w:numPr>
+          <w:ilvl w:val="0"/>
+          <w:numId w:val="20"/>
+        </w:numPr>
+        <w:shd w:val="clear" w:color="auto" w:fill="FFFFFF"/>
+        <w:spacing w:after="0" w:line="450" w:lineRule="atLeast"/>
+        <w:rPr>
+          <w:rFonts w:ascii="Consolas" w:eastAsia="Times New Roman" w:hAnsi="Consolas" w:cs="Times New Roman"/>
+          <w:color w:val="000000"/>
+          <w:sz w:val="33"/>
+          <w:szCs w:val="33"/>
+          <w:lang w:eastAsia="en-IN"/>
+        </w:rPr>
+      </w:pPr>
+    </w:p>
+    <w:p>
+      <w:pPr>
+        <w:pStyle w:val="ListParagraph"/>
+        <w:ind w:left="1080"/>
+        <w:rPr>
+          <w:lang w:val="en-US"/>
+        </w:rPr>
+      </w:pPr>
+    </w:p>
+    <w:p>
+      <w:pPr>
+        <w:pStyle w:val="ListParagraph"/>
+        <w:ind w:left="1080"/>
+        <w:rPr>
+          <w:lang w:val="en-US"/>
+        </w:rPr>
+      </w:pPr>
+      <w:r>
+        <w:rPr>
+          <w:lang w:val="en-US"/>
+        </w:rPr>
+        <w:t>8) go to product.component.html and define the form</w:t>
+      </w:r>
+    </w:p>
+    <w:p>
+      <w:pPr>
+        <w:shd w:val="clear" w:color="auto" w:fill="FFFFFF"/>
+        <w:spacing w:after="0" w:line="450" w:lineRule="atLeast"/>
+        <w:rPr>
+          <w:rFonts w:ascii="Consolas" w:eastAsia="Times New Roman" w:hAnsi="Consolas" w:cs="Times New Roman"/>
+          <w:color w:val="000000"/>
+          <w:sz w:val="33"/>
+          <w:szCs w:val="33"/>
+          <w:lang w:eastAsia="en-IN"/>
+        </w:rPr>
+      </w:pPr>
+      <w:r>
+        <w:rPr>
+          <w:rFonts w:ascii="Consolas" w:eastAsia="Times New Roman" w:hAnsi="Consolas" w:cs="Times New Roman"/>
+          <w:color w:val="800000"/>
+          <w:sz w:val="33"/>
+          <w:szCs w:val="33"/>
+          <w:lang w:eastAsia="en-IN"/>
+        </w:rPr>
+        <w:t>&lt;form</w:t>
+      </w:r>
+      <w:r>
+        <w:rPr>
+          <w:rFonts w:ascii="Consolas" w:eastAsia="Times New Roman" w:hAnsi="Consolas" w:cs="Times New Roman"/>
+          <w:color w:val="000000"/>
+          <w:sz w:val="33"/>
+          <w:szCs w:val="33"/>
+          <w:lang w:eastAsia="en-IN"/>
+        </w:rPr>
+        <w:t xml:space="preserve"> </w:t>
+      </w:r>
+      <w:r>
+        <w:rPr>
+          <w:rFonts w:ascii="Consolas" w:eastAsia="Times New Roman" w:hAnsi="Consolas" w:cs="Times New Roman"/>
+          <w:color w:val="E50000"/>
+          <w:sz w:val="33"/>
+          <w:szCs w:val="33"/>
+          <w:lang w:eastAsia="en-IN"/>
+        </w:rPr>
+        <w:t>[</w:t>
+      </w:r>
+      <w:proofErr w:type="spellStart"/>
+      <w:r>
+        <w:rPr>
+          <w:rFonts w:ascii="Consolas" w:eastAsia="Times New Roman" w:hAnsi="Consolas" w:cs="Times New Roman"/>
+          <w:color w:val="E50000"/>
+          <w:sz w:val="33"/>
+          <w:szCs w:val="33"/>
+          <w:lang w:eastAsia="en-IN"/>
+        </w:rPr>
+        <w:t>formGroup</w:t>
+      </w:r>
+      <w:proofErr w:type="spellEnd"/>
+      <w:r>
+        <w:rPr>
+          <w:rFonts w:ascii="Consolas" w:eastAsia="Times New Roman" w:hAnsi="Consolas" w:cs="Times New Roman"/>
+          <w:color w:val="E50000"/>
+          <w:sz w:val="33"/>
+          <w:szCs w:val="33"/>
+          <w:lang w:eastAsia="en-IN"/>
+        </w:rPr>
+        <w:t>]</w:t>
+      </w:r>
+      <w:r>
+        <w:rPr>
+          <w:rFonts w:ascii="Consolas" w:eastAsia="Times New Roman" w:hAnsi="Consolas" w:cs="Times New Roman"/>
+          <w:color w:val="000000"/>
+          <w:sz w:val="33"/>
+          <w:szCs w:val="33"/>
+          <w:lang w:eastAsia="en-IN"/>
+        </w:rPr>
+        <w:t>=</w:t>
+      </w:r>
+      <w:r>
+        <w:rPr>
+          <w:rFonts w:ascii="Consolas" w:eastAsia="Times New Roman" w:hAnsi="Consolas" w:cs="Times New Roman"/>
+          <w:color w:val="0000FF"/>
+          <w:sz w:val="33"/>
+          <w:szCs w:val="33"/>
+          <w:lang w:eastAsia="en-IN"/>
+        </w:rPr>
+        <w:t>"</w:t>
+      </w:r>
+      <w:proofErr w:type="spellStart"/>
+      <w:r>
+        <w:rPr>
+          <w:rFonts w:ascii="Consolas" w:eastAsia="Times New Roman" w:hAnsi="Consolas" w:cs="Times New Roman"/>
+          <w:color w:val="0000FF"/>
+          <w:sz w:val="33"/>
+          <w:szCs w:val="33"/>
+          <w:lang w:eastAsia="en-IN"/>
+        </w:rPr>
+        <w:t>productForm</w:t>
+      </w:r>
+      <w:proofErr w:type="spellEnd"/>
+      <w:r>
+        <w:rPr>
+          <w:rFonts w:ascii="Consolas" w:eastAsia="Times New Roman" w:hAnsi="Consolas" w:cs="Times New Roman"/>
+          <w:color w:val="0000FF"/>
+          <w:sz w:val="33"/>
+          <w:szCs w:val="33"/>
+          <w:lang w:eastAsia="en-IN"/>
+        </w:rPr>
+        <w:t>"</w:t>
+      </w:r>
+      <w:r>
+        <w:rPr>
+          <w:rFonts w:ascii="Consolas" w:eastAsia="Times New Roman" w:hAnsi="Consolas" w:cs="Times New Roman"/>
+          <w:color w:val="800000"/>
+          <w:sz w:val="33"/>
+          <w:szCs w:val="33"/>
+          <w:lang w:eastAsia="en-IN"/>
+        </w:rPr>
+        <w:t>&gt;</w:t>
+      </w:r>
+    </w:p>
+    <w:p>
+      <w:pPr>
+        <w:shd w:val="clear" w:color="auto" w:fill="FFFFFF"/>
+        <w:spacing w:after="0" w:line="450" w:lineRule="atLeast"/>
+        <w:rPr>
+          <w:rFonts w:ascii="Consolas" w:eastAsia="Times New Roman" w:hAnsi="Consolas" w:cs="Times New Roman"/>
+          <w:color w:val="000000"/>
+          <w:sz w:val="33"/>
+          <w:szCs w:val="33"/>
+          <w:lang w:eastAsia="en-IN"/>
+        </w:rPr>
+      </w:pPr>
+      <w:r>
+        <w:rPr>
+          <w:rFonts w:ascii="Consolas" w:eastAsia="Times New Roman" w:hAnsi="Consolas" w:cs="Times New Roman"/>
+          <w:color w:val="000000"/>
+          <w:sz w:val="33"/>
+          <w:szCs w:val="33"/>
+          <w:lang w:eastAsia="en-IN"/>
+        </w:rPr>
+        <w:t xml:space="preserve">Id: </w:t>
+      </w:r>
+      <w:r>
+        <w:rPr>
+          <w:rFonts w:ascii="Consolas" w:eastAsia="Times New Roman" w:hAnsi="Consolas" w:cs="Times New Roman"/>
+          <w:color w:val="800000"/>
+          <w:sz w:val="33"/>
+          <w:szCs w:val="33"/>
+          <w:lang w:eastAsia="en-IN"/>
+        </w:rPr>
+        <w:t>&lt;input</w:t>
+      </w:r>
+      <w:r>
+        <w:rPr>
+          <w:rFonts w:ascii="Consolas" w:eastAsia="Times New Roman" w:hAnsi="Consolas" w:cs="Times New Roman"/>
+          <w:color w:val="000000"/>
+          <w:sz w:val="33"/>
+          <w:szCs w:val="33"/>
+          <w:lang w:eastAsia="en-IN"/>
+        </w:rPr>
+        <w:t xml:space="preserve"> </w:t>
+      </w:r>
+      <w:r>
+        <w:rPr>
+          <w:rFonts w:ascii="Consolas" w:eastAsia="Times New Roman" w:hAnsi="Consolas" w:cs="Times New Roman"/>
+          <w:color w:val="E50000"/>
+          <w:sz w:val="33"/>
+          <w:szCs w:val="33"/>
+          <w:lang w:eastAsia="en-IN"/>
+        </w:rPr>
+        <w:t>type</w:t>
+      </w:r>
+      <w:r>
+        <w:rPr>
+          <w:rFonts w:ascii="Consolas" w:eastAsia="Times New Roman" w:hAnsi="Consolas" w:cs="Times New Roman"/>
+          <w:color w:val="000000"/>
+          <w:sz w:val="33"/>
+          <w:szCs w:val="33"/>
+          <w:lang w:eastAsia="en-IN"/>
+        </w:rPr>
+        <w:t>=</w:t>
+      </w:r>
+      <w:r>
+        <w:rPr>
+          <w:rFonts w:ascii="Consolas" w:eastAsia="Times New Roman" w:hAnsi="Consolas" w:cs="Times New Roman"/>
+          <w:color w:val="0000FF"/>
+          <w:sz w:val="33"/>
+          <w:szCs w:val="33"/>
+          <w:lang w:eastAsia="en-IN"/>
+        </w:rPr>
+        <w:t>"number"</w:t>
+      </w:r>
+      <w:r>
+        <w:rPr>
+          <w:rFonts w:ascii="Consolas" w:eastAsia="Times New Roman" w:hAnsi="Consolas" w:cs="Times New Roman"/>
+          <w:color w:val="000000"/>
+          <w:sz w:val="33"/>
+          <w:szCs w:val="33"/>
+          <w:lang w:eastAsia="en-IN"/>
+        </w:rPr>
+        <w:t xml:space="preserve"> </w:t>
+      </w:r>
+      <w:r>
+        <w:rPr>
+          <w:rFonts w:ascii="Consolas" w:eastAsia="Times New Roman" w:hAnsi="Consolas" w:cs="Times New Roman"/>
+          <w:color w:val="E50000"/>
+          <w:sz w:val="33"/>
+          <w:szCs w:val="33"/>
+          <w:lang w:eastAsia="en-IN"/>
+        </w:rPr>
+        <w:t>name</w:t>
+      </w:r>
+      <w:r>
+        <w:rPr>
+          <w:rFonts w:ascii="Consolas" w:eastAsia="Times New Roman" w:hAnsi="Consolas" w:cs="Times New Roman"/>
+          <w:color w:val="000000"/>
+          <w:sz w:val="33"/>
+          <w:szCs w:val="33"/>
+          <w:lang w:eastAsia="en-IN"/>
+        </w:rPr>
+        <w:t>=</w:t>
+      </w:r>
+      <w:r>
+        <w:rPr>
+          <w:rFonts w:ascii="Consolas" w:eastAsia="Times New Roman" w:hAnsi="Consolas" w:cs="Times New Roman"/>
+          <w:color w:val="0000FF"/>
+          <w:sz w:val="33"/>
+          <w:szCs w:val="33"/>
+          <w:lang w:eastAsia="en-IN"/>
+        </w:rPr>
+        <w:t>""</w:t>
+      </w:r>
+      <w:r>
+        <w:rPr>
+          <w:rFonts w:ascii="Consolas" w:eastAsia="Times New Roman" w:hAnsi="Consolas" w:cs="Times New Roman"/>
+          <w:color w:val="000000"/>
+          <w:sz w:val="33"/>
+          <w:szCs w:val="33"/>
+          <w:lang w:eastAsia="en-IN"/>
+        </w:rPr>
+        <w:t xml:space="preserve"> </w:t>
+      </w:r>
+      <w:r>
+        <w:rPr>
+          <w:rFonts w:ascii="Consolas" w:eastAsia="Times New Roman" w:hAnsi="Consolas" w:cs="Times New Roman"/>
+          <w:color w:val="E50000"/>
+          <w:sz w:val="33"/>
+          <w:szCs w:val="33"/>
+          <w:lang w:eastAsia="en-IN"/>
+        </w:rPr>
+        <w:t>id</w:t>
+      </w:r>
+      <w:r>
+        <w:rPr>
+          <w:rFonts w:ascii="Consolas" w:eastAsia="Times New Roman" w:hAnsi="Consolas" w:cs="Times New Roman"/>
+          <w:color w:val="000000"/>
+          <w:sz w:val="33"/>
+          <w:szCs w:val="33"/>
+          <w:lang w:eastAsia="en-IN"/>
+        </w:rPr>
+        <w:t>=</w:t>
+      </w:r>
+      <w:r>
+        <w:rPr>
+          <w:rFonts w:ascii="Consolas" w:eastAsia="Times New Roman" w:hAnsi="Consolas" w:cs="Times New Roman"/>
+          <w:color w:val="0000FF"/>
+          <w:sz w:val="33"/>
+          <w:szCs w:val="33"/>
+          <w:lang w:eastAsia="en-IN"/>
+        </w:rPr>
+        <w:t>""</w:t>
+      </w:r>
+      <w:r>
+        <w:rPr>
+          <w:rFonts w:ascii="Consolas" w:eastAsia="Times New Roman" w:hAnsi="Consolas" w:cs="Times New Roman"/>
+          <w:color w:val="000000"/>
+          <w:sz w:val="33"/>
+          <w:szCs w:val="33"/>
+          <w:lang w:eastAsia="en-IN"/>
+        </w:rPr>
+        <w:t xml:space="preserve"> </w:t>
+      </w:r>
+      <w:proofErr w:type="spellStart"/>
+      <w:r>
+        <w:rPr>
+          <w:rFonts w:ascii="Consolas" w:eastAsia="Times New Roman" w:hAnsi="Consolas" w:cs="Times New Roman"/>
+          <w:color w:val="E50000"/>
+          <w:sz w:val="33"/>
+          <w:szCs w:val="33"/>
+          <w:lang w:eastAsia="en-IN"/>
+        </w:rPr>
+        <w:t>formControlName</w:t>
+      </w:r>
+      <w:proofErr w:type="spellEnd"/>
+      <w:r>
+        <w:rPr>
+          <w:rFonts w:ascii="Consolas" w:eastAsia="Times New Roman" w:hAnsi="Consolas" w:cs="Times New Roman"/>
+          <w:color w:val="000000"/>
+          <w:sz w:val="33"/>
+          <w:szCs w:val="33"/>
+          <w:lang w:eastAsia="en-IN"/>
+        </w:rPr>
+        <w:t>=</w:t>
+      </w:r>
+      <w:r>
+        <w:rPr>
+          <w:rFonts w:ascii="Consolas" w:eastAsia="Times New Roman" w:hAnsi="Consolas" w:cs="Times New Roman"/>
+          <w:color w:val="0000FF"/>
+          <w:sz w:val="33"/>
+          <w:szCs w:val="33"/>
+          <w:lang w:eastAsia="en-IN"/>
+        </w:rPr>
+        <w:t>"id"</w:t>
+      </w:r>
+      <w:r>
+        <w:rPr>
+          <w:rFonts w:ascii="Consolas" w:eastAsia="Times New Roman" w:hAnsi="Consolas" w:cs="Times New Roman"/>
+          <w:color w:val="000000"/>
+          <w:sz w:val="33"/>
+          <w:szCs w:val="33"/>
+          <w:lang w:eastAsia="en-IN"/>
+        </w:rPr>
+        <w:t xml:space="preserve"> </w:t>
+      </w:r>
+      <w:r>
+        <w:rPr>
+          <w:rFonts w:ascii="Consolas" w:eastAsia="Times New Roman" w:hAnsi="Consolas" w:cs="Times New Roman"/>
+          <w:color w:val="E50000"/>
+          <w:sz w:val="33"/>
+          <w:szCs w:val="33"/>
+          <w:lang w:eastAsia="en-IN"/>
+        </w:rPr>
+        <w:t>class</w:t>
+      </w:r>
+      <w:r>
+        <w:rPr>
+          <w:rFonts w:ascii="Consolas" w:eastAsia="Times New Roman" w:hAnsi="Consolas" w:cs="Times New Roman"/>
+          <w:color w:val="000000"/>
+          <w:sz w:val="33"/>
+          <w:szCs w:val="33"/>
+          <w:lang w:eastAsia="en-IN"/>
+        </w:rPr>
+        <w:t>=</w:t>
+      </w:r>
+      <w:r>
+        <w:rPr>
+          <w:rFonts w:ascii="Consolas" w:eastAsia="Times New Roman" w:hAnsi="Consolas" w:cs="Times New Roman"/>
+          <w:color w:val="0000FF"/>
+          <w:sz w:val="33"/>
+          <w:szCs w:val="33"/>
+          <w:lang w:eastAsia="en-IN"/>
+        </w:rPr>
+        <w:t>"form-control"</w:t>
+      </w:r>
+      <w:r>
+        <w:rPr>
+          <w:rFonts w:ascii="Consolas" w:eastAsia="Times New Roman" w:hAnsi="Consolas" w:cs="Times New Roman"/>
+          <w:color w:val="800000"/>
+          <w:sz w:val="33"/>
+          <w:szCs w:val="33"/>
+          <w:lang w:eastAsia="en-IN"/>
+        </w:rPr>
+        <w:t>&gt;</w:t>
+      </w:r>
+    </w:p>
+    <w:p>
+      <w:pPr>
+        <w:shd w:val="clear" w:color="auto" w:fill="FFFFFF"/>
+        <w:spacing w:after="0" w:line="450" w:lineRule="atLeast"/>
+        <w:rPr>
+          <w:rFonts w:ascii="Consolas" w:eastAsia="Times New Roman" w:hAnsi="Consolas" w:cs="Times New Roman"/>
+          <w:color w:val="000000"/>
+          <w:sz w:val="33"/>
+          <w:szCs w:val="33"/>
+          <w:lang w:eastAsia="en-IN"/>
+        </w:rPr>
+      </w:pPr>
+      <w:r>
+        <w:rPr>
+          <w:rFonts w:ascii="Consolas" w:eastAsia="Times New Roman" w:hAnsi="Consolas" w:cs="Times New Roman"/>
+          <w:color w:val="000000"/>
+          <w:sz w:val="33"/>
+          <w:szCs w:val="33"/>
+          <w:lang w:eastAsia="en-IN"/>
+        </w:rPr>
+        <w:t xml:space="preserve">Name: </w:t>
+      </w:r>
+      <w:r>
+        <w:rPr>
+          <w:rFonts w:ascii="Consolas" w:eastAsia="Times New Roman" w:hAnsi="Consolas" w:cs="Times New Roman"/>
+          <w:color w:val="800000"/>
+          <w:sz w:val="33"/>
+          <w:szCs w:val="33"/>
+          <w:lang w:eastAsia="en-IN"/>
+        </w:rPr>
+        <w:t>&lt;input</w:t>
+      </w:r>
+      <w:r>
+        <w:rPr>
+          <w:rFonts w:ascii="Consolas" w:eastAsia="Times New Roman" w:hAnsi="Consolas" w:cs="Times New Roman"/>
+          <w:color w:val="000000"/>
+          <w:sz w:val="33"/>
+          <w:szCs w:val="33"/>
+          <w:lang w:eastAsia="en-IN"/>
+        </w:rPr>
+        <w:t xml:space="preserve"> </w:t>
+      </w:r>
+      <w:r>
+        <w:rPr>
+          <w:rFonts w:ascii="Consolas" w:eastAsia="Times New Roman" w:hAnsi="Consolas" w:cs="Times New Roman"/>
+          <w:color w:val="E50000"/>
+          <w:sz w:val="33"/>
+          <w:szCs w:val="33"/>
+          <w:lang w:eastAsia="en-IN"/>
+        </w:rPr>
+        <w:t>type</w:t>
+      </w:r>
+      <w:r>
+        <w:rPr>
+          <w:rFonts w:ascii="Consolas" w:eastAsia="Times New Roman" w:hAnsi="Consolas" w:cs="Times New Roman"/>
+          <w:color w:val="000000"/>
+          <w:sz w:val="33"/>
+          <w:szCs w:val="33"/>
+          <w:lang w:eastAsia="en-IN"/>
+        </w:rPr>
+        <w:t>=</w:t>
+      </w:r>
+      <w:r>
+        <w:rPr>
+          <w:rFonts w:ascii="Consolas" w:eastAsia="Times New Roman" w:hAnsi="Consolas" w:cs="Times New Roman"/>
+          <w:color w:val="0000FF"/>
+          <w:sz w:val="33"/>
+          <w:szCs w:val="33"/>
+          <w:lang w:eastAsia="en-IN"/>
+        </w:rPr>
+        <w:t>"text"</w:t>
+      </w:r>
+      <w:r>
+        <w:rPr>
+          <w:rFonts w:ascii="Consolas" w:eastAsia="Times New Roman" w:hAnsi="Consolas" w:cs="Times New Roman"/>
+          <w:color w:val="000000"/>
+          <w:sz w:val="33"/>
+          <w:szCs w:val="33"/>
+          <w:lang w:eastAsia="en-IN"/>
+        </w:rPr>
+        <w:t xml:space="preserve"> </w:t>
+      </w:r>
+      <w:r>
+        <w:rPr>
+          <w:rFonts w:ascii="Consolas" w:eastAsia="Times New Roman" w:hAnsi="Consolas" w:cs="Times New Roman"/>
+          <w:color w:val="E50000"/>
+          <w:sz w:val="33"/>
+          <w:szCs w:val="33"/>
+          <w:lang w:eastAsia="en-IN"/>
+        </w:rPr>
+        <w:t>name</w:t>
+      </w:r>
+      <w:r>
+        <w:rPr>
+          <w:rFonts w:ascii="Consolas" w:eastAsia="Times New Roman" w:hAnsi="Consolas" w:cs="Times New Roman"/>
+          <w:color w:val="000000"/>
+          <w:sz w:val="33"/>
+          <w:szCs w:val="33"/>
+          <w:lang w:eastAsia="en-IN"/>
+        </w:rPr>
+        <w:t>=</w:t>
+      </w:r>
+      <w:r>
+        <w:rPr>
+          <w:rFonts w:ascii="Consolas" w:eastAsia="Times New Roman" w:hAnsi="Consolas" w:cs="Times New Roman"/>
+          <w:color w:val="0000FF"/>
+          <w:sz w:val="33"/>
+          <w:szCs w:val="33"/>
+          <w:lang w:eastAsia="en-IN"/>
+        </w:rPr>
+        <w:t>""</w:t>
+      </w:r>
+      <w:r>
+        <w:rPr>
+          <w:rFonts w:ascii="Consolas" w:eastAsia="Times New Roman" w:hAnsi="Consolas" w:cs="Times New Roman"/>
+          <w:color w:val="000000"/>
+          <w:sz w:val="33"/>
+          <w:szCs w:val="33"/>
+          <w:lang w:eastAsia="en-IN"/>
+        </w:rPr>
+        <w:t xml:space="preserve"> </w:t>
+      </w:r>
+      <w:r>
+        <w:rPr>
+          <w:rFonts w:ascii="Consolas" w:eastAsia="Times New Roman" w:hAnsi="Consolas" w:cs="Times New Roman"/>
+          <w:color w:val="E50000"/>
+          <w:sz w:val="33"/>
+          <w:szCs w:val="33"/>
+          <w:lang w:eastAsia="en-IN"/>
+        </w:rPr>
+        <w:t>id</w:t>
+      </w:r>
+      <w:r>
+        <w:rPr>
+          <w:rFonts w:ascii="Consolas" w:eastAsia="Times New Roman" w:hAnsi="Consolas" w:cs="Times New Roman"/>
+          <w:color w:val="000000"/>
+          <w:sz w:val="33"/>
+          <w:szCs w:val="33"/>
+          <w:lang w:eastAsia="en-IN"/>
+        </w:rPr>
+        <w:t>=</w:t>
+      </w:r>
+      <w:r>
+        <w:rPr>
+          <w:rFonts w:ascii="Consolas" w:eastAsia="Times New Roman" w:hAnsi="Consolas" w:cs="Times New Roman"/>
+          <w:color w:val="0000FF"/>
+          <w:sz w:val="33"/>
+          <w:szCs w:val="33"/>
+          <w:lang w:eastAsia="en-IN"/>
+        </w:rPr>
+        <w:t>""</w:t>
+      </w:r>
+      <w:r>
+        <w:rPr>
+          <w:rFonts w:ascii="Consolas" w:eastAsia="Times New Roman" w:hAnsi="Consolas" w:cs="Times New Roman"/>
+          <w:color w:val="000000"/>
+          <w:sz w:val="33"/>
+          <w:szCs w:val="33"/>
+          <w:lang w:eastAsia="en-IN"/>
+        </w:rPr>
+        <w:t xml:space="preserve"> </w:t>
+      </w:r>
+      <w:proofErr w:type="spellStart"/>
+      <w:r>
+        <w:rPr>
+          <w:rFonts w:ascii="Consolas" w:eastAsia="Times New Roman" w:hAnsi="Consolas" w:cs="Times New Roman"/>
+          <w:color w:val="E50000"/>
+          <w:sz w:val="33"/>
+          <w:szCs w:val="33"/>
+          <w:lang w:eastAsia="en-IN"/>
+        </w:rPr>
+        <w:t>formControlName</w:t>
+      </w:r>
+      <w:proofErr w:type="spellEnd"/>
+      <w:r>
+        <w:rPr>
+          <w:rFonts w:ascii="Consolas" w:eastAsia="Times New Roman" w:hAnsi="Consolas" w:cs="Times New Roman"/>
+          <w:color w:val="000000"/>
+          <w:sz w:val="33"/>
+          <w:szCs w:val="33"/>
+          <w:lang w:eastAsia="en-IN"/>
+        </w:rPr>
+        <w:t>=</w:t>
+      </w:r>
+      <w:r>
+        <w:rPr>
+          <w:rFonts w:ascii="Consolas" w:eastAsia="Times New Roman" w:hAnsi="Consolas" w:cs="Times New Roman"/>
+          <w:color w:val="0000FF"/>
+          <w:sz w:val="33"/>
+          <w:szCs w:val="33"/>
+          <w:lang w:eastAsia="en-IN"/>
+        </w:rPr>
+        <w:t>"name"</w:t>
+      </w:r>
+      <w:r>
+        <w:rPr>
+          <w:rFonts w:ascii="Consolas" w:eastAsia="Times New Roman" w:hAnsi="Consolas" w:cs="Times New Roman"/>
+          <w:color w:val="000000"/>
+          <w:sz w:val="33"/>
+          <w:szCs w:val="33"/>
+          <w:lang w:eastAsia="en-IN"/>
+        </w:rPr>
+        <w:t xml:space="preserve"> </w:t>
+      </w:r>
+      <w:r>
+        <w:rPr>
+          <w:rFonts w:ascii="Consolas" w:eastAsia="Times New Roman" w:hAnsi="Consolas" w:cs="Times New Roman"/>
+          <w:color w:val="E50000"/>
+          <w:sz w:val="33"/>
+          <w:szCs w:val="33"/>
+          <w:lang w:eastAsia="en-IN"/>
+        </w:rPr>
+        <w:t>class</w:t>
+      </w:r>
+      <w:r>
+        <w:rPr>
+          <w:rFonts w:ascii="Consolas" w:eastAsia="Times New Roman" w:hAnsi="Consolas" w:cs="Times New Roman"/>
+          <w:color w:val="000000"/>
+          <w:sz w:val="33"/>
+          <w:szCs w:val="33"/>
+          <w:lang w:eastAsia="en-IN"/>
+        </w:rPr>
+        <w:t>=</w:t>
+      </w:r>
+      <w:r>
+        <w:rPr>
+          <w:rFonts w:ascii="Consolas" w:eastAsia="Times New Roman" w:hAnsi="Consolas" w:cs="Times New Roman"/>
+          <w:color w:val="0000FF"/>
+          <w:sz w:val="33"/>
+          <w:szCs w:val="33"/>
+          <w:lang w:eastAsia="en-IN"/>
+        </w:rPr>
+        <w:t>"form-control"</w:t>
+      </w:r>
+      <w:r>
+        <w:rPr>
+          <w:rFonts w:ascii="Consolas" w:eastAsia="Times New Roman" w:hAnsi="Consolas" w:cs="Times New Roman"/>
+          <w:color w:val="800000"/>
+          <w:sz w:val="33"/>
+          <w:szCs w:val="33"/>
+          <w:lang w:eastAsia="en-IN"/>
+        </w:rPr>
+        <w:t>&gt;</w:t>
+      </w:r>
+    </w:p>
+    <w:p>
+      <w:pPr>
+        <w:shd w:val="clear" w:color="auto" w:fill="FFFFFF"/>
+        <w:spacing w:after="0" w:line="450" w:lineRule="atLeast"/>
+        <w:rPr>
+          <w:rFonts w:ascii="Consolas" w:eastAsia="Times New Roman" w:hAnsi="Consolas" w:cs="Times New Roman"/>
+          <w:color w:val="000000"/>
+          <w:sz w:val="33"/>
+          <w:szCs w:val="33"/>
+          <w:lang w:eastAsia="en-IN"/>
+        </w:rPr>
+      </w:pPr>
+      <w:r>
+        <w:rPr>
+          <w:rFonts w:ascii="Consolas" w:eastAsia="Times New Roman" w:hAnsi="Consolas" w:cs="Times New Roman"/>
+          <w:color w:val="000000"/>
+          <w:sz w:val="33"/>
+          <w:szCs w:val="33"/>
+          <w:lang w:eastAsia="en-IN"/>
+        </w:rPr>
+        <w:t xml:space="preserve">Price: </w:t>
+      </w:r>
+      <w:r>
+        <w:rPr>
+          <w:rFonts w:ascii="Consolas" w:eastAsia="Times New Roman" w:hAnsi="Consolas" w:cs="Times New Roman"/>
+          <w:color w:val="800000"/>
+          <w:sz w:val="33"/>
+          <w:szCs w:val="33"/>
+          <w:lang w:eastAsia="en-IN"/>
+        </w:rPr>
+        <w:t>&lt;input</w:t>
+      </w:r>
+      <w:r>
+        <w:rPr>
+          <w:rFonts w:ascii="Consolas" w:eastAsia="Times New Roman" w:hAnsi="Consolas" w:cs="Times New Roman"/>
+          <w:color w:val="000000"/>
+          <w:sz w:val="33"/>
+          <w:szCs w:val="33"/>
+          <w:lang w:eastAsia="en-IN"/>
+        </w:rPr>
+        <w:t xml:space="preserve"> </w:t>
+      </w:r>
+      <w:r>
+        <w:rPr>
+          <w:rFonts w:ascii="Consolas" w:eastAsia="Times New Roman" w:hAnsi="Consolas" w:cs="Times New Roman"/>
+          <w:color w:val="E50000"/>
+          <w:sz w:val="33"/>
+          <w:szCs w:val="33"/>
+          <w:lang w:eastAsia="en-IN"/>
+        </w:rPr>
+        <w:t>type</w:t>
+      </w:r>
+      <w:r>
+        <w:rPr>
+          <w:rFonts w:ascii="Consolas" w:eastAsia="Times New Roman" w:hAnsi="Consolas" w:cs="Times New Roman"/>
+          <w:color w:val="000000"/>
+          <w:sz w:val="33"/>
+          <w:szCs w:val="33"/>
+          <w:lang w:eastAsia="en-IN"/>
+        </w:rPr>
+        <w:t>=</w:t>
+      </w:r>
+      <w:r>
+        <w:rPr>
+          <w:rFonts w:ascii="Consolas" w:eastAsia="Times New Roman" w:hAnsi="Consolas" w:cs="Times New Roman"/>
+          <w:color w:val="0000FF"/>
+          <w:sz w:val="33"/>
+          <w:szCs w:val="33"/>
+          <w:lang w:eastAsia="en-IN"/>
+        </w:rPr>
+        <w:t>"number"</w:t>
+      </w:r>
+      <w:r>
+        <w:rPr>
+          <w:rFonts w:ascii="Consolas" w:eastAsia="Times New Roman" w:hAnsi="Consolas" w:cs="Times New Roman"/>
+          <w:color w:val="000000"/>
+          <w:sz w:val="33"/>
+          <w:szCs w:val="33"/>
+          <w:lang w:eastAsia="en-IN"/>
+        </w:rPr>
+        <w:t xml:space="preserve"> </w:t>
+      </w:r>
+      <w:r>
+        <w:rPr>
+          <w:rFonts w:ascii="Consolas" w:eastAsia="Times New Roman" w:hAnsi="Consolas" w:cs="Times New Roman"/>
+          <w:color w:val="E50000"/>
+          <w:sz w:val="33"/>
+          <w:szCs w:val="33"/>
+          <w:lang w:eastAsia="en-IN"/>
+        </w:rPr>
+        <w:t>name</w:t>
+      </w:r>
+      <w:r>
+        <w:rPr>
+          <w:rFonts w:ascii="Consolas" w:eastAsia="Times New Roman" w:hAnsi="Consolas" w:cs="Times New Roman"/>
+          <w:color w:val="000000"/>
+          <w:sz w:val="33"/>
+          <w:szCs w:val="33"/>
+          <w:lang w:eastAsia="en-IN"/>
+        </w:rPr>
+        <w:t>=</w:t>
+      </w:r>
+      <w:r>
+        <w:rPr>
+          <w:rFonts w:ascii="Consolas" w:eastAsia="Times New Roman" w:hAnsi="Consolas" w:cs="Times New Roman"/>
+          <w:color w:val="0000FF"/>
+          <w:sz w:val="33"/>
+          <w:szCs w:val="33"/>
+          <w:lang w:eastAsia="en-IN"/>
+        </w:rPr>
+        <w:t>""</w:t>
+      </w:r>
+      <w:r>
+        <w:rPr>
+          <w:rFonts w:ascii="Consolas" w:eastAsia="Times New Roman" w:hAnsi="Consolas" w:cs="Times New Roman"/>
+          <w:color w:val="000000"/>
+          <w:sz w:val="33"/>
+          <w:szCs w:val="33"/>
+          <w:lang w:eastAsia="en-IN"/>
+        </w:rPr>
+        <w:t xml:space="preserve"> </w:t>
+      </w:r>
+      <w:r>
+        <w:rPr>
+          <w:rFonts w:ascii="Consolas" w:eastAsia="Times New Roman" w:hAnsi="Consolas" w:cs="Times New Roman"/>
+          <w:color w:val="E50000"/>
+          <w:sz w:val="33"/>
+          <w:szCs w:val="33"/>
+          <w:lang w:eastAsia="en-IN"/>
+        </w:rPr>
+        <w:t>id</w:t>
+      </w:r>
+      <w:r>
+        <w:rPr>
+          <w:rFonts w:ascii="Consolas" w:eastAsia="Times New Roman" w:hAnsi="Consolas" w:cs="Times New Roman"/>
+          <w:color w:val="000000"/>
+          <w:sz w:val="33"/>
+          <w:szCs w:val="33"/>
+          <w:lang w:eastAsia="en-IN"/>
+        </w:rPr>
+        <w:t>=</w:t>
+      </w:r>
+      <w:r>
+        <w:rPr>
+          <w:rFonts w:ascii="Consolas" w:eastAsia="Times New Roman" w:hAnsi="Consolas" w:cs="Times New Roman"/>
+          <w:color w:val="0000FF"/>
+          <w:sz w:val="33"/>
+          <w:szCs w:val="33"/>
+          <w:lang w:eastAsia="en-IN"/>
+        </w:rPr>
+        <w:t>""</w:t>
+      </w:r>
+      <w:r>
+        <w:rPr>
+          <w:rFonts w:ascii="Consolas" w:eastAsia="Times New Roman" w:hAnsi="Consolas" w:cs="Times New Roman"/>
+          <w:color w:val="000000"/>
+          <w:sz w:val="33"/>
+          <w:szCs w:val="33"/>
+          <w:lang w:eastAsia="en-IN"/>
+        </w:rPr>
+        <w:t xml:space="preserve"> </w:t>
+      </w:r>
+      <w:proofErr w:type="spellStart"/>
+      <w:r>
+        <w:rPr>
+          <w:rFonts w:ascii="Consolas" w:eastAsia="Times New Roman" w:hAnsi="Consolas" w:cs="Times New Roman"/>
+          <w:color w:val="E50000"/>
+          <w:sz w:val="33"/>
+          <w:szCs w:val="33"/>
+          <w:lang w:eastAsia="en-IN"/>
+        </w:rPr>
+        <w:t>formControlName</w:t>
+      </w:r>
+      <w:proofErr w:type="spellEnd"/>
+      <w:r>
+        <w:rPr>
+          <w:rFonts w:ascii="Consolas" w:eastAsia="Times New Roman" w:hAnsi="Consolas" w:cs="Times New Roman"/>
+          <w:color w:val="000000"/>
+          <w:sz w:val="33"/>
+          <w:szCs w:val="33"/>
+          <w:lang w:eastAsia="en-IN"/>
+        </w:rPr>
+        <w:t>=</w:t>
+      </w:r>
+      <w:r>
+        <w:rPr>
+          <w:rFonts w:ascii="Consolas" w:eastAsia="Times New Roman" w:hAnsi="Consolas" w:cs="Times New Roman"/>
+          <w:color w:val="0000FF"/>
+          <w:sz w:val="33"/>
+          <w:szCs w:val="33"/>
+          <w:lang w:eastAsia="en-IN"/>
+        </w:rPr>
+        <w:t>"price"</w:t>
+      </w:r>
+      <w:r>
+        <w:rPr>
+          <w:rFonts w:ascii="Consolas" w:eastAsia="Times New Roman" w:hAnsi="Consolas" w:cs="Times New Roman"/>
+          <w:color w:val="000000"/>
+          <w:sz w:val="33"/>
+          <w:szCs w:val="33"/>
+          <w:lang w:eastAsia="en-IN"/>
+        </w:rPr>
+        <w:t xml:space="preserve"> </w:t>
+      </w:r>
+      <w:r>
+        <w:rPr>
+          <w:rFonts w:ascii="Consolas" w:eastAsia="Times New Roman" w:hAnsi="Consolas" w:cs="Times New Roman"/>
+          <w:color w:val="E50000"/>
+          <w:sz w:val="33"/>
+          <w:szCs w:val="33"/>
+          <w:lang w:eastAsia="en-IN"/>
+        </w:rPr>
+        <w:t>class</w:t>
+      </w:r>
+      <w:r>
+        <w:rPr>
+          <w:rFonts w:ascii="Consolas" w:eastAsia="Times New Roman" w:hAnsi="Consolas" w:cs="Times New Roman"/>
+          <w:color w:val="000000"/>
+          <w:sz w:val="33"/>
+          <w:szCs w:val="33"/>
+          <w:lang w:eastAsia="en-IN"/>
+        </w:rPr>
+        <w:t>=</w:t>
+      </w:r>
+      <w:r>
+        <w:rPr>
+          <w:rFonts w:ascii="Consolas" w:eastAsia="Times New Roman" w:hAnsi="Consolas" w:cs="Times New Roman"/>
+          <w:color w:val="0000FF"/>
+          <w:sz w:val="33"/>
+          <w:szCs w:val="33"/>
+          <w:lang w:eastAsia="en-IN"/>
+        </w:rPr>
+        <w:t>"form-control"</w:t>
+      </w:r>
+      <w:r>
+        <w:rPr>
+          <w:rFonts w:ascii="Consolas" w:eastAsia="Times New Roman" w:hAnsi="Consolas" w:cs="Times New Roman"/>
+          <w:color w:val="800000"/>
+          <w:sz w:val="33"/>
+          <w:szCs w:val="33"/>
+          <w:lang w:eastAsia="en-IN"/>
+        </w:rPr>
+        <w:t>&gt;</w:t>
+      </w:r>
+    </w:p>
+    <w:p>
+      <w:pPr>
+        <w:shd w:val="clear" w:color="auto" w:fill="FFFFFF"/>
+        <w:spacing w:after="0" w:line="450" w:lineRule="atLeast"/>
+        <w:rPr>
+          <w:rFonts w:ascii="Consolas" w:eastAsia="Times New Roman" w:hAnsi="Consolas" w:cs="Times New Roman"/>
+          <w:color w:val="000000"/>
+          <w:sz w:val="33"/>
+          <w:szCs w:val="33"/>
+          <w:lang w:eastAsia="en-IN"/>
+        </w:rPr>
+      </w:pPr>
+      <w:r>
+        <w:rPr>
+          <w:rFonts w:ascii="Consolas" w:eastAsia="Times New Roman" w:hAnsi="Consolas" w:cs="Times New Roman"/>
+          <w:color w:val="800000"/>
+          <w:sz w:val="33"/>
+          <w:szCs w:val="33"/>
+          <w:lang w:eastAsia="en-IN"/>
+        </w:rPr>
+        <w:t>&lt;</w:t>
+      </w:r>
+      <w:proofErr w:type="spellStart"/>
+      <w:r>
+        <w:rPr>
+          <w:rFonts w:ascii="Consolas" w:eastAsia="Times New Roman" w:hAnsi="Consolas" w:cs="Times New Roman"/>
+          <w:color w:val="800000"/>
+          <w:sz w:val="33"/>
+          <w:szCs w:val="33"/>
+          <w:lang w:eastAsia="en-IN"/>
+        </w:rPr>
+        <w:t>br</w:t>
+      </w:r>
+      <w:proofErr w:type="spellEnd"/>
+      <w:r>
+        <w:rPr>
+          <w:rFonts w:ascii="Consolas" w:eastAsia="Times New Roman" w:hAnsi="Consolas" w:cs="Times New Roman"/>
+          <w:color w:val="800000"/>
+          <w:sz w:val="33"/>
+          <w:szCs w:val="33"/>
+          <w:lang w:eastAsia="en-IN"/>
+        </w:rPr>
+        <w:t>&gt;</w:t>
+      </w:r>
+    </w:p>
+    <w:p>
+      <w:pPr>
+        <w:shd w:val="clear" w:color="auto" w:fill="FFFFFF"/>
+        <w:spacing w:after="0" w:line="450" w:lineRule="atLeast"/>
+        <w:rPr>
+          <w:rFonts w:ascii="Consolas" w:eastAsia="Times New Roman" w:hAnsi="Consolas" w:cs="Times New Roman"/>
+          <w:color w:val="000000"/>
+          <w:sz w:val="33"/>
+          <w:szCs w:val="33"/>
+          <w:lang w:eastAsia="en-IN"/>
+        </w:rPr>
+      </w:pPr>
+      <w:r>
+        <w:rPr>
+          <w:rFonts w:ascii="Consolas" w:eastAsia="Times New Roman" w:hAnsi="Consolas" w:cs="Times New Roman"/>
+          <w:color w:val="800000"/>
+          <w:sz w:val="33"/>
+          <w:szCs w:val="33"/>
+          <w:lang w:eastAsia="en-IN"/>
+        </w:rPr>
+        <w:t>&lt;input</w:t>
+      </w:r>
+      <w:r>
+        <w:rPr>
+          <w:rFonts w:ascii="Consolas" w:eastAsia="Times New Roman" w:hAnsi="Consolas" w:cs="Times New Roman"/>
+          <w:color w:val="000000"/>
+          <w:sz w:val="33"/>
+          <w:szCs w:val="33"/>
+          <w:lang w:eastAsia="en-IN"/>
+        </w:rPr>
+        <w:t xml:space="preserve"> </w:t>
+      </w:r>
+      <w:r>
+        <w:rPr>
+          <w:rFonts w:ascii="Consolas" w:eastAsia="Times New Roman" w:hAnsi="Consolas" w:cs="Times New Roman"/>
+          <w:color w:val="E50000"/>
+          <w:sz w:val="33"/>
+          <w:szCs w:val="33"/>
+          <w:lang w:eastAsia="en-IN"/>
+        </w:rPr>
+        <w:t>type</w:t>
+      </w:r>
+      <w:r>
+        <w:rPr>
+          <w:rFonts w:ascii="Consolas" w:eastAsia="Times New Roman" w:hAnsi="Consolas" w:cs="Times New Roman"/>
+          <w:color w:val="000000"/>
+          <w:sz w:val="33"/>
+          <w:szCs w:val="33"/>
+          <w:lang w:eastAsia="en-IN"/>
+        </w:rPr>
+        <w:t>=</w:t>
+      </w:r>
+      <w:r>
+        <w:rPr>
+          <w:rFonts w:ascii="Consolas" w:eastAsia="Times New Roman" w:hAnsi="Consolas" w:cs="Times New Roman"/>
+          <w:color w:val="0000FF"/>
+          <w:sz w:val="33"/>
+          <w:szCs w:val="33"/>
+          <w:lang w:eastAsia="en-IN"/>
+        </w:rPr>
+        <w:t>"button"</w:t>
+      </w:r>
+      <w:r>
+        <w:rPr>
+          <w:rFonts w:ascii="Consolas" w:eastAsia="Times New Roman" w:hAnsi="Consolas" w:cs="Times New Roman"/>
+          <w:color w:val="000000"/>
+          <w:sz w:val="33"/>
+          <w:szCs w:val="33"/>
+          <w:lang w:eastAsia="en-IN"/>
+        </w:rPr>
+        <w:t xml:space="preserve"> </w:t>
+      </w:r>
+      <w:r>
+        <w:rPr>
+          <w:rFonts w:ascii="Consolas" w:eastAsia="Times New Roman" w:hAnsi="Consolas" w:cs="Times New Roman"/>
+          <w:color w:val="E50000"/>
+          <w:sz w:val="33"/>
+          <w:szCs w:val="33"/>
+          <w:lang w:eastAsia="en-IN"/>
+        </w:rPr>
+        <w:t>value</w:t>
+      </w:r>
+      <w:r>
+        <w:rPr>
+          <w:rFonts w:ascii="Consolas" w:eastAsia="Times New Roman" w:hAnsi="Consolas" w:cs="Times New Roman"/>
+          <w:color w:val="000000"/>
+          <w:sz w:val="33"/>
+          <w:szCs w:val="33"/>
+          <w:lang w:eastAsia="en-IN"/>
+        </w:rPr>
+        <w:t>=</w:t>
+      </w:r>
+      <w:r>
+        <w:rPr>
+          <w:rFonts w:ascii="Consolas" w:eastAsia="Times New Roman" w:hAnsi="Consolas" w:cs="Times New Roman"/>
+          <w:color w:val="0000FF"/>
+          <w:sz w:val="33"/>
+          <w:szCs w:val="33"/>
+          <w:lang w:eastAsia="en-IN"/>
+        </w:rPr>
+        <w:t>"Add"</w:t>
+      </w:r>
+      <w:r>
+        <w:rPr>
+          <w:rFonts w:ascii="Consolas" w:eastAsia="Times New Roman" w:hAnsi="Consolas" w:cs="Times New Roman"/>
+          <w:color w:val="000000"/>
+          <w:sz w:val="33"/>
+          <w:szCs w:val="33"/>
+          <w:lang w:eastAsia="en-IN"/>
+        </w:rPr>
+        <w:t xml:space="preserve"> </w:t>
+      </w:r>
+      <w:r>
+        <w:rPr>
+          <w:rFonts w:ascii="Consolas" w:eastAsia="Times New Roman" w:hAnsi="Consolas" w:cs="Times New Roman"/>
+          <w:color w:val="E50000"/>
+          <w:sz w:val="33"/>
+          <w:szCs w:val="33"/>
+          <w:lang w:eastAsia="en-IN"/>
+        </w:rPr>
+        <w:t>class</w:t>
+      </w:r>
+      <w:r>
+        <w:rPr>
+          <w:rFonts w:ascii="Consolas" w:eastAsia="Times New Roman" w:hAnsi="Consolas" w:cs="Times New Roman"/>
+          <w:color w:val="000000"/>
+          <w:sz w:val="33"/>
+          <w:szCs w:val="33"/>
+          <w:lang w:eastAsia="en-IN"/>
+        </w:rPr>
+        <w:t>=</w:t>
+      </w:r>
+      <w:r>
+        <w:rPr>
+          <w:rFonts w:ascii="Consolas" w:eastAsia="Times New Roman" w:hAnsi="Consolas" w:cs="Times New Roman"/>
+          <w:color w:val="0000FF"/>
+          <w:sz w:val="33"/>
+          <w:szCs w:val="33"/>
+          <w:lang w:eastAsia="en-IN"/>
+        </w:rPr>
+        <w:t>"</w:t>
+      </w:r>
+      <w:proofErr w:type="spellStart"/>
+      <w:r>
+        <w:rPr>
+          <w:rFonts w:ascii="Consolas" w:eastAsia="Times New Roman" w:hAnsi="Consolas" w:cs="Times New Roman"/>
+          <w:color w:val="0000FF"/>
+          <w:sz w:val="33"/>
+          <w:szCs w:val="33"/>
+          <w:lang w:eastAsia="en-IN"/>
+        </w:rPr>
+        <w:t>btn</w:t>
+      </w:r>
+      <w:proofErr w:type="spellEnd"/>
+      <w:r>
+        <w:rPr>
+          <w:rFonts w:ascii="Consolas" w:eastAsia="Times New Roman" w:hAnsi="Consolas" w:cs="Times New Roman"/>
+          <w:color w:val="0000FF"/>
+          <w:sz w:val="33"/>
+          <w:szCs w:val="33"/>
+          <w:lang w:eastAsia="en-IN"/>
+        </w:rPr>
+        <w:t xml:space="preserve"> </w:t>
+      </w:r>
+      <w:proofErr w:type="spellStart"/>
+      <w:r>
+        <w:rPr>
+          <w:rFonts w:ascii="Consolas" w:eastAsia="Times New Roman" w:hAnsi="Consolas" w:cs="Times New Roman"/>
+          <w:color w:val="0000FF"/>
+          <w:sz w:val="33"/>
+          <w:szCs w:val="33"/>
+          <w:lang w:eastAsia="en-IN"/>
+        </w:rPr>
+        <w:t>btn</w:t>
+      </w:r>
+      <w:proofErr w:type="spellEnd"/>
+      <w:r>
+        <w:rPr>
+          <w:rFonts w:ascii="Consolas" w:eastAsia="Times New Roman" w:hAnsi="Consolas" w:cs="Times New Roman"/>
+          <w:color w:val="0000FF"/>
+          <w:sz w:val="33"/>
+          <w:szCs w:val="33"/>
+          <w:lang w:eastAsia="en-IN"/>
+        </w:rPr>
+        <w:t>-success"</w:t>
+      </w:r>
+      <w:r>
+        <w:rPr>
+          <w:rFonts w:ascii="Consolas" w:eastAsia="Times New Roman" w:hAnsi="Consolas" w:cs="Times New Roman"/>
+          <w:color w:val="800000"/>
+          <w:sz w:val="33"/>
+          <w:szCs w:val="33"/>
+          <w:lang w:eastAsia="en-IN"/>
+        </w:rPr>
+        <w:t>&gt;</w:t>
+      </w:r>
+    </w:p>
+    <w:p>
+      <w:pPr>
+        <w:shd w:val="clear" w:color="auto" w:fill="FFFFFF"/>
+        <w:spacing w:after="0" w:line="450" w:lineRule="atLeast"/>
+        <w:rPr>
+          <w:rFonts w:ascii="Consolas" w:eastAsia="Times New Roman" w:hAnsi="Consolas" w:cs="Times New Roman"/>
+          <w:color w:val="000000"/>
+          <w:sz w:val="33"/>
+          <w:szCs w:val="33"/>
+          <w:lang w:eastAsia="en-IN"/>
+        </w:rPr>
+      </w:pPr>
+    </w:p>
+    <w:p>
+      <w:pPr>
+        <w:shd w:val="clear" w:color="auto" w:fill="FFFFFF"/>
+        <w:spacing w:after="0" w:line="450" w:lineRule="atLeast"/>
+        <w:rPr>
+          <w:rFonts w:ascii="Consolas" w:eastAsia="Times New Roman" w:hAnsi="Consolas" w:cs="Times New Roman"/>
+          <w:color w:val="000000"/>
+          <w:sz w:val="33"/>
+          <w:szCs w:val="33"/>
+          <w:lang w:eastAsia="en-IN"/>
+        </w:rPr>
+      </w:pPr>
+      <w:r>
+        <w:rPr>
+          <w:rFonts w:ascii="Consolas" w:eastAsia="Times New Roman" w:hAnsi="Consolas" w:cs="Times New Roman"/>
+          <w:color w:val="800000"/>
+          <w:sz w:val="33"/>
+          <w:szCs w:val="33"/>
+          <w:lang w:eastAsia="en-IN"/>
+        </w:rPr>
+        <w:t>&lt;/form&gt;</w:t>
+      </w:r>
+    </w:p>
+    <w:p>
+      <w:pPr>
+        <w:shd w:val="clear" w:color="auto" w:fill="FFFFFF"/>
+        <w:spacing w:after="0" w:line="450" w:lineRule="atLeast"/>
+        <w:rPr>
+          <w:rFonts w:ascii="Consolas" w:eastAsia="Times New Roman" w:hAnsi="Consolas" w:cs="Times New Roman"/>
+          <w:color w:val="000000"/>
+          <w:sz w:val="33"/>
+          <w:szCs w:val="33"/>
+          <w:lang w:eastAsia="en-IN"/>
+        </w:rPr>
+      </w:pPr>
+      <w:r>
+        <w:rPr>
+          <w:rFonts w:ascii="Consolas" w:eastAsia="Times New Roman" w:hAnsi="Consolas" w:cs="Times New Roman"/>
+          <w:color w:val="800000"/>
+          <w:sz w:val="33"/>
+          <w:szCs w:val="33"/>
+          <w:lang w:eastAsia="en-IN"/>
+        </w:rPr>
+        <w:t>&lt;</w:t>
+      </w:r>
+      <w:proofErr w:type="spellStart"/>
+      <w:r>
+        <w:rPr>
+          <w:rFonts w:ascii="Consolas" w:eastAsia="Times New Roman" w:hAnsi="Consolas" w:cs="Times New Roman"/>
+          <w:color w:val="800000"/>
+          <w:sz w:val="33"/>
+          <w:szCs w:val="33"/>
+          <w:lang w:eastAsia="en-IN"/>
+        </w:rPr>
+        <w:t>br</w:t>
+      </w:r>
+      <w:proofErr w:type="spellEnd"/>
+      <w:r>
+        <w:rPr>
+          <w:rFonts w:ascii="Consolas" w:eastAsia="Times New Roman" w:hAnsi="Consolas" w:cs="Times New Roman"/>
+          <w:color w:val="800000"/>
+          <w:sz w:val="33"/>
+          <w:szCs w:val="33"/>
+          <w:lang w:eastAsia="en-IN"/>
+        </w:rPr>
+        <w:t>&gt;</w:t>
+      </w:r>
+    </w:p>
+    <w:p>
+      <w:pPr>
+        <w:shd w:val="clear" w:color="auto" w:fill="FFFFFF"/>
+        <w:spacing w:after="0" w:line="450" w:lineRule="atLeast"/>
+        <w:rPr>
+          <w:rFonts w:ascii="Consolas" w:eastAsia="Times New Roman" w:hAnsi="Consolas" w:cs="Times New Roman"/>
+          <w:color w:val="000000"/>
+          <w:sz w:val="33"/>
+          <w:szCs w:val="33"/>
+          <w:lang w:eastAsia="en-IN"/>
+        </w:rPr>
+      </w:pPr>
+      <w:proofErr w:type="gramStart"/>
+      <w:r>
+        <w:rPr>
+          <w:rFonts w:ascii="Consolas" w:eastAsia="Times New Roman" w:hAnsi="Consolas" w:cs="Times New Roman"/>
+          <w:color w:val="000000"/>
+          <w:sz w:val="33"/>
+          <w:szCs w:val="33"/>
+          <w:lang w:eastAsia="en-IN"/>
+        </w:rPr>
+        <w:t xml:space="preserve">{{ </w:t>
+      </w:r>
+      <w:proofErr w:type="spellStart"/>
+      <w:r>
+        <w:rPr>
+          <w:rFonts w:ascii="Consolas" w:eastAsia="Times New Roman" w:hAnsi="Consolas" w:cs="Times New Roman"/>
+          <w:color w:val="000000"/>
+          <w:sz w:val="33"/>
+          <w:szCs w:val="33"/>
+          <w:lang w:eastAsia="en-IN"/>
+        </w:rPr>
+        <w:t>productForm.value</w:t>
+      </w:r>
+      <w:proofErr w:type="spellEnd"/>
+      <w:proofErr w:type="gramEnd"/>
+      <w:r>
+        <w:rPr>
+          <w:rFonts w:ascii="Consolas" w:eastAsia="Times New Roman" w:hAnsi="Consolas" w:cs="Times New Roman"/>
+          <w:color w:val="000000"/>
+          <w:sz w:val="33"/>
+          <w:szCs w:val="33"/>
+          <w:lang w:eastAsia="en-IN"/>
+        </w:rPr>
+        <w:t xml:space="preserve"> | json}}</w:t>
+      </w:r>
+    </w:p>
+    <w:p>
+      <w:pPr>
+        <w:pStyle w:val="ListParagraph"/>
+        <w:ind w:left="1080"/>
         <w:rPr>
           <w:lang w:val="en-US"/>
         </w:rPr>
@@ -2362,6 +4806,95 @@
 <file path=word/numbering.xml><?xml version="1.0" encoding="utf-8"?>
 <w:numbering xmlns:wpc="http://schemas.microsoft.com/office/word/2010/wordprocessingCanvas" xmlns:cx="http://schemas.microsoft.com/office/drawing/2014/chartex" xmlns:cx1="http://schemas.microsoft.com/office/drawing/2015/9/8/chartex" xmlns:cx2="http://schemas.microsoft.com/office/drawing/2015/10/21/chartex" xmlns:cx3="http://schemas.microsoft.com/office/drawing/2016/5/9/chartex" xmlns:cx4="http://schemas.microsoft.com/office/drawing/2016/5/10/chartex" xmlns:cx5="http://schemas.microsoft.com/office/drawing/2016/5/11/chartex" xmlns:cx6="http://schemas.microsoft.com/office/drawing/2016/5/12/chartex" xmlns:cx7="http://schemas.microsoft.com/office/drawing/2016/5/13/chartex" xmlns:cx8="http://schemas.microsoft.com/office/drawing/2016/5/14/chartex" xmlns:mc="http://schemas.openxmlformats.org/markup-compatibility/2006" xmlns:aink="http://schemas.microsoft.com/office/drawing/2016/ink" xmlns:am3d="http://schemas.microsoft.com/office/drawing/2017/model3d" xmlns:o="urn:schemas-microsoft-com:office:office" xmlns:r="http://schemas.openxmlformats.org/officeDocument/2006/relationships" xmlns:m="http://schemas.openxmlformats.org/officeDocument/2006/math" xmlns:v="urn:schemas-microsoft-com:vml" xmlns:wp14="http://schemas.microsoft.com/office/word/2010/wordprocessingDrawing" xmlns:wp="http://schemas.openxmlformats.org/drawingml/2006/wordprocessingDrawing" xmlns:w10="urn:schemas-microsoft-com:office:word" xmlns:w="http://schemas.openxmlformats.org/wordprocessingml/2006/main" xmlns:w14="http://schemas.microsoft.com/office/word/2010/wordml" xmlns:w15="http://schemas.microsoft.com/office/word/2012/wordml" xmlns:w16cex="http://schemas.microsoft.com/office/word/2018/wordml/cex" xmlns:w16cid="http://schemas.microsoft.com/office/word/2016/wordml/cid" xmlns:w16="http://schemas.microsoft.com/office/word/2018/wordml" xmlns:w16se="http://schemas.microsoft.com/office/word/2015/wordml/symex" xmlns:wpg="http://schemas.microsoft.com/office/word/2010/wordprocessingGroup" xmlns:wpi="http://schemas.microsoft.com/office/word/2010/wordprocessingInk" xmlns:wne="http://schemas.microsoft.com/office/word/2006/wordml" xmlns:wps="http://schemas.microsoft.com/office/word/2010/wordprocessingShape" mc:Ignorable="w14 w15 w16se w16cid w16 w16cex wp14">
   <w:abstractNum w:abstractNumId="0" w15:restartNumberingAfterBreak="0">
+    <w:nsid w:val="0C6F348A"/>
+    <w:multiLevelType w:val="hybridMultilevel"/>
+    <w:tmpl w:val="C4547142"/>
+    <w:lvl w:ilvl="0" w:tplc="9564910A">
+      <w:start w:val="1"/>
+      <w:numFmt w:val="decimal"/>
+      <w:lvlText w:val="%1)"/>
+      <w:lvlJc w:val="left"/>
+      <w:pPr>
+        <w:ind w:left="1080" w:hanging="360"/>
+      </w:pPr>
+      <w:rPr>
+        <w:rFonts w:hint="default"/>
+      </w:rPr>
+    </w:lvl>
+    <w:lvl w:ilvl="1" w:tplc="40090019">
+      <w:start w:val="1"/>
+      <w:numFmt w:val="lowerLetter"/>
+      <w:lvlText w:val="%2."/>
+      <w:lvlJc w:val="left"/>
+      <w:pPr>
+        <w:ind w:left="1800" w:hanging="360"/>
+      </w:pPr>
+    </w:lvl>
+    <w:lvl w:ilvl="2" w:tplc="4009001B" w:tentative="1">
+      <w:start w:val="1"/>
+      <w:numFmt w:val="lowerRoman"/>
+      <w:lvlText w:val="%3."/>
+      <w:lvlJc w:val="right"/>
+      <w:pPr>
+        <w:ind w:left="2520" w:hanging="180"/>
+      </w:pPr>
+    </w:lvl>
+    <w:lvl w:ilvl="3" w:tplc="4009000F" w:tentative="1">
+      <w:start w:val="1"/>
+      <w:numFmt w:val="decimal"/>
+      <w:lvlText w:val="%4."/>
+      <w:lvlJc w:val="left"/>
+      <w:pPr>
+        <w:ind w:left="3240" w:hanging="360"/>
+      </w:pPr>
+    </w:lvl>
+    <w:lvl w:ilvl="4" w:tplc="40090019" w:tentative="1">
+      <w:start w:val="1"/>
+      <w:numFmt w:val="lowerLetter"/>
+      <w:lvlText w:val="%5."/>
+      <w:lvlJc w:val="left"/>
+      <w:pPr>
+        <w:ind w:left="3960" w:hanging="360"/>
+      </w:pPr>
+    </w:lvl>
+    <w:lvl w:ilvl="5" w:tplc="4009001B" w:tentative="1">
+      <w:start w:val="1"/>
+      <w:numFmt w:val="lowerRoman"/>
+      <w:lvlText w:val="%6."/>
+      <w:lvlJc w:val="right"/>
+      <w:pPr>
+        <w:ind w:left="4680" w:hanging="180"/>
+      </w:pPr>
+    </w:lvl>
+    <w:lvl w:ilvl="6" w:tplc="4009000F" w:tentative="1">
+      <w:start w:val="1"/>
+      <w:numFmt w:val="decimal"/>
+      <w:lvlText w:val="%7."/>
+      <w:lvlJc w:val="left"/>
+      <w:pPr>
+        <w:ind w:left="5400" w:hanging="360"/>
+      </w:pPr>
+    </w:lvl>
+    <w:lvl w:ilvl="7" w:tplc="40090019" w:tentative="1">
+      <w:start w:val="1"/>
+      <w:numFmt w:val="lowerLetter"/>
+      <w:lvlText w:val="%8."/>
+      <w:lvlJc w:val="left"/>
+      <w:pPr>
+        <w:ind w:left="6120" w:hanging="360"/>
+      </w:pPr>
+    </w:lvl>
+    <w:lvl w:ilvl="8" w:tplc="4009001B" w:tentative="1">
+      <w:start w:val="1"/>
+      <w:numFmt w:val="lowerRoman"/>
+      <w:lvlText w:val="%9."/>
+      <w:lvlJc w:val="right"/>
+      <w:pPr>
+        <w:ind w:left="6840" w:hanging="180"/>
+      </w:pPr>
+    </w:lvl>
+  </w:abstractNum>
+  <w:abstractNum w:abstractNumId="1" w15:restartNumberingAfterBreak="0">
     <w:nsid w:val="134154A2"/>
     <w:multiLevelType w:val="hybridMultilevel"/>
     <w:tmpl w:val="A0485E1A"/>
@@ -2450,7 +4983,7 @@
       </w:pPr>
     </w:lvl>
   </w:abstractNum>
-  <w:abstractNum w:abstractNumId="1" w15:restartNumberingAfterBreak="0">
+  <w:abstractNum w:abstractNumId="2" w15:restartNumberingAfterBreak="0">
     <w:nsid w:val="15B90EFD"/>
     <w:multiLevelType w:val="hybridMultilevel"/>
     <w:tmpl w:val="B27CC532"/>
@@ -2539,7 +5072,7 @@
       </w:pPr>
     </w:lvl>
   </w:abstractNum>
-  <w:abstractNum w:abstractNumId="2" w15:restartNumberingAfterBreak="0">
+  <w:abstractNum w:abstractNumId="3" w15:restartNumberingAfterBreak="0">
     <w:nsid w:val="16796521"/>
     <w:multiLevelType w:val="hybridMultilevel"/>
     <w:tmpl w:val="77429B92"/>
@@ -2628,7 +5161,7 @@
       </w:pPr>
     </w:lvl>
   </w:abstractNum>
-  <w:abstractNum w:abstractNumId="3" w15:restartNumberingAfterBreak="0">
+  <w:abstractNum w:abstractNumId="4" w15:restartNumberingAfterBreak="0">
     <w:nsid w:val="16E74F2E"/>
     <w:multiLevelType w:val="hybridMultilevel"/>
     <w:tmpl w:val="61CC34AE"/>
@@ -2717,7 +5250,7 @@
       </w:pPr>
     </w:lvl>
   </w:abstractNum>
-  <w:abstractNum w:abstractNumId="4" w15:restartNumberingAfterBreak="0">
+  <w:abstractNum w:abstractNumId="5" w15:restartNumberingAfterBreak="0">
     <w:nsid w:val="17D16724"/>
     <w:multiLevelType w:val="hybridMultilevel"/>
     <w:tmpl w:val="0BCC1090"/>
@@ -2806,7 +5339,7 @@
       </w:pPr>
     </w:lvl>
   </w:abstractNum>
-  <w:abstractNum w:abstractNumId="5" w15:restartNumberingAfterBreak="0">
+  <w:abstractNum w:abstractNumId="6" w15:restartNumberingAfterBreak="0">
     <w:nsid w:val="1E0142ED"/>
     <w:multiLevelType w:val="hybridMultilevel"/>
     <w:tmpl w:val="EE861E3C"/>
@@ -2895,7 +5428,7 @@
       </w:pPr>
     </w:lvl>
   </w:abstractNum>
-  <w:abstractNum w:abstractNumId="6" w15:restartNumberingAfterBreak="0">
+  <w:abstractNum w:abstractNumId="7" w15:restartNumberingAfterBreak="0">
     <w:nsid w:val="2D1F2C33"/>
     <w:multiLevelType w:val="hybridMultilevel"/>
     <w:tmpl w:val="EE861E3C"/>
@@ -2984,7 +5517,7 @@
       </w:pPr>
     </w:lvl>
   </w:abstractNum>
-  <w:abstractNum w:abstractNumId="7" w15:restartNumberingAfterBreak="0">
+  <w:abstractNum w:abstractNumId="8" w15:restartNumberingAfterBreak="0">
     <w:nsid w:val="2DD92B7C"/>
     <w:multiLevelType w:val="hybridMultilevel"/>
     <w:tmpl w:val="98080114"/>
@@ -3073,7 +5606,7 @@
       </w:pPr>
     </w:lvl>
   </w:abstractNum>
-  <w:abstractNum w:abstractNumId="8" w15:restartNumberingAfterBreak="0">
+  <w:abstractNum w:abstractNumId="9" w15:restartNumberingAfterBreak="0">
     <w:nsid w:val="31914854"/>
     <w:multiLevelType w:val="multilevel"/>
     <w:tmpl w:val="E00EFF74"/>
@@ -3222,7 +5755,7 @@
       </w:rPr>
     </w:lvl>
   </w:abstractNum>
-  <w:abstractNum w:abstractNumId="9" w15:restartNumberingAfterBreak="0">
+  <w:abstractNum w:abstractNumId="10" w15:restartNumberingAfterBreak="0">
     <w:nsid w:val="36382E0A"/>
     <w:multiLevelType w:val="multilevel"/>
     <w:tmpl w:val="DE2E4944"/>
@@ -3371,7 +5904,7 @@
       </w:rPr>
     </w:lvl>
   </w:abstractNum>
-  <w:abstractNum w:abstractNumId="10" w15:restartNumberingAfterBreak="0">
+  <w:abstractNum w:abstractNumId="11" w15:restartNumberingAfterBreak="0">
     <w:nsid w:val="3BE63801"/>
     <w:multiLevelType w:val="hybridMultilevel"/>
     <w:tmpl w:val="B9348C24"/>
@@ -3460,7 +5993,7 @@
       </w:pPr>
     </w:lvl>
   </w:abstractNum>
-  <w:abstractNum w:abstractNumId="11" w15:restartNumberingAfterBreak="0">
+  <w:abstractNum w:abstractNumId="12" w15:restartNumberingAfterBreak="0">
     <w:nsid w:val="475E2CA2"/>
     <w:multiLevelType w:val="multilevel"/>
     <w:tmpl w:val="15C43DD6"/>
@@ -3573,7 +6106,7 @@
       </w:pPr>
     </w:lvl>
   </w:abstractNum>
-  <w:abstractNum w:abstractNumId="12" w15:restartNumberingAfterBreak="0">
+  <w:abstractNum w:abstractNumId="13" w15:restartNumberingAfterBreak="0">
     <w:nsid w:val="47832970"/>
     <w:multiLevelType w:val="multilevel"/>
     <w:tmpl w:val="DA42C224"/>
@@ -3686,7 +6219,7 @@
       </w:pPr>
     </w:lvl>
   </w:abstractNum>
-  <w:abstractNum w:abstractNumId="13" w15:restartNumberingAfterBreak="0">
+  <w:abstractNum w:abstractNumId="14" w15:restartNumberingAfterBreak="0">
     <w:nsid w:val="485110B4"/>
     <w:multiLevelType w:val="hybridMultilevel"/>
     <w:tmpl w:val="6338D7B0"/>
@@ -3775,7 +6308,7 @@
       </w:pPr>
     </w:lvl>
   </w:abstractNum>
-  <w:abstractNum w:abstractNumId="14" w15:restartNumberingAfterBreak="0">
+  <w:abstractNum w:abstractNumId="15" w15:restartNumberingAfterBreak="0">
     <w:nsid w:val="48B179A3"/>
     <w:multiLevelType w:val="hybridMultilevel"/>
     <w:tmpl w:val="A120B340"/>
@@ -3864,7 +6397,7 @@
       </w:pPr>
     </w:lvl>
   </w:abstractNum>
-  <w:abstractNum w:abstractNumId="15" w15:restartNumberingAfterBreak="0">
+  <w:abstractNum w:abstractNumId="16" w15:restartNumberingAfterBreak="0">
     <w:nsid w:val="4E623DFA"/>
     <w:multiLevelType w:val="hybridMultilevel"/>
     <w:tmpl w:val="021AF668"/>
@@ -3953,7 +6486,7 @@
       </w:pPr>
     </w:lvl>
   </w:abstractNum>
-  <w:abstractNum w:abstractNumId="16" w15:restartNumberingAfterBreak="0">
+  <w:abstractNum w:abstractNumId="17" w15:restartNumberingAfterBreak="0">
     <w:nsid w:val="54127FD6"/>
     <w:multiLevelType w:val="hybridMultilevel"/>
     <w:tmpl w:val="36FCCE30"/>
@@ -4042,7 +6575,7 @@
       </w:pPr>
     </w:lvl>
   </w:abstractNum>
-  <w:abstractNum w:abstractNumId="17" w15:restartNumberingAfterBreak="0">
+  <w:abstractNum w:abstractNumId="18" w15:restartNumberingAfterBreak="0">
     <w:nsid w:val="594E4C74"/>
     <w:multiLevelType w:val="multilevel"/>
     <w:tmpl w:val="8E90BD50"/>
@@ -4155,7 +6688,7 @@
       </w:pPr>
     </w:lvl>
   </w:abstractNum>
-  <w:abstractNum w:abstractNumId="18" w15:restartNumberingAfterBreak="0">
+  <w:abstractNum w:abstractNumId="19" w15:restartNumberingAfterBreak="0">
     <w:nsid w:val="606D0710"/>
     <w:multiLevelType w:val="hybridMultilevel"/>
     <w:tmpl w:val="EDF20E34"/>
@@ -4245,61 +6778,64 @@
     </w:lvl>
   </w:abstractNum>
   <w:num w:numId="1">
+    <w:abstractNumId w:val="10"/>
+  </w:num>
+  <w:num w:numId="2">
+    <w:abstractNumId w:val="6"/>
+  </w:num>
+  <w:num w:numId="3">
+    <w:abstractNumId w:val="16"/>
+  </w:num>
+  <w:num w:numId="4">
+    <w:abstractNumId w:val="2"/>
+  </w:num>
+  <w:num w:numId="5">
+    <w:abstractNumId w:val="7"/>
+  </w:num>
+  <w:num w:numId="6">
+    <w:abstractNumId w:val="11"/>
+  </w:num>
+  <w:num w:numId="7">
+    <w:abstractNumId w:val="5"/>
+  </w:num>
+  <w:num w:numId="8">
+    <w:abstractNumId w:val="3"/>
+  </w:num>
+  <w:num w:numId="9">
     <w:abstractNumId w:val="9"/>
   </w:num>
-  <w:num w:numId="2">
-    <w:abstractNumId w:val="5"/>
-  </w:num>
-  <w:num w:numId="3">
+  <w:num w:numId="10">
     <w:abstractNumId w:val="15"/>
   </w:num>
-  <w:num w:numId="4">
+  <w:num w:numId="11">
+    <w:abstractNumId w:val="8"/>
+  </w:num>
+  <w:num w:numId="12">
+    <w:abstractNumId w:val="13"/>
+  </w:num>
+  <w:num w:numId="13">
+    <w:abstractNumId w:val="12"/>
+  </w:num>
+  <w:num w:numId="14">
+    <w:abstractNumId w:val="18"/>
+  </w:num>
+  <w:num w:numId="15">
+    <w:abstractNumId w:val="14"/>
+  </w:num>
+  <w:num w:numId="16">
+    <w:abstractNumId w:val="19"/>
+  </w:num>
+  <w:num w:numId="17">
     <w:abstractNumId w:val="1"/>
   </w:num>
-  <w:num w:numId="5">
-    <w:abstractNumId w:val="6"/>
-  </w:num>
-  <w:num w:numId="6">
-    <w:abstractNumId w:val="10"/>
-  </w:num>
-  <w:num w:numId="7">
+  <w:num w:numId="18">
     <w:abstractNumId w:val="4"/>
   </w:num>
-  <w:num w:numId="8">
-    <w:abstractNumId w:val="2"/>
-  </w:num>
-  <w:num w:numId="9">
-    <w:abstractNumId w:val="8"/>
-  </w:num>
-  <w:num w:numId="10">
-    <w:abstractNumId w:val="14"/>
-  </w:num>
-  <w:num w:numId="11">
-    <w:abstractNumId w:val="7"/>
-  </w:num>
-  <w:num w:numId="12">
-    <w:abstractNumId w:val="12"/>
-  </w:num>
-  <w:num w:numId="13">
-    <w:abstractNumId w:val="11"/>
-  </w:num>
-  <w:num w:numId="14">
+  <w:num w:numId="19">
     <w:abstractNumId w:val="17"/>
   </w:num>
-  <w:num w:numId="15">
-    <w:abstractNumId w:val="13"/>
-  </w:num>
-  <w:num w:numId="16">
-    <w:abstractNumId w:val="18"/>
-  </w:num>
-  <w:num w:numId="17">
+  <w:num w:numId="20">
     <w:abstractNumId w:val="0"/>
-  </w:num>
-  <w:num w:numId="18">
-    <w:abstractNumId w:val="3"/>
-  </w:num>
-  <w:num w:numId="19">
-    <w:abstractNumId w:val="16"/>
   </w:num>
 </w:numbering>
 </file>

--- a/notes_23May2023.docx
+++ b/notes_23May2023.docx
@@ -4782,6 +4782,140 @@
           <w:lang w:eastAsia="en-IN"/>
         </w:rPr>
         <w:t xml:space="preserve"> | json}}</w:t>
+      </w:r>
+    </w:p>
+    <w:p>
+      <w:pPr>
+        <w:pStyle w:val="ListParagraph"/>
+        <w:pBdr>
+          <w:bottom w:val="single" w:sz="6" w:space="1" w:color="auto"/>
+        </w:pBdr>
+        <w:ind w:left="1080"/>
+        <w:rPr>
+          <w:lang w:val="en-US"/>
+        </w:rPr>
+      </w:pPr>
+    </w:p>
+    <w:p>
+      <w:pPr>
+        <w:pStyle w:val="ListParagraph"/>
+        <w:ind w:left="1080"/>
+        <w:rPr>
+          <w:lang w:val="en-US"/>
+        </w:rPr>
+      </w:pPr>
+      <w:r>
+        <w:rPr>
+          <w:lang w:val="en-US"/>
+        </w:rPr>
+        <w:lastRenderedPageBreak/>
+        <w:t>Task:</w:t>
+      </w:r>
+    </w:p>
+    <w:p>
+      <w:pPr>
+        <w:pStyle w:val="ListParagraph"/>
+        <w:ind w:left="1080"/>
+        <w:rPr>
+          <w:lang w:val="en-US"/>
+        </w:rPr>
+      </w:pPr>
+      <w:r>
+        <w:rPr>
+          <w:lang w:val="en-US"/>
+        </w:rPr>
+        <w:t>Below the product form, display a table of all products</w:t>
+      </w:r>
+    </w:p>
+    <w:p>
+      <w:pPr>
+        <w:pStyle w:val="ListParagraph"/>
+        <w:ind w:left="1080"/>
+        <w:rPr>
+          <w:lang w:val="en-US"/>
+        </w:rPr>
+      </w:pPr>
+      <w:r>
+        <w:rPr>
+          <w:lang w:val="en-US"/>
+        </w:rPr>
+        <w:t>So far, there are no products. So, declare an array of products in the .</w:t>
+      </w:r>
+      <w:proofErr w:type="spellStart"/>
+      <w:r>
+        <w:rPr>
+          <w:lang w:val="en-US"/>
+        </w:rPr>
+        <w:t>ts</w:t>
+      </w:r>
+      <w:proofErr w:type="spellEnd"/>
+      <w:r>
+        <w:rPr>
+          <w:lang w:val="en-US"/>
+        </w:rPr>
+        <w:t xml:space="preserve"> file</w:t>
+      </w:r>
+    </w:p>
+    <w:p>
+      <w:pPr>
+        <w:pStyle w:val="ListParagraph"/>
+        <w:ind w:left="1080"/>
+        <w:rPr>
+          <w:lang w:val="en-US"/>
+        </w:rPr>
+      </w:pPr>
+    </w:p>
+    <w:p>
+      <w:pPr>
+        <w:pStyle w:val="ListParagraph"/>
+        <w:ind w:left="1080"/>
+        <w:rPr>
+          <w:lang w:val="en-US"/>
+        </w:rPr>
+      </w:pPr>
+      <w:r>
+        <w:rPr>
+          <w:lang w:val="en-US"/>
+        </w:rPr>
+        <w:t>Whenever add button is pressed, a product object must be added to the products array in the .</w:t>
+      </w:r>
+      <w:proofErr w:type="spellStart"/>
+      <w:r>
+        <w:rPr>
+          <w:lang w:val="en-US"/>
+        </w:rPr>
+        <w:t>ts</w:t>
+      </w:r>
+      <w:proofErr w:type="spellEnd"/>
+      <w:r>
+        <w:rPr>
+          <w:lang w:val="en-US"/>
+        </w:rPr>
+        <w:t xml:space="preserve"> file.</w:t>
+      </w:r>
+    </w:p>
+    <w:p>
+      <w:pPr>
+        <w:pStyle w:val="ListParagraph"/>
+        <w:ind w:left="1080"/>
+        <w:rPr>
+          <w:lang w:val="en-US"/>
+        </w:rPr>
+      </w:pPr>
+    </w:p>
+    <w:p>
+      <w:pPr>
+        <w:pStyle w:val="ListParagraph"/>
+        <w:ind w:left="1080"/>
+        <w:rPr>
+          <w:lang w:val="en-US"/>
+        </w:rPr>
+      </w:pPr>
+      <w:r>
+        <w:rPr>
+          <w:lang w:val="en-US"/>
+        </w:rPr>
+        <w:t>For each product present in the products array, the table rows must be rendered.</w:t>
       </w:r>
     </w:p>
     <w:p>

--- a/notes_23May2023.docx
+++ b/notes_23May2023.docx
@@ -4916,6 +4916,7395 @@
           <w:lang w:val="en-US"/>
         </w:rPr>
         <w:t>For each product present in the products array, the table rows must be rendered.</w:t>
+      </w:r>
+    </w:p>
+    <w:p>
+      <w:pPr>
+        <w:pStyle w:val="ListParagraph"/>
+        <w:ind w:left="1080"/>
+        <w:rPr>
+          <w:lang w:val="en-US"/>
+        </w:rPr>
+      </w:pPr>
+    </w:p>
+    <w:p>
+      <w:pPr>
+        <w:pStyle w:val="ListParagraph"/>
+        <w:ind w:left="1080"/>
+        <w:rPr>
+          <w:lang w:val="en-US"/>
+        </w:rPr>
+      </w:pPr>
+      <w:proofErr w:type="spellStart"/>
+      <w:r>
+        <w:rPr>
+          <w:lang w:val="en-US"/>
+        </w:rPr>
+        <w:t>productForm.controls.id.value</w:t>
+      </w:r>
+      <w:proofErr w:type="spellEnd"/>
+    </w:p>
+    <w:p>
+      <w:pPr>
+        <w:pStyle w:val="ListParagraph"/>
+        <w:ind w:left="1080"/>
+        <w:rPr>
+          <w:lang w:val="en-US"/>
+        </w:rPr>
+      </w:pPr>
+      <w:proofErr w:type="spellStart"/>
+      <w:r>
+        <w:rPr>
+          <w:lang w:val="en-US"/>
+        </w:rPr>
+        <w:t>productForm.controls</w:t>
+      </w:r>
+      <w:proofErr w:type="spellEnd"/>
+      <w:r>
+        <w:rPr>
+          <w:lang w:val="en-US"/>
+        </w:rPr>
+        <w:t>[“id”].value</w:t>
+      </w:r>
+    </w:p>
+    <w:p>
+      <w:pPr>
+        <w:pStyle w:val="ListParagraph"/>
+        <w:ind w:left="1080"/>
+        <w:rPr>
+          <w:lang w:val="en-US"/>
+        </w:rPr>
+      </w:pPr>
+    </w:p>
+    <w:p>
+      <w:pPr>
+        <w:shd w:val="clear" w:color="auto" w:fill="FFFFFF"/>
+        <w:spacing w:after="0" w:line="450" w:lineRule="atLeast"/>
+        <w:rPr>
+          <w:rFonts w:ascii="Consolas" w:eastAsia="Times New Roman" w:hAnsi="Consolas" w:cs="Times New Roman"/>
+          <w:color w:val="000000"/>
+          <w:sz w:val="17"/>
+          <w:szCs w:val="17"/>
+          <w:lang w:eastAsia="en-IN"/>
+        </w:rPr>
+      </w:pPr>
+      <w:r>
+        <w:rPr>
+          <w:rFonts w:ascii="Consolas" w:eastAsia="Times New Roman" w:hAnsi="Consolas" w:cs="Times New Roman"/>
+          <w:color w:val="0000FF"/>
+          <w:sz w:val="17"/>
+          <w:szCs w:val="17"/>
+          <w:lang w:eastAsia="en-IN"/>
+        </w:rPr>
+        <w:t>import</w:t>
+      </w:r>
+      <w:r>
+        <w:rPr>
+          <w:rFonts w:ascii="Consolas" w:eastAsia="Times New Roman" w:hAnsi="Consolas" w:cs="Times New Roman"/>
+          <w:color w:val="000000"/>
+          <w:sz w:val="17"/>
+          <w:szCs w:val="17"/>
+          <w:lang w:eastAsia="en-IN"/>
+        </w:rPr>
+        <w:t xml:space="preserve"> </w:t>
+      </w:r>
+      <w:proofErr w:type="gramStart"/>
+      <w:r>
+        <w:rPr>
+          <w:rFonts w:ascii="Consolas" w:eastAsia="Times New Roman" w:hAnsi="Consolas" w:cs="Times New Roman"/>
+          <w:color w:val="000000"/>
+          <w:sz w:val="17"/>
+          <w:szCs w:val="17"/>
+          <w:lang w:eastAsia="en-IN"/>
+        </w:rPr>
+        <w:t>{ Component</w:t>
+      </w:r>
+      <w:proofErr w:type="gramEnd"/>
+      <w:r>
+        <w:rPr>
+          <w:rFonts w:ascii="Consolas" w:eastAsia="Times New Roman" w:hAnsi="Consolas" w:cs="Times New Roman"/>
+          <w:color w:val="000000"/>
+          <w:sz w:val="17"/>
+          <w:szCs w:val="17"/>
+          <w:lang w:eastAsia="en-IN"/>
+        </w:rPr>
+        <w:t xml:space="preserve">, </w:t>
+      </w:r>
+      <w:proofErr w:type="spellStart"/>
+      <w:r>
+        <w:rPr>
+          <w:rFonts w:ascii="Consolas" w:eastAsia="Times New Roman" w:hAnsi="Consolas" w:cs="Times New Roman"/>
+          <w:color w:val="000000"/>
+          <w:sz w:val="17"/>
+          <w:szCs w:val="17"/>
+          <w:lang w:eastAsia="en-IN"/>
+        </w:rPr>
+        <w:t>OnInit</w:t>
+      </w:r>
+      <w:proofErr w:type="spellEnd"/>
+      <w:r>
+        <w:rPr>
+          <w:rFonts w:ascii="Consolas" w:eastAsia="Times New Roman" w:hAnsi="Consolas" w:cs="Times New Roman"/>
+          <w:color w:val="000000"/>
+          <w:sz w:val="17"/>
+          <w:szCs w:val="17"/>
+          <w:lang w:eastAsia="en-IN"/>
+        </w:rPr>
+        <w:t xml:space="preserve"> } </w:t>
+      </w:r>
+      <w:r>
+        <w:rPr>
+          <w:rFonts w:ascii="Consolas" w:eastAsia="Times New Roman" w:hAnsi="Consolas" w:cs="Times New Roman"/>
+          <w:color w:val="0000FF"/>
+          <w:sz w:val="17"/>
+          <w:szCs w:val="17"/>
+          <w:lang w:eastAsia="en-IN"/>
+        </w:rPr>
+        <w:t>from</w:t>
+      </w:r>
+      <w:r>
+        <w:rPr>
+          <w:rFonts w:ascii="Consolas" w:eastAsia="Times New Roman" w:hAnsi="Consolas" w:cs="Times New Roman"/>
+          <w:color w:val="000000"/>
+          <w:sz w:val="17"/>
+          <w:szCs w:val="17"/>
+          <w:lang w:eastAsia="en-IN"/>
+        </w:rPr>
+        <w:t xml:space="preserve"> </w:t>
+      </w:r>
+      <w:r>
+        <w:rPr>
+          <w:rFonts w:ascii="Consolas" w:eastAsia="Times New Roman" w:hAnsi="Consolas" w:cs="Times New Roman"/>
+          <w:color w:val="A31515"/>
+          <w:sz w:val="17"/>
+          <w:szCs w:val="17"/>
+          <w:lang w:eastAsia="en-IN"/>
+        </w:rPr>
+        <w:t>'@angular/core'</w:t>
+      </w:r>
+      <w:r>
+        <w:rPr>
+          <w:rFonts w:ascii="Consolas" w:eastAsia="Times New Roman" w:hAnsi="Consolas" w:cs="Times New Roman"/>
+          <w:color w:val="000000"/>
+          <w:sz w:val="17"/>
+          <w:szCs w:val="17"/>
+          <w:lang w:eastAsia="en-IN"/>
+        </w:rPr>
+        <w:t>;</w:t>
+      </w:r>
+    </w:p>
+    <w:p>
+      <w:pPr>
+        <w:shd w:val="clear" w:color="auto" w:fill="FFFFFF"/>
+        <w:spacing w:after="0" w:line="450" w:lineRule="atLeast"/>
+        <w:rPr>
+          <w:rFonts w:ascii="Consolas" w:eastAsia="Times New Roman" w:hAnsi="Consolas" w:cs="Times New Roman"/>
+          <w:color w:val="000000"/>
+          <w:sz w:val="17"/>
+          <w:szCs w:val="17"/>
+          <w:lang w:eastAsia="en-IN"/>
+        </w:rPr>
+      </w:pPr>
+      <w:r>
+        <w:rPr>
+          <w:rFonts w:ascii="Consolas" w:eastAsia="Times New Roman" w:hAnsi="Consolas" w:cs="Times New Roman"/>
+          <w:color w:val="0000FF"/>
+          <w:sz w:val="17"/>
+          <w:szCs w:val="17"/>
+          <w:lang w:eastAsia="en-IN"/>
+        </w:rPr>
+        <w:t>import</w:t>
+      </w:r>
+      <w:r>
+        <w:rPr>
+          <w:rFonts w:ascii="Consolas" w:eastAsia="Times New Roman" w:hAnsi="Consolas" w:cs="Times New Roman"/>
+          <w:color w:val="000000"/>
+          <w:sz w:val="17"/>
+          <w:szCs w:val="17"/>
+          <w:lang w:eastAsia="en-IN"/>
+        </w:rPr>
+        <w:t xml:space="preserve"> </w:t>
+      </w:r>
+      <w:proofErr w:type="gramStart"/>
+      <w:r>
+        <w:rPr>
+          <w:rFonts w:ascii="Consolas" w:eastAsia="Times New Roman" w:hAnsi="Consolas" w:cs="Times New Roman"/>
+          <w:color w:val="000000"/>
+          <w:sz w:val="17"/>
+          <w:szCs w:val="17"/>
+          <w:lang w:eastAsia="en-IN"/>
+        </w:rPr>
+        <w:t xml:space="preserve">{ </w:t>
+      </w:r>
+      <w:proofErr w:type="spellStart"/>
+      <w:r>
+        <w:rPr>
+          <w:rFonts w:ascii="Consolas" w:eastAsia="Times New Roman" w:hAnsi="Consolas" w:cs="Times New Roman"/>
+          <w:color w:val="000000"/>
+          <w:sz w:val="17"/>
+          <w:szCs w:val="17"/>
+          <w:lang w:eastAsia="en-IN"/>
+        </w:rPr>
+        <w:t>FormBuilder</w:t>
+      </w:r>
+      <w:proofErr w:type="spellEnd"/>
+      <w:proofErr w:type="gramEnd"/>
+      <w:r>
+        <w:rPr>
+          <w:rFonts w:ascii="Consolas" w:eastAsia="Times New Roman" w:hAnsi="Consolas" w:cs="Times New Roman"/>
+          <w:color w:val="000000"/>
+          <w:sz w:val="17"/>
+          <w:szCs w:val="17"/>
+          <w:lang w:eastAsia="en-IN"/>
+        </w:rPr>
+        <w:t xml:space="preserve"> } </w:t>
+      </w:r>
+      <w:r>
+        <w:rPr>
+          <w:rFonts w:ascii="Consolas" w:eastAsia="Times New Roman" w:hAnsi="Consolas" w:cs="Times New Roman"/>
+          <w:color w:val="0000FF"/>
+          <w:sz w:val="17"/>
+          <w:szCs w:val="17"/>
+          <w:lang w:eastAsia="en-IN"/>
+        </w:rPr>
+        <w:t>from</w:t>
+      </w:r>
+      <w:r>
+        <w:rPr>
+          <w:rFonts w:ascii="Consolas" w:eastAsia="Times New Roman" w:hAnsi="Consolas" w:cs="Times New Roman"/>
+          <w:color w:val="000000"/>
+          <w:sz w:val="17"/>
+          <w:szCs w:val="17"/>
+          <w:lang w:eastAsia="en-IN"/>
+        </w:rPr>
+        <w:t xml:space="preserve"> </w:t>
+      </w:r>
+      <w:r>
+        <w:rPr>
+          <w:rFonts w:ascii="Consolas" w:eastAsia="Times New Roman" w:hAnsi="Consolas" w:cs="Times New Roman"/>
+          <w:color w:val="A31515"/>
+          <w:sz w:val="17"/>
+          <w:szCs w:val="17"/>
+          <w:lang w:eastAsia="en-IN"/>
+        </w:rPr>
+        <w:t>'@angular/forms'</w:t>
+      </w:r>
+      <w:r>
+        <w:rPr>
+          <w:rFonts w:ascii="Consolas" w:eastAsia="Times New Roman" w:hAnsi="Consolas" w:cs="Times New Roman"/>
+          <w:color w:val="000000"/>
+          <w:sz w:val="17"/>
+          <w:szCs w:val="17"/>
+          <w:lang w:eastAsia="en-IN"/>
+        </w:rPr>
+        <w:t>;</w:t>
+      </w:r>
+    </w:p>
+    <w:p>
+      <w:pPr>
+        <w:shd w:val="clear" w:color="auto" w:fill="FFFFFF"/>
+        <w:spacing w:after="0" w:line="450" w:lineRule="atLeast"/>
+        <w:rPr>
+          <w:rFonts w:ascii="Consolas" w:eastAsia="Times New Roman" w:hAnsi="Consolas" w:cs="Times New Roman"/>
+          <w:color w:val="000000"/>
+          <w:sz w:val="17"/>
+          <w:szCs w:val="17"/>
+          <w:lang w:eastAsia="en-IN"/>
+        </w:rPr>
+      </w:pPr>
+      <w:r>
+        <w:rPr>
+          <w:rFonts w:ascii="Consolas" w:eastAsia="Times New Roman" w:hAnsi="Consolas" w:cs="Times New Roman"/>
+          <w:color w:val="0000FF"/>
+          <w:sz w:val="17"/>
+          <w:szCs w:val="17"/>
+          <w:lang w:eastAsia="en-IN"/>
+        </w:rPr>
+        <w:t>import</w:t>
+      </w:r>
+      <w:r>
+        <w:rPr>
+          <w:rFonts w:ascii="Consolas" w:eastAsia="Times New Roman" w:hAnsi="Consolas" w:cs="Times New Roman"/>
+          <w:color w:val="000000"/>
+          <w:sz w:val="17"/>
+          <w:szCs w:val="17"/>
+          <w:lang w:eastAsia="en-IN"/>
+        </w:rPr>
+        <w:t xml:space="preserve"> </w:t>
+      </w:r>
+      <w:proofErr w:type="gramStart"/>
+      <w:r>
+        <w:rPr>
+          <w:rFonts w:ascii="Consolas" w:eastAsia="Times New Roman" w:hAnsi="Consolas" w:cs="Times New Roman"/>
+          <w:color w:val="000000"/>
+          <w:sz w:val="17"/>
+          <w:szCs w:val="17"/>
+          <w:lang w:eastAsia="en-IN"/>
+        </w:rPr>
+        <w:t>{ Product</w:t>
+      </w:r>
+      <w:proofErr w:type="gramEnd"/>
+      <w:r>
+        <w:rPr>
+          <w:rFonts w:ascii="Consolas" w:eastAsia="Times New Roman" w:hAnsi="Consolas" w:cs="Times New Roman"/>
+          <w:color w:val="000000"/>
+          <w:sz w:val="17"/>
+          <w:szCs w:val="17"/>
+          <w:lang w:eastAsia="en-IN"/>
+        </w:rPr>
+        <w:t xml:space="preserve"> } </w:t>
+      </w:r>
+      <w:r>
+        <w:rPr>
+          <w:rFonts w:ascii="Consolas" w:eastAsia="Times New Roman" w:hAnsi="Consolas" w:cs="Times New Roman"/>
+          <w:color w:val="0000FF"/>
+          <w:sz w:val="17"/>
+          <w:szCs w:val="17"/>
+          <w:lang w:eastAsia="en-IN"/>
+        </w:rPr>
+        <w:t>from</w:t>
+      </w:r>
+      <w:r>
+        <w:rPr>
+          <w:rFonts w:ascii="Consolas" w:eastAsia="Times New Roman" w:hAnsi="Consolas" w:cs="Times New Roman"/>
+          <w:color w:val="000000"/>
+          <w:sz w:val="17"/>
+          <w:szCs w:val="17"/>
+          <w:lang w:eastAsia="en-IN"/>
+        </w:rPr>
+        <w:t xml:space="preserve"> </w:t>
+      </w:r>
+      <w:r>
+        <w:rPr>
+          <w:rFonts w:ascii="Consolas" w:eastAsia="Times New Roman" w:hAnsi="Consolas" w:cs="Times New Roman"/>
+          <w:color w:val="A31515"/>
+          <w:sz w:val="17"/>
+          <w:szCs w:val="17"/>
+          <w:lang w:eastAsia="en-IN"/>
+        </w:rPr>
+        <w:t>'../product'</w:t>
+      </w:r>
+      <w:r>
+        <w:rPr>
+          <w:rFonts w:ascii="Consolas" w:eastAsia="Times New Roman" w:hAnsi="Consolas" w:cs="Times New Roman"/>
+          <w:color w:val="000000"/>
+          <w:sz w:val="17"/>
+          <w:szCs w:val="17"/>
+          <w:lang w:eastAsia="en-IN"/>
+        </w:rPr>
+        <w:t>;</w:t>
+      </w:r>
+    </w:p>
+    <w:p>
+      <w:pPr>
+        <w:shd w:val="clear" w:color="auto" w:fill="FFFFFF"/>
+        <w:spacing w:after="0" w:line="450" w:lineRule="atLeast"/>
+        <w:rPr>
+          <w:rFonts w:ascii="Consolas" w:eastAsia="Times New Roman" w:hAnsi="Consolas" w:cs="Times New Roman"/>
+          <w:color w:val="000000"/>
+          <w:sz w:val="17"/>
+          <w:szCs w:val="17"/>
+          <w:lang w:eastAsia="en-IN"/>
+        </w:rPr>
+      </w:pPr>
+    </w:p>
+    <w:p>
+      <w:pPr>
+        <w:shd w:val="clear" w:color="auto" w:fill="FFFFFF"/>
+        <w:spacing w:after="0" w:line="450" w:lineRule="atLeast"/>
+        <w:rPr>
+          <w:rFonts w:ascii="Consolas" w:eastAsia="Times New Roman" w:hAnsi="Consolas" w:cs="Times New Roman"/>
+          <w:color w:val="000000"/>
+          <w:sz w:val="17"/>
+          <w:szCs w:val="17"/>
+          <w:lang w:eastAsia="en-IN"/>
+        </w:rPr>
+      </w:pPr>
+      <w:r>
+        <w:rPr>
+          <w:rFonts w:ascii="Consolas" w:eastAsia="Times New Roman" w:hAnsi="Consolas" w:cs="Times New Roman"/>
+          <w:color w:val="000000"/>
+          <w:sz w:val="17"/>
+          <w:szCs w:val="17"/>
+          <w:lang w:eastAsia="en-IN"/>
+        </w:rPr>
+        <w:t>@</w:t>
+      </w:r>
+      <w:proofErr w:type="gramStart"/>
+      <w:r>
+        <w:rPr>
+          <w:rFonts w:ascii="Consolas" w:eastAsia="Times New Roman" w:hAnsi="Consolas" w:cs="Times New Roman"/>
+          <w:color w:val="000000"/>
+          <w:sz w:val="17"/>
+          <w:szCs w:val="17"/>
+          <w:lang w:eastAsia="en-IN"/>
+        </w:rPr>
+        <w:t>Component(</w:t>
+      </w:r>
+      <w:proofErr w:type="gramEnd"/>
+      <w:r>
+        <w:rPr>
+          <w:rFonts w:ascii="Consolas" w:eastAsia="Times New Roman" w:hAnsi="Consolas" w:cs="Times New Roman"/>
+          <w:color w:val="000000"/>
+          <w:sz w:val="17"/>
+          <w:szCs w:val="17"/>
+          <w:lang w:eastAsia="en-IN"/>
+        </w:rPr>
+        <w:t>{</w:t>
+      </w:r>
+    </w:p>
+    <w:p>
+      <w:pPr>
+        <w:shd w:val="clear" w:color="auto" w:fill="FFFFFF"/>
+        <w:spacing w:after="0" w:line="450" w:lineRule="atLeast"/>
+        <w:rPr>
+          <w:rFonts w:ascii="Consolas" w:eastAsia="Times New Roman" w:hAnsi="Consolas" w:cs="Times New Roman"/>
+          <w:color w:val="000000"/>
+          <w:sz w:val="17"/>
+          <w:szCs w:val="17"/>
+          <w:lang w:eastAsia="en-IN"/>
+        </w:rPr>
+      </w:pPr>
+      <w:r>
+        <w:rPr>
+          <w:rFonts w:ascii="Consolas" w:eastAsia="Times New Roman" w:hAnsi="Consolas" w:cs="Times New Roman"/>
+          <w:color w:val="000000"/>
+          <w:sz w:val="17"/>
+          <w:szCs w:val="17"/>
+          <w:lang w:eastAsia="en-IN"/>
+        </w:rPr>
+        <w:t xml:space="preserve">  selector: </w:t>
+      </w:r>
+      <w:r>
+        <w:rPr>
+          <w:rFonts w:ascii="Consolas" w:eastAsia="Times New Roman" w:hAnsi="Consolas" w:cs="Times New Roman"/>
+          <w:color w:val="A31515"/>
+          <w:sz w:val="17"/>
+          <w:szCs w:val="17"/>
+          <w:lang w:eastAsia="en-IN"/>
+        </w:rPr>
+        <w:t>'app-product'</w:t>
+      </w:r>
+      <w:r>
+        <w:rPr>
+          <w:rFonts w:ascii="Consolas" w:eastAsia="Times New Roman" w:hAnsi="Consolas" w:cs="Times New Roman"/>
+          <w:color w:val="000000"/>
+          <w:sz w:val="17"/>
+          <w:szCs w:val="17"/>
+          <w:lang w:eastAsia="en-IN"/>
+        </w:rPr>
+        <w:t>,</w:t>
+      </w:r>
+    </w:p>
+    <w:p>
+      <w:pPr>
+        <w:shd w:val="clear" w:color="auto" w:fill="FFFFFF"/>
+        <w:spacing w:after="0" w:line="450" w:lineRule="atLeast"/>
+        <w:rPr>
+          <w:rFonts w:ascii="Consolas" w:eastAsia="Times New Roman" w:hAnsi="Consolas" w:cs="Times New Roman"/>
+          <w:color w:val="000000"/>
+          <w:sz w:val="17"/>
+          <w:szCs w:val="17"/>
+          <w:lang w:eastAsia="en-IN"/>
+        </w:rPr>
+      </w:pPr>
+      <w:r>
+        <w:rPr>
+          <w:rFonts w:ascii="Consolas" w:eastAsia="Times New Roman" w:hAnsi="Consolas" w:cs="Times New Roman"/>
+          <w:color w:val="000000"/>
+          <w:sz w:val="17"/>
+          <w:szCs w:val="17"/>
+          <w:lang w:eastAsia="en-IN"/>
+        </w:rPr>
+        <w:t xml:space="preserve">  </w:t>
+      </w:r>
+      <w:proofErr w:type="spellStart"/>
+      <w:r>
+        <w:rPr>
+          <w:rFonts w:ascii="Consolas" w:eastAsia="Times New Roman" w:hAnsi="Consolas" w:cs="Times New Roman"/>
+          <w:color w:val="000000"/>
+          <w:sz w:val="17"/>
+          <w:szCs w:val="17"/>
+          <w:lang w:eastAsia="en-IN"/>
+        </w:rPr>
+        <w:t>templateUrl</w:t>
+      </w:r>
+      <w:proofErr w:type="spellEnd"/>
+      <w:r>
+        <w:rPr>
+          <w:rFonts w:ascii="Consolas" w:eastAsia="Times New Roman" w:hAnsi="Consolas" w:cs="Times New Roman"/>
+          <w:color w:val="000000"/>
+          <w:sz w:val="17"/>
+          <w:szCs w:val="17"/>
+          <w:lang w:eastAsia="en-IN"/>
+        </w:rPr>
+        <w:t xml:space="preserve">: </w:t>
+      </w:r>
+      <w:r>
+        <w:rPr>
+          <w:rFonts w:ascii="Consolas" w:eastAsia="Times New Roman" w:hAnsi="Consolas" w:cs="Times New Roman"/>
+          <w:color w:val="A31515"/>
+          <w:sz w:val="17"/>
+          <w:szCs w:val="17"/>
+          <w:lang w:eastAsia="en-IN"/>
+        </w:rPr>
+        <w:t>'./product.component.html'</w:t>
+      </w:r>
+      <w:r>
+        <w:rPr>
+          <w:rFonts w:ascii="Consolas" w:eastAsia="Times New Roman" w:hAnsi="Consolas" w:cs="Times New Roman"/>
+          <w:color w:val="000000"/>
+          <w:sz w:val="17"/>
+          <w:szCs w:val="17"/>
+          <w:lang w:eastAsia="en-IN"/>
+        </w:rPr>
+        <w:t>,</w:t>
+      </w:r>
+    </w:p>
+    <w:p>
+      <w:pPr>
+        <w:shd w:val="clear" w:color="auto" w:fill="FFFFFF"/>
+        <w:spacing w:after="0" w:line="450" w:lineRule="atLeast"/>
+        <w:rPr>
+          <w:rFonts w:ascii="Consolas" w:eastAsia="Times New Roman" w:hAnsi="Consolas" w:cs="Times New Roman"/>
+          <w:color w:val="000000"/>
+          <w:sz w:val="17"/>
+          <w:szCs w:val="17"/>
+          <w:lang w:eastAsia="en-IN"/>
+        </w:rPr>
+      </w:pPr>
+      <w:r>
+        <w:rPr>
+          <w:rFonts w:ascii="Consolas" w:eastAsia="Times New Roman" w:hAnsi="Consolas" w:cs="Times New Roman"/>
+          <w:color w:val="000000"/>
+          <w:sz w:val="17"/>
+          <w:szCs w:val="17"/>
+          <w:lang w:eastAsia="en-IN"/>
+        </w:rPr>
+        <w:t xml:space="preserve">  </w:t>
+      </w:r>
+      <w:proofErr w:type="spellStart"/>
+      <w:r>
+        <w:rPr>
+          <w:rFonts w:ascii="Consolas" w:eastAsia="Times New Roman" w:hAnsi="Consolas" w:cs="Times New Roman"/>
+          <w:color w:val="000000"/>
+          <w:sz w:val="17"/>
+          <w:szCs w:val="17"/>
+          <w:lang w:eastAsia="en-IN"/>
+        </w:rPr>
+        <w:t>styleUrls</w:t>
+      </w:r>
+      <w:proofErr w:type="spellEnd"/>
+      <w:r>
+        <w:rPr>
+          <w:rFonts w:ascii="Consolas" w:eastAsia="Times New Roman" w:hAnsi="Consolas" w:cs="Times New Roman"/>
+          <w:color w:val="000000"/>
+          <w:sz w:val="17"/>
+          <w:szCs w:val="17"/>
+          <w:lang w:eastAsia="en-IN"/>
+        </w:rPr>
+        <w:t>: [</w:t>
+      </w:r>
+      <w:r>
+        <w:rPr>
+          <w:rFonts w:ascii="Consolas" w:eastAsia="Times New Roman" w:hAnsi="Consolas" w:cs="Times New Roman"/>
+          <w:color w:val="A31515"/>
+          <w:sz w:val="17"/>
+          <w:szCs w:val="17"/>
+          <w:lang w:eastAsia="en-IN"/>
+        </w:rPr>
+        <w:t>'./product.component.css'</w:t>
+      </w:r>
+      <w:r>
+        <w:rPr>
+          <w:rFonts w:ascii="Consolas" w:eastAsia="Times New Roman" w:hAnsi="Consolas" w:cs="Times New Roman"/>
+          <w:color w:val="000000"/>
+          <w:sz w:val="17"/>
+          <w:szCs w:val="17"/>
+          <w:lang w:eastAsia="en-IN"/>
+        </w:rPr>
+        <w:t>]</w:t>
+      </w:r>
+    </w:p>
+    <w:p>
+      <w:pPr>
+        <w:shd w:val="clear" w:color="auto" w:fill="FFFFFF"/>
+        <w:spacing w:after="0" w:line="450" w:lineRule="atLeast"/>
+        <w:rPr>
+          <w:rFonts w:ascii="Consolas" w:eastAsia="Times New Roman" w:hAnsi="Consolas" w:cs="Times New Roman"/>
+          <w:color w:val="000000"/>
+          <w:sz w:val="17"/>
+          <w:szCs w:val="17"/>
+          <w:lang w:eastAsia="en-IN"/>
+        </w:rPr>
+      </w:pPr>
+      <w:r>
+        <w:rPr>
+          <w:rFonts w:ascii="Consolas" w:eastAsia="Times New Roman" w:hAnsi="Consolas" w:cs="Times New Roman"/>
+          <w:color w:val="000000"/>
+          <w:sz w:val="17"/>
+          <w:szCs w:val="17"/>
+          <w:lang w:eastAsia="en-IN"/>
+        </w:rPr>
+        <w:t>})</w:t>
+      </w:r>
+    </w:p>
+    <w:p>
+      <w:pPr>
+        <w:shd w:val="clear" w:color="auto" w:fill="FFFFFF"/>
+        <w:spacing w:after="0" w:line="450" w:lineRule="atLeast"/>
+        <w:rPr>
+          <w:rFonts w:ascii="Consolas" w:eastAsia="Times New Roman" w:hAnsi="Consolas" w:cs="Times New Roman"/>
+          <w:color w:val="000000"/>
+          <w:sz w:val="17"/>
+          <w:szCs w:val="17"/>
+          <w:lang w:eastAsia="en-IN"/>
+        </w:rPr>
+      </w:pPr>
+      <w:r>
+        <w:rPr>
+          <w:rFonts w:ascii="Consolas" w:eastAsia="Times New Roman" w:hAnsi="Consolas" w:cs="Times New Roman"/>
+          <w:color w:val="0000FF"/>
+          <w:sz w:val="17"/>
+          <w:szCs w:val="17"/>
+          <w:lang w:eastAsia="en-IN"/>
+        </w:rPr>
+        <w:t>export</w:t>
+      </w:r>
+      <w:r>
+        <w:rPr>
+          <w:rFonts w:ascii="Consolas" w:eastAsia="Times New Roman" w:hAnsi="Consolas" w:cs="Times New Roman"/>
+          <w:color w:val="000000"/>
+          <w:sz w:val="17"/>
+          <w:szCs w:val="17"/>
+          <w:lang w:eastAsia="en-IN"/>
+        </w:rPr>
+        <w:t xml:space="preserve"> </w:t>
+      </w:r>
+      <w:r>
+        <w:rPr>
+          <w:rFonts w:ascii="Consolas" w:eastAsia="Times New Roman" w:hAnsi="Consolas" w:cs="Times New Roman"/>
+          <w:color w:val="0000FF"/>
+          <w:sz w:val="17"/>
+          <w:szCs w:val="17"/>
+          <w:lang w:eastAsia="en-IN"/>
+        </w:rPr>
+        <w:t>class</w:t>
+      </w:r>
+      <w:r>
+        <w:rPr>
+          <w:rFonts w:ascii="Consolas" w:eastAsia="Times New Roman" w:hAnsi="Consolas" w:cs="Times New Roman"/>
+          <w:color w:val="000000"/>
+          <w:sz w:val="17"/>
+          <w:szCs w:val="17"/>
+          <w:lang w:eastAsia="en-IN"/>
+        </w:rPr>
+        <w:t xml:space="preserve"> </w:t>
+      </w:r>
+      <w:proofErr w:type="spellStart"/>
+      <w:r>
+        <w:rPr>
+          <w:rFonts w:ascii="Consolas" w:eastAsia="Times New Roman" w:hAnsi="Consolas" w:cs="Times New Roman"/>
+          <w:color w:val="000000"/>
+          <w:sz w:val="17"/>
+          <w:szCs w:val="17"/>
+          <w:lang w:eastAsia="en-IN"/>
+        </w:rPr>
+        <w:t>ProductComponent</w:t>
+      </w:r>
+      <w:proofErr w:type="spellEnd"/>
+      <w:r>
+        <w:rPr>
+          <w:rFonts w:ascii="Consolas" w:eastAsia="Times New Roman" w:hAnsi="Consolas" w:cs="Times New Roman"/>
+          <w:color w:val="000000"/>
+          <w:sz w:val="17"/>
+          <w:szCs w:val="17"/>
+          <w:lang w:eastAsia="en-IN"/>
+        </w:rPr>
+        <w:t xml:space="preserve"> </w:t>
+      </w:r>
+      <w:r>
+        <w:rPr>
+          <w:rFonts w:ascii="Consolas" w:eastAsia="Times New Roman" w:hAnsi="Consolas" w:cs="Times New Roman"/>
+          <w:color w:val="0000FF"/>
+          <w:sz w:val="17"/>
+          <w:szCs w:val="17"/>
+          <w:lang w:eastAsia="en-IN"/>
+        </w:rPr>
+        <w:t>implements</w:t>
+      </w:r>
+      <w:r>
+        <w:rPr>
+          <w:rFonts w:ascii="Consolas" w:eastAsia="Times New Roman" w:hAnsi="Consolas" w:cs="Times New Roman"/>
+          <w:color w:val="000000"/>
+          <w:sz w:val="17"/>
+          <w:szCs w:val="17"/>
+          <w:lang w:eastAsia="en-IN"/>
+        </w:rPr>
+        <w:t xml:space="preserve"> </w:t>
+      </w:r>
+      <w:proofErr w:type="spellStart"/>
+      <w:r>
+        <w:rPr>
+          <w:rFonts w:ascii="Consolas" w:eastAsia="Times New Roman" w:hAnsi="Consolas" w:cs="Times New Roman"/>
+          <w:color w:val="000000"/>
+          <w:sz w:val="17"/>
+          <w:szCs w:val="17"/>
+          <w:lang w:eastAsia="en-IN"/>
+        </w:rPr>
+        <w:t>OnInit</w:t>
+      </w:r>
+      <w:proofErr w:type="spellEnd"/>
+      <w:r>
+        <w:rPr>
+          <w:rFonts w:ascii="Consolas" w:eastAsia="Times New Roman" w:hAnsi="Consolas" w:cs="Times New Roman"/>
+          <w:color w:val="000000"/>
+          <w:sz w:val="17"/>
+          <w:szCs w:val="17"/>
+          <w:lang w:eastAsia="en-IN"/>
+        </w:rPr>
+        <w:t xml:space="preserve"> {</w:t>
+      </w:r>
+    </w:p>
+    <w:p>
+      <w:pPr>
+        <w:shd w:val="clear" w:color="auto" w:fill="FFFFFF"/>
+        <w:spacing w:after="0" w:line="450" w:lineRule="atLeast"/>
+        <w:rPr>
+          <w:rFonts w:ascii="Consolas" w:eastAsia="Times New Roman" w:hAnsi="Consolas" w:cs="Times New Roman"/>
+          <w:color w:val="000000"/>
+          <w:sz w:val="17"/>
+          <w:szCs w:val="17"/>
+          <w:lang w:eastAsia="en-IN"/>
+        </w:rPr>
+      </w:pPr>
+      <w:r>
+        <w:rPr>
+          <w:rFonts w:ascii="Consolas" w:eastAsia="Times New Roman" w:hAnsi="Consolas" w:cs="Times New Roman"/>
+          <w:color w:val="000000"/>
+          <w:sz w:val="17"/>
+          <w:szCs w:val="17"/>
+          <w:lang w:eastAsia="en-IN"/>
+        </w:rPr>
+        <w:t xml:space="preserve">  </w:t>
+      </w:r>
+      <w:proofErr w:type="spellStart"/>
+      <w:proofErr w:type="gramStart"/>
+      <w:r>
+        <w:rPr>
+          <w:rFonts w:ascii="Consolas" w:eastAsia="Times New Roman" w:hAnsi="Consolas" w:cs="Times New Roman"/>
+          <w:color w:val="000000"/>
+          <w:sz w:val="17"/>
+          <w:szCs w:val="17"/>
+          <w:lang w:eastAsia="en-IN"/>
+        </w:rPr>
+        <w:t>productForm:any</w:t>
+      </w:r>
+      <w:proofErr w:type="spellEnd"/>
+      <w:proofErr w:type="gramEnd"/>
+      <w:r>
+        <w:rPr>
+          <w:rFonts w:ascii="Consolas" w:eastAsia="Times New Roman" w:hAnsi="Consolas" w:cs="Times New Roman"/>
+          <w:color w:val="000000"/>
+          <w:sz w:val="17"/>
+          <w:szCs w:val="17"/>
+          <w:lang w:eastAsia="en-IN"/>
+        </w:rPr>
+        <w:t>;</w:t>
+      </w:r>
+    </w:p>
+    <w:p>
+      <w:pPr>
+        <w:shd w:val="clear" w:color="auto" w:fill="FFFFFF"/>
+        <w:spacing w:after="0" w:line="450" w:lineRule="atLeast"/>
+        <w:rPr>
+          <w:rFonts w:ascii="Consolas" w:eastAsia="Times New Roman" w:hAnsi="Consolas" w:cs="Times New Roman"/>
+          <w:color w:val="000000"/>
+          <w:sz w:val="17"/>
+          <w:szCs w:val="17"/>
+          <w:lang w:eastAsia="en-IN"/>
+        </w:rPr>
+      </w:pPr>
+      <w:r>
+        <w:rPr>
+          <w:rFonts w:ascii="Consolas" w:eastAsia="Times New Roman" w:hAnsi="Consolas" w:cs="Times New Roman"/>
+          <w:color w:val="000000"/>
+          <w:sz w:val="17"/>
+          <w:szCs w:val="17"/>
+          <w:lang w:eastAsia="en-IN"/>
+        </w:rPr>
+        <w:t xml:space="preserve">  </w:t>
+      </w:r>
+      <w:proofErr w:type="spellStart"/>
+      <w:proofErr w:type="gramStart"/>
+      <w:r>
+        <w:rPr>
+          <w:rFonts w:ascii="Consolas" w:eastAsia="Times New Roman" w:hAnsi="Consolas" w:cs="Times New Roman"/>
+          <w:color w:val="000000"/>
+          <w:sz w:val="17"/>
+          <w:szCs w:val="17"/>
+          <w:lang w:eastAsia="en-IN"/>
+        </w:rPr>
+        <w:t>products:Product</w:t>
+      </w:r>
+      <w:proofErr w:type="spellEnd"/>
+      <w:proofErr w:type="gramEnd"/>
+      <w:r>
+        <w:rPr>
+          <w:rFonts w:ascii="Consolas" w:eastAsia="Times New Roman" w:hAnsi="Consolas" w:cs="Times New Roman"/>
+          <w:color w:val="000000"/>
+          <w:sz w:val="17"/>
+          <w:szCs w:val="17"/>
+          <w:lang w:eastAsia="en-IN"/>
+        </w:rPr>
+        <w:t>[]=[];</w:t>
+      </w:r>
+    </w:p>
+    <w:p>
+      <w:pPr>
+        <w:shd w:val="clear" w:color="auto" w:fill="FFFFFF"/>
+        <w:spacing w:after="0" w:line="450" w:lineRule="atLeast"/>
+        <w:rPr>
+          <w:rFonts w:ascii="Consolas" w:eastAsia="Times New Roman" w:hAnsi="Consolas" w:cs="Times New Roman"/>
+          <w:color w:val="000000"/>
+          <w:sz w:val="17"/>
+          <w:szCs w:val="17"/>
+          <w:lang w:eastAsia="en-IN"/>
+        </w:rPr>
+      </w:pPr>
+    </w:p>
+    <w:p>
+      <w:pPr>
+        <w:shd w:val="clear" w:color="auto" w:fill="FFFFFF"/>
+        <w:spacing w:after="0" w:line="450" w:lineRule="atLeast"/>
+        <w:rPr>
+          <w:rFonts w:ascii="Consolas" w:eastAsia="Times New Roman" w:hAnsi="Consolas" w:cs="Times New Roman"/>
+          <w:color w:val="000000"/>
+          <w:sz w:val="17"/>
+          <w:szCs w:val="17"/>
+          <w:lang w:eastAsia="en-IN"/>
+        </w:rPr>
+      </w:pPr>
+      <w:r>
+        <w:rPr>
+          <w:rFonts w:ascii="Consolas" w:eastAsia="Times New Roman" w:hAnsi="Consolas" w:cs="Times New Roman"/>
+          <w:color w:val="000000"/>
+          <w:sz w:val="17"/>
+          <w:szCs w:val="17"/>
+          <w:lang w:eastAsia="en-IN"/>
+        </w:rPr>
+        <w:t xml:space="preserve">  </w:t>
+      </w:r>
+      <w:proofErr w:type="gramStart"/>
+      <w:r>
+        <w:rPr>
+          <w:rFonts w:ascii="Consolas" w:eastAsia="Times New Roman" w:hAnsi="Consolas" w:cs="Times New Roman"/>
+          <w:color w:val="0000FF"/>
+          <w:sz w:val="17"/>
+          <w:szCs w:val="17"/>
+          <w:lang w:eastAsia="en-IN"/>
+        </w:rPr>
+        <w:t>constructor</w:t>
+      </w:r>
+      <w:r>
+        <w:rPr>
+          <w:rFonts w:ascii="Consolas" w:eastAsia="Times New Roman" w:hAnsi="Consolas" w:cs="Times New Roman"/>
+          <w:color w:val="000000"/>
+          <w:sz w:val="17"/>
+          <w:szCs w:val="17"/>
+          <w:lang w:eastAsia="en-IN"/>
+        </w:rPr>
+        <w:t>(</w:t>
+      </w:r>
+      <w:proofErr w:type="gramEnd"/>
+      <w:r>
+        <w:rPr>
+          <w:rFonts w:ascii="Consolas" w:eastAsia="Times New Roman" w:hAnsi="Consolas" w:cs="Times New Roman"/>
+          <w:color w:val="0000FF"/>
+          <w:sz w:val="17"/>
+          <w:szCs w:val="17"/>
+          <w:lang w:eastAsia="en-IN"/>
+        </w:rPr>
+        <w:t>private</w:t>
+      </w:r>
+      <w:r>
+        <w:rPr>
+          <w:rFonts w:ascii="Consolas" w:eastAsia="Times New Roman" w:hAnsi="Consolas" w:cs="Times New Roman"/>
+          <w:color w:val="000000"/>
+          <w:sz w:val="17"/>
+          <w:szCs w:val="17"/>
+          <w:lang w:eastAsia="en-IN"/>
+        </w:rPr>
+        <w:t xml:space="preserve"> </w:t>
+      </w:r>
+      <w:proofErr w:type="spellStart"/>
+      <w:r>
+        <w:rPr>
+          <w:rFonts w:ascii="Consolas" w:eastAsia="Times New Roman" w:hAnsi="Consolas" w:cs="Times New Roman"/>
+          <w:color w:val="000000"/>
+          <w:sz w:val="17"/>
+          <w:szCs w:val="17"/>
+          <w:lang w:eastAsia="en-IN"/>
+        </w:rPr>
+        <w:t>fb:FormBuilder</w:t>
+      </w:r>
+      <w:proofErr w:type="spellEnd"/>
+      <w:r>
+        <w:rPr>
+          <w:rFonts w:ascii="Consolas" w:eastAsia="Times New Roman" w:hAnsi="Consolas" w:cs="Times New Roman"/>
+          <w:color w:val="000000"/>
+          <w:sz w:val="17"/>
+          <w:szCs w:val="17"/>
+          <w:lang w:eastAsia="en-IN"/>
+        </w:rPr>
+        <w:t xml:space="preserve">) { </w:t>
+      </w:r>
+    </w:p>
+    <w:p>
+      <w:pPr>
+        <w:shd w:val="clear" w:color="auto" w:fill="FFFFFF"/>
+        <w:spacing w:after="0" w:line="450" w:lineRule="atLeast"/>
+        <w:rPr>
+          <w:rFonts w:ascii="Consolas" w:eastAsia="Times New Roman" w:hAnsi="Consolas" w:cs="Times New Roman"/>
+          <w:color w:val="000000"/>
+          <w:sz w:val="17"/>
+          <w:szCs w:val="17"/>
+          <w:lang w:eastAsia="en-IN"/>
+        </w:rPr>
+      </w:pPr>
+      <w:r>
+        <w:rPr>
+          <w:rFonts w:ascii="Consolas" w:eastAsia="Times New Roman" w:hAnsi="Consolas" w:cs="Times New Roman"/>
+          <w:color w:val="000000"/>
+          <w:sz w:val="17"/>
+          <w:szCs w:val="17"/>
+          <w:lang w:eastAsia="en-IN"/>
+        </w:rPr>
+        <w:t xml:space="preserve">    </w:t>
+      </w:r>
+      <w:proofErr w:type="spellStart"/>
+      <w:proofErr w:type="gramStart"/>
+      <w:r>
+        <w:rPr>
+          <w:rFonts w:ascii="Consolas" w:eastAsia="Times New Roman" w:hAnsi="Consolas" w:cs="Times New Roman"/>
+          <w:color w:val="0000FF"/>
+          <w:sz w:val="17"/>
+          <w:szCs w:val="17"/>
+          <w:lang w:eastAsia="en-IN"/>
+        </w:rPr>
+        <w:t>this</w:t>
+      </w:r>
+      <w:r>
+        <w:rPr>
+          <w:rFonts w:ascii="Consolas" w:eastAsia="Times New Roman" w:hAnsi="Consolas" w:cs="Times New Roman"/>
+          <w:color w:val="000000"/>
+          <w:sz w:val="17"/>
+          <w:szCs w:val="17"/>
+          <w:lang w:eastAsia="en-IN"/>
+        </w:rPr>
+        <w:t>.productForm</w:t>
+      </w:r>
+      <w:proofErr w:type="spellEnd"/>
+      <w:r>
+        <w:rPr>
+          <w:rFonts w:ascii="Consolas" w:eastAsia="Times New Roman" w:hAnsi="Consolas" w:cs="Times New Roman"/>
+          <w:color w:val="000000"/>
+          <w:sz w:val="17"/>
+          <w:szCs w:val="17"/>
+          <w:lang w:eastAsia="en-IN"/>
+        </w:rPr>
+        <w:t>=</w:t>
+      </w:r>
+      <w:proofErr w:type="spellStart"/>
+      <w:r>
+        <w:rPr>
+          <w:rFonts w:ascii="Consolas" w:eastAsia="Times New Roman" w:hAnsi="Consolas" w:cs="Times New Roman"/>
+          <w:color w:val="0000FF"/>
+          <w:sz w:val="17"/>
+          <w:szCs w:val="17"/>
+          <w:lang w:eastAsia="en-IN"/>
+        </w:rPr>
+        <w:t>this</w:t>
+      </w:r>
+      <w:r>
+        <w:rPr>
+          <w:rFonts w:ascii="Consolas" w:eastAsia="Times New Roman" w:hAnsi="Consolas" w:cs="Times New Roman"/>
+          <w:color w:val="000000"/>
+          <w:sz w:val="17"/>
+          <w:szCs w:val="17"/>
+          <w:lang w:eastAsia="en-IN"/>
+        </w:rPr>
+        <w:t>.fb</w:t>
+      </w:r>
+      <w:proofErr w:type="gramEnd"/>
+      <w:r>
+        <w:rPr>
+          <w:rFonts w:ascii="Consolas" w:eastAsia="Times New Roman" w:hAnsi="Consolas" w:cs="Times New Roman"/>
+          <w:color w:val="000000"/>
+          <w:sz w:val="17"/>
+          <w:szCs w:val="17"/>
+          <w:lang w:eastAsia="en-IN"/>
+        </w:rPr>
+        <w:t>.group</w:t>
+      </w:r>
+      <w:proofErr w:type="spellEnd"/>
+      <w:r>
+        <w:rPr>
+          <w:rFonts w:ascii="Consolas" w:eastAsia="Times New Roman" w:hAnsi="Consolas" w:cs="Times New Roman"/>
+          <w:color w:val="000000"/>
+          <w:sz w:val="17"/>
+          <w:szCs w:val="17"/>
+          <w:lang w:eastAsia="en-IN"/>
+        </w:rPr>
+        <w:t>(</w:t>
+      </w:r>
+    </w:p>
+    <w:p>
+      <w:pPr>
+        <w:shd w:val="clear" w:color="auto" w:fill="FFFFFF"/>
+        <w:spacing w:after="0" w:line="450" w:lineRule="atLeast"/>
+        <w:rPr>
+          <w:rFonts w:ascii="Consolas" w:eastAsia="Times New Roman" w:hAnsi="Consolas" w:cs="Times New Roman"/>
+          <w:color w:val="000000"/>
+          <w:sz w:val="17"/>
+          <w:szCs w:val="17"/>
+          <w:lang w:eastAsia="en-IN"/>
+        </w:rPr>
+      </w:pPr>
+      <w:r>
+        <w:rPr>
+          <w:rFonts w:ascii="Consolas" w:eastAsia="Times New Roman" w:hAnsi="Consolas" w:cs="Times New Roman"/>
+          <w:color w:val="000000"/>
+          <w:sz w:val="17"/>
+          <w:szCs w:val="17"/>
+          <w:lang w:eastAsia="en-IN"/>
+        </w:rPr>
+        <w:t>      {</w:t>
+      </w:r>
+    </w:p>
+    <w:p>
+      <w:pPr>
+        <w:shd w:val="clear" w:color="auto" w:fill="FFFFFF"/>
+        <w:spacing w:after="0" w:line="450" w:lineRule="atLeast"/>
+        <w:rPr>
+          <w:rFonts w:ascii="Consolas" w:eastAsia="Times New Roman" w:hAnsi="Consolas" w:cs="Times New Roman"/>
+          <w:color w:val="000000"/>
+          <w:sz w:val="17"/>
+          <w:szCs w:val="17"/>
+          <w:lang w:eastAsia="en-IN"/>
+        </w:rPr>
+      </w:pPr>
+      <w:r>
+        <w:rPr>
+          <w:rFonts w:ascii="Consolas" w:eastAsia="Times New Roman" w:hAnsi="Consolas" w:cs="Times New Roman"/>
+          <w:color w:val="000000"/>
+          <w:sz w:val="17"/>
+          <w:szCs w:val="17"/>
+          <w:lang w:eastAsia="en-IN"/>
+        </w:rPr>
+        <w:t xml:space="preserve">        </w:t>
+      </w:r>
+      <w:proofErr w:type="gramStart"/>
+      <w:r>
+        <w:rPr>
+          <w:rFonts w:ascii="Consolas" w:eastAsia="Times New Roman" w:hAnsi="Consolas" w:cs="Times New Roman"/>
+          <w:color w:val="000000"/>
+          <w:sz w:val="17"/>
+          <w:szCs w:val="17"/>
+          <w:lang w:eastAsia="en-IN"/>
+        </w:rPr>
+        <w:t>id:[</w:t>
+      </w:r>
+      <w:proofErr w:type="gramEnd"/>
+      <w:r>
+        <w:rPr>
+          <w:rFonts w:ascii="Consolas" w:eastAsia="Times New Roman" w:hAnsi="Consolas" w:cs="Times New Roman"/>
+          <w:color w:val="A31515"/>
+          <w:sz w:val="17"/>
+          <w:szCs w:val="17"/>
+          <w:lang w:eastAsia="en-IN"/>
+        </w:rPr>
+        <w:t>''</w:t>
+      </w:r>
+      <w:r>
+        <w:rPr>
+          <w:rFonts w:ascii="Consolas" w:eastAsia="Times New Roman" w:hAnsi="Consolas" w:cs="Times New Roman"/>
+          <w:color w:val="000000"/>
+          <w:sz w:val="17"/>
+          <w:szCs w:val="17"/>
+          <w:lang w:eastAsia="en-IN"/>
+        </w:rPr>
+        <w:t>],</w:t>
+      </w:r>
+    </w:p>
+    <w:p>
+      <w:pPr>
+        <w:shd w:val="clear" w:color="auto" w:fill="FFFFFF"/>
+        <w:spacing w:after="0" w:line="450" w:lineRule="atLeast"/>
+        <w:rPr>
+          <w:rFonts w:ascii="Consolas" w:eastAsia="Times New Roman" w:hAnsi="Consolas" w:cs="Times New Roman"/>
+          <w:color w:val="000000"/>
+          <w:sz w:val="17"/>
+          <w:szCs w:val="17"/>
+          <w:lang w:eastAsia="en-IN"/>
+        </w:rPr>
+      </w:pPr>
+      <w:r>
+        <w:rPr>
+          <w:rFonts w:ascii="Consolas" w:eastAsia="Times New Roman" w:hAnsi="Consolas" w:cs="Times New Roman"/>
+          <w:color w:val="000000"/>
+          <w:sz w:val="17"/>
+          <w:szCs w:val="17"/>
+          <w:lang w:eastAsia="en-IN"/>
+        </w:rPr>
+        <w:t xml:space="preserve">        </w:t>
+      </w:r>
+      <w:proofErr w:type="gramStart"/>
+      <w:r>
+        <w:rPr>
+          <w:rFonts w:ascii="Consolas" w:eastAsia="Times New Roman" w:hAnsi="Consolas" w:cs="Times New Roman"/>
+          <w:color w:val="000000"/>
+          <w:sz w:val="17"/>
+          <w:szCs w:val="17"/>
+          <w:lang w:eastAsia="en-IN"/>
+        </w:rPr>
+        <w:t>name:[</w:t>
+      </w:r>
+      <w:proofErr w:type="gramEnd"/>
+      <w:r>
+        <w:rPr>
+          <w:rFonts w:ascii="Consolas" w:eastAsia="Times New Roman" w:hAnsi="Consolas" w:cs="Times New Roman"/>
+          <w:color w:val="A31515"/>
+          <w:sz w:val="17"/>
+          <w:szCs w:val="17"/>
+          <w:lang w:eastAsia="en-IN"/>
+        </w:rPr>
+        <w:t>''</w:t>
+      </w:r>
+      <w:r>
+        <w:rPr>
+          <w:rFonts w:ascii="Consolas" w:eastAsia="Times New Roman" w:hAnsi="Consolas" w:cs="Times New Roman"/>
+          <w:color w:val="000000"/>
+          <w:sz w:val="17"/>
+          <w:szCs w:val="17"/>
+          <w:lang w:eastAsia="en-IN"/>
+        </w:rPr>
+        <w:t>],</w:t>
+      </w:r>
+    </w:p>
+    <w:p>
+      <w:pPr>
+        <w:shd w:val="clear" w:color="auto" w:fill="FFFFFF"/>
+        <w:spacing w:after="0" w:line="450" w:lineRule="atLeast"/>
+        <w:rPr>
+          <w:rFonts w:ascii="Consolas" w:eastAsia="Times New Roman" w:hAnsi="Consolas" w:cs="Times New Roman"/>
+          <w:color w:val="000000"/>
+          <w:sz w:val="17"/>
+          <w:szCs w:val="17"/>
+          <w:lang w:eastAsia="en-IN"/>
+        </w:rPr>
+      </w:pPr>
+      <w:r>
+        <w:rPr>
+          <w:rFonts w:ascii="Consolas" w:eastAsia="Times New Roman" w:hAnsi="Consolas" w:cs="Times New Roman"/>
+          <w:color w:val="000000"/>
+          <w:sz w:val="17"/>
+          <w:szCs w:val="17"/>
+          <w:lang w:eastAsia="en-IN"/>
+        </w:rPr>
+        <w:t xml:space="preserve">        </w:t>
+      </w:r>
+      <w:proofErr w:type="gramStart"/>
+      <w:r>
+        <w:rPr>
+          <w:rFonts w:ascii="Consolas" w:eastAsia="Times New Roman" w:hAnsi="Consolas" w:cs="Times New Roman"/>
+          <w:color w:val="000000"/>
+          <w:sz w:val="17"/>
+          <w:szCs w:val="17"/>
+          <w:lang w:eastAsia="en-IN"/>
+        </w:rPr>
+        <w:t>price:[</w:t>
+      </w:r>
+      <w:proofErr w:type="gramEnd"/>
+      <w:r>
+        <w:rPr>
+          <w:rFonts w:ascii="Consolas" w:eastAsia="Times New Roman" w:hAnsi="Consolas" w:cs="Times New Roman"/>
+          <w:color w:val="A31515"/>
+          <w:sz w:val="17"/>
+          <w:szCs w:val="17"/>
+          <w:lang w:eastAsia="en-IN"/>
+        </w:rPr>
+        <w:t>''</w:t>
+      </w:r>
+      <w:r>
+        <w:rPr>
+          <w:rFonts w:ascii="Consolas" w:eastAsia="Times New Roman" w:hAnsi="Consolas" w:cs="Times New Roman"/>
+          <w:color w:val="000000"/>
+          <w:sz w:val="17"/>
+          <w:szCs w:val="17"/>
+          <w:lang w:eastAsia="en-IN"/>
+        </w:rPr>
+        <w:t>]</w:t>
+      </w:r>
+    </w:p>
+    <w:p>
+      <w:pPr>
+        <w:shd w:val="clear" w:color="auto" w:fill="FFFFFF"/>
+        <w:spacing w:after="0" w:line="450" w:lineRule="atLeast"/>
+        <w:rPr>
+          <w:rFonts w:ascii="Consolas" w:eastAsia="Times New Roman" w:hAnsi="Consolas" w:cs="Times New Roman"/>
+          <w:color w:val="000000"/>
+          <w:sz w:val="17"/>
+          <w:szCs w:val="17"/>
+          <w:lang w:eastAsia="en-IN"/>
+        </w:rPr>
+      </w:pPr>
+      <w:r>
+        <w:rPr>
+          <w:rFonts w:ascii="Consolas" w:eastAsia="Times New Roman" w:hAnsi="Consolas" w:cs="Times New Roman"/>
+          <w:color w:val="000000"/>
+          <w:sz w:val="17"/>
+          <w:szCs w:val="17"/>
+          <w:lang w:eastAsia="en-IN"/>
+        </w:rPr>
+        <w:t>      }</w:t>
+      </w:r>
+    </w:p>
+    <w:p>
+      <w:pPr>
+        <w:shd w:val="clear" w:color="auto" w:fill="FFFFFF"/>
+        <w:spacing w:after="0" w:line="450" w:lineRule="atLeast"/>
+        <w:rPr>
+          <w:rFonts w:ascii="Consolas" w:eastAsia="Times New Roman" w:hAnsi="Consolas" w:cs="Times New Roman"/>
+          <w:color w:val="000000"/>
+          <w:sz w:val="17"/>
+          <w:szCs w:val="17"/>
+          <w:lang w:eastAsia="en-IN"/>
+        </w:rPr>
+      </w:pPr>
+      <w:r>
+        <w:rPr>
+          <w:rFonts w:ascii="Consolas" w:eastAsia="Times New Roman" w:hAnsi="Consolas" w:cs="Times New Roman"/>
+          <w:color w:val="000000"/>
+          <w:sz w:val="17"/>
+          <w:szCs w:val="17"/>
+          <w:lang w:eastAsia="en-IN"/>
+        </w:rPr>
+        <w:t>    );</w:t>
+      </w:r>
+    </w:p>
+    <w:p>
+      <w:pPr>
+        <w:shd w:val="clear" w:color="auto" w:fill="FFFFFF"/>
+        <w:spacing w:after="0" w:line="450" w:lineRule="atLeast"/>
+        <w:rPr>
+          <w:rFonts w:ascii="Consolas" w:eastAsia="Times New Roman" w:hAnsi="Consolas" w:cs="Times New Roman"/>
+          <w:color w:val="000000"/>
+          <w:sz w:val="17"/>
+          <w:szCs w:val="17"/>
+          <w:lang w:eastAsia="en-IN"/>
+        </w:rPr>
+      </w:pPr>
+      <w:r>
+        <w:rPr>
+          <w:rFonts w:ascii="Consolas" w:eastAsia="Times New Roman" w:hAnsi="Consolas" w:cs="Times New Roman"/>
+          <w:color w:val="000000"/>
+          <w:sz w:val="17"/>
+          <w:szCs w:val="17"/>
+          <w:lang w:eastAsia="en-IN"/>
+        </w:rPr>
+        <w:t>  }</w:t>
+      </w:r>
+    </w:p>
+    <w:p>
+      <w:pPr>
+        <w:shd w:val="clear" w:color="auto" w:fill="FFFFFF"/>
+        <w:spacing w:after="0" w:line="450" w:lineRule="atLeast"/>
+        <w:rPr>
+          <w:rFonts w:ascii="Consolas" w:eastAsia="Times New Roman" w:hAnsi="Consolas" w:cs="Times New Roman"/>
+          <w:color w:val="000000"/>
+          <w:sz w:val="17"/>
+          <w:szCs w:val="17"/>
+          <w:lang w:eastAsia="en-IN"/>
+        </w:rPr>
+      </w:pPr>
+    </w:p>
+    <w:p>
+      <w:pPr>
+        <w:shd w:val="clear" w:color="auto" w:fill="FFFFFF"/>
+        <w:spacing w:after="0" w:line="450" w:lineRule="atLeast"/>
+        <w:rPr>
+          <w:rFonts w:ascii="Consolas" w:eastAsia="Times New Roman" w:hAnsi="Consolas" w:cs="Times New Roman"/>
+          <w:color w:val="000000"/>
+          <w:sz w:val="17"/>
+          <w:szCs w:val="17"/>
+          <w:lang w:eastAsia="en-IN"/>
+        </w:rPr>
+      </w:pPr>
+      <w:r>
+        <w:rPr>
+          <w:rFonts w:ascii="Consolas" w:eastAsia="Times New Roman" w:hAnsi="Consolas" w:cs="Times New Roman"/>
+          <w:color w:val="000000"/>
+          <w:sz w:val="17"/>
+          <w:szCs w:val="17"/>
+          <w:lang w:eastAsia="en-IN"/>
+        </w:rPr>
+        <w:t xml:space="preserve">  </w:t>
+      </w:r>
+      <w:proofErr w:type="spellStart"/>
+      <w:proofErr w:type="gramStart"/>
+      <w:r>
+        <w:rPr>
+          <w:rFonts w:ascii="Consolas" w:eastAsia="Times New Roman" w:hAnsi="Consolas" w:cs="Times New Roman"/>
+          <w:color w:val="000000"/>
+          <w:sz w:val="17"/>
+          <w:szCs w:val="17"/>
+          <w:lang w:eastAsia="en-IN"/>
+        </w:rPr>
+        <w:t>ngOnInit</w:t>
+      </w:r>
+      <w:proofErr w:type="spellEnd"/>
+      <w:r>
+        <w:rPr>
+          <w:rFonts w:ascii="Consolas" w:eastAsia="Times New Roman" w:hAnsi="Consolas" w:cs="Times New Roman"/>
+          <w:color w:val="000000"/>
+          <w:sz w:val="17"/>
+          <w:szCs w:val="17"/>
+          <w:lang w:eastAsia="en-IN"/>
+        </w:rPr>
+        <w:t>(</w:t>
+      </w:r>
+      <w:proofErr w:type="gramEnd"/>
+      <w:r>
+        <w:rPr>
+          <w:rFonts w:ascii="Consolas" w:eastAsia="Times New Roman" w:hAnsi="Consolas" w:cs="Times New Roman"/>
+          <w:color w:val="000000"/>
+          <w:sz w:val="17"/>
+          <w:szCs w:val="17"/>
+          <w:lang w:eastAsia="en-IN"/>
+        </w:rPr>
+        <w:t>): void {</w:t>
+      </w:r>
+    </w:p>
+    <w:p>
+      <w:pPr>
+        <w:shd w:val="clear" w:color="auto" w:fill="FFFFFF"/>
+        <w:spacing w:after="0" w:line="450" w:lineRule="atLeast"/>
+        <w:rPr>
+          <w:rFonts w:ascii="Consolas" w:eastAsia="Times New Roman" w:hAnsi="Consolas" w:cs="Times New Roman"/>
+          <w:color w:val="000000"/>
+          <w:sz w:val="17"/>
+          <w:szCs w:val="17"/>
+          <w:lang w:eastAsia="en-IN"/>
+        </w:rPr>
+      </w:pPr>
+      <w:r>
+        <w:rPr>
+          <w:rFonts w:ascii="Consolas" w:eastAsia="Times New Roman" w:hAnsi="Consolas" w:cs="Times New Roman"/>
+          <w:color w:val="000000"/>
+          <w:sz w:val="17"/>
+          <w:szCs w:val="17"/>
+          <w:lang w:eastAsia="en-IN"/>
+        </w:rPr>
+        <w:t>  }</w:t>
+      </w:r>
+    </w:p>
+    <w:p>
+      <w:pPr>
+        <w:shd w:val="clear" w:color="auto" w:fill="FFFFFF"/>
+        <w:spacing w:after="0" w:line="450" w:lineRule="atLeast"/>
+        <w:rPr>
+          <w:rFonts w:ascii="Consolas" w:eastAsia="Times New Roman" w:hAnsi="Consolas" w:cs="Times New Roman"/>
+          <w:color w:val="000000"/>
+          <w:sz w:val="17"/>
+          <w:szCs w:val="17"/>
+          <w:lang w:eastAsia="en-IN"/>
+        </w:rPr>
+      </w:pPr>
+    </w:p>
+    <w:p>
+      <w:pPr>
+        <w:shd w:val="clear" w:color="auto" w:fill="FFFFFF"/>
+        <w:spacing w:after="0" w:line="450" w:lineRule="atLeast"/>
+        <w:rPr>
+          <w:rFonts w:ascii="Consolas" w:eastAsia="Times New Roman" w:hAnsi="Consolas" w:cs="Times New Roman"/>
+          <w:color w:val="000000"/>
+          <w:sz w:val="17"/>
+          <w:szCs w:val="17"/>
+          <w:lang w:eastAsia="en-IN"/>
+        </w:rPr>
+      </w:pPr>
+      <w:r>
+        <w:rPr>
+          <w:rFonts w:ascii="Consolas" w:eastAsia="Times New Roman" w:hAnsi="Consolas" w:cs="Times New Roman"/>
+          <w:color w:val="000000"/>
+          <w:sz w:val="17"/>
+          <w:szCs w:val="17"/>
+          <w:lang w:eastAsia="en-IN"/>
+        </w:rPr>
+        <w:t xml:space="preserve">  </w:t>
+      </w:r>
+      <w:proofErr w:type="spellStart"/>
+      <w:proofErr w:type="gramStart"/>
+      <w:r>
+        <w:rPr>
+          <w:rFonts w:ascii="Consolas" w:eastAsia="Times New Roman" w:hAnsi="Consolas" w:cs="Times New Roman"/>
+          <w:color w:val="000000"/>
+          <w:sz w:val="17"/>
+          <w:szCs w:val="17"/>
+          <w:lang w:eastAsia="en-IN"/>
+        </w:rPr>
+        <w:t>fnAdd</w:t>
+      </w:r>
+      <w:proofErr w:type="spellEnd"/>
+      <w:r>
+        <w:rPr>
+          <w:rFonts w:ascii="Consolas" w:eastAsia="Times New Roman" w:hAnsi="Consolas" w:cs="Times New Roman"/>
+          <w:color w:val="000000"/>
+          <w:sz w:val="17"/>
+          <w:szCs w:val="17"/>
+          <w:lang w:eastAsia="en-IN"/>
+        </w:rPr>
+        <w:t>(</w:t>
+      </w:r>
+      <w:proofErr w:type="gramEnd"/>
+      <w:r>
+        <w:rPr>
+          <w:rFonts w:ascii="Consolas" w:eastAsia="Times New Roman" w:hAnsi="Consolas" w:cs="Times New Roman"/>
+          <w:color w:val="000000"/>
+          <w:sz w:val="17"/>
+          <w:szCs w:val="17"/>
+          <w:lang w:eastAsia="en-IN"/>
+        </w:rPr>
+        <w:t>)</w:t>
+      </w:r>
+    </w:p>
+    <w:p>
+      <w:pPr>
+        <w:shd w:val="clear" w:color="auto" w:fill="FFFFFF"/>
+        <w:spacing w:after="0" w:line="450" w:lineRule="atLeast"/>
+        <w:rPr>
+          <w:rFonts w:ascii="Consolas" w:eastAsia="Times New Roman" w:hAnsi="Consolas" w:cs="Times New Roman"/>
+          <w:color w:val="000000"/>
+          <w:sz w:val="17"/>
+          <w:szCs w:val="17"/>
+          <w:lang w:eastAsia="en-IN"/>
+        </w:rPr>
+      </w:pPr>
+      <w:r>
+        <w:rPr>
+          <w:rFonts w:ascii="Consolas" w:eastAsia="Times New Roman" w:hAnsi="Consolas" w:cs="Times New Roman"/>
+          <w:color w:val="000000"/>
+          <w:sz w:val="17"/>
+          <w:szCs w:val="17"/>
+          <w:lang w:eastAsia="en-IN"/>
+        </w:rPr>
+        <w:t>  {</w:t>
+      </w:r>
+    </w:p>
+    <w:p>
+      <w:pPr>
+        <w:shd w:val="clear" w:color="auto" w:fill="FFFFFF"/>
+        <w:spacing w:after="0" w:line="450" w:lineRule="atLeast"/>
+        <w:rPr>
+          <w:rFonts w:ascii="Consolas" w:eastAsia="Times New Roman" w:hAnsi="Consolas" w:cs="Times New Roman"/>
+          <w:color w:val="000000"/>
+          <w:sz w:val="17"/>
+          <w:szCs w:val="17"/>
+          <w:lang w:eastAsia="en-IN"/>
+        </w:rPr>
+      </w:pPr>
+      <w:r>
+        <w:rPr>
+          <w:rFonts w:ascii="Consolas" w:eastAsia="Times New Roman" w:hAnsi="Consolas" w:cs="Times New Roman"/>
+          <w:color w:val="000000"/>
+          <w:sz w:val="17"/>
+          <w:szCs w:val="17"/>
+          <w:lang w:eastAsia="en-IN"/>
+        </w:rPr>
+        <w:t xml:space="preserve">    </w:t>
+      </w:r>
+      <w:r>
+        <w:rPr>
+          <w:rFonts w:ascii="Consolas" w:eastAsia="Times New Roman" w:hAnsi="Consolas" w:cs="Times New Roman"/>
+          <w:color w:val="008000"/>
+          <w:sz w:val="17"/>
+          <w:szCs w:val="17"/>
+          <w:lang w:eastAsia="en-IN"/>
+        </w:rPr>
+        <w:t xml:space="preserve">// </w:t>
+      </w:r>
+      <w:proofErr w:type="gramStart"/>
+      <w:r>
+        <w:rPr>
+          <w:rFonts w:ascii="Consolas" w:eastAsia="Times New Roman" w:hAnsi="Consolas" w:cs="Times New Roman"/>
+          <w:color w:val="008000"/>
+          <w:sz w:val="17"/>
+          <w:szCs w:val="17"/>
+          <w:lang w:eastAsia="en-IN"/>
+        </w:rPr>
+        <w:t>alert(</w:t>
+      </w:r>
+      <w:proofErr w:type="spellStart"/>
+      <w:proofErr w:type="gramEnd"/>
+      <w:r>
+        <w:rPr>
+          <w:rFonts w:ascii="Consolas" w:eastAsia="Times New Roman" w:hAnsi="Consolas" w:cs="Times New Roman"/>
+          <w:color w:val="008000"/>
+          <w:sz w:val="17"/>
+          <w:szCs w:val="17"/>
+          <w:lang w:eastAsia="en-IN"/>
+        </w:rPr>
+        <w:t>JSON.stringify</w:t>
+      </w:r>
+      <w:proofErr w:type="spellEnd"/>
+      <w:r>
+        <w:rPr>
+          <w:rFonts w:ascii="Consolas" w:eastAsia="Times New Roman" w:hAnsi="Consolas" w:cs="Times New Roman"/>
+          <w:color w:val="008000"/>
+          <w:sz w:val="17"/>
+          <w:szCs w:val="17"/>
+          <w:lang w:eastAsia="en-IN"/>
+        </w:rPr>
+        <w:t>(</w:t>
+      </w:r>
+      <w:proofErr w:type="spellStart"/>
+      <w:r>
+        <w:rPr>
+          <w:rFonts w:ascii="Consolas" w:eastAsia="Times New Roman" w:hAnsi="Consolas" w:cs="Times New Roman"/>
+          <w:color w:val="008000"/>
+          <w:sz w:val="17"/>
+          <w:szCs w:val="17"/>
+          <w:lang w:eastAsia="en-IN"/>
+        </w:rPr>
+        <w:t>this.productForm.value</w:t>
+      </w:r>
+      <w:proofErr w:type="spellEnd"/>
+      <w:r>
+        <w:rPr>
+          <w:rFonts w:ascii="Consolas" w:eastAsia="Times New Roman" w:hAnsi="Consolas" w:cs="Times New Roman"/>
+          <w:color w:val="008000"/>
+          <w:sz w:val="17"/>
+          <w:szCs w:val="17"/>
+          <w:lang w:eastAsia="en-IN"/>
+        </w:rPr>
+        <w:t>));</w:t>
+      </w:r>
+    </w:p>
+    <w:p>
+      <w:pPr>
+        <w:shd w:val="clear" w:color="auto" w:fill="FFFFFF"/>
+        <w:spacing w:after="0" w:line="450" w:lineRule="atLeast"/>
+        <w:rPr>
+          <w:rFonts w:ascii="Consolas" w:eastAsia="Times New Roman" w:hAnsi="Consolas" w:cs="Times New Roman"/>
+          <w:color w:val="000000"/>
+          <w:sz w:val="17"/>
+          <w:szCs w:val="17"/>
+          <w:lang w:eastAsia="en-IN"/>
+        </w:rPr>
+      </w:pPr>
+      <w:r>
+        <w:rPr>
+          <w:rFonts w:ascii="Consolas" w:eastAsia="Times New Roman" w:hAnsi="Consolas" w:cs="Times New Roman"/>
+          <w:color w:val="000000"/>
+          <w:sz w:val="17"/>
+          <w:szCs w:val="17"/>
+          <w:lang w:eastAsia="en-IN"/>
+        </w:rPr>
+        <w:t xml:space="preserve">    </w:t>
+      </w:r>
+      <w:r>
+        <w:rPr>
+          <w:rFonts w:ascii="Consolas" w:eastAsia="Times New Roman" w:hAnsi="Consolas" w:cs="Times New Roman"/>
+          <w:color w:val="0000FF"/>
+          <w:sz w:val="17"/>
+          <w:szCs w:val="17"/>
+          <w:lang w:eastAsia="en-IN"/>
+        </w:rPr>
+        <w:t>var</w:t>
+      </w:r>
+      <w:r>
+        <w:rPr>
+          <w:rFonts w:ascii="Consolas" w:eastAsia="Times New Roman" w:hAnsi="Consolas" w:cs="Times New Roman"/>
+          <w:color w:val="000000"/>
+          <w:sz w:val="17"/>
+          <w:szCs w:val="17"/>
+          <w:lang w:eastAsia="en-IN"/>
+        </w:rPr>
+        <w:t xml:space="preserve"> product=</w:t>
+      </w:r>
+      <w:proofErr w:type="spellStart"/>
+      <w:proofErr w:type="gramStart"/>
+      <w:r>
+        <w:rPr>
+          <w:rFonts w:ascii="Consolas" w:eastAsia="Times New Roman" w:hAnsi="Consolas" w:cs="Times New Roman"/>
+          <w:color w:val="0000FF"/>
+          <w:sz w:val="17"/>
+          <w:szCs w:val="17"/>
+          <w:lang w:eastAsia="en-IN"/>
+        </w:rPr>
+        <w:t>this</w:t>
+      </w:r>
+      <w:r>
+        <w:rPr>
+          <w:rFonts w:ascii="Consolas" w:eastAsia="Times New Roman" w:hAnsi="Consolas" w:cs="Times New Roman"/>
+          <w:color w:val="000000"/>
+          <w:sz w:val="17"/>
+          <w:szCs w:val="17"/>
+          <w:lang w:eastAsia="en-IN"/>
+        </w:rPr>
+        <w:t>.productForm.value</w:t>
+      </w:r>
+      <w:proofErr w:type="spellEnd"/>
+      <w:proofErr w:type="gramEnd"/>
+      <w:r>
+        <w:rPr>
+          <w:rFonts w:ascii="Consolas" w:eastAsia="Times New Roman" w:hAnsi="Consolas" w:cs="Times New Roman"/>
+          <w:color w:val="000000"/>
+          <w:sz w:val="17"/>
+          <w:szCs w:val="17"/>
+          <w:lang w:eastAsia="en-IN"/>
+        </w:rPr>
+        <w:t>;</w:t>
+      </w:r>
+    </w:p>
+    <w:p>
+      <w:pPr>
+        <w:shd w:val="clear" w:color="auto" w:fill="FFFFFF"/>
+        <w:spacing w:after="0" w:line="450" w:lineRule="atLeast"/>
+        <w:rPr>
+          <w:rFonts w:ascii="Consolas" w:eastAsia="Times New Roman" w:hAnsi="Consolas" w:cs="Times New Roman"/>
+          <w:color w:val="000000"/>
+          <w:sz w:val="17"/>
+          <w:szCs w:val="17"/>
+          <w:lang w:eastAsia="en-IN"/>
+        </w:rPr>
+      </w:pPr>
+      <w:r>
+        <w:rPr>
+          <w:rFonts w:ascii="Consolas" w:eastAsia="Times New Roman" w:hAnsi="Consolas" w:cs="Times New Roman"/>
+          <w:color w:val="000000"/>
+          <w:sz w:val="17"/>
+          <w:szCs w:val="17"/>
+          <w:lang w:eastAsia="en-IN"/>
+        </w:rPr>
+        <w:t xml:space="preserve">    </w:t>
+      </w:r>
+      <w:proofErr w:type="spellStart"/>
+      <w:proofErr w:type="gramStart"/>
+      <w:r>
+        <w:rPr>
+          <w:rFonts w:ascii="Consolas" w:eastAsia="Times New Roman" w:hAnsi="Consolas" w:cs="Times New Roman"/>
+          <w:color w:val="0000FF"/>
+          <w:sz w:val="17"/>
+          <w:szCs w:val="17"/>
+          <w:lang w:eastAsia="en-IN"/>
+        </w:rPr>
+        <w:t>this</w:t>
+      </w:r>
+      <w:r>
+        <w:rPr>
+          <w:rFonts w:ascii="Consolas" w:eastAsia="Times New Roman" w:hAnsi="Consolas" w:cs="Times New Roman"/>
+          <w:color w:val="000000"/>
+          <w:sz w:val="17"/>
+          <w:szCs w:val="17"/>
+          <w:lang w:eastAsia="en-IN"/>
+        </w:rPr>
+        <w:t>.products</w:t>
+      </w:r>
+      <w:proofErr w:type="gramEnd"/>
+      <w:r>
+        <w:rPr>
+          <w:rFonts w:ascii="Consolas" w:eastAsia="Times New Roman" w:hAnsi="Consolas" w:cs="Times New Roman"/>
+          <w:color w:val="000000"/>
+          <w:sz w:val="17"/>
+          <w:szCs w:val="17"/>
+          <w:lang w:eastAsia="en-IN"/>
+        </w:rPr>
+        <w:t>.push</w:t>
+      </w:r>
+      <w:proofErr w:type="spellEnd"/>
+      <w:r>
+        <w:rPr>
+          <w:rFonts w:ascii="Consolas" w:eastAsia="Times New Roman" w:hAnsi="Consolas" w:cs="Times New Roman"/>
+          <w:color w:val="000000"/>
+          <w:sz w:val="17"/>
+          <w:szCs w:val="17"/>
+          <w:lang w:eastAsia="en-IN"/>
+        </w:rPr>
+        <w:t>(product);</w:t>
+      </w:r>
+    </w:p>
+    <w:p>
+      <w:pPr>
+        <w:shd w:val="clear" w:color="auto" w:fill="FFFFFF"/>
+        <w:spacing w:after="0" w:line="450" w:lineRule="atLeast"/>
+        <w:rPr>
+          <w:rFonts w:ascii="Consolas" w:eastAsia="Times New Roman" w:hAnsi="Consolas" w:cs="Times New Roman"/>
+          <w:color w:val="000000"/>
+          <w:sz w:val="17"/>
+          <w:szCs w:val="17"/>
+          <w:lang w:eastAsia="en-IN"/>
+        </w:rPr>
+      </w:pPr>
+      <w:r>
+        <w:rPr>
+          <w:rFonts w:ascii="Consolas" w:eastAsia="Times New Roman" w:hAnsi="Consolas" w:cs="Times New Roman"/>
+          <w:color w:val="000000"/>
+          <w:sz w:val="17"/>
+          <w:szCs w:val="17"/>
+          <w:lang w:eastAsia="en-IN"/>
+        </w:rPr>
+        <w:t>    console.log(</w:t>
+      </w:r>
+      <w:proofErr w:type="spellStart"/>
+      <w:proofErr w:type="gramStart"/>
+      <w:r>
+        <w:rPr>
+          <w:rFonts w:ascii="Consolas" w:eastAsia="Times New Roman" w:hAnsi="Consolas" w:cs="Times New Roman"/>
+          <w:color w:val="0000FF"/>
+          <w:sz w:val="17"/>
+          <w:szCs w:val="17"/>
+          <w:lang w:eastAsia="en-IN"/>
+        </w:rPr>
+        <w:t>this</w:t>
+      </w:r>
+      <w:r>
+        <w:rPr>
+          <w:rFonts w:ascii="Consolas" w:eastAsia="Times New Roman" w:hAnsi="Consolas" w:cs="Times New Roman"/>
+          <w:color w:val="000000"/>
+          <w:sz w:val="17"/>
+          <w:szCs w:val="17"/>
+          <w:lang w:eastAsia="en-IN"/>
+        </w:rPr>
+        <w:t>.products</w:t>
+      </w:r>
+      <w:proofErr w:type="spellEnd"/>
+      <w:proofErr w:type="gramEnd"/>
+      <w:r>
+        <w:rPr>
+          <w:rFonts w:ascii="Consolas" w:eastAsia="Times New Roman" w:hAnsi="Consolas" w:cs="Times New Roman"/>
+          <w:color w:val="000000"/>
+          <w:sz w:val="17"/>
+          <w:szCs w:val="17"/>
+          <w:lang w:eastAsia="en-IN"/>
+        </w:rPr>
+        <w:t>);</w:t>
+      </w:r>
+    </w:p>
+    <w:p>
+      <w:pPr>
+        <w:shd w:val="clear" w:color="auto" w:fill="FFFFFF"/>
+        <w:spacing w:after="0" w:line="450" w:lineRule="atLeast"/>
+        <w:rPr>
+          <w:rFonts w:ascii="Consolas" w:eastAsia="Times New Roman" w:hAnsi="Consolas" w:cs="Times New Roman"/>
+          <w:color w:val="000000"/>
+          <w:sz w:val="17"/>
+          <w:szCs w:val="17"/>
+          <w:lang w:eastAsia="en-IN"/>
+        </w:rPr>
+      </w:pPr>
+      <w:r>
+        <w:rPr>
+          <w:rFonts w:ascii="Consolas" w:eastAsia="Times New Roman" w:hAnsi="Consolas" w:cs="Times New Roman"/>
+          <w:color w:val="000000"/>
+          <w:sz w:val="17"/>
+          <w:szCs w:val="17"/>
+          <w:lang w:eastAsia="en-IN"/>
+        </w:rPr>
+        <w:t>  }</w:t>
+      </w:r>
+    </w:p>
+    <w:p>
+      <w:pPr>
+        <w:shd w:val="clear" w:color="auto" w:fill="FFFFFF"/>
+        <w:spacing w:after="0" w:line="450" w:lineRule="atLeast"/>
+        <w:rPr>
+          <w:rFonts w:ascii="Consolas" w:eastAsia="Times New Roman" w:hAnsi="Consolas" w:cs="Times New Roman"/>
+          <w:color w:val="000000"/>
+          <w:sz w:val="17"/>
+          <w:szCs w:val="17"/>
+          <w:lang w:eastAsia="en-IN"/>
+        </w:rPr>
+      </w:pPr>
+      <w:r>
+        <w:rPr>
+          <w:rFonts w:ascii="Consolas" w:eastAsia="Times New Roman" w:hAnsi="Consolas" w:cs="Times New Roman"/>
+          <w:color w:val="000000"/>
+          <w:sz w:val="17"/>
+          <w:szCs w:val="17"/>
+          <w:lang w:eastAsia="en-IN"/>
+        </w:rPr>
+        <w:t>}</w:t>
+      </w:r>
+    </w:p>
+    <w:p>
+      <w:pPr>
+        <w:shd w:val="clear" w:color="auto" w:fill="FFFFFF"/>
+        <w:spacing w:after="0" w:line="450" w:lineRule="atLeast"/>
+        <w:rPr>
+          <w:rFonts w:ascii="Consolas" w:eastAsia="Times New Roman" w:hAnsi="Consolas" w:cs="Times New Roman"/>
+          <w:color w:val="000000"/>
+          <w:sz w:val="7"/>
+          <w:szCs w:val="7"/>
+          <w:lang w:eastAsia="en-IN"/>
+        </w:rPr>
+      </w:pPr>
+    </w:p>
+    <w:p>
+      <w:pPr>
+        <w:pStyle w:val="ListParagraph"/>
+        <w:ind w:left="1080"/>
+        <w:rPr>
+          <w:sz w:val="12"/>
+          <w:szCs w:val="12"/>
+          <w:lang w:val="en-US"/>
+        </w:rPr>
+      </w:pPr>
+    </w:p>
+    <w:p>
+      <w:pPr>
+        <w:shd w:val="clear" w:color="auto" w:fill="FFFFFF"/>
+        <w:spacing w:after="0" w:line="450" w:lineRule="atLeast"/>
+        <w:rPr>
+          <w:rFonts w:ascii="Consolas" w:eastAsia="Times New Roman" w:hAnsi="Consolas" w:cs="Times New Roman"/>
+          <w:color w:val="000000"/>
+          <w:sz w:val="23"/>
+          <w:szCs w:val="23"/>
+          <w:lang w:eastAsia="en-IN"/>
+        </w:rPr>
+      </w:pPr>
+      <w:r>
+        <w:rPr>
+          <w:rFonts w:ascii="Consolas" w:eastAsia="Times New Roman" w:hAnsi="Consolas" w:cs="Times New Roman"/>
+          <w:color w:val="800000"/>
+          <w:sz w:val="23"/>
+          <w:szCs w:val="23"/>
+          <w:lang w:eastAsia="en-IN"/>
+        </w:rPr>
+        <w:t>&lt;form</w:t>
+      </w:r>
+      <w:r>
+        <w:rPr>
+          <w:rFonts w:ascii="Consolas" w:eastAsia="Times New Roman" w:hAnsi="Consolas" w:cs="Times New Roman"/>
+          <w:color w:val="000000"/>
+          <w:sz w:val="23"/>
+          <w:szCs w:val="23"/>
+          <w:lang w:eastAsia="en-IN"/>
+        </w:rPr>
+        <w:t xml:space="preserve"> </w:t>
+      </w:r>
+      <w:r>
+        <w:rPr>
+          <w:rFonts w:ascii="Consolas" w:eastAsia="Times New Roman" w:hAnsi="Consolas" w:cs="Times New Roman"/>
+          <w:color w:val="E50000"/>
+          <w:sz w:val="23"/>
+          <w:szCs w:val="23"/>
+          <w:lang w:eastAsia="en-IN"/>
+        </w:rPr>
+        <w:t>[</w:t>
+      </w:r>
+      <w:proofErr w:type="spellStart"/>
+      <w:r>
+        <w:rPr>
+          <w:rFonts w:ascii="Consolas" w:eastAsia="Times New Roman" w:hAnsi="Consolas" w:cs="Times New Roman"/>
+          <w:color w:val="E50000"/>
+          <w:sz w:val="23"/>
+          <w:szCs w:val="23"/>
+          <w:lang w:eastAsia="en-IN"/>
+        </w:rPr>
+        <w:t>formGroup</w:t>
+      </w:r>
+      <w:proofErr w:type="spellEnd"/>
+      <w:r>
+        <w:rPr>
+          <w:rFonts w:ascii="Consolas" w:eastAsia="Times New Roman" w:hAnsi="Consolas" w:cs="Times New Roman"/>
+          <w:color w:val="E50000"/>
+          <w:sz w:val="23"/>
+          <w:szCs w:val="23"/>
+          <w:lang w:eastAsia="en-IN"/>
+        </w:rPr>
+        <w:t>]</w:t>
+      </w:r>
+      <w:r>
+        <w:rPr>
+          <w:rFonts w:ascii="Consolas" w:eastAsia="Times New Roman" w:hAnsi="Consolas" w:cs="Times New Roman"/>
+          <w:color w:val="000000"/>
+          <w:sz w:val="23"/>
+          <w:szCs w:val="23"/>
+          <w:lang w:eastAsia="en-IN"/>
+        </w:rPr>
+        <w:t>=</w:t>
+      </w:r>
+      <w:r>
+        <w:rPr>
+          <w:rFonts w:ascii="Consolas" w:eastAsia="Times New Roman" w:hAnsi="Consolas" w:cs="Times New Roman"/>
+          <w:color w:val="0000FF"/>
+          <w:sz w:val="23"/>
+          <w:szCs w:val="23"/>
+          <w:lang w:eastAsia="en-IN"/>
+        </w:rPr>
+        <w:t>"</w:t>
+      </w:r>
+      <w:proofErr w:type="spellStart"/>
+      <w:r>
+        <w:rPr>
+          <w:rFonts w:ascii="Consolas" w:eastAsia="Times New Roman" w:hAnsi="Consolas" w:cs="Times New Roman"/>
+          <w:color w:val="0000FF"/>
+          <w:sz w:val="23"/>
+          <w:szCs w:val="23"/>
+          <w:lang w:eastAsia="en-IN"/>
+        </w:rPr>
+        <w:t>productForm</w:t>
+      </w:r>
+      <w:proofErr w:type="spellEnd"/>
+      <w:r>
+        <w:rPr>
+          <w:rFonts w:ascii="Consolas" w:eastAsia="Times New Roman" w:hAnsi="Consolas" w:cs="Times New Roman"/>
+          <w:color w:val="0000FF"/>
+          <w:sz w:val="23"/>
+          <w:szCs w:val="23"/>
+          <w:lang w:eastAsia="en-IN"/>
+        </w:rPr>
+        <w:t>"</w:t>
+      </w:r>
+      <w:r>
+        <w:rPr>
+          <w:rFonts w:ascii="Consolas" w:eastAsia="Times New Roman" w:hAnsi="Consolas" w:cs="Times New Roman"/>
+          <w:color w:val="800000"/>
+          <w:sz w:val="23"/>
+          <w:szCs w:val="23"/>
+          <w:lang w:eastAsia="en-IN"/>
+        </w:rPr>
+        <w:t>&gt;</w:t>
+      </w:r>
+    </w:p>
+    <w:p>
+      <w:pPr>
+        <w:shd w:val="clear" w:color="auto" w:fill="FFFFFF"/>
+        <w:spacing w:after="0" w:line="450" w:lineRule="atLeast"/>
+        <w:rPr>
+          <w:rFonts w:ascii="Consolas" w:eastAsia="Times New Roman" w:hAnsi="Consolas" w:cs="Times New Roman"/>
+          <w:color w:val="000000"/>
+          <w:sz w:val="23"/>
+          <w:szCs w:val="23"/>
+          <w:lang w:eastAsia="en-IN"/>
+        </w:rPr>
+      </w:pPr>
+      <w:r>
+        <w:rPr>
+          <w:rFonts w:ascii="Consolas" w:eastAsia="Times New Roman" w:hAnsi="Consolas" w:cs="Times New Roman"/>
+          <w:color w:val="000000"/>
+          <w:sz w:val="23"/>
+          <w:szCs w:val="23"/>
+          <w:lang w:eastAsia="en-IN"/>
+        </w:rPr>
+        <w:t xml:space="preserve">Id: </w:t>
+      </w:r>
+      <w:r>
+        <w:rPr>
+          <w:rFonts w:ascii="Consolas" w:eastAsia="Times New Roman" w:hAnsi="Consolas" w:cs="Times New Roman"/>
+          <w:color w:val="800000"/>
+          <w:sz w:val="23"/>
+          <w:szCs w:val="23"/>
+          <w:lang w:eastAsia="en-IN"/>
+        </w:rPr>
+        <w:t>&lt;input</w:t>
+      </w:r>
+      <w:r>
+        <w:rPr>
+          <w:rFonts w:ascii="Consolas" w:eastAsia="Times New Roman" w:hAnsi="Consolas" w:cs="Times New Roman"/>
+          <w:color w:val="000000"/>
+          <w:sz w:val="23"/>
+          <w:szCs w:val="23"/>
+          <w:lang w:eastAsia="en-IN"/>
+        </w:rPr>
+        <w:t xml:space="preserve"> </w:t>
+      </w:r>
+      <w:r>
+        <w:rPr>
+          <w:rFonts w:ascii="Consolas" w:eastAsia="Times New Roman" w:hAnsi="Consolas" w:cs="Times New Roman"/>
+          <w:color w:val="E50000"/>
+          <w:sz w:val="23"/>
+          <w:szCs w:val="23"/>
+          <w:lang w:eastAsia="en-IN"/>
+        </w:rPr>
+        <w:t>type</w:t>
+      </w:r>
+      <w:r>
+        <w:rPr>
+          <w:rFonts w:ascii="Consolas" w:eastAsia="Times New Roman" w:hAnsi="Consolas" w:cs="Times New Roman"/>
+          <w:color w:val="000000"/>
+          <w:sz w:val="23"/>
+          <w:szCs w:val="23"/>
+          <w:lang w:eastAsia="en-IN"/>
+        </w:rPr>
+        <w:t>=</w:t>
+      </w:r>
+      <w:r>
+        <w:rPr>
+          <w:rFonts w:ascii="Consolas" w:eastAsia="Times New Roman" w:hAnsi="Consolas" w:cs="Times New Roman"/>
+          <w:color w:val="0000FF"/>
+          <w:sz w:val="23"/>
+          <w:szCs w:val="23"/>
+          <w:lang w:eastAsia="en-IN"/>
+        </w:rPr>
+        <w:t>"number"</w:t>
+      </w:r>
+      <w:r>
+        <w:rPr>
+          <w:rFonts w:ascii="Consolas" w:eastAsia="Times New Roman" w:hAnsi="Consolas" w:cs="Times New Roman"/>
+          <w:color w:val="000000"/>
+          <w:sz w:val="23"/>
+          <w:szCs w:val="23"/>
+          <w:lang w:eastAsia="en-IN"/>
+        </w:rPr>
+        <w:t xml:space="preserve"> </w:t>
+      </w:r>
+      <w:r>
+        <w:rPr>
+          <w:rFonts w:ascii="Consolas" w:eastAsia="Times New Roman" w:hAnsi="Consolas" w:cs="Times New Roman"/>
+          <w:color w:val="E50000"/>
+          <w:sz w:val="23"/>
+          <w:szCs w:val="23"/>
+          <w:lang w:eastAsia="en-IN"/>
+        </w:rPr>
+        <w:t>name</w:t>
+      </w:r>
+      <w:r>
+        <w:rPr>
+          <w:rFonts w:ascii="Consolas" w:eastAsia="Times New Roman" w:hAnsi="Consolas" w:cs="Times New Roman"/>
+          <w:color w:val="000000"/>
+          <w:sz w:val="23"/>
+          <w:szCs w:val="23"/>
+          <w:lang w:eastAsia="en-IN"/>
+        </w:rPr>
+        <w:t>=</w:t>
+      </w:r>
+      <w:r>
+        <w:rPr>
+          <w:rFonts w:ascii="Consolas" w:eastAsia="Times New Roman" w:hAnsi="Consolas" w:cs="Times New Roman"/>
+          <w:color w:val="0000FF"/>
+          <w:sz w:val="23"/>
+          <w:szCs w:val="23"/>
+          <w:lang w:eastAsia="en-IN"/>
+        </w:rPr>
+        <w:t>""</w:t>
+      </w:r>
+      <w:r>
+        <w:rPr>
+          <w:rFonts w:ascii="Consolas" w:eastAsia="Times New Roman" w:hAnsi="Consolas" w:cs="Times New Roman"/>
+          <w:color w:val="000000"/>
+          <w:sz w:val="23"/>
+          <w:szCs w:val="23"/>
+          <w:lang w:eastAsia="en-IN"/>
+        </w:rPr>
+        <w:t xml:space="preserve"> </w:t>
+      </w:r>
+      <w:r>
+        <w:rPr>
+          <w:rFonts w:ascii="Consolas" w:eastAsia="Times New Roman" w:hAnsi="Consolas" w:cs="Times New Roman"/>
+          <w:color w:val="E50000"/>
+          <w:sz w:val="23"/>
+          <w:szCs w:val="23"/>
+          <w:lang w:eastAsia="en-IN"/>
+        </w:rPr>
+        <w:t>id</w:t>
+      </w:r>
+      <w:r>
+        <w:rPr>
+          <w:rFonts w:ascii="Consolas" w:eastAsia="Times New Roman" w:hAnsi="Consolas" w:cs="Times New Roman"/>
+          <w:color w:val="000000"/>
+          <w:sz w:val="23"/>
+          <w:szCs w:val="23"/>
+          <w:lang w:eastAsia="en-IN"/>
+        </w:rPr>
+        <w:t>=</w:t>
+      </w:r>
+      <w:r>
+        <w:rPr>
+          <w:rFonts w:ascii="Consolas" w:eastAsia="Times New Roman" w:hAnsi="Consolas" w:cs="Times New Roman"/>
+          <w:color w:val="0000FF"/>
+          <w:sz w:val="23"/>
+          <w:szCs w:val="23"/>
+          <w:lang w:eastAsia="en-IN"/>
+        </w:rPr>
+        <w:t>""</w:t>
+      </w:r>
+      <w:r>
+        <w:rPr>
+          <w:rFonts w:ascii="Consolas" w:eastAsia="Times New Roman" w:hAnsi="Consolas" w:cs="Times New Roman"/>
+          <w:color w:val="000000"/>
+          <w:sz w:val="23"/>
+          <w:szCs w:val="23"/>
+          <w:lang w:eastAsia="en-IN"/>
+        </w:rPr>
+        <w:t xml:space="preserve"> </w:t>
+      </w:r>
+      <w:proofErr w:type="spellStart"/>
+      <w:r>
+        <w:rPr>
+          <w:rFonts w:ascii="Consolas" w:eastAsia="Times New Roman" w:hAnsi="Consolas" w:cs="Times New Roman"/>
+          <w:color w:val="E50000"/>
+          <w:sz w:val="23"/>
+          <w:szCs w:val="23"/>
+          <w:lang w:eastAsia="en-IN"/>
+        </w:rPr>
+        <w:t>formControlName</w:t>
+      </w:r>
+      <w:proofErr w:type="spellEnd"/>
+      <w:r>
+        <w:rPr>
+          <w:rFonts w:ascii="Consolas" w:eastAsia="Times New Roman" w:hAnsi="Consolas" w:cs="Times New Roman"/>
+          <w:color w:val="000000"/>
+          <w:sz w:val="23"/>
+          <w:szCs w:val="23"/>
+          <w:lang w:eastAsia="en-IN"/>
+        </w:rPr>
+        <w:t>=</w:t>
+      </w:r>
+      <w:r>
+        <w:rPr>
+          <w:rFonts w:ascii="Consolas" w:eastAsia="Times New Roman" w:hAnsi="Consolas" w:cs="Times New Roman"/>
+          <w:color w:val="0000FF"/>
+          <w:sz w:val="23"/>
+          <w:szCs w:val="23"/>
+          <w:lang w:eastAsia="en-IN"/>
+        </w:rPr>
+        <w:t>"id"</w:t>
+      </w:r>
+      <w:r>
+        <w:rPr>
+          <w:rFonts w:ascii="Consolas" w:eastAsia="Times New Roman" w:hAnsi="Consolas" w:cs="Times New Roman"/>
+          <w:color w:val="000000"/>
+          <w:sz w:val="23"/>
+          <w:szCs w:val="23"/>
+          <w:lang w:eastAsia="en-IN"/>
+        </w:rPr>
+        <w:t xml:space="preserve"> </w:t>
+      </w:r>
+      <w:r>
+        <w:rPr>
+          <w:rFonts w:ascii="Consolas" w:eastAsia="Times New Roman" w:hAnsi="Consolas" w:cs="Times New Roman"/>
+          <w:color w:val="E50000"/>
+          <w:sz w:val="23"/>
+          <w:szCs w:val="23"/>
+          <w:lang w:eastAsia="en-IN"/>
+        </w:rPr>
+        <w:t>class</w:t>
+      </w:r>
+      <w:r>
+        <w:rPr>
+          <w:rFonts w:ascii="Consolas" w:eastAsia="Times New Roman" w:hAnsi="Consolas" w:cs="Times New Roman"/>
+          <w:color w:val="000000"/>
+          <w:sz w:val="23"/>
+          <w:szCs w:val="23"/>
+          <w:lang w:eastAsia="en-IN"/>
+        </w:rPr>
+        <w:t>=</w:t>
+      </w:r>
+      <w:r>
+        <w:rPr>
+          <w:rFonts w:ascii="Consolas" w:eastAsia="Times New Roman" w:hAnsi="Consolas" w:cs="Times New Roman"/>
+          <w:color w:val="0000FF"/>
+          <w:sz w:val="23"/>
+          <w:szCs w:val="23"/>
+          <w:lang w:eastAsia="en-IN"/>
+        </w:rPr>
+        <w:t>"form-control"</w:t>
+      </w:r>
+      <w:r>
+        <w:rPr>
+          <w:rFonts w:ascii="Consolas" w:eastAsia="Times New Roman" w:hAnsi="Consolas" w:cs="Times New Roman"/>
+          <w:color w:val="800000"/>
+          <w:sz w:val="23"/>
+          <w:szCs w:val="23"/>
+          <w:lang w:eastAsia="en-IN"/>
+        </w:rPr>
+        <w:t>&gt;</w:t>
+      </w:r>
+    </w:p>
+    <w:p>
+      <w:pPr>
+        <w:shd w:val="clear" w:color="auto" w:fill="FFFFFF"/>
+        <w:spacing w:after="0" w:line="450" w:lineRule="atLeast"/>
+        <w:rPr>
+          <w:rFonts w:ascii="Consolas" w:eastAsia="Times New Roman" w:hAnsi="Consolas" w:cs="Times New Roman"/>
+          <w:color w:val="000000"/>
+          <w:sz w:val="23"/>
+          <w:szCs w:val="23"/>
+          <w:lang w:eastAsia="en-IN"/>
+        </w:rPr>
+      </w:pPr>
+      <w:r>
+        <w:rPr>
+          <w:rFonts w:ascii="Consolas" w:eastAsia="Times New Roman" w:hAnsi="Consolas" w:cs="Times New Roman"/>
+          <w:color w:val="000000"/>
+          <w:sz w:val="23"/>
+          <w:szCs w:val="23"/>
+          <w:lang w:eastAsia="en-IN"/>
+        </w:rPr>
+        <w:t xml:space="preserve">Name: </w:t>
+      </w:r>
+      <w:r>
+        <w:rPr>
+          <w:rFonts w:ascii="Consolas" w:eastAsia="Times New Roman" w:hAnsi="Consolas" w:cs="Times New Roman"/>
+          <w:color w:val="800000"/>
+          <w:sz w:val="23"/>
+          <w:szCs w:val="23"/>
+          <w:lang w:eastAsia="en-IN"/>
+        </w:rPr>
+        <w:t>&lt;input</w:t>
+      </w:r>
+      <w:r>
+        <w:rPr>
+          <w:rFonts w:ascii="Consolas" w:eastAsia="Times New Roman" w:hAnsi="Consolas" w:cs="Times New Roman"/>
+          <w:color w:val="000000"/>
+          <w:sz w:val="23"/>
+          <w:szCs w:val="23"/>
+          <w:lang w:eastAsia="en-IN"/>
+        </w:rPr>
+        <w:t xml:space="preserve"> </w:t>
+      </w:r>
+      <w:r>
+        <w:rPr>
+          <w:rFonts w:ascii="Consolas" w:eastAsia="Times New Roman" w:hAnsi="Consolas" w:cs="Times New Roman"/>
+          <w:color w:val="E50000"/>
+          <w:sz w:val="23"/>
+          <w:szCs w:val="23"/>
+          <w:lang w:eastAsia="en-IN"/>
+        </w:rPr>
+        <w:t>type</w:t>
+      </w:r>
+      <w:r>
+        <w:rPr>
+          <w:rFonts w:ascii="Consolas" w:eastAsia="Times New Roman" w:hAnsi="Consolas" w:cs="Times New Roman"/>
+          <w:color w:val="000000"/>
+          <w:sz w:val="23"/>
+          <w:szCs w:val="23"/>
+          <w:lang w:eastAsia="en-IN"/>
+        </w:rPr>
+        <w:t>=</w:t>
+      </w:r>
+      <w:r>
+        <w:rPr>
+          <w:rFonts w:ascii="Consolas" w:eastAsia="Times New Roman" w:hAnsi="Consolas" w:cs="Times New Roman"/>
+          <w:color w:val="0000FF"/>
+          <w:sz w:val="23"/>
+          <w:szCs w:val="23"/>
+          <w:lang w:eastAsia="en-IN"/>
+        </w:rPr>
+        <w:t>"text"</w:t>
+      </w:r>
+      <w:r>
+        <w:rPr>
+          <w:rFonts w:ascii="Consolas" w:eastAsia="Times New Roman" w:hAnsi="Consolas" w:cs="Times New Roman"/>
+          <w:color w:val="000000"/>
+          <w:sz w:val="23"/>
+          <w:szCs w:val="23"/>
+          <w:lang w:eastAsia="en-IN"/>
+        </w:rPr>
+        <w:t xml:space="preserve"> </w:t>
+      </w:r>
+      <w:r>
+        <w:rPr>
+          <w:rFonts w:ascii="Consolas" w:eastAsia="Times New Roman" w:hAnsi="Consolas" w:cs="Times New Roman"/>
+          <w:color w:val="E50000"/>
+          <w:sz w:val="23"/>
+          <w:szCs w:val="23"/>
+          <w:lang w:eastAsia="en-IN"/>
+        </w:rPr>
+        <w:t>name</w:t>
+      </w:r>
+      <w:r>
+        <w:rPr>
+          <w:rFonts w:ascii="Consolas" w:eastAsia="Times New Roman" w:hAnsi="Consolas" w:cs="Times New Roman"/>
+          <w:color w:val="000000"/>
+          <w:sz w:val="23"/>
+          <w:szCs w:val="23"/>
+          <w:lang w:eastAsia="en-IN"/>
+        </w:rPr>
+        <w:t>=</w:t>
+      </w:r>
+      <w:r>
+        <w:rPr>
+          <w:rFonts w:ascii="Consolas" w:eastAsia="Times New Roman" w:hAnsi="Consolas" w:cs="Times New Roman"/>
+          <w:color w:val="0000FF"/>
+          <w:sz w:val="23"/>
+          <w:szCs w:val="23"/>
+          <w:lang w:eastAsia="en-IN"/>
+        </w:rPr>
+        <w:t>""</w:t>
+      </w:r>
+      <w:r>
+        <w:rPr>
+          <w:rFonts w:ascii="Consolas" w:eastAsia="Times New Roman" w:hAnsi="Consolas" w:cs="Times New Roman"/>
+          <w:color w:val="000000"/>
+          <w:sz w:val="23"/>
+          <w:szCs w:val="23"/>
+          <w:lang w:eastAsia="en-IN"/>
+        </w:rPr>
+        <w:t xml:space="preserve"> </w:t>
+      </w:r>
+      <w:r>
+        <w:rPr>
+          <w:rFonts w:ascii="Consolas" w:eastAsia="Times New Roman" w:hAnsi="Consolas" w:cs="Times New Roman"/>
+          <w:color w:val="E50000"/>
+          <w:sz w:val="23"/>
+          <w:szCs w:val="23"/>
+          <w:lang w:eastAsia="en-IN"/>
+        </w:rPr>
+        <w:t>id</w:t>
+      </w:r>
+      <w:r>
+        <w:rPr>
+          <w:rFonts w:ascii="Consolas" w:eastAsia="Times New Roman" w:hAnsi="Consolas" w:cs="Times New Roman"/>
+          <w:color w:val="000000"/>
+          <w:sz w:val="23"/>
+          <w:szCs w:val="23"/>
+          <w:lang w:eastAsia="en-IN"/>
+        </w:rPr>
+        <w:t>=</w:t>
+      </w:r>
+      <w:r>
+        <w:rPr>
+          <w:rFonts w:ascii="Consolas" w:eastAsia="Times New Roman" w:hAnsi="Consolas" w:cs="Times New Roman"/>
+          <w:color w:val="0000FF"/>
+          <w:sz w:val="23"/>
+          <w:szCs w:val="23"/>
+          <w:lang w:eastAsia="en-IN"/>
+        </w:rPr>
+        <w:t>""</w:t>
+      </w:r>
+      <w:r>
+        <w:rPr>
+          <w:rFonts w:ascii="Consolas" w:eastAsia="Times New Roman" w:hAnsi="Consolas" w:cs="Times New Roman"/>
+          <w:color w:val="000000"/>
+          <w:sz w:val="23"/>
+          <w:szCs w:val="23"/>
+          <w:lang w:eastAsia="en-IN"/>
+        </w:rPr>
+        <w:t xml:space="preserve"> </w:t>
+      </w:r>
+      <w:proofErr w:type="spellStart"/>
+      <w:r>
+        <w:rPr>
+          <w:rFonts w:ascii="Consolas" w:eastAsia="Times New Roman" w:hAnsi="Consolas" w:cs="Times New Roman"/>
+          <w:color w:val="E50000"/>
+          <w:sz w:val="23"/>
+          <w:szCs w:val="23"/>
+          <w:lang w:eastAsia="en-IN"/>
+        </w:rPr>
+        <w:t>formControlName</w:t>
+      </w:r>
+      <w:proofErr w:type="spellEnd"/>
+      <w:r>
+        <w:rPr>
+          <w:rFonts w:ascii="Consolas" w:eastAsia="Times New Roman" w:hAnsi="Consolas" w:cs="Times New Roman"/>
+          <w:color w:val="000000"/>
+          <w:sz w:val="23"/>
+          <w:szCs w:val="23"/>
+          <w:lang w:eastAsia="en-IN"/>
+        </w:rPr>
+        <w:t>=</w:t>
+      </w:r>
+      <w:r>
+        <w:rPr>
+          <w:rFonts w:ascii="Consolas" w:eastAsia="Times New Roman" w:hAnsi="Consolas" w:cs="Times New Roman"/>
+          <w:color w:val="0000FF"/>
+          <w:sz w:val="23"/>
+          <w:szCs w:val="23"/>
+          <w:lang w:eastAsia="en-IN"/>
+        </w:rPr>
+        <w:t>"name"</w:t>
+      </w:r>
+      <w:r>
+        <w:rPr>
+          <w:rFonts w:ascii="Consolas" w:eastAsia="Times New Roman" w:hAnsi="Consolas" w:cs="Times New Roman"/>
+          <w:color w:val="000000"/>
+          <w:sz w:val="23"/>
+          <w:szCs w:val="23"/>
+          <w:lang w:eastAsia="en-IN"/>
+        </w:rPr>
+        <w:t xml:space="preserve"> </w:t>
+      </w:r>
+      <w:r>
+        <w:rPr>
+          <w:rFonts w:ascii="Consolas" w:eastAsia="Times New Roman" w:hAnsi="Consolas" w:cs="Times New Roman"/>
+          <w:color w:val="E50000"/>
+          <w:sz w:val="23"/>
+          <w:szCs w:val="23"/>
+          <w:lang w:eastAsia="en-IN"/>
+        </w:rPr>
+        <w:t>class</w:t>
+      </w:r>
+      <w:r>
+        <w:rPr>
+          <w:rFonts w:ascii="Consolas" w:eastAsia="Times New Roman" w:hAnsi="Consolas" w:cs="Times New Roman"/>
+          <w:color w:val="000000"/>
+          <w:sz w:val="23"/>
+          <w:szCs w:val="23"/>
+          <w:lang w:eastAsia="en-IN"/>
+        </w:rPr>
+        <w:t>=</w:t>
+      </w:r>
+      <w:r>
+        <w:rPr>
+          <w:rFonts w:ascii="Consolas" w:eastAsia="Times New Roman" w:hAnsi="Consolas" w:cs="Times New Roman"/>
+          <w:color w:val="0000FF"/>
+          <w:sz w:val="23"/>
+          <w:szCs w:val="23"/>
+          <w:lang w:eastAsia="en-IN"/>
+        </w:rPr>
+        <w:t>"form-control"</w:t>
+      </w:r>
+      <w:r>
+        <w:rPr>
+          <w:rFonts w:ascii="Consolas" w:eastAsia="Times New Roman" w:hAnsi="Consolas" w:cs="Times New Roman"/>
+          <w:color w:val="800000"/>
+          <w:sz w:val="23"/>
+          <w:szCs w:val="23"/>
+          <w:lang w:eastAsia="en-IN"/>
+        </w:rPr>
+        <w:t>&gt;</w:t>
+      </w:r>
+    </w:p>
+    <w:p>
+      <w:pPr>
+        <w:shd w:val="clear" w:color="auto" w:fill="FFFFFF"/>
+        <w:spacing w:after="0" w:line="450" w:lineRule="atLeast"/>
+        <w:rPr>
+          <w:rFonts w:ascii="Consolas" w:eastAsia="Times New Roman" w:hAnsi="Consolas" w:cs="Times New Roman"/>
+          <w:color w:val="000000"/>
+          <w:sz w:val="23"/>
+          <w:szCs w:val="23"/>
+          <w:lang w:eastAsia="en-IN"/>
+        </w:rPr>
+      </w:pPr>
+      <w:r>
+        <w:rPr>
+          <w:rFonts w:ascii="Consolas" w:eastAsia="Times New Roman" w:hAnsi="Consolas" w:cs="Times New Roman"/>
+          <w:color w:val="000000"/>
+          <w:sz w:val="23"/>
+          <w:szCs w:val="23"/>
+          <w:lang w:eastAsia="en-IN"/>
+        </w:rPr>
+        <w:t xml:space="preserve">Price: </w:t>
+      </w:r>
+      <w:r>
+        <w:rPr>
+          <w:rFonts w:ascii="Consolas" w:eastAsia="Times New Roman" w:hAnsi="Consolas" w:cs="Times New Roman"/>
+          <w:color w:val="800000"/>
+          <w:sz w:val="23"/>
+          <w:szCs w:val="23"/>
+          <w:lang w:eastAsia="en-IN"/>
+        </w:rPr>
+        <w:t>&lt;input</w:t>
+      </w:r>
+      <w:r>
+        <w:rPr>
+          <w:rFonts w:ascii="Consolas" w:eastAsia="Times New Roman" w:hAnsi="Consolas" w:cs="Times New Roman"/>
+          <w:color w:val="000000"/>
+          <w:sz w:val="23"/>
+          <w:szCs w:val="23"/>
+          <w:lang w:eastAsia="en-IN"/>
+        </w:rPr>
+        <w:t xml:space="preserve"> </w:t>
+      </w:r>
+      <w:r>
+        <w:rPr>
+          <w:rFonts w:ascii="Consolas" w:eastAsia="Times New Roman" w:hAnsi="Consolas" w:cs="Times New Roman"/>
+          <w:color w:val="E50000"/>
+          <w:sz w:val="23"/>
+          <w:szCs w:val="23"/>
+          <w:lang w:eastAsia="en-IN"/>
+        </w:rPr>
+        <w:t>type</w:t>
+      </w:r>
+      <w:r>
+        <w:rPr>
+          <w:rFonts w:ascii="Consolas" w:eastAsia="Times New Roman" w:hAnsi="Consolas" w:cs="Times New Roman"/>
+          <w:color w:val="000000"/>
+          <w:sz w:val="23"/>
+          <w:szCs w:val="23"/>
+          <w:lang w:eastAsia="en-IN"/>
+        </w:rPr>
+        <w:t>=</w:t>
+      </w:r>
+      <w:r>
+        <w:rPr>
+          <w:rFonts w:ascii="Consolas" w:eastAsia="Times New Roman" w:hAnsi="Consolas" w:cs="Times New Roman"/>
+          <w:color w:val="0000FF"/>
+          <w:sz w:val="23"/>
+          <w:szCs w:val="23"/>
+          <w:lang w:eastAsia="en-IN"/>
+        </w:rPr>
+        <w:t>"number"</w:t>
+      </w:r>
+      <w:r>
+        <w:rPr>
+          <w:rFonts w:ascii="Consolas" w:eastAsia="Times New Roman" w:hAnsi="Consolas" w:cs="Times New Roman"/>
+          <w:color w:val="000000"/>
+          <w:sz w:val="23"/>
+          <w:szCs w:val="23"/>
+          <w:lang w:eastAsia="en-IN"/>
+        </w:rPr>
+        <w:t xml:space="preserve"> </w:t>
+      </w:r>
+      <w:r>
+        <w:rPr>
+          <w:rFonts w:ascii="Consolas" w:eastAsia="Times New Roman" w:hAnsi="Consolas" w:cs="Times New Roman"/>
+          <w:color w:val="E50000"/>
+          <w:sz w:val="23"/>
+          <w:szCs w:val="23"/>
+          <w:lang w:eastAsia="en-IN"/>
+        </w:rPr>
+        <w:t>name</w:t>
+      </w:r>
+      <w:r>
+        <w:rPr>
+          <w:rFonts w:ascii="Consolas" w:eastAsia="Times New Roman" w:hAnsi="Consolas" w:cs="Times New Roman"/>
+          <w:color w:val="000000"/>
+          <w:sz w:val="23"/>
+          <w:szCs w:val="23"/>
+          <w:lang w:eastAsia="en-IN"/>
+        </w:rPr>
+        <w:t>=</w:t>
+      </w:r>
+      <w:r>
+        <w:rPr>
+          <w:rFonts w:ascii="Consolas" w:eastAsia="Times New Roman" w:hAnsi="Consolas" w:cs="Times New Roman"/>
+          <w:color w:val="0000FF"/>
+          <w:sz w:val="23"/>
+          <w:szCs w:val="23"/>
+          <w:lang w:eastAsia="en-IN"/>
+        </w:rPr>
+        <w:t>""</w:t>
+      </w:r>
+      <w:r>
+        <w:rPr>
+          <w:rFonts w:ascii="Consolas" w:eastAsia="Times New Roman" w:hAnsi="Consolas" w:cs="Times New Roman"/>
+          <w:color w:val="000000"/>
+          <w:sz w:val="23"/>
+          <w:szCs w:val="23"/>
+          <w:lang w:eastAsia="en-IN"/>
+        </w:rPr>
+        <w:t xml:space="preserve"> </w:t>
+      </w:r>
+      <w:r>
+        <w:rPr>
+          <w:rFonts w:ascii="Consolas" w:eastAsia="Times New Roman" w:hAnsi="Consolas" w:cs="Times New Roman"/>
+          <w:color w:val="E50000"/>
+          <w:sz w:val="23"/>
+          <w:szCs w:val="23"/>
+          <w:lang w:eastAsia="en-IN"/>
+        </w:rPr>
+        <w:t>id</w:t>
+      </w:r>
+      <w:r>
+        <w:rPr>
+          <w:rFonts w:ascii="Consolas" w:eastAsia="Times New Roman" w:hAnsi="Consolas" w:cs="Times New Roman"/>
+          <w:color w:val="000000"/>
+          <w:sz w:val="23"/>
+          <w:szCs w:val="23"/>
+          <w:lang w:eastAsia="en-IN"/>
+        </w:rPr>
+        <w:t>=</w:t>
+      </w:r>
+      <w:r>
+        <w:rPr>
+          <w:rFonts w:ascii="Consolas" w:eastAsia="Times New Roman" w:hAnsi="Consolas" w:cs="Times New Roman"/>
+          <w:color w:val="0000FF"/>
+          <w:sz w:val="23"/>
+          <w:szCs w:val="23"/>
+          <w:lang w:eastAsia="en-IN"/>
+        </w:rPr>
+        <w:t>""</w:t>
+      </w:r>
+      <w:r>
+        <w:rPr>
+          <w:rFonts w:ascii="Consolas" w:eastAsia="Times New Roman" w:hAnsi="Consolas" w:cs="Times New Roman"/>
+          <w:color w:val="000000"/>
+          <w:sz w:val="23"/>
+          <w:szCs w:val="23"/>
+          <w:lang w:eastAsia="en-IN"/>
+        </w:rPr>
+        <w:t xml:space="preserve"> </w:t>
+      </w:r>
+      <w:proofErr w:type="spellStart"/>
+      <w:r>
+        <w:rPr>
+          <w:rFonts w:ascii="Consolas" w:eastAsia="Times New Roman" w:hAnsi="Consolas" w:cs="Times New Roman"/>
+          <w:color w:val="E50000"/>
+          <w:sz w:val="23"/>
+          <w:szCs w:val="23"/>
+          <w:lang w:eastAsia="en-IN"/>
+        </w:rPr>
+        <w:t>formControlName</w:t>
+      </w:r>
+      <w:proofErr w:type="spellEnd"/>
+      <w:r>
+        <w:rPr>
+          <w:rFonts w:ascii="Consolas" w:eastAsia="Times New Roman" w:hAnsi="Consolas" w:cs="Times New Roman"/>
+          <w:color w:val="000000"/>
+          <w:sz w:val="23"/>
+          <w:szCs w:val="23"/>
+          <w:lang w:eastAsia="en-IN"/>
+        </w:rPr>
+        <w:t>=</w:t>
+      </w:r>
+      <w:r>
+        <w:rPr>
+          <w:rFonts w:ascii="Consolas" w:eastAsia="Times New Roman" w:hAnsi="Consolas" w:cs="Times New Roman"/>
+          <w:color w:val="0000FF"/>
+          <w:sz w:val="23"/>
+          <w:szCs w:val="23"/>
+          <w:lang w:eastAsia="en-IN"/>
+        </w:rPr>
+        <w:t>"price"</w:t>
+      </w:r>
+      <w:r>
+        <w:rPr>
+          <w:rFonts w:ascii="Consolas" w:eastAsia="Times New Roman" w:hAnsi="Consolas" w:cs="Times New Roman"/>
+          <w:color w:val="000000"/>
+          <w:sz w:val="23"/>
+          <w:szCs w:val="23"/>
+          <w:lang w:eastAsia="en-IN"/>
+        </w:rPr>
+        <w:t xml:space="preserve"> </w:t>
+      </w:r>
+      <w:r>
+        <w:rPr>
+          <w:rFonts w:ascii="Consolas" w:eastAsia="Times New Roman" w:hAnsi="Consolas" w:cs="Times New Roman"/>
+          <w:color w:val="E50000"/>
+          <w:sz w:val="23"/>
+          <w:szCs w:val="23"/>
+          <w:lang w:eastAsia="en-IN"/>
+        </w:rPr>
+        <w:t>class</w:t>
+      </w:r>
+      <w:r>
+        <w:rPr>
+          <w:rFonts w:ascii="Consolas" w:eastAsia="Times New Roman" w:hAnsi="Consolas" w:cs="Times New Roman"/>
+          <w:color w:val="000000"/>
+          <w:sz w:val="23"/>
+          <w:szCs w:val="23"/>
+          <w:lang w:eastAsia="en-IN"/>
+        </w:rPr>
+        <w:t>=</w:t>
+      </w:r>
+      <w:r>
+        <w:rPr>
+          <w:rFonts w:ascii="Consolas" w:eastAsia="Times New Roman" w:hAnsi="Consolas" w:cs="Times New Roman"/>
+          <w:color w:val="0000FF"/>
+          <w:sz w:val="23"/>
+          <w:szCs w:val="23"/>
+          <w:lang w:eastAsia="en-IN"/>
+        </w:rPr>
+        <w:t>"form-control"</w:t>
+      </w:r>
+      <w:r>
+        <w:rPr>
+          <w:rFonts w:ascii="Consolas" w:eastAsia="Times New Roman" w:hAnsi="Consolas" w:cs="Times New Roman"/>
+          <w:color w:val="800000"/>
+          <w:sz w:val="23"/>
+          <w:szCs w:val="23"/>
+          <w:lang w:eastAsia="en-IN"/>
+        </w:rPr>
+        <w:t>&gt;</w:t>
+      </w:r>
+    </w:p>
+    <w:p>
+      <w:pPr>
+        <w:shd w:val="clear" w:color="auto" w:fill="FFFFFF"/>
+        <w:spacing w:after="0" w:line="450" w:lineRule="atLeast"/>
+        <w:rPr>
+          <w:rFonts w:ascii="Consolas" w:eastAsia="Times New Roman" w:hAnsi="Consolas" w:cs="Times New Roman"/>
+          <w:color w:val="000000"/>
+          <w:sz w:val="23"/>
+          <w:szCs w:val="23"/>
+          <w:lang w:eastAsia="en-IN"/>
+        </w:rPr>
+      </w:pPr>
+      <w:r>
+        <w:rPr>
+          <w:rFonts w:ascii="Consolas" w:eastAsia="Times New Roman" w:hAnsi="Consolas" w:cs="Times New Roman"/>
+          <w:color w:val="800000"/>
+          <w:sz w:val="23"/>
+          <w:szCs w:val="23"/>
+          <w:lang w:eastAsia="en-IN"/>
+        </w:rPr>
+        <w:t>&lt;</w:t>
+      </w:r>
+      <w:proofErr w:type="spellStart"/>
+      <w:r>
+        <w:rPr>
+          <w:rFonts w:ascii="Consolas" w:eastAsia="Times New Roman" w:hAnsi="Consolas" w:cs="Times New Roman"/>
+          <w:color w:val="800000"/>
+          <w:sz w:val="23"/>
+          <w:szCs w:val="23"/>
+          <w:lang w:eastAsia="en-IN"/>
+        </w:rPr>
+        <w:t>br</w:t>
+      </w:r>
+      <w:proofErr w:type="spellEnd"/>
+      <w:r>
+        <w:rPr>
+          <w:rFonts w:ascii="Consolas" w:eastAsia="Times New Roman" w:hAnsi="Consolas" w:cs="Times New Roman"/>
+          <w:color w:val="800000"/>
+          <w:sz w:val="23"/>
+          <w:szCs w:val="23"/>
+          <w:lang w:eastAsia="en-IN"/>
+        </w:rPr>
+        <w:t>&gt;</w:t>
+      </w:r>
+    </w:p>
+    <w:p>
+      <w:pPr>
+        <w:shd w:val="clear" w:color="auto" w:fill="FFFFFF"/>
+        <w:spacing w:after="0" w:line="450" w:lineRule="atLeast"/>
+        <w:rPr>
+          <w:rFonts w:ascii="Consolas" w:eastAsia="Times New Roman" w:hAnsi="Consolas" w:cs="Times New Roman"/>
+          <w:color w:val="000000"/>
+          <w:sz w:val="23"/>
+          <w:szCs w:val="23"/>
+          <w:lang w:eastAsia="en-IN"/>
+        </w:rPr>
+      </w:pPr>
+      <w:r>
+        <w:rPr>
+          <w:rFonts w:ascii="Consolas" w:eastAsia="Times New Roman" w:hAnsi="Consolas" w:cs="Times New Roman"/>
+          <w:color w:val="800000"/>
+          <w:sz w:val="23"/>
+          <w:szCs w:val="23"/>
+          <w:lang w:eastAsia="en-IN"/>
+        </w:rPr>
+        <w:t>&lt;input</w:t>
+      </w:r>
+      <w:r>
+        <w:rPr>
+          <w:rFonts w:ascii="Consolas" w:eastAsia="Times New Roman" w:hAnsi="Consolas" w:cs="Times New Roman"/>
+          <w:color w:val="000000"/>
+          <w:sz w:val="23"/>
+          <w:szCs w:val="23"/>
+          <w:lang w:eastAsia="en-IN"/>
+        </w:rPr>
+        <w:t xml:space="preserve"> </w:t>
+      </w:r>
+      <w:r>
+        <w:rPr>
+          <w:rFonts w:ascii="Consolas" w:eastAsia="Times New Roman" w:hAnsi="Consolas" w:cs="Times New Roman"/>
+          <w:color w:val="E50000"/>
+          <w:sz w:val="23"/>
+          <w:szCs w:val="23"/>
+          <w:lang w:eastAsia="en-IN"/>
+        </w:rPr>
+        <w:t>type</w:t>
+      </w:r>
+      <w:r>
+        <w:rPr>
+          <w:rFonts w:ascii="Consolas" w:eastAsia="Times New Roman" w:hAnsi="Consolas" w:cs="Times New Roman"/>
+          <w:color w:val="000000"/>
+          <w:sz w:val="23"/>
+          <w:szCs w:val="23"/>
+          <w:lang w:eastAsia="en-IN"/>
+        </w:rPr>
+        <w:t>=</w:t>
+      </w:r>
+      <w:r>
+        <w:rPr>
+          <w:rFonts w:ascii="Consolas" w:eastAsia="Times New Roman" w:hAnsi="Consolas" w:cs="Times New Roman"/>
+          <w:color w:val="0000FF"/>
+          <w:sz w:val="23"/>
+          <w:szCs w:val="23"/>
+          <w:lang w:eastAsia="en-IN"/>
+        </w:rPr>
+        <w:t>"button"</w:t>
+      </w:r>
+      <w:r>
+        <w:rPr>
+          <w:rFonts w:ascii="Consolas" w:eastAsia="Times New Roman" w:hAnsi="Consolas" w:cs="Times New Roman"/>
+          <w:color w:val="000000"/>
+          <w:sz w:val="23"/>
+          <w:szCs w:val="23"/>
+          <w:lang w:eastAsia="en-IN"/>
+        </w:rPr>
+        <w:t xml:space="preserve"> </w:t>
+      </w:r>
+      <w:r>
+        <w:rPr>
+          <w:rFonts w:ascii="Consolas" w:eastAsia="Times New Roman" w:hAnsi="Consolas" w:cs="Times New Roman"/>
+          <w:color w:val="E50000"/>
+          <w:sz w:val="23"/>
+          <w:szCs w:val="23"/>
+          <w:lang w:eastAsia="en-IN"/>
+        </w:rPr>
+        <w:t>value</w:t>
+      </w:r>
+      <w:r>
+        <w:rPr>
+          <w:rFonts w:ascii="Consolas" w:eastAsia="Times New Roman" w:hAnsi="Consolas" w:cs="Times New Roman"/>
+          <w:color w:val="000000"/>
+          <w:sz w:val="23"/>
+          <w:szCs w:val="23"/>
+          <w:lang w:eastAsia="en-IN"/>
+        </w:rPr>
+        <w:t>=</w:t>
+      </w:r>
+      <w:r>
+        <w:rPr>
+          <w:rFonts w:ascii="Consolas" w:eastAsia="Times New Roman" w:hAnsi="Consolas" w:cs="Times New Roman"/>
+          <w:color w:val="0000FF"/>
+          <w:sz w:val="23"/>
+          <w:szCs w:val="23"/>
+          <w:lang w:eastAsia="en-IN"/>
+        </w:rPr>
+        <w:t>"Add"</w:t>
+      </w:r>
+      <w:r>
+        <w:rPr>
+          <w:rFonts w:ascii="Consolas" w:eastAsia="Times New Roman" w:hAnsi="Consolas" w:cs="Times New Roman"/>
+          <w:color w:val="000000"/>
+          <w:sz w:val="23"/>
+          <w:szCs w:val="23"/>
+          <w:lang w:eastAsia="en-IN"/>
+        </w:rPr>
+        <w:t xml:space="preserve"> </w:t>
+      </w:r>
+      <w:r>
+        <w:rPr>
+          <w:rFonts w:ascii="Consolas" w:eastAsia="Times New Roman" w:hAnsi="Consolas" w:cs="Times New Roman"/>
+          <w:color w:val="E50000"/>
+          <w:sz w:val="23"/>
+          <w:szCs w:val="23"/>
+          <w:lang w:eastAsia="en-IN"/>
+        </w:rPr>
+        <w:t>class</w:t>
+      </w:r>
+      <w:r>
+        <w:rPr>
+          <w:rFonts w:ascii="Consolas" w:eastAsia="Times New Roman" w:hAnsi="Consolas" w:cs="Times New Roman"/>
+          <w:color w:val="000000"/>
+          <w:sz w:val="23"/>
+          <w:szCs w:val="23"/>
+          <w:lang w:eastAsia="en-IN"/>
+        </w:rPr>
+        <w:t>=</w:t>
+      </w:r>
+      <w:r>
+        <w:rPr>
+          <w:rFonts w:ascii="Consolas" w:eastAsia="Times New Roman" w:hAnsi="Consolas" w:cs="Times New Roman"/>
+          <w:color w:val="0000FF"/>
+          <w:sz w:val="23"/>
+          <w:szCs w:val="23"/>
+          <w:lang w:eastAsia="en-IN"/>
+        </w:rPr>
+        <w:t>"</w:t>
+      </w:r>
+      <w:proofErr w:type="spellStart"/>
+      <w:r>
+        <w:rPr>
+          <w:rFonts w:ascii="Consolas" w:eastAsia="Times New Roman" w:hAnsi="Consolas" w:cs="Times New Roman"/>
+          <w:color w:val="0000FF"/>
+          <w:sz w:val="23"/>
+          <w:szCs w:val="23"/>
+          <w:lang w:eastAsia="en-IN"/>
+        </w:rPr>
+        <w:t>btn</w:t>
+      </w:r>
+      <w:proofErr w:type="spellEnd"/>
+      <w:r>
+        <w:rPr>
+          <w:rFonts w:ascii="Consolas" w:eastAsia="Times New Roman" w:hAnsi="Consolas" w:cs="Times New Roman"/>
+          <w:color w:val="0000FF"/>
+          <w:sz w:val="23"/>
+          <w:szCs w:val="23"/>
+          <w:lang w:eastAsia="en-IN"/>
+        </w:rPr>
+        <w:t xml:space="preserve"> </w:t>
+      </w:r>
+      <w:proofErr w:type="spellStart"/>
+      <w:r>
+        <w:rPr>
+          <w:rFonts w:ascii="Consolas" w:eastAsia="Times New Roman" w:hAnsi="Consolas" w:cs="Times New Roman"/>
+          <w:color w:val="0000FF"/>
+          <w:sz w:val="23"/>
+          <w:szCs w:val="23"/>
+          <w:lang w:eastAsia="en-IN"/>
+        </w:rPr>
+        <w:t>btn</w:t>
+      </w:r>
+      <w:proofErr w:type="spellEnd"/>
+      <w:r>
+        <w:rPr>
+          <w:rFonts w:ascii="Consolas" w:eastAsia="Times New Roman" w:hAnsi="Consolas" w:cs="Times New Roman"/>
+          <w:color w:val="0000FF"/>
+          <w:sz w:val="23"/>
+          <w:szCs w:val="23"/>
+          <w:lang w:eastAsia="en-IN"/>
+        </w:rPr>
+        <w:t>-success"</w:t>
+      </w:r>
+      <w:r>
+        <w:rPr>
+          <w:rFonts w:ascii="Consolas" w:eastAsia="Times New Roman" w:hAnsi="Consolas" w:cs="Times New Roman"/>
+          <w:color w:val="000000"/>
+          <w:sz w:val="23"/>
+          <w:szCs w:val="23"/>
+          <w:lang w:eastAsia="en-IN"/>
+        </w:rPr>
+        <w:t xml:space="preserve"> </w:t>
+      </w:r>
+      <w:r>
+        <w:rPr>
+          <w:rFonts w:ascii="Consolas" w:eastAsia="Times New Roman" w:hAnsi="Consolas" w:cs="Times New Roman"/>
+          <w:color w:val="E50000"/>
+          <w:sz w:val="23"/>
+          <w:szCs w:val="23"/>
+          <w:lang w:eastAsia="en-IN"/>
+        </w:rPr>
+        <w:t>(click)</w:t>
+      </w:r>
+      <w:r>
+        <w:rPr>
+          <w:rFonts w:ascii="Consolas" w:eastAsia="Times New Roman" w:hAnsi="Consolas" w:cs="Times New Roman"/>
+          <w:color w:val="000000"/>
+          <w:sz w:val="23"/>
+          <w:szCs w:val="23"/>
+          <w:lang w:eastAsia="en-IN"/>
+        </w:rPr>
+        <w:t>=</w:t>
+      </w:r>
+      <w:r>
+        <w:rPr>
+          <w:rFonts w:ascii="Consolas" w:eastAsia="Times New Roman" w:hAnsi="Consolas" w:cs="Times New Roman"/>
+          <w:color w:val="0000FF"/>
+          <w:sz w:val="23"/>
+          <w:szCs w:val="23"/>
+          <w:lang w:eastAsia="en-IN"/>
+        </w:rPr>
+        <w:t>"</w:t>
+      </w:r>
+      <w:proofErr w:type="spellStart"/>
+      <w:proofErr w:type="gramStart"/>
+      <w:r>
+        <w:rPr>
+          <w:rFonts w:ascii="Consolas" w:eastAsia="Times New Roman" w:hAnsi="Consolas" w:cs="Times New Roman"/>
+          <w:color w:val="0000FF"/>
+          <w:sz w:val="23"/>
+          <w:szCs w:val="23"/>
+          <w:lang w:eastAsia="en-IN"/>
+        </w:rPr>
+        <w:t>fnAdd</w:t>
+      </w:r>
+      <w:proofErr w:type="spellEnd"/>
+      <w:r>
+        <w:rPr>
+          <w:rFonts w:ascii="Consolas" w:eastAsia="Times New Roman" w:hAnsi="Consolas" w:cs="Times New Roman"/>
+          <w:color w:val="0000FF"/>
+          <w:sz w:val="23"/>
+          <w:szCs w:val="23"/>
+          <w:lang w:eastAsia="en-IN"/>
+        </w:rPr>
+        <w:t>(</w:t>
+      </w:r>
+      <w:proofErr w:type="gramEnd"/>
+      <w:r>
+        <w:rPr>
+          <w:rFonts w:ascii="Consolas" w:eastAsia="Times New Roman" w:hAnsi="Consolas" w:cs="Times New Roman"/>
+          <w:color w:val="0000FF"/>
+          <w:sz w:val="23"/>
+          <w:szCs w:val="23"/>
+          <w:lang w:eastAsia="en-IN"/>
+        </w:rPr>
+        <w:t>)"</w:t>
+      </w:r>
+      <w:r>
+        <w:rPr>
+          <w:rFonts w:ascii="Consolas" w:eastAsia="Times New Roman" w:hAnsi="Consolas" w:cs="Times New Roman"/>
+          <w:color w:val="800000"/>
+          <w:sz w:val="23"/>
+          <w:szCs w:val="23"/>
+          <w:lang w:eastAsia="en-IN"/>
+        </w:rPr>
+        <w:t>&gt;</w:t>
+      </w:r>
+    </w:p>
+    <w:p>
+      <w:pPr>
+        <w:shd w:val="clear" w:color="auto" w:fill="FFFFFF"/>
+        <w:spacing w:after="0" w:line="450" w:lineRule="atLeast"/>
+        <w:rPr>
+          <w:rFonts w:ascii="Consolas" w:eastAsia="Times New Roman" w:hAnsi="Consolas" w:cs="Times New Roman"/>
+          <w:color w:val="000000"/>
+          <w:sz w:val="23"/>
+          <w:szCs w:val="23"/>
+          <w:lang w:eastAsia="en-IN"/>
+        </w:rPr>
+      </w:pPr>
+      <w:r>
+        <w:rPr>
+          <w:rFonts w:ascii="Consolas" w:eastAsia="Times New Roman" w:hAnsi="Consolas" w:cs="Times New Roman"/>
+          <w:color w:val="800000"/>
+          <w:sz w:val="23"/>
+          <w:szCs w:val="23"/>
+          <w:lang w:eastAsia="en-IN"/>
+        </w:rPr>
+        <w:t>&lt;/form&gt;</w:t>
+      </w:r>
+    </w:p>
+    <w:p>
+      <w:pPr>
+        <w:shd w:val="clear" w:color="auto" w:fill="FFFFFF"/>
+        <w:spacing w:after="0" w:line="450" w:lineRule="atLeast"/>
+        <w:rPr>
+          <w:rFonts w:ascii="Consolas" w:eastAsia="Times New Roman" w:hAnsi="Consolas" w:cs="Times New Roman"/>
+          <w:color w:val="000000"/>
+          <w:sz w:val="23"/>
+          <w:szCs w:val="23"/>
+          <w:lang w:eastAsia="en-IN"/>
+        </w:rPr>
+      </w:pPr>
+      <w:r>
+        <w:rPr>
+          <w:rFonts w:ascii="Consolas" w:eastAsia="Times New Roman" w:hAnsi="Consolas" w:cs="Times New Roman"/>
+          <w:color w:val="800000"/>
+          <w:sz w:val="23"/>
+          <w:szCs w:val="23"/>
+          <w:lang w:eastAsia="en-IN"/>
+        </w:rPr>
+        <w:t>&lt;</w:t>
+      </w:r>
+      <w:proofErr w:type="spellStart"/>
+      <w:r>
+        <w:rPr>
+          <w:rFonts w:ascii="Consolas" w:eastAsia="Times New Roman" w:hAnsi="Consolas" w:cs="Times New Roman"/>
+          <w:color w:val="800000"/>
+          <w:sz w:val="23"/>
+          <w:szCs w:val="23"/>
+          <w:lang w:eastAsia="en-IN"/>
+        </w:rPr>
+        <w:t>br</w:t>
+      </w:r>
+      <w:proofErr w:type="spellEnd"/>
+      <w:r>
+        <w:rPr>
+          <w:rFonts w:ascii="Consolas" w:eastAsia="Times New Roman" w:hAnsi="Consolas" w:cs="Times New Roman"/>
+          <w:color w:val="800000"/>
+          <w:sz w:val="23"/>
+          <w:szCs w:val="23"/>
+          <w:lang w:eastAsia="en-IN"/>
+        </w:rPr>
+        <w:t>&gt;</w:t>
+      </w:r>
+    </w:p>
+    <w:p>
+      <w:pPr>
+        <w:shd w:val="clear" w:color="auto" w:fill="FFFFFF"/>
+        <w:spacing w:after="0" w:line="450" w:lineRule="atLeast"/>
+        <w:rPr>
+          <w:rFonts w:ascii="Consolas" w:eastAsia="Times New Roman" w:hAnsi="Consolas" w:cs="Times New Roman"/>
+          <w:color w:val="000000"/>
+          <w:sz w:val="23"/>
+          <w:szCs w:val="23"/>
+          <w:lang w:eastAsia="en-IN"/>
+        </w:rPr>
+      </w:pPr>
+      <w:proofErr w:type="gramStart"/>
+      <w:r>
+        <w:rPr>
+          <w:rFonts w:ascii="Consolas" w:eastAsia="Times New Roman" w:hAnsi="Consolas" w:cs="Times New Roman"/>
+          <w:color w:val="000000"/>
+          <w:sz w:val="23"/>
+          <w:szCs w:val="23"/>
+          <w:lang w:eastAsia="en-IN"/>
+        </w:rPr>
+        <w:t xml:space="preserve">{{ </w:t>
+      </w:r>
+      <w:proofErr w:type="spellStart"/>
+      <w:r>
+        <w:rPr>
+          <w:rFonts w:ascii="Consolas" w:eastAsia="Times New Roman" w:hAnsi="Consolas" w:cs="Times New Roman"/>
+          <w:color w:val="000000"/>
+          <w:sz w:val="23"/>
+          <w:szCs w:val="23"/>
+          <w:lang w:eastAsia="en-IN"/>
+        </w:rPr>
+        <w:t>productForm.value</w:t>
+      </w:r>
+      <w:proofErr w:type="spellEnd"/>
+      <w:proofErr w:type="gramEnd"/>
+      <w:r>
+        <w:rPr>
+          <w:rFonts w:ascii="Consolas" w:eastAsia="Times New Roman" w:hAnsi="Consolas" w:cs="Times New Roman"/>
+          <w:color w:val="000000"/>
+          <w:sz w:val="23"/>
+          <w:szCs w:val="23"/>
+          <w:lang w:eastAsia="en-IN"/>
+        </w:rPr>
+        <w:t xml:space="preserve"> | json}}</w:t>
+      </w:r>
+    </w:p>
+    <w:p>
+      <w:pPr>
+        <w:shd w:val="clear" w:color="auto" w:fill="FFFFFF"/>
+        <w:spacing w:after="0" w:line="450" w:lineRule="atLeast"/>
+        <w:rPr>
+          <w:rFonts w:ascii="Consolas" w:eastAsia="Times New Roman" w:hAnsi="Consolas" w:cs="Times New Roman"/>
+          <w:color w:val="000000"/>
+          <w:sz w:val="23"/>
+          <w:szCs w:val="23"/>
+          <w:lang w:eastAsia="en-IN"/>
+        </w:rPr>
+      </w:pPr>
+      <w:r>
+        <w:rPr>
+          <w:rFonts w:ascii="Consolas" w:eastAsia="Times New Roman" w:hAnsi="Consolas" w:cs="Times New Roman"/>
+          <w:color w:val="800000"/>
+          <w:sz w:val="23"/>
+          <w:szCs w:val="23"/>
+          <w:lang w:eastAsia="en-IN"/>
+        </w:rPr>
+        <w:t>&lt;table</w:t>
+      </w:r>
+      <w:r>
+        <w:rPr>
+          <w:rFonts w:ascii="Consolas" w:eastAsia="Times New Roman" w:hAnsi="Consolas" w:cs="Times New Roman"/>
+          <w:color w:val="000000"/>
+          <w:sz w:val="23"/>
+          <w:szCs w:val="23"/>
+          <w:lang w:eastAsia="en-IN"/>
+        </w:rPr>
+        <w:t xml:space="preserve"> </w:t>
+      </w:r>
+      <w:r>
+        <w:rPr>
+          <w:rFonts w:ascii="Consolas" w:eastAsia="Times New Roman" w:hAnsi="Consolas" w:cs="Times New Roman"/>
+          <w:color w:val="E50000"/>
+          <w:sz w:val="23"/>
+          <w:szCs w:val="23"/>
+          <w:lang w:eastAsia="en-IN"/>
+        </w:rPr>
+        <w:t>class</w:t>
+      </w:r>
+      <w:r>
+        <w:rPr>
+          <w:rFonts w:ascii="Consolas" w:eastAsia="Times New Roman" w:hAnsi="Consolas" w:cs="Times New Roman"/>
+          <w:color w:val="000000"/>
+          <w:sz w:val="23"/>
+          <w:szCs w:val="23"/>
+          <w:lang w:eastAsia="en-IN"/>
+        </w:rPr>
+        <w:t>=</w:t>
+      </w:r>
+      <w:r>
+        <w:rPr>
+          <w:rFonts w:ascii="Consolas" w:eastAsia="Times New Roman" w:hAnsi="Consolas" w:cs="Times New Roman"/>
+          <w:color w:val="0000FF"/>
+          <w:sz w:val="23"/>
+          <w:szCs w:val="23"/>
+          <w:lang w:eastAsia="en-IN"/>
+        </w:rPr>
+        <w:t>"table table-bordered table-striped table-hover"</w:t>
+      </w:r>
+      <w:r>
+        <w:rPr>
+          <w:rFonts w:ascii="Consolas" w:eastAsia="Times New Roman" w:hAnsi="Consolas" w:cs="Times New Roman"/>
+          <w:color w:val="800000"/>
+          <w:sz w:val="23"/>
+          <w:szCs w:val="23"/>
+          <w:lang w:eastAsia="en-IN"/>
+        </w:rPr>
+        <w:t>&gt;</w:t>
+      </w:r>
+    </w:p>
+    <w:p>
+      <w:pPr>
+        <w:shd w:val="clear" w:color="auto" w:fill="FFFFFF"/>
+        <w:spacing w:after="0" w:line="450" w:lineRule="atLeast"/>
+        <w:rPr>
+          <w:rFonts w:ascii="Consolas" w:eastAsia="Times New Roman" w:hAnsi="Consolas" w:cs="Times New Roman"/>
+          <w:color w:val="000000"/>
+          <w:sz w:val="23"/>
+          <w:szCs w:val="23"/>
+          <w:lang w:eastAsia="en-IN"/>
+        </w:rPr>
+      </w:pPr>
+      <w:r>
+        <w:rPr>
+          <w:rFonts w:ascii="Consolas" w:eastAsia="Times New Roman" w:hAnsi="Consolas" w:cs="Times New Roman"/>
+          <w:color w:val="000000"/>
+          <w:sz w:val="23"/>
+          <w:szCs w:val="23"/>
+          <w:lang w:eastAsia="en-IN"/>
+        </w:rPr>
+        <w:t xml:space="preserve">    </w:t>
+      </w:r>
+      <w:r>
+        <w:rPr>
+          <w:rFonts w:ascii="Consolas" w:eastAsia="Times New Roman" w:hAnsi="Consolas" w:cs="Times New Roman"/>
+          <w:color w:val="800000"/>
+          <w:sz w:val="23"/>
+          <w:szCs w:val="23"/>
+          <w:lang w:eastAsia="en-IN"/>
+        </w:rPr>
+        <w:t>&lt;</w:t>
+      </w:r>
+      <w:proofErr w:type="spellStart"/>
+      <w:r>
+        <w:rPr>
+          <w:rFonts w:ascii="Consolas" w:eastAsia="Times New Roman" w:hAnsi="Consolas" w:cs="Times New Roman"/>
+          <w:color w:val="800000"/>
+          <w:sz w:val="23"/>
+          <w:szCs w:val="23"/>
+          <w:lang w:eastAsia="en-IN"/>
+        </w:rPr>
+        <w:t>thead</w:t>
+      </w:r>
+      <w:proofErr w:type="spellEnd"/>
+      <w:r>
+        <w:rPr>
+          <w:rFonts w:ascii="Consolas" w:eastAsia="Times New Roman" w:hAnsi="Consolas" w:cs="Times New Roman"/>
+          <w:color w:val="800000"/>
+          <w:sz w:val="23"/>
+          <w:szCs w:val="23"/>
+          <w:lang w:eastAsia="en-IN"/>
+        </w:rPr>
+        <w:t>&gt;</w:t>
+      </w:r>
+    </w:p>
+    <w:p>
+      <w:pPr>
+        <w:shd w:val="clear" w:color="auto" w:fill="FFFFFF"/>
+        <w:spacing w:after="0" w:line="450" w:lineRule="atLeast"/>
+        <w:rPr>
+          <w:rFonts w:ascii="Consolas" w:eastAsia="Times New Roman" w:hAnsi="Consolas" w:cs="Times New Roman"/>
+          <w:color w:val="000000"/>
+          <w:sz w:val="23"/>
+          <w:szCs w:val="23"/>
+          <w:lang w:eastAsia="en-IN"/>
+        </w:rPr>
+      </w:pPr>
+      <w:r>
+        <w:rPr>
+          <w:rFonts w:ascii="Consolas" w:eastAsia="Times New Roman" w:hAnsi="Consolas" w:cs="Times New Roman"/>
+          <w:color w:val="000000"/>
+          <w:sz w:val="23"/>
+          <w:szCs w:val="23"/>
+          <w:lang w:eastAsia="en-IN"/>
+        </w:rPr>
+        <w:t xml:space="preserve">        </w:t>
+      </w:r>
+      <w:r>
+        <w:rPr>
+          <w:rFonts w:ascii="Consolas" w:eastAsia="Times New Roman" w:hAnsi="Consolas" w:cs="Times New Roman"/>
+          <w:color w:val="800000"/>
+          <w:sz w:val="23"/>
+          <w:szCs w:val="23"/>
+          <w:lang w:eastAsia="en-IN"/>
+        </w:rPr>
+        <w:t>&lt;tr&gt;</w:t>
+      </w:r>
+    </w:p>
+    <w:p>
+      <w:pPr>
+        <w:shd w:val="clear" w:color="auto" w:fill="FFFFFF"/>
+        <w:spacing w:after="0" w:line="450" w:lineRule="atLeast"/>
+        <w:rPr>
+          <w:rFonts w:ascii="Consolas" w:eastAsia="Times New Roman" w:hAnsi="Consolas" w:cs="Times New Roman"/>
+          <w:color w:val="000000"/>
+          <w:sz w:val="23"/>
+          <w:szCs w:val="23"/>
+          <w:lang w:eastAsia="en-IN"/>
+        </w:rPr>
+      </w:pPr>
+      <w:r>
+        <w:rPr>
+          <w:rFonts w:ascii="Consolas" w:eastAsia="Times New Roman" w:hAnsi="Consolas" w:cs="Times New Roman"/>
+          <w:color w:val="000000"/>
+          <w:sz w:val="23"/>
+          <w:szCs w:val="23"/>
+          <w:lang w:eastAsia="en-IN"/>
+        </w:rPr>
+        <w:t xml:space="preserve">            </w:t>
+      </w:r>
+      <w:r>
+        <w:rPr>
+          <w:rFonts w:ascii="Consolas" w:eastAsia="Times New Roman" w:hAnsi="Consolas" w:cs="Times New Roman"/>
+          <w:color w:val="800000"/>
+          <w:sz w:val="23"/>
+          <w:szCs w:val="23"/>
+          <w:lang w:eastAsia="en-IN"/>
+        </w:rPr>
+        <w:t>&lt;</w:t>
+      </w:r>
+      <w:proofErr w:type="spellStart"/>
+      <w:r>
+        <w:rPr>
+          <w:rFonts w:ascii="Consolas" w:eastAsia="Times New Roman" w:hAnsi="Consolas" w:cs="Times New Roman"/>
+          <w:color w:val="800000"/>
+          <w:sz w:val="23"/>
+          <w:szCs w:val="23"/>
+          <w:lang w:eastAsia="en-IN"/>
+        </w:rPr>
+        <w:t>th</w:t>
+      </w:r>
+      <w:proofErr w:type="spellEnd"/>
+      <w:r>
+        <w:rPr>
+          <w:rFonts w:ascii="Consolas" w:eastAsia="Times New Roman" w:hAnsi="Consolas" w:cs="Times New Roman"/>
+          <w:color w:val="800000"/>
+          <w:sz w:val="23"/>
+          <w:szCs w:val="23"/>
+          <w:lang w:eastAsia="en-IN"/>
+        </w:rPr>
+        <w:t>&gt;</w:t>
+      </w:r>
+      <w:r>
+        <w:rPr>
+          <w:rFonts w:ascii="Consolas" w:eastAsia="Times New Roman" w:hAnsi="Consolas" w:cs="Times New Roman"/>
+          <w:color w:val="000000"/>
+          <w:sz w:val="23"/>
+          <w:szCs w:val="23"/>
+          <w:lang w:eastAsia="en-IN"/>
+        </w:rPr>
+        <w:t>Id</w:t>
+      </w:r>
+      <w:r>
+        <w:rPr>
+          <w:rFonts w:ascii="Consolas" w:eastAsia="Times New Roman" w:hAnsi="Consolas" w:cs="Times New Roman"/>
+          <w:color w:val="800000"/>
+          <w:sz w:val="23"/>
+          <w:szCs w:val="23"/>
+          <w:lang w:eastAsia="en-IN"/>
+        </w:rPr>
+        <w:t>&lt;/</w:t>
+      </w:r>
+      <w:proofErr w:type="spellStart"/>
+      <w:r>
+        <w:rPr>
+          <w:rFonts w:ascii="Consolas" w:eastAsia="Times New Roman" w:hAnsi="Consolas" w:cs="Times New Roman"/>
+          <w:color w:val="800000"/>
+          <w:sz w:val="23"/>
+          <w:szCs w:val="23"/>
+          <w:lang w:eastAsia="en-IN"/>
+        </w:rPr>
+        <w:t>th</w:t>
+      </w:r>
+      <w:proofErr w:type="spellEnd"/>
+      <w:r>
+        <w:rPr>
+          <w:rFonts w:ascii="Consolas" w:eastAsia="Times New Roman" w:hAnsi="Consolas" w:cs="Times New Roman"/>
+          <w:color w:val="800000"/>
+          <w:sz w:val="23"/>
+          <w:szCs w:val="23"/>
+          <w:lang w:eastAsia="en-IN"/>
+        </w:rPr>
+        <w:t>&gt;&lt;</w:t>
+      </w:r>
+      <w:proofErr w:type="spellStart"/>
+      <w:r>
+        <w:rPr>
+          <w:rFonts w:ascii="Consolas" w:eastAsia="Times New Roman" w:hAnsi="Consolas" w:cs="Times New Roman"/>
+          <w:color w:val="800000"/>
+          <w:sz w:val="23"/>
+          <w:szCs w:val="23"/>
+          <w:lang w:eastAsia="en-IN"/>
+        </w:rPr>
+        <w:t>th</w:t>
+      </w:r>
+      <w:proofErr w:type="spellEnd"/>
+      <w:r>
+        <w:rPr>
+          <w:rFonts w:ascii="Consolas" w:eastAsia="Times New Roman" w:hAnsi="Consolas" w:cs="Times New Roman"/>
+          <w:color w:val="800000"/>
+          <w:sz w:val="23"/>
+          <w:szCs w:val="23"/>
+          <w:lang w:eastAsia="en-IN"/>
+        </w:rPr>
+        <w:t>&gt;</w:t>
+      </w:r>
+      <w:r>
+        <w:rPr>
+          <w:rFonts w:ascii="Consolas" w:eastAsia="Times New Roman" w:hAnsi="Consolas" w:cs="Times New Roman"/>
+          <w:color w:val="000000"/>
+          <w:sz w:val="23"/>
+          <w:szCs w:val="23"/>
+          <w:lang w:eastAsia="en-IN"/>
+        </w:rPr>
+        <w:t>Name</w:t>
+      </w:r>
+      <w:r>
+        <w:rPr>
+          <w:rFonts w:ascii="Consolas" w:eastAsia="Times New Roman" w:hAnsi="Consolas" w:cs="Times New Roman"/>
+          <w:color w:val="800000"/>
+          <w:sz w:val="23"/>
+          <w:szCs w:val="23"/>
+          <w:lang w:eastAsia="en-IN"/>
+        </w:rPr>
+        <w:t>&lt;/</w:t>
+      </w:r>
+      <w:proofErr w:type="spellStart"/>
+      <w:r>
+        <w:rPr>
+          <w:rFonts w:ascii="Consolas" w:eastAsia="Times New Roman" w:hAnsi="Consolas" w:cs="Times New Roman"/>
+          <w:color w:val="800000"/>
+          <w:sz w:val="23"/>
+          <w:szCs w:val="23"/>
+          <w:lang w:eastAsia="en-IN"/>
+        </w:rPr>
+        <w:t>th</w:t>
+      </w:r>
+      <w:proofErr w:type="spellEnd"/>
+      <w:r>
+        <w:rPr>
+          <w:rFonts w:ascii="Consolas" w:eastAsia="Times New Roman" w:hAnsi="Consolas" w:cs="Times New Roman"/>
+          <w:color w:val="800000"/>
+          <w:sz w:val="23"/>
+          <w:szCs w:val="23"/>
+          <w:lang w:eastAsia="en-IN"/>
+        </w:rPr>
+        <w:t>&gt;&lt;</w:t>
+      </w:r>
+      <w:proofErr w:type="spellStart"/>
+      <w:r>
+        <w:rPr>
+          <w:rFonts w:ascii="Consolas" w:eastAsia="Times New Roman" w:hAnsi="Consolas" w:cs="Times New Roman"/>
+          <w:color w:val="800000"/>
+          <w:sz w:val="23"/>
+          <w:szCs w:val="23"/>
+          <w:lang w:eastAsia="en-IN"/>
+        </w:rPr>
+        <w:t>th</w:t>
+      </w:r>
+      <w:proofErr w:type="spellEnd"/>
+      <w:r>
+        <w:rPr>
+          <w:rFonts w:ascii="Consolas" w:eastAsia="Times New Roman" w:hAnsi="Consolas" w:cs="Times New Roman"/>
+          <w:color w:val="800000"/>
+          <w:sz w:val="23"/>
+          <w:szCs w:val="23"/>
+          <w:lang w:eastAsia="en-IN"/>
+        </w:rPr>
+        <w:t>&gt;</w:t>
+      </w:r>
+      <w:r>
+        <w:rPr>
+          <w:rFonts w:ascii="Consolas" w:eastAsia="Times New Roman" w:hAnsi="Consolas" w:cs="Times New Roman"/>
+          <w:color w:val="000000"/>
+          <w:sz w:val="23"/>
+          <w:szCs w:val="23"/>
+          <w:lang w:eastAsia="en-IN"/>
+        </w:rPr>
+        <w:t>Price</w:t>
+      </w:r>
+      <w:r>
+        <w:rPr>
+          <w:rFonts w:ascii="Consolas" w:eastAsia="Times New Roman" w:hAnsi="Consolas" w:cs="Times New Roman"/>
+          <w:color w:val="800000"/>
+          <w:sz w:val="23"/>
+          <w:szCs w:val="23"/>
+          <w:lang w:eastAsia="en-IN"/>
+        </w:rPr>
+        <w:t>&lt;/</w:t>
+      </w:r>
+      <w:proofErr w:type="spellStart"/>
+      <w:r>
+        <w:rPr>
+          <w:rFonts w:ascii="Consolas" w:eastAsia="Times New Roman" w:hAnsi="Consolas" w:cs="Times New Roman"/>
+          <w:color w:val="800000"/>
+          <w:sz w:val="23"/>
+          <w:szCs w:val="23"/>
+          <w:lang w:eastAsia="en-IN"/>
+        </w:rPr>
+        <w:t>th</w:t>
+      </w:r>
+      <w:proofErr w:type="spellEnd"/>
+      <w:r>
+        <w:rPr>
+          <w:rFonts w:ascii="Consolas" w:eastAsia="Times New Roman" w:hAnsi="Consolas" w:cs="Times New Roman"/>
+          <w:color w:val="800000"/>
+          <w:sz w:val="23"/>
+          <w:szCs w:val="23"/>
+          <w:lang w:eastAsia="en-IN"/>
+        </w:rPr>
+        <w:t>&gt;&lt;</w:t>
+      </w:r>
+      <w:proofErr w:type="spellStart"/>
+      <w:r>
+        <w:rPr>
+          <w:rFonts w:ascii="Consolas" w:eastAsia="Times New Roman" w:hAnsi="Consolas" w:cs="Times New Roman"/>
+          <w:color w:val="800000"/>
+          <w:sz w:val="23"/>
+          <w:szCs w:val="23"/>
+          <w:lang w:eastAsia="en-IN"/>
+        </w:rPr>
+        <w:t>th</w:t>
+      </w:r>
+      <w:proofErr w:type="spellEnd"/>
+      <w:r>
+        <w:rPr>
+          <w:rFonts w:ascii="Consolas" w:eastAsia="Times New Roman" w:hAnsi="Consolas" w:cs="Times New Roman"/>
+          <w:color w:val="800000"/>
+          <w:sz w:val="23"/>
+          <w:szCs w:val="23"/>
+          <w:lang w:eastAsia="en-IN"/>
+        </w:rPr>
+        <w:t>&gt;&lt;/</w:t>
+      </w:r>
+      <w:proofErr w:type="spellStart"/>
+      <w:r>
+        <w:rPr>
+          <w:rFonts w:ascii="Consolas" w:eastAsia="Times New Roman" w:hAnsi="Consolas" w:cs="Times New Roman"/>
+          <w:color w:val="800000"/>
+          <w:sz w:val="23"/>
+          <w:szCs w:val="23"/>
+          <w:lang w:eastAsia="en-IN"/>
+        </w:rPr>
+        <w:t>th</w:t>
+      </w:r>
+      <w:proofErr w:type="spellEnd"/>
+      <w:r>
+        <w:rPr>
+          <w:rFonts w:ascii="Consolas" w:eastAsia="Times New Roman" w:hAnsi="Consolas" w:cs="Times New Roman"/>
+          <w:color w:val="800000"/>
+          <w:sz w:val="23"/>
+          <w:szCs w:val="23"/>
+          <w:lang w:eastAsia="en-IN"/>
+        </w:rPr>
+        <w:t>&gt;</w:t>
+      </w:r>
+    </w:p>
+    <w:p>
+      <w:pPr>
+        <w:shd w:val="clear" w:color="auto" w:fill="FFFFFF"/>
+        <w:spacing w:after="0" w:line="450" w:lineRule="atLeast"/>
+        <w:rPr>
+          <w:rFonts w:ascii="Consolas" w:eastAsia="Times New Roman" w:hAnsi="Consolas" w:cs="Times New Roman"/>
+          <w:color w:val="000000"/>
+          <w:sz w:val="23"/>
+          <w:szCs w:val="23"/>
+          <w:lang w:eastAsia="en-IN"/>
+        </w:rPr>
+      </w:pPr>
+      <w:r>
+        <w:rPr>
+          <w:rFonts w:ascii="Consolas" w:eastAsia="Times New Roman" w:hAnsi="Consolas" w:cs="Times New Roman"/>
+          <w:color w:val="000000"/>
+          <w:sz w:val="23"/>
+          <w:szCs w:val="23"/>
+          <w:lang w:eastAsia="en-IN"/>
+        </w:rPr>
+        <w:lastRenderedPageBreak/>
+        <w:t xml:space="preserve">        </w:t>
+      </w:r>
+      <w:r>
+        <w:rPr>
+          <w:rFonts w:ascii="Consolas" w:eastAsia="Times New Roman" w:hAnsi="Consolas" w:cs="Times New Roman"/>
+          <w:color w:val="800000"/>
+          <w:sz w:val="23"/>
+          <w:szCs w:val="23"/>
+          <w:lang w:eastAsia="en-IN"/>
+        </w:rPr>
+        <w:t>&lt;/tr&gt;</w:t>
+      </w:r>
+    </w:p>
+    <w:p>
+      <w:pPr>
+        <w:shd w:val="clear" w:color="auto" w:fill="FFFFFF"/>
+        <w:spacing w:after="0" w:line="450" w:lineRule="atLeast"/>
+        <w:rPr>
+          <w:rFonts w:ascii="Consolas" w:eastAsia="Times New Roman" w:hAnsi="Consolas" w:cs="Times New Roman"/>
+          <w:color w:val="000000"/>
+          <w:sz w:val="23"/>
+          <w:szCs w:val="23"/>
+          <w:lang w:eastAsia="en-IN"/>
+        </w:rPr>
+      </w:pPr>
+      <w:r>
+        <w:rPr>
+          <w:rFonts w:ascii="Consolas" w:eastAsia="Times New Roman" w:hAnsi="Consolas" w:cs="Times New Roman"/>
+          <w:color w:val="000000"/>
+          <w:sz w:val="23"/>
+          <w:szCs w:val="23"/>
+          <w:lang w:eastAsia="en-IN"/>
+        </w:rPr>
+        <w:t xml:space="preserve">    </w:t>
+      </w:r>
+      <w:r>
+        <w:rPr>
+          <w:rFonts w:ascii="Consolas" w:eastAsia="Times New Roman" w:hAnsi="Consolas" w:cs="Times New Roman"/>
+          <w:color w:val="800000"/>
+          <w:sz w:val="23"/>
+          <w:szCs w:val="23"/>
+          <w:lang w:eastAsia="en-IN"/>
+        </w:rPr>
+        <w:t>&lt;/</w:t>
+      </w:r>
+      <w:proofErr w:type="spellStart"/>
+      <w:r>
+        <w:rPr>
+          <w:rFonts w:ascii="Consolas" w:eastAsia="Times New Roman" w:hAnsi="Consolas" w:cs="Times New Roman"/>
+          <w:color w:val="800000"/>
+          <w:sz w:val="23"/>
+          <w:szCs w:val="23"/>
+          <w:lang w:eastAsia="en-IN"/>
+        </w:rPr>
+        <w:t>thead</w:t>
+      </w:r>
+      <w:proofErr w:type="spellEnd"/>
+      <w:r>
+        <w:rPr>
+          <w:rFonts w:ascii="Consolas" w:eastAsia="Times New Roman" w:hAnsi="Consolas" w:cs="Times New Roman"/>
+          <w:color w:val="800000"/>
+          <w:sz w:val="23"/>
+          <w:szCs w:val="23"/>
+          <w:lang w:eastAsia="en-IN"/>
+        </w:rPr>
+        <w:t>&gt;</w:t>
+      </w:r>
+    </w:p>
+    <w:p>
+      <w:pPr>
+        <w:shd w:val="clear" w:color="auto" w:fill="FFFFFF"/>
+        <w:spacing w:after="0" w:line="450" w:lineRule="atLeast"/>
+        <w:rPr>
+          <w:rFonts w:ascii="Consolas" w:eastAsia="Times New Roman" w:hAnsi="Consolas" w:cs="Times New Roman"/>
+          <w:color w:val="000000"/>
+          <w:sz w:val="23"/>
+          <w:szCs w:val="23"/>
+          <w:lang w:eastAsia="en-IN"/>
+        </w:rPr>
+      </w:pPr>
+      <w:r>
+        <w:rPr>
+          <w:rFonts w:ascii="Consolas" w:eastAsia="Times New Roman" w:hAnsi="Consolas" w:cs="Times New Roman"/>
+          <w:color w:val="000000"/>
+          <w:sz w:val="23"/>
+          <w:szCs w:val="23"/>
+          <w:lang w:eastAsia="en-IN"/>
+        </w:rPr>
+        <w:t xml:space="preserve">    </w:t>
+      </w:r>
+      <w:r>
+        <w:rPr>
+          <w:rFonts w:ascii="Consolas" w:eastAsia="Times New Roman" w:hAnsi="Consolas" w:cs="Times New Roman"/>
+          <w:color w:val="800000"/>
+          <w:sz w:val="23"/>
+          <w:szCs w:val="23"/>
+          <w:lang w:eastAsia="en-IN"/>
+        </w:rPr>
+        <w:t>&lt;</w:t>
+      </w:r>
+      <w:proofErr w:type="spellStart"/>
+      <w:r>
+        <w:rPr>
+          <w:rFonts w:ascii="Consolas" w:eastAsia="Times New Roman" w:hAnsi="Consolas" w:cs="Times New Roman"/>
+          <w:color w:val="800000"/>
+          <w:sz w:val="23"/>
+          <w:szCs w:val="23"/>
+          <w:lang w:eastAsia="en-IN"/>
+        </w:rPr>
+        <w:t>tbody</w:t>
+      </w:r>
+      <w:proofErr w:type="spellEnd"/>
+      <w:r>
+        <w:rPr>
+          <w:rFonts w:ascii="Consolas" w:eastAsia="Times New Roman" w:hAnsi="Consolas" w:cs="Times New Roman"/>
+          <w:color w:val="800000"/>
+          <w:sz w:val="23"/>
+          <w:szCs w:val="23"/>
+          <w:lang w:eastAsia="en-IN"/>
+        </w:rPr>
+        <w:t>&gt;</w:t>
+      </w:r>
+    </w:p>
+    <w:p>
+      <w:pPr>
+        <w:shd w:val="clear" w:color="auto" w:fill="FFFFFF"/>
+        <w:spacing w:after="0" w:line="450" w:lineRule="atLeast"/>
+        <w:rPr>
+          <w:rFonts w:ascii="Consolas" w:eastAsia="Times New Roman" w:hAnsi="Consolas" w:cs="Times New Roman"/>
+          <w:color w:val="000000"/>
+          <w:sz w:val="23"/>
+          <w:szCs w:val="23"/>
+          <w:lang w:eastAsia="en-IN"/>
+        </w:rPr>
+      </w:pPr>
+      <w:r>
+        <w:rPr>
+          <w:rFonts w:ascii="Consolas" w:eastAsia="Times New Roman" w:hAnsi="Consolas" w:cs="Times New Roman"/>
+          <w:color w:val="000000"/>
+          <w:sz w:val="23"/>
+          <w:szCs w:val="23"/>
+          <w:lang w:eastAsia="en-IN"/>
+        </w:rPr>
+        <w:t xml:space="preserve">        </w:t>
+      </w:r>
+      <w:r>
+        <w:rPr>
+          <w:rFonts w:ascii="Consolas" w:eastAsia="Times New Roman" w:hAnsi="Consolas" w:cs="Times New Roman"/>
+          <w:color w:val="800000"/>
+          <w:sz w:val="23"/>
+          <w:szCs w:val="23"/>
+          <w:lang w:eastAsia="en-IN"/>
+        </w:rPr>
+        <w:t>&lt;tr</w:t>
+      </w:r>
+      <w:r>
+        <w:rPr>
+          <w:rFonts w:ascii="Consolas" w:eastAsia="Times New Roman" w:hAnsi="Consolas" w:cs="Times New Roman"/>
+          <w:color w:val="000000"/>
+          <w:sz w:val="23"/>
+          <w:szCs w:val="23"/>
+          <w:lang w:eastAsia="en-IN"/>
+        </w:rPr>
+        <w:t xml:space="preserve"> </w:t>
+      </w:r>
+      <w:r>
+        <w:rPr>
+          <w:rFonts w:ascii="Consolas" w:eastAsia="Times New Roman" w:hAnsi="Consolas" w:cs="Times New Roman"/>
+          <w:color w:val="E50000"/>
+          <w:sz w:val="23"/>
+          <w:szCs w:val="23"/>
+          <w:lang w:eastAsia="en-IN"/>
+        </w:rPr>
+        <w:t>*</w:t>
+      </w:r>
+      <w:proofErr w:type="spellStart"/>
+      <w:r>
+        <w:rPr>
+          <w:rFonts w:ascii="Consolas" w:eastAsia="Times New Roman" w:hAnsi="Consolas" w:cs="Times New Roman"/>
+          <w:color w:val="E50000"/>
+          <w:sz w:val="23"/>
+          <w:szCs w:val="23"/>
+          <w:lang w:eastAsia="en-IN"/>
+        </w:rPr>
+        <w:t>ngFor</w:t>
+      </w:r>
+      <w:proofErr w:type="spellEnd"/>
+      <w:r>
+        <w:rPr>
+          <w:rFonts w:ascii="Consolas" w:eastAsia="Times New Roman" w:hAnsi="Consolas" w:cs="Times New Roman"/>
+          <w:color w:val="000000"/>
+          <w:sz w:val="23"/>
+          <w:szCs w:val="23"/>
+          <w:lang w:eastAsia="en-IN"/>
+        </w:rPr>
+        <w:t>=</w:t>
+      </w:r>
+      <w:r>
+        <w:rPr>
+          <w:rFonts w:ascii="Consolas" w:eastAsia="Times New Roman" w:hAnsi="Consolas" w:cs="Times New Roman"/>
+          <w:color w:val="0000FF"/>
+          <w:sz w:val="23"/>
+          <w:szCs w:val="23"/>
+          <w:lang w:eastAsia="en-IN"/>
+        </w:rPr>
+        <w:t>"let p of products"</w:t>
+      </w:r>
+      <w:r>
+        <w:rPr>
+          <w:rFonts w:ascii="Consolas" w:eastAsia="Times New Roman" w:hAnsi="Consolas" w:cs="Times New Roman"/>
+          <w:color w:val="800000"/>
+          <w:sz w:val="23"/>
+          <w:szCs w:val="23"/>
+          <w:lang w:eastAsia="en-IN"/>
+        </w:rPr>
+        <w:t>&gt;</w:t>
+      </w:r>
+    </w:p>
+    <w:p>
+      <w:pPr>
+        <w:shd w:val="clear" w:color="auto" w:fill="FFFFFF"/>
+        <w:spacing w:after="0" w:line="450" w:lineRule="atLeast"/>
+        <w:rPr>
+          <w:rFonts w:ascii="Consolas" w:eastAsia="Times New Roman" w:hAnsi="Consolas" w:cs="Times New Roman"/>
+          <w:color w:val="000000"/>
+          <w:sz w:val="23"/>
+          <w:szCs w:val="23"/>
+          <w:lang w:eastAsia="en-IN"/>
+        </w:rPr>
+      </w:pPr>
+      <w:r>
+        <w:rPr>
+          <w:rFonts w:ascii="Consolas" w:eastAsia="Times New Roman" w:hAnsi="Consolas" w:cs="Times New Roman"/>
+          <w:color w:val="000000"/>
+          <w:sz w:val="23"/>
+          <w:szCs w:val="23"/>
+          <w:lang w:eastAsia="en-IN"/>
+        </w:rPr>
+        <w:t xml:space="preserve">            </w:t>
+      </w:r>
+      <w:r>
+        <w:rPr>
+          <w:rFonts w:ascii="Consolas" w:eastAsia="Times New Roman" w:hAnsi="Consolas" w:cs="Times New Roman"/>
+          <w:color w:val="800000"/>
+          <w:sz w:val="23"/>
+          <w:szCs w:val="23"/>
+          <w:lang w:eastAsia="en-IN"/>
+        </w:rPr>
+        <w:t>&lt;td&gt;</w:t>
+      </w:r>
+      <w:r>
+        <w:rPr>
+          <w:rFonts w:ascii="Consolas" w:eastAsia="Times New Roman" w:hAnsi="Consolas" w:cs="Times New Roman"/>
+          <w:color w:val="000000"/>
+          <w:sz w:val="23"/>
+          <w:szCs w:val="23"/>
+          <w:lang w:eastAsia="en-IN"/>
+        </w:rPr>
+        <w:t>{{p.id</w:t>
+      </w:r>
+      <w:proofErr w:type="gramStart"/>
+      <w:r>
+        <w:rPr>
+          <w:rFonts w:ascii="Consolas" w:eastAsia="Times New Roman" w:hAnsi="Consolas" w:cs="Times New Roman"/>
+          <w:color w:val="000000"/>
+          <w:sz w:val="23"/>
+          <w:szCs w:val="23"/>
+          <w:lang w:eastAsia="en-IN"/>
+        </w:rPr>
+        <w:t>}}</w:t>
+      </w:r>
+      <w:r>
+        <w:rPr>
+          <w:rFonts w:ascii="Consolas" w:eastAsia="Times New Roman" w:hAnsi="Consolas" w:cs="Times New Roman"/>
+          <w:color w:val="800000"/>
+          <w:sz w:val="23"/>
+          <w:szCs w:val="23"/>
+          <w:lang w:eastAsia="en-IN"/>
+        </w:rPr>
+        <w:t>&lt;</w:t>
+      </w:r>
+      <w:proofErr w:type="gramEnd"/>
+      <w:r>
+        <w:rPr>
+          <w:rFonts w:ascii="Consolas" w:eastAsia="Times New Roman" w:hAnsi="Consolas" w:cs="Times New Roman"/>
+          <w:color w:val="800000"/>
+          <w:sz w:val="23"/>
+          <w:szCs w:val="23"/>
+          <w:lang w:eastAsia="en-IN"/>
+        </w:rPr>
+        <w:t>/td&gt;</w:t>
+      </w:r>
+    </w:p>
+    <w:p>
+      <w:pPr>
+        <w:shd w:val="clear" w:color="auto" w:fill="FFFFFF"/>
+        <w:spacing w:after="0" w:line="450" w:lineRule="atLeast"/>
+        <w:rPr>
+          <w:rFonts w:ascii="Consolas" w:eastAsia="Times New Roman" w:hAnsi="Consolas" w:cs="Times New Roman"/>
+          <w:color w:val="000000"/>
+          <w:sz w:val="23"/>
+          <w:szCs w:val="23"/>
+          <w:lang w:eastAsia="en-IN"/>
+        </w:rPr>
+      </w:pPr>
+      <w:r>
+        <w:rPr>
+          <w:rFonts w:ascii="Consolas" w:eastAsia="Times New Roman" w:hAnsi="Consolas" w:cs="Times New Roman"/>
+          <w:color w:val="000000"/>
+          <w:sz w:val="23"/>
+          <w:szCs w:val="23"/>
+          <w:lang w:eastAsia="en-IN"/>
+        </w:rPr>
+        <w:t xml:space="preserve">            </w:t>
+      </w:r>
+      <w:r>
+        <w:rPr>
+          <w:rFonts w:ascii="Consolas" w:eastAsia="Times New Roman" w:hAnsi="Consolas" w:cs="Times New Roman"/>
+          <w:color w:val="800000"/>
+          <w:sz w:val="23"/>
+          <w:szCs w:val="23"/>
+          <w:lang w:eastAsia="en-IN"/>
+        </w:rPr>
+        <w:t>&lt;td&gt;</w:t>
+      </w:r>
+      <w:r>
+        <w:rPr>
+          <w:rFonts w:ascii="Consolas" w:eastAsia="Times New Roman" w:hAnsi="Consolas" w:cs="Times New Roman"/>
+          <w:color w:val="000000"/>
+          <w:sz w:val="23"/>
+          <w:szCs w:val="23"/>
+          <w:lang w:eastAsia="en-IN"/>
+        </w:rPr>
+        <w:t>{{p.name</w:t>
+      </w:r>
+      <w:proofErr w:type="gramStart"/>
+      <w:r>
+        <w:rPr>
+          <w:rFonts w:ascii="Consolas" w:eastAsia="Times New Roman" w:hAnsi="Consolas" w:cs="Times New Roman"/>
+          <w:color w:val="000000"/>
+          <w:sz w:val="23"/>
+          <w:szCs w:val="23"/>
+          <w:lang w:eastAsia="en-IN"/>
+        </w:rPr>
+        <w:t>}}</w:t>
+      </w:r>
+      <w:r>
+        <w:rPr>
+          <w:rFonts w:ascii="Consolas" w:eastAsia="Times New Roman" w:hAnsi="Consolas" w:cs="Times New Roman"/>
+          <w:color w:val="800000"/>
+          <w:sz w:val="23"/>
+          <w:szCs w:val="23"/>
+          <w:lang w:eastAsia="en-IN"/>
+        </w:rPr>
+        <w:t>&lt;</w:t>
+      </w:r>
+      <w:proofErr w:type="gramEnd"/>
+      <w:r>
+        <w:rPr>
+          <w:rFonts w:ascii="Consolas" w:eastAsia="Times New Roman" w:hAnsi="Consolas" w:cs="Times New Roman"/>
+          <w:color w:val="800000"/>
+          <w:sz w:val="23"/>
+          <w:szCs w:val="23"/>
+          <w:lang w:eastAsia="en-IN"/>
+        </w:rPr>
+        <w:t>/td&gt;</w:t>
+      </w:r>
+    </w:p>
+    <w:p>
+      <w:pPr>
+        <w:shd w:val="clear" w:color="auto" w:fill="FFFFFF"/>
+        <w:spacing w:after="0" w:line="450" w:lineRule="atLeast"/>
+        <w:rPr>
+          <w:rFonts w:ascii="Consolas" w:eastAsia="Times New Roman" w:hAnsi="Consolas" w:cs="Times New Roman"/>
+          <w:color w:val="000000"/>
+          <w:sz w:val="23"/>
+          <w:szCs w:val="23"/>
+          <w:lang w:eastAsia="en-IN"/>
+        </w:rPr>
+      </w:pPr>
+      <w:r>
+        <w:rPr>
+          <w:rFonts w:ascii="Consolas" w:eastAsia="Times New Roman" w:hAnsi="Consolas" w:cs="Times New Roman"/>
+          <w:color w:val="000000"/>
+          <w:sz w:val="23"/>
+          <w:szCs w:val="23"/>
+          <w:lang w:eastAsia="en-IN"/>
+        </w:rPr>
+        <w:t xml:space="preserve">            </w:t>
+      </w:r>
+      <w:r>
+        <w:rPr>
+          <w:rFonts w:ascii="Consolas" w:eastAsia="Times New Roman" w:hAnsi="Consolas" w:cs="Times New Roman"/>
+          <w:color w:val="800000"/>
+          <w:sz w:val="23"/>
+          <w:szCs w:val="23"/>
+          <w:lang w:eastAsia="en-IN"/>
+        </w:rPr>
+        <w:t>&lt;td&gt;</w:t>
+      </w:r>
+      <w:r>
+        <w:rPr>
+          <w:rFonts w:ascii="Consolas" w:eastAsia="Times New Roman" w:hAnsi="Consolas" w:cs="Times New Roman"/>
+          <w:color w:val="000000"/>
+          <w:sz w:val="23"/>
+          <w:szCs w:val="23"/>
+          <w:lang w:eastAsia="en-IN"/>
+        </w:rPr>
+        <w:t>{{</w:t>
+      </w:r>
+      <w:proofErr w:type="spellStart"/>
+      <w:proofErr w:type="gramStart"/>
+      <w:r>
+        <w:rPr>
+          <w:rFonts w:ascii="Consolas" w:eastAsia="Times New Roman" w:hAnsi="Consolas" w:cs="Times New Roman"/>
+          <w:color w:val="000000"/>
+          <w:sz w:val="23"/>
+          <w:szCs w:val="23"/>
+          <w:lang w:eastAsia="en-IN"/>
+        </w:rPr>
+        <w:t>p.price</w:t>
+      </w:r>
+      <w:proofErr w:type="spellEnd"/>
+      <w:proofErr w:type="gramEnd"/>
+      <w:r>
+        <w:rPr>
+          <w:rFonts w:ascii="Consolas" w:eastAsia="Times New Roman" w:hAnsi="Consolas" w:cs="Times New Roman"/>
+          <w:color w:val="000000"/>
+          <w:sz w:val="23"/>
+          <w:szCs w:val="23"/>
+          <w:lang w:eastAsia="en-IN"/>
+        </w:rPr>
+        <w:t>}}</w:t>
+      </w:r>
+      <w:r>
+        <w:rPr>
+          <w:rFonts w:ascii="Consolas" w:eastAsia="Times New Roman" w:hAnsi="Consolas" w:cs="Times New Roman"/>
+          <w:color w:val="800000"/>
+          <w:sz w:val="23"/>
+          <w:szCs w:val="23"/>
+          <w:lang w:eastAsia="en-IN"/>
+        </w:rPr>
+        <w:t>&lt;/td&gt;</w:t>
+      </w:r>
+    </w:p>
+    <w:p>
+      <w:pPr>
+        <w:shd w:val="clear" w:color="auto" w:fill="FFFFFF"/>
+        <w:spacing w:after="0" w:line="450" w:lineRule="atLeast"/>
+        <w:rPr>
+          <w:rFonts w:ascii="Consolas" w:eastAsia="Times New Roman" w:hAnsi="Consolas" w:cs="Times New Roman"/>
+          <w:color w:val="000000"/>
+          <w:sz w:val="23"/>
+          <w:szCs w:val="23"/>
+          <w:lang w:eastAsia="en-IN"/>
+        </w:rPr>
+      </w:pPr>
+      <w:r>
+        <w:rPr>
+          <w:rFonts w:ascii="Consolas" w:eastAsia="Times New Roman" w:hAnsi="Consolas" w:cs="Times New Roman"/>
+          <w:color w:val="000000"/>
+          <w:sz w:val="23"/>
+          <w:szCs w:val="23"/>
+          <w:lang w:eastAsia="en-IN"/>
+        </w:rPr>
+        <w:t xml:space="preserve">        </w:t>
+      </w:r>
+      <w:r>
+        <w:rPr>
+          <w:rFonts w:ascii="Consolas" w:eastAsia="Times New Roman" w:hAnsi="Consolas" w:cs="Times New Roman"/>
+          <w:color w:val="800000"/>
+          <w:sz w:val="23"/>
+          <w:szCs w:val="23"/>
+          <w:lang w:eastAsia="en-IN"/>
+        </w:rPr>
+        <w:t>&lt;/tr&gt;</w:t>
+      </w:r>
+    </w:p>
+    <w:p>
+      <w:pPr>
+        <w:shd w:val="clear" w:color="auto" w:fill="FFFFFF"/>
+        <w:spacing w:after="0" w:line="450" w:lineRule="atLeast"/>
+        <w:rPr>
+          <w:rFonts w:ascii="Consolas" w:eastAsia="Times New Roman" w:hAnsi="Consolas" w:cs="Times New Roman"/>
+          <w:color w:val="000000"/>
+          <w:sz w:val="23"/>
+          <w:szCs w:val="23"/>
+          <w:lang w:eastAsia="en-IN"/>
+        </w:rPr>
+      </w:pPr>
+      <w:r>
+        <w:rPr>
+          <w:rFonts w:ascii="Consolas" w:eastAsia="Times New Roman" w:hAnsi="Consolas" w:cs="Times New Roman"/>
+          <w:color w:val="000000"/>
+          <w:sz w:val="23"/>
+          <w:szCs w:val="23"/>
+          <w:lang w:eastAsia="en-IN"/>
+        </w:rPr>
+        <w:t xml:space="preserve">    </w:t>
+      </w:r>
+      <w:r>
+        <w:rPr>
+          <w:rFonts w:ascii="Consolas" w:eastAsia="Times New Roman" w:hAnsi="Consolas" w:cs="Times New Roman"/>
+          <w:color w:val="800000"/>
+          <w:sz w:val="23"/>
+          <w:szCs w:val="23"/>
+          <w:lang w:eastAsia="en-IN"/>
+        </w:rPr>
+        <w:t>&lt;/</w:t>
+      </w:r>
+      <w:proofErr w:type="spellStart"/>
+      <w:r>
+        <w:rPr>
+          <w:rFonts w:ascii="Consolas" w:eastAsia="Times New Roman" w:hAnsi="Consolas" w:cs="Times New Roman"/>
+          <w:color w:val="800000"/>
+          <w:sz w:val="23"/>
+          <w:szCs w:val="23"/>
+          <w:lang w:eastAsia="en-IN"/>
+        </w:rPr>
+        <w:t>tbody</w:t>
+      </w:r>
+      <w:proofErr w:type="spellEnd"/>
+      <w:r>
+        <w:rPr>
+          <w:rFonts w:ascii="Consolas" w:eastAsia="Times New Roman" w:hAnsi="Consolas" w:cs="Times New Roman"/>
+          <w:color w:val="800000"/>
+          <w:sz w:val="23"/>
+          <w:szCs w:val="23"/>
+          <w:lang w:eastAsia="en-IN"/>
+        </w:rPr>
+        <w:t>&gt;</w:t>
+      </w:r>
+    </w:p>
+    <w:p>
+      <w:pPr>
+        <w:shd w:val="clear" w:color="auto" w:fill="FFFFFF"/>
+        <w:spacing w:after="0" w:line="450" w:lineRule="atLeast"/>
+        <w:rPr>
+          <w:rFonts w:ascii="Consolas" w:eastAsia="Times New Roman" w:hAnsi="Consolas" w:cs="Times New Roman"/>
+          <w:color w:val="000000"/>
+          <w:sz w:val="23"/>
+          <w:szCs w:val="23"/>
+          <w:lang w:eastAsia="en-IN"/>
+        </w:rPr>
+      </w:pPr>
+      <w:r>
+        <w:rPr>
+          <w:rFonts w:ascii="Consolas" w:eastAsia="Times New Roman" w:hAnsi="Consolas" w:cs="Times New Roman"/>
+          <w:color w:val="800000"/>
+          <w:sz w:val="23"/>
+          <w:szCs w:val="23"/>
+          <w:lang w:eastAsia="en-IN"/>
+        </w:rPr>
+        <w:t>&lt;/table&gt;</w:t>
+      </w:r>
+    </w:p>
+    <w:p>
+      <w:pPr>
+        <w:pStyle w:val="ListParagraph"/>
+        <w:ind w:left="1080"/>
+        <w:rPr>
+          <w:lang w:val="en-US"/>
+        </w:rPr>
+      </w:pPr>
+    </w:p>
+    <w:p>
+      <w:pPr>
+        <w:pStyle w:val="ListParagraph"/>
+        <w:ind w:left="1080"/>
+        <w:rPr>
+          <w:lang w:val="en-US"/>
+        </w:rPr>
+      </w:pPr>
+    </w:p>
+    <w:p>
+      <w:pPr>
+        <w:pStyle w:val="ListParagraph"/>
+        <w:ind w:left="1080"/>
+        <w:rPr>
+          <w:lang w:val="en-US"/>
+        </w:rPr>
+      </w:pPr>
+    </w:p>
+    <w:p>
+      <w:pPr>
+        <w:pStyle w:val="ListParagraph"/>
+        <w:ind w:left="1080"/>
+        <w:rPr>
+          <w:lang w:val="en-US"/>
+        </w:rPr>
+      </w:pPr>
+    </w:p>
+    <w:p>
+      <w:pPr>
+        <w:pStyle w:val="ListParagraph"/>
+        <w:ind w:left="1080"/>
+        <w:rPr>
+          <w:lang w:val="en-US"/>
+        </w:rPr>
+      </w:pPr>
+      <w:r>
+        <w:rPr>
+          <w:lang w:val="en-US"/>
+        </w:rPr>
+        <w:t>Task:</w:t>
+      </w:r>
+    </w:p>
+    <w:p>
+      <w:pPr>
+        <w:pStyle w:val="ListParagraph"/>
+        <w:ind w:left="1080"/>
+        <w:rPr>
+          <w:lang w:val="en-US"/>
+        </w:rPr>
+      </w:pPr>
+      <w:r>
+        <w:rPr>
+          <w:lang w:val="en-US"/>
+        </w:rPr>
+        <w:t>Place a “Delete” button and on clicking that button, the last product should be removed</w:t>
+      </w:r>
+    </w:p>
+    <w:p>
+      <w:pPr>
+        <w:pStyle w:val="ListParagraph"/>
+        <w:ind w:left="1080"/>
+        <w:rPr>
+          <w:lang w:val="en-US"/>
+        </w:rPr>
+      </w:pPr>
+    </w:p>
+    <w:p>
+      <w:pPr>
+        <w:pStyle w:val="ListParagraph"/>
+        <w:ind w:left="1080"/>
+        <w:rPr>
+          <w:lang w:val="en-US"/>
+        </w:rPr>
+      </w:pPr>
+      <w:r>
+        <w:rPr>
+          <w:lang w:val="en-US"/>
+        </w:rPr>
+        <w:t>Task:</w:t>
+      </w:r>
+    </w:p>
+    <w:p>
+      <w:pPr>
+        <w:pStyle w:val="ListParagraph"/>
+        <w:ind w:left="1080"/>
+        <w:rPr>
+          <w:lang w:val="en-US"/>
+        </w:rPr>
+      </w:pPr>
+      <w:r>
+        <w:rPr>
+          <w:lang w:val="en-US"/>
+        </w:rPr>
+        <w:t>Now, each row in products table should have a delete button. On clicking the button, the corresponding product (based on its id), should be removed.</w:t>
+      </w:r>
+    </w:p>
+    <w:p>
+      <w:pPr>
+        <w:pStyle w:val="ListParagraph"/>
+        <w:ind w:left="1080"/>
+        <w:rPr>
+          <w:sz w:val="8"/>
+          <w:szCs w:val="8"/>
+          <w:lang w:val="en-US"/>
+        </w:rPr>
+      </w:pPr>
+    </w:p>
+    <w:p>
+      <w:pPr>
+        <w:shd w:val="clear" w:color="auto" w:fill="FFFFFF"/>
+        <w:spacing w:after="0" w:line="450" w:lineRule="atLeast"/>
+        <w:rPr>
+          <w:rFonts w:ascii="Consolas" w:eastAsia="Times New Roman" w:hAnsi="Consolas" w:cs="Times New Roman"/>
+          <w:color w:val="000000"/>
+          <w:sz w:val="19"/>
+          <w:szCs w:val="19"/>
+          <w:lang w:eastAsia="en-IN"/>
+        </w:rPr>
+      </w:pPr>
+      <w:r>
+        <w:rPr>
+          <w:rFonts w:ascii="Consolas" w:eastAsia="Times New Roman" w:hAnsi="Consolas" w:cs="Times New Roman"/>
+          <w:color w:val="800000"/>
+          <w:sz w:val="19"/>
+          <w:szCs w:val="19"/>
+          <w:lang w:eastAsia="en-IN"/>
+        </w:rPr>
+        <w:t>&lt;form</w:t>
+      </w:r>
+      <w:r>
+        <w:rPr>
+          <w:rFonts w:ascii="Consolas" w:eastAsia="Times New Roman" w:hAnsi="Consolas" w:cs="Times New Roman"/>
+          <w:color w:val="000000"/>
+          <w:sz w:val="19"/>
+          <w:szCs w:val="19"/>
+          <w:lang w:eastAsia="en-IN"/>
+        </w:rPr>
+        <w:t xml:space="preserve"> </w:t>
+      </w:r>
+      <w:r>
+        <w:rPr>
+          <w:rFonts w:ascii="Consolas" w:eastAsia="Times New Roman" w:hAnsi="Consolas" w:cs="Times New Roman"/>
+          <w:color w:val="E50000"/>
+          <w:sz w:val="19"/>
+          <w:szCs w:val="19"/>
+          <w:lang w:eastAsia="en-IN"/>
+        </w:rPr>
+        <w:t>[</w:t>
+      </w:r>
+      <w:proofErr w:type="spellStart"/>
+      <w:r>
+        <w:rPr>
+          <w:rFonts w:ascii="Consolas" w:eastAsia="Times New Roman" w:hAnsi="Consolas" w:cs="Times New Roman"/>
+          <w:color w:val="E50000"/>
+          <w:sz w:val="19"/>
+          <w:szCs w:val="19"/>
+          <w:lang w:eastAsia="en-IN"/>
+        </w:rPr>
+        <w:t>formGroup</w:t>
+      </w:r>
+      <w:proofErr w:type="spellEnd"/>
+      <w:r>
+        <w:rPr>
+          <w:rFonts w:ascii="Consolas" w:eastAsia="Times New Roman" w:hAnsi="Consolas" w:cs="Times New Roman"/>
+          <w:color w:val="E50000"/>
+          <w:sz w:val="19"/>
+          <w:szCs w:val="19"/>
+          <w:lang w:eastAsia="en-IN"/>
+        </w:rPr>
+        <w:t>]</w:t>
+      </w:r>
+      <w:r>
+        <w:rPr>
+          <w:rFonts w:ascii="Consolas" w:eastAsia="Times New Roman" w:hAnsi="Consolas" w:cs="Times New Roman"/>
+          <w:color w:val="000000"/>
+          <w:sz w:val="19"/>
+          <w:szCs w:val="19"/>
+          <w:lang w:eastAsia="en-IN"/>
+        </w:rPr>
+        <w:t>=</w:t>
+      </w:r>
+      <w:r>
+        <w:rPr>
+          <w:rFonts w:ascii="Consolas" w:eastAsia="Times New Roman" w:hAnsi="Consolas" w:cs="Times New Roman"/>
+          <w:color w:val="0000FF"/>
+          <w:sz w:val="19"/>
+          <w:szCs w:val="19"/>
+          <w:lang w:eastAsia="en-IN"/>
+        </w:rPr>
+        <w:t>"</w:t>
+      </w:r>
+      <w:proofErr w:type="spellStart"/>
+      <w:r>
+        <w:rPr>
+          <w:rFonts w:ascii="Consolas" w:eastAsia="Times New Roman" w:hAnsi="Consolas" w:cs="Times New Roman"/>
+          <w:color w:val="0000FF"/>
+          <w:sz w:val="19"/>
+          <w:szCs w:val="19"/>
+          <w:lang w:eastAsia="en-IN"/>
+        </w:rPr>
+        <w:t>productForm</w:t>
+      </w:r>
+      <w:proofErr w:type="spellEnd"/>
+      <w:r>
+        <w:rPr>
+          <w:rFonts w:ascii="Consolas" w:eastAsia="Times New Roman" w:hAnsi="Consolas" w:cs="Times New Roman"/>
+          <w:color w:val="0000FF"/>
+          <w:sz w:val="19"/>
+          <w:szCs w:val="19"/>
+          <w:lang w:eastAsia="en-IN"/>
+        </w:rPr>
+        <w:t>"</w:t>
+      </w:r>
+      <w:r>
+        <w:rPr>
+          <w:rFonts w:ascii="Consolas" w:eastAsia="Times New Roman" w:hAnsi="Consolas" w:cs="Times New Roman"/>
+          <w:color w:val="800000"/>
+          <w:sz w:val="19"/>
+          <w:szCs w:val="19"/>
+          <w:lang w:eastAsia="en-IN"/>
+        </w:rPr>
+        <w:t>&gt;</w:t>
+      </w:r>
+    </w:p>
+    <w:p>
+      <w:pPr>
+        <w:shd w:val="clear" w:color="auto" w:fill="FFFFFF"/>
+        <w:spacing w:after="0" w:line="450" w:lineRule="atLeast"/>
+        <w:rPr>
+          <w:rFonts w:ascii="Consolas" w:eastAsia="Times New Roman" w:hAnsi="Consolas" w:cs="Times New Roman"/>
+          <w:color w:val="000000"/>
+          <w:sz w:val="19"/>
+          <w:szCs w:val="19"/>
+          <w:lang w:eastAsia="en-IN"/>
+        </w:rPr>
+      </w:pPr>
+      <w:r>
+        <w:rPr>
+          <w:rFonts w:ascii="Consolas" w:eastAsia="Times New Roman" w:hAnsi="Consolas" w:cs="Times New Roman"/>
+          <w:color w:val="000000"/>
+          <w:sz w:val="19"/>
+          <w:szCs w:val="19"/>
+          <w:lang w:eastAsia="en-IN"/>
+        </w:rPr>
+        <w:t xml:space="preserve">Id: </w:t>
+      </w:r>
+      <w:r>
+        <w:rPr>
+          <w:rFonts w:ascii="Consolas" w:eastAsia="Times New Roman" w:hAnsi="Consolas" w:cs="Times New Roman"/>
+          <w:color w:val="800000"/>
+          <w:sz w:val="19"/>
+          <w:szCs w:val="19"/>
+          <w:lang w:eastAsia="en-IN"/>
+        </w:rPr>
+        <w:t>&lt;input</w:t>
+      </w:r>
+      <w:r>
+        <w:rPr>
+          <w:rFonts w:ascii="Consolas" w:eastAsia="Times New Roman" w:hAnsi="Consolas" w:cs="Times New Roman"/>
+          <w:color w:val="000000"/>
+          <w:sz w:val="19"/>
+          <w:szCs w:val="19"/>
+          <w:lang w:eastAsia="en-IN"/>
+        </w:rPr>
+        <w:t xml:space="preserve"> </w:t>
+      </w:r>
+      <w:r>
+        <w:rPr>
+          <w:rFonts w:ascii="Consolas" w:eastAsia="Times New Roman" w:hAnsi="Consolas" w:cs="Times New Roman"/>
+          <w:color w:val="E50000"/>
+          <w:sz w:val="19"/>
+          <w:szCs w:val="19"/>
+          <w:lang w:eastAsia="en-IN"/>
+        </w:rPr>
+        <w:t>type</w:t>
+      </w:r>
+      <w:r>
+        <w:rPr>
+          <w:rFonts w:ascii="Consolas" w:eastAsia="Times New Roman" w:hAnsi="Consolas" w:cs="Times New Roman"/>
+          <w:color w:val="000000"/>
+          <w:sz w:val="19"/>
+          <w:szCs w:val="19"/>
+          <w:lang w:eastAsia="en-IN"/>
+        </w:rPr>
+        <w:t>=</w:t>
+      </w:r>
+      <w:r>
+        <w:rPr>
+          <w:rFonts w:ascii="Consolas" w:eastAsia="Times New Roman" w:hAnsi="Consolas" w:cs="Times New Roman"/>
+          <w:color w:val="0000FF"/>
+          <w:sz w:val="19"/>
+          <w:szCs w:val="19"/>
+          <w:lang w:eastAsia="en-IN"/>
+        </w:rPr>
+        <w:t>"number"</w:t>
+      </w:r>
+      <w:r>
+        <w:rPr>
+          <w:rFonts w:ascii="Consolas" w:eastAsia="Times New Roman" w:hAnsi="Consolas" w:cs="Times New Roman"/>
+          <w:color w:val="000000"/>
+          <w:sz w:val="19"/>
+          <w:szCs w:val="19"/>
+          <w:lang w:eastAsia="en-IN"/>
+        </w:rPr>
+        <w:t xml:space="preserve"> </w:t>
+      </w:r>
+      <w:r>
+        <w:rPr>
+          <w:rFonts w:ascii="Consolas" w:eastAsia="Times New Roman" w:hAnsi="Consolas" w:cs="Times New Roman"/>
+          <w:color w:val="E50000"/>
+          <w:sz w:val="19"/>
+          <w:szCs w:val="19"/>
+          <w:lang w:eastAsia="en-IN"/>
+        </w:rPr>
+        <w:t>name</w:t>
+      </w:r>
+      <w:r>
+        <w:rPr>
+          <w:rFonts w:ascii="Consolas" w:eastAsia="Times New Roman" w:hAnsi="Consolas" w:cs="Times New Roman"/>
+          <w:color w:val="000000"/>
+          <w:sz w:val="19"/>
+          <w:szCs w:val="19"/>
+          <w:lang w:eastAsia="en-IN"/>
+        </w:rPr>
+        <w:t>=</w:t>
+      </w:r>
+      <w:r>
+        <w:rPr>
+          <w:rFonts w:ascii="Consolas" w:eastAsia="Times New Roman" w:hAnsi="Consolas" w:cs="Times New Roman"/>
+          <w:color w:val="0000FF"/>
+          <w:sz w:val="19"/>
+          <w:szCs w:val="19"/>
+          <w:lang w:eastAsia="en-IN"/>
+        </w:rPr>
+        <w:t>""</w:t>
+      </w:r>
+      <w:r>
+        <w:rPr>
+          <w:rFonts w:ascii="Consolas" w:eastAsia="Times New Roman" w:hAnsi="Consolas" w:cs="Times New Roman"/>
+          <w:color w:val="000000"/>
+          <w:sz w:val="19"/>
+          <w:szCs w:val="19"/>
+          <w:lang w:eastAsia="en-IN"/>
+        </w:rPr>
+        <w:t xml:space="preserve"> </w:t>
+      </w:r>
+      <w:r>
+        <w:rPr>
+          <w:rFonts w:ascii="Consolas" w:eastAsia="Times New Roman" w:hAnsi="Consolas" w:cs="Times New Roman"/>
+          <w:color w:val="E50000"/>
+          <w:sz w:val="19"/>
+          <w:szCs w:val="19"/>
+          <w:lang w:eastAsia="en-IN"/>
+        </w:rPr>
+        <w:t>id</w:t>
+      </w:r>
+      <w:r>
+        <w:rPr>
+          <w:rFonts w:ascii="Consolas" w:eastAsia="Times New Roman" w:hAnsi="Consolas" w:cs="Times New Roman"/>
+          <w:color w:val="000000"/>
+          <w:sz w:val="19"/>
+          <w:szCs w:val="19"/>
+          <w:lang w:eastAsia="en-IN"/>
+        </w:rPr>
+        <w:t>=</w:t>
+      </w:r>
+      <w:r>
+        <w:rPr>
+          <w:rFonts w:ascii="Consolas" w:eastAsia="Times New Roman" w:hAnsi="Consolas" w:cs="Times New Roman"/>
+          <w:color w:val="0000FF"/>
+          <w:sz w:val="19"/>
+          <w:szCs w:val="19"/>
+          <w:lang w:eastAsia="en-IN"/>
+        </w:rPr>
+        <w:t>""</w:t>
+      </w:r>
+      <w:r>
+        <w:rPr>
+          <w:rFonts w:ascii="Consolas" w:eastAsia="Times New Roman" w:hAnsi="Consolas" w:cs="Times New Roman"/>
+          <w:color w:val="000000"/>
+          <w:sz w:val="19"/>
+          <w:szCs w:val="19"/>
+          <w:lang w:eastAsia="en-IN"/>
+        </w:rPr>
+        <w:t xml:space="preserve"> </w:t>
+      </w:r>
+      <w:proofErr w:type="spellStart"/>
+      <w:r>
+        <w:rPr>
+          <w:rFonts w:ascii="Consolas" w:eastAsia="Times New Roman" w:hAnsi="Consolas" w:cs="Times New Roman"/>
+          <w:color w:val="E50000"/>
+          <w:sz w:val="19"/>
+          <w:szCs w:val="19"/>
+          <w:lang w:eastAsia="en-IN"/>
+        </w:rPr>
+        <w:t>formControlName</w:t>
+      </w:r>
+      <w:proofErr w:type="spellEnd"/>
+      <w:r>
+        <w:rPr>
+          <w:rFonts w:ascii="Consolas" w:eastAsia="Times New Roman" w:hAnsi="Consolas" w:cs="Times New Roman"/>
+          <w:color w:val="000000"/>
+          <w:sz w:val="19"/>
+          <w:szCs w:val="19"/>
+          <w:lang w:eastAsia="en-IN"/>
+        </w:rPr>
+        <w:t>=</w:t>
+      </w:r>
+      <w:r>
+        <w:rPr>
+          <w:rFonts w:ascii="Consolas" w:eastAsia="Times New Roman" w:hAnsi="Consolas" w:cs="Times New Roman"/>
+          <w:color w:val="0000FF"/>
+          <w:sz w:val="19"/>
+          <w:szCs w:val="19"/>
+          <w:lang w:eastAsia="en-IN"/>
+        </w:rPr>
+        <w:t>"id"</w:t>
+      </w:r>
+      <w:r>
+        <w:rPr>
+          <w:rFonts w:ascii="Consolas" w:eastAsia="Times New Roman" w:hAnsi="Consolas" w:cs="Times New Roman"/>
+          <w:color w:val="000000"/>
+          <w:sz w:val="19"/>
+          <w:szCs w:val="19"/>
+          <w:lang w:eastAsia="en-IN"/>
+        </w:rPr>
+        <w:t xml:space="preserve"> </w:t>
+      </w:r>
+      <w:r>
+        <w:rPr>
+          <w:rFonts w:ascii="Consolas" w:eastAsia="Times New Roman" w:hAnsi="Consolas" w:cs="Times New Roman"/>
+          <w:color w:val="E50000"/>
+          <w:sz w:val="19"/>
+          <w:szCs w:val="19"/>
+          <w:lang w:eastAsia="en-IN"/>
+        </w:rPr>
+        <w:t>class</w:t>
+      </w:r>
+      <w:r>
+        <w:rPr>
+          <w:rFonts w:ascii="Consolas" w:eastAsia="Times New Roman" w:hAnsi="Consolas" w:cs="Times New Roman"/>
+          <w:color w:val="000000"/>
+          <w:sz w:val="19"/>
+          <w:szCs w:val="19"/>
+          <w:lang w:eastAsia="en-IN"/>
+        </w:rPr>
+        <w:t>=</w:t>
+      </w:r>
+      <w:r>
+        <w:rPr>
+          <w:rFonts w:ascii="Consolas" w:eastAsia="Times New Roman" w:hAnsi="Consolas" w:cs="Times New Roman"/>
+          <w:color w:val="0000FF"/>
+          <w:sz w:val="19"/>
+          <w:szCs w:val="19"/>
+          <w:lang w:eastAsia="en-IN"/>
+        </w:rPr>
+        <w:t>"form-control"</w:t>
+      </w:r>
+      <w:r>
+        <w:rPr>
+          <w:rFonts w:ascii="Consolas" w:eastAsia="Times New Roman" w:hAnsi="Consolas" w:cs="Times New Roman"/>
+          <w:color w:val="800000"/>
+          <w:sz w:val="19"/>
+          <w:szCs w:val="19"/>
+          <w:lang w:eastAsia="en-IN"/>
+        </w:rPr>
+        <w:t>&gt;</w:t>
+      </w:r>
+    </w:p>
+    <w:p>
+      <w:pPr>
+        <w:shd w:val="clear" w:color="auto" w:fill="FFFFFF"/>
+        <w:spacing w:after="0" w:line="450" w:lineRule="atLeast"/>
+        <w:rPr>
+          <w:rFonts w:ascii="Consolas" w:eastAsia="Times New Roman" w:hAnsi="Consolas" w:cs="Times New Roman"/>
+          <w:color w:val="000000"/>
+          <w:sz w:val="19"/>
+          <w:szCs w:val="19"/>
+          <w:lang w:eastAsia="en-IN"/>
+        </w:rPr>
+      </w:pPr>
+      <w:r>
+        <w:rPr>
+          <w:rFonts w:ascii="Consolas" w:eastAsia="Times New Roman" w:hAnsi="Consolas" w:cs="Times New Roman"/>
+          <w:color w:val="000000"/>
+          <w:sz w:val="19"/>
+          <w:szCs w:val="19"/>
+          <w:lang w:eastAsia="en-IN"/>
+        </w:rPr>
+        <w:t xml:space="preserve">Name: </w:t>
+      </w:r>
+      <w:r>
+        <w:rPr>
+          <w:rFonts w:ascii="Consolas" w:eastAsia="Times New Roman" w:hAnsi="Consolas" w:cs="Times New Roman"/>
+          <w:color w:val="800000"/>
+          <w:sz w:val="19"/>
+          <w:szCs w:val="19"/>
+          <w:lang w:eastAsia="en-IN"/>
+        </w:rPr>
+        <w:t>&lt;input</w:t>
+      </w:r>
+      <w:r>
+        <w:rPr>
+          <w:rFonts w:ascii="Consolas" w:eastAsia="Times New Roman" w:hAnsi="Consolas" w:cs="Times New Roman"/>
+          <w:color w:val="000000"/>
+          <w:sz w:val="19"/>
+          <w:szCs w:val="19"/>
+          <w:lang w:eastAsia="en-IN"/>
+        </w:rPr>
+        <w:t xml:space="preserve"> </w:t>
+      </w:r>
+      <w:r>
+        <w:rPr>
+          <w:rFonts w:ascii="Consolas" w:eastAsia="Times New Roman" w:hAnsi="Consolas" w:cs="Times New Roman"/>
+          <w:color w:val="E50000"/>
+          <w:sz w:val="19"/>
+          <w:szCs w:val="19"/>
+          <w:lang w:eastAsia="en-IN"/>
+        </w:rPr>
+        <w:t>type</w:t>
+      </w:r>
+      <w:r>
+        <w:rPr>
+          <w:rFonts w:ascii="Consolas" w:eastAsia="Times New Roman" w:hAnsi="Consolas" w:cs="Times New Roman"/>
+          <w:color w:val="000000"/>
+          <w:sz w:val="19"/>
+          <w:szCs w:val="19"/>
+          <w:lang w:eastAsia="en-IN"/>
+        </w:rPr>
+        <w:t>=</w:t>
+      </w:r>
+      <w:r>
+        <w:rPr>
+          <w:rFonts w:ascii="Consolas" w:eastAsia="Times New Roman" w:hAnsi="Consolas" w:cs="Times New Roman"/>
+          <w:color w:val="0000FF"/>
+          <w:sz w:val="19"/>
+          <w:szCs w:val="19"/>
+          <w:lang w:eastAsia="en-IN"/>
+        </w:rPr>
+        <w:t>"text"</w:t>
+      </w:r>
+      <w:r>
+        <w:rPr>
+          <w:rFonts w:ascii="Consolas" w:eastAsia="Times New Roman" w:hAnsi="Consolas" w:cs="Times New Roman"/>
+          <w:color w:val="000000"/>
+          <w:sz w:val="19"/>
+          <w:szCs w:val="19"/>
+          <w:lang w:eastAsia="en-IN"/>
+        </w:rPr>
+        <w:t xml:space="preserve"> </w:t>
+      </w:r>
+      <w:r>
+        <w:rPr>
+          <w:rFonts w:ascii="Consolas" w:eastAsia="Times New Roman" w:hAnsi="Consolas" w:cs="Times New Roman"/>
+          <w:color w:val="E50000"/>
+          <w:sz w:val="19"/>
+          <w:szCs w:val="19"/>
+          <w:lang w:eastAsia="en-IN"/>
+        </w:rPr>
+        <w:t>name</w:t>
+      </w:r>
+      <w:r>
+        <w:rPr>
+          <w:rFonts w:ascii="Consolas" w:eastAsia="Times New Roman" w:hAnsi="Consolas" w:cs="Times New Roman"/>
+          <w:color w:val="000000"/>
+          <w:sz w:val="19"/>
+          <w:szCs w:val="19"/>
+          <w:lang w:eastAsia="en-IN"/>
+        </w:rPr>
+        <w:t>=</w:t>
+      </w:r>
+      <w:r>
+        <w:rPr>
+          <w:rFonts w:ascii="Consolas" w:eastAsia="Times New Roman" w:hAnsi="Consolas" w:cs="Times New Roman"/>
+          <w:color w:val="0000FF"/>
+          <w:sz w:val="19"/>
+          <w:szCs w:val="19"/>
+          <w:lang w:eastAsia="en-IN"/>
+        </w:rPr>
+        <w:t>""</w:t>
+      </w:r>
+      <w:r>
+        <w:rPr>
+          <w:rFonts w:ascii="Consolas" w:eastAsia="Times New Roman" w:hAnsi="Consolas" w:cs="Times New Roman"/>
+          <w:color w:val="000000"/>
+          <w:sz w:val="19"/>
+          <w:szCs w:val="19"/>
+          <w:lang w:eastAsia="en-IN"/>
+        </w:rPr>
+        <w:t xml:space="preserve"> </w:t>
+      </w:r>
+      <w:r>
+        <w:rPr>
+          <w:rFonts w:ascii="Consolas" w:eastAsia="Times New Roman" w:hAnsi="Consolas" w:cs="Times New Roman"/>
+          <w:color w:val="E50000"/>
+          <w:sz w:val="19"/>
+          <w:szCs w:val="19"/>
+          <w:lang w:eastAsia="en-IN"/>
+        </w:rPr>
+        <w:t>id</w:t>
+      </w:r>
+      <w:r>
+        <w:rPr>
+          <w:rFonts w:ascii="Consolas" w:eastAsia="Times New Roman" w:hAnsi="Consolas" w:cs="Times New Roman"/>
+          <w:color w:val="000000"/>
+          <w:sz w:val="19"/>
+          <w:szCs w:val="19"/>
+          <w:lang w:eastAsia="en-IN"/>
+        </w:rPr>
+        <w:t>=</w:t>
+      </w:r>
+      <w:r>
+        <w:rPr>
+          <w:rFonts w:ascii="Consolas" w:eastAsia="Times New Roman" w:hAnsi="Consolas" w:cs="Times New Roman"/>
+          <w:color w:val="0000FF"/>
+          <w:sz w:val="19"/>
+          <w:szCs w:val="19"/>
+          <w:lang w:eastAsia="en-IN"/>
+        </w:rPr>
+        <w:t>""</w:t>
+      </w:r>
+      <w:r>
+        <w:rPr>
+          <w:rFonts w:ascii="Consolas" w:eastAsia="Times New Roman" w:hAnsi="Consolas" w:cs="Times New Roman"/>
+          <w:color w:val="000000"/>
+          <w:sz w:val="19"/>
+          <w:szCs w:val="19"/>
+          <w:lang w:eastAsia="en-IN"/>
+        </w:rPr>
+        <w:t xml:space="preserve"> </w:t>
+      </w:r>
+      <w:proofErr w:type="spellStart"/>
+      <w:r>
+        <w:rPr>
+          <w:rFonts w:ascii="Consolas" w:eastAsia="Times New Roman" w:hAnsi="Consolas" w:cs="Times New Roman"/>
+          <w:color w:val="E50000"/>
+          <w:sz w:val="19"/>
+          <w:szCs w:val="19"/>
+          <w:lang w:eastAsia="en-IN"/>
+        </w:rPr>
+        <w:t>formControlName</w:t>
+      </w:r>
+      <w:proofErr w:type="spellEnd"/>
+      <w:r>
+        <w:rPr>
+          <w:rFonts w:ascii="Consolas" w:eastAsia="Times New Roman" w:hAnsi="Consolas" w:cs="Times New Roman"/>
+          <w:color w:val="000000"/>
+          <w:sz w:val="19"/>
+          <w:szCs w:val="19"/>
+          <w:lang w:eastAsia="en-IN"/>
+        </w:rPr>
+        <w:t>=</w:t>
+      </w:r>
+      <w:r>
+        <w:rPr>
+          <w:rFonts w:ascii="Consolas" w:eastAsia="Times New Roman" w:hAnsi="Consolas" w:cs="Times New Roman"/>
+          <w:color w:val="0000FF"/>
+          <w:sz w:val="19"/>
+          <w:szCs w:val="19"/>
+          <w:lang w:eastAsia="en-IN"/>
+        </w:rPr>
+        <w:t>"name"</w:t>
+      </w:r>
+      <w:r>
+        <w:rPr>
+          <w:rFonts w:ascii="Consolas" w:eastAsia="Times New Roman" w:hAnsi="Consolas" w:cs="Times New Roman"/>
+          <w:color w:val="000000"/>
+          <w:sz w:val="19"/>
+          <w:szCs w:val="19"/>
+          <w:lang w:eastAsia="en-IN"/>
+        </w:rPr>
+        <w:t xml:space="preserve"> </w:t>
+      </w:r>
+      <w:r>
+        <w:rPr>
+          <w:rFonts w:ascii="Consolas" w:eastAsia="Times New Roman" w:hAnsi="Consolas" w:cs="Times New Roman"/>
+          <w:color w:val="E50000"/>
+          <w:sz w:val="19"/>
+          <w:szCs w:val="19"/>
+          <w:lang w:eastAsia="en-IN"/>
+        </w:rPr>
+        <w:t>class</w:t>
+      </w:r>
+      <w:r>
+        <w:rPr>
+          <w:rFonts w:ascii="Consolas" w:eastAsia="Times New Roman" w:hAnsi="Consolas" w:cs="Times New Roman"/>
+          <w:color w:val="000000"/>
+          <w:sz w:val="19"/>
+          <w:szCs w:val="19"/>
+          <w:lang w:eastAsia="en-IN"/>
+        </w:rPr>
+        <w:t>=</w:t>
+      </w:r>
+      <w:r>
+        <w:rPr>
+          <w:rFonts w:ascii="Consolas" w:eastAsia="Times New Roman" w:hAnsi="Consolas" w:cs="Times New Roman"/>
+          <w:color w:val="0000FF"/>
+          <w:sz w:val="19"/>
+          <w:szCs w:val="19"/>
+          <w:lang w:eastAsia="en-IN"/>
+        </w:rPr>
+        <w:t>"form-control"</w:t>
+      </w:r>
+      <w:r>
+        <w:rPr>
+          <w:rFonts w:ascii="Consolas" w:eastAsia="Times New Roman" w:hAnsi="Consolas" w:cs="Times New Roman"/>
+          <w:color w:val="800000"/>
+          <w:sz w:val="19"/>
+          <w:szCs w:val="19"/>
+          <w:lang w:eastAsia="en-IN"/>
+        </w:rPr>
+        <w:t>&gt;</w:t>
+      </w:r>
+    </w:p>
+    <w:p>
+      <w:pPr>
+        <w:shd w:val="clear" w:color="auto" w:fill="FFFFFF"/>
+        <w:spacing w:after="0" w:line="450" w:lineRule="atLeast"/>
+        <w:rPr>
+          <w:rFonts w:ascii="Consolas" w:eastAsia="Times New Roman" w:hAnsi="Consolas" w:cs="Times New Roman"/>
+          <w:color w:val="000000"/>
+          <w:sz w:val="19"/>
+          <w:szCs w:val="19"/>
+          <w:lang w:eastAsia="en-IN"/>
+        </w:rPr>
+      </w:pPr>
+      <w:r>
+        <w:rPr>
+          <w:rFonts w:ascii="Consolas" w:eastAsia="Times New Roman" w:hAnsi="Consolas" w:cs="Times New Roman"/>
+          <w:color w:val="000000"/>
+          <w:sz w:val="19"/>
+          <w:szCs w:val="19"/>
+          <w:lang w:eastAsia="en-IN"/>
+        </w:rPr>
+        <w:t xml:space="preserve">Price: </w:t>
+      </w:r>
+      <w:r>
+        <w:rPr>
+          <w:rFonts w:ascii="Consolas" w:eastAsia="Times New Roman" w:hAnsi="Consolas" w:cs="Times New Roman"/>
+          <w:color w:val="800000"/>
+          <w:sz w:val="19"/>
+          <w:szCs w:val="19"/>
+          <w:lang w:eastAsia="en-IN"/>
+        </w:rPr>
+        <w:t>&lt;input</w:t>
+      </w:r>
+      <w:r>
+        <w:rPr>
+          <w:rFonts w:ascii="Consolas" w:eastAsia="Times New Roman" w:hAnsi="Consolas" w:cs="Times New Roman"/>
+          <w:color w:val="000000"/>
+          <w:sz w:val="19"/>
+          <w:szCs w:val="19"/>
+          <w:lang w:eastAsia="en-IN"/>
+        </w:rPr>
+        <w:t xml:space="preserve"> </w:t>
+      </w:r>
+      <w:r>
+        <w:rPr>
+          <w:rFonts w:ascii="Consolas" w:eastAsia="Times New Roman" w:hAnsi="Consolas" w:cs="Times New Roman"/>
+          <w:color w:val="E50000"/>
+          <w:sz w:val="19"/>
+          <w:szCs w:val="19"/>
+          <w:lang w:eastAsia="en-IN"/>
+        </w:rPr>
+        <w:t>type</w:t>
+      </w:r>
+      <w:r>
+        <w:rPr>
+          <w:rFonts w:ascii="Consolas" w:eastAsia="Times New Roman" w:hAnsi="Consolas" w:cs="Times New Roman"/>
+          <w:color w:val="000000"/>
+          <w:sz w:val="19"/>
+          <w:szCs w:val="19"/>
+          <w:lang w:eastAsia="en-IN"/>
+        </w:rPr>
+        <w:t>=</w:t>
+      </w:r>
+      <w:r>
+        <w:rPr>
+          <w:rFonts w:ascii="Consolas" w:eastAsia="Times New Roman" w:hAnsi="Consolas" w:cs="Times New Roman"/>
+          <w:color w:val="0000FF"/>
+          <w:sz w:val="19"/>
+          <w:szCs w:val="19"/>
+          <w:lang w:eastAsia="en-IN"/>
+        </w:rPr>
+        <w:t>"number"</w:t>
+      </w:r>
+      <w:r>
+        <w:rPr>
+          <w:rFonts w:ascii="Consolas" w:eastAsia="Times New Roman" w:hAnsi="Consolas" w:cs="Times New Roman"/>
+          <w:color w:val="000000"/>
+          <w:sz w:val="19"/>
+          <w:szCs w:val="19"/>
+          <w:lang w:eastAsia="en-IN"/>
+        </w:rPr>
+        <w:t xml:space="preserve"> </w:t>
+      </w:r>
+      <w:r>
+        <w:rPr>
+          <w:rFonts w:ascii="Consolas" w:eastAsia="Times New Roman" w:hAnsi="Consolas" w:cs="Times New Roman"/>
+          <w:color w:val="E50000"/>
+          <w:sz w:val="19"/>
+          <w:szCs w:val="19"/>
+          <w:lang w:eastAsia="en-IN"/>
+        </w:rPr>
+        <w:t>name</w:t>
+      </w:r>
+      <w:r>
+        <w:rPr>
+          <w:rFonts w:ascii="Consolas" w:eastAsia="Times New Roman" w:hAnsi="Consolas" w:cs="Times New Roman"/>
+          <w:color w:val="000000"/>
+          <w:sz w:val="19"/>
+          <w:szCs w:val="19"/>
+          <w:lang w:eastAsia="en-IN"/>
+        </w:rPr>
+        <w:t>=</w:t>
+      </w:r>
+      <w:r>
+        <w:rPr>
+          <w:rFonts w:ascii="Consolas" w:eastAsia="Times New Roman" w:hAnsi="Consolas" w:cs="Times New Roman"/>
+          <w:color w:val="0000FF"/>
+          <w:sz w:val="19"/>
+          <w:szCs w:val="19"/>
+          <w:lang w:eastAsia="en-IN"/>
+        </w:rPr>
+        <w:t>""</w:t>
+      </w:r>
+      <w:r>
+        <w:rPr>
+          <w:rFonts w:ascii="Consolas" w:eastAsia="Times New Roman" w:hAnsi="Consolas" w:cs="Times New Roman"/>
+          <w:color w:val="000000"/>
+          <w:sz w:val="19"/>
+          <w:szCs w:val="19"/>
+          <w:lang w:eastAsia="en-IN"/>
+        </w:rPr>
+        <w:t xml:space="preserve"> </w:t>
+      </w:r>
+      <w:r>
+        <w:rPr>
+          <w:rFonts w:ascii="Consolas" w:eastAsia="Times New Roman" w:hAnsi="Consolas" w:cs="Times New Roman"/>
+          <w:color w:val="E50000"/>
+          <w:sz w:val="19"/>
+          <w:szCs w:val="19"/>
+          <w:lang w:eastAsia="en-IN"/>
+        </w:rPr>
+        <w:t>id</w:t>
+      </w:r>
+      <w:r>
+        <w:rPr>
+          <w:rFonts w:ascii="Consolas" w:eastAsia="Times New Roman" w:hAnsi="Consolas" w:cs="Times New Roman"/>
+          <w:color w:val="000000"/>
+          <w:sz w:val="19"/>
+          <w:szCs w:val="19"/>
+          <w:lang w:eastAsia="en-IN"/>
+        </w:rPr>
+        <w:t>=</w:t>
+      </w:r>
+      <w:r>
+        <w:rPr>
+          <w:rFonts w:ascii="Consolas" w:eastAsia="Times New Roman" w:hAnsi="Consolas" w:cs="Times New Roman"/>
+          <w:color w:val="0000FF"/>
+          <w:sz w:val="19"/>
+          <w:szCs w:val="19"/>
+          <w:lang w:eastAsia="en-IN"/>
+        </w:rPr>
+        <w:t>""</w:t>
+      </w:r>
+      <w:r>
+        <w:rPr>
+          <w:rFonts w:ascii="Consolas" w:eastAsia="Times New Roman" w:hAnsi="Consolas" w:cs="Times New Roman"/>
+          <w:color w:val="000000"/>
+          <w:sz w:val="19"/>
+          <w:szCs w:val="19"/>
+          <w:lang w:eastAsia="en-IN"/>
+        </w:rPr>
+        <w:t xml:space="preserve"> </w:t>
+      </w:r>
+      <w:proofErr w:type="spellStart"/>
+      <w:r>
+        <w:rPr>
+          <w:rFonts w:ascii="Consolas" w:eastAsia="Times New Roman" w:hAnsi="Consolas" w:cs="Times New Roman"/>
+          <w:color w:val="E50000"/>
+          <w:sz w:val="19"/>
+          <w:szCs w:val="19"/>
+          <w:lang w:eastAsia="en-IN"/>
+        </w:rPr>
+        <w:t>formControlName</w:t>
+      </w:r>
+      <w:proofErr w:type="spellEnd"/>
+      <w:r>
+        <w:rPr>
+          <w:rFonts w:ascii="Consolas" w:eastAsia="Times New Roman" w:hAnsi="Consolas" w:cs="Times New Roman"/>
+          <w:color w:val="000000"/>
+          <w:sz w:val="19"/>
+          <w:szCs w:val="19"/>
+          <w:lang w:eastAsia="en-IN"/>
+        </w:rPr>
+        <w:t>=</w:t>
+      </w:r>
+      <w:r>
+        <w:rPr>
+          <w:rFonts w:ascii="Consolas" w:eastAsia="Times New Roman" w:hAnsi="Consolas" w:cs="Times New Roman"/>
+          <w:color w:val="0000FF"/>
+          <w:sz w:val="19"/>
+          <w:szCs w:val="19"/>
+          <w:lang w:eastAsia="en-IN"/>
+        </w:rPr>
+        <w:t>"price"</w:t>
+      </w:r>
+      <w:r>
+        <w:rPr>
+          <w:rFonts w:ascii="Consolas" w:eastAsia="Times New Roman" w:hAnsi="Consolas" w:cs="Times New Roman"/>
+          <w:color w:val="000000"/>
+          <w:sz w:val="19"/>
+          <w:szCs w:val="19"/>
+          <w:lang w:eastAsia="en-IN"/>
+        </w:rPr>
+        <w:t xml:space="preserve"> </w:t>
+      </w:r>
+      <w:r>
+        <w:rPr>
+          <w:rFonts w:ascii="Consolas" w:eastAsia="Times New Roman" w:hAnsi="Consolas" w:cs="Times New Roman"/>
+          <w:color w:val="E50000"/>
+          <w:sz w:val="19"/>
+          <w:szCs w:val="19"/>
+          <w:lang w:eastAsia="en-IN"/>
+        </w:rPr>
+        <w:t>class</w:t>
+      </w:r>
+      <w:r>
+        <w:rPr>
+          <w:rFonts w:ascii="Consolas" w:eastAsia="Times New Roman" w:hAnsi="Consolas" w:cs="Times New Roman"/>
+          <w:color w:val="000000"/>
+          <w:sz w:val="19"/>
+          <w:szCs w:val="19"/>
+          <w:lang w:eastAsia="en-IN"/>
+        </w:rPr>
+        <w:t>=</w:t>
+      </w:r>
+      <w:r>
+        <w:rPr>
+          <w:rFonts w:ascii="Consolas" w:eastAsia="Times New Roman" w:hAnsi="Consolas" w:cs="Times New Roman"/>
+          <w:color w:val="0000FF"/>
+          <w:sz w:val="19"/>
+          <w:szCs w:val="19"/>
+          <w:lang w:eastAsia="en-IN"/>
+        </w:rPr>
+        <w:t>"form-control"</w:t>
+      </w:r>
+      <w:r>
+        <w:rPr>
+          <w:rFonts w:ascii="Consolas" w:eastAsia="Times New Roman" w:hAnsi="Consolas" w:cs="Times New Roman"/>
+          <w:color w:val="800000"/>
+          <w:sz w:val="19"/>
+          <w:szCs w:val="19"/>
+          <w:lang w:eastAsia="en-IN"/>
+        </w:rPr>
+        <w:t>&gt;</w:t>
+      </w:r>
+    </w:p>
+    <w:p>
+      <w:pPr>
+        <w:shd w:val="clear" w:color="auto" w:fill="FFFFFF"/>
+        <w:spacing w:after="0" w:line="450" w:lineRule="atLeast"/>
+        <w:rPr>
+          <w:rFonts w:ascii="Consolas" w:eastAsia="Times New Roman" w:hAnsi="Consolas" w:cs="Times New Roman"/>
+          <w:color w:val="000000"/>
+          <w:sz w:val="19"/>
+          <w:szCs w:val="19"/>
+          <w:lang w:eastAsia="en-IN"/>
+        </w:rPr>
+      </w:pPr>
+      <w:r>
+        <w:rPr>
+          <w:rFonts w:ascii="Consolas" w:eastAsia="Times New Roman" w:hAnsi="Consolas" w:cs="Times New Roman"/>
+          <w:color w:val="800000"/>
+          <w:sz w:val="19"/>
+          <w:szCs w:val="19"/>
+          <w:lang w:eastAsia="en-IN"/>
+        </w:rPr>
+        <w:t>&lt;</w:t>
+      </w:r>
+      <w:proofErr w:type="spellStart"/>
+      <w:r>
+        <w:rPr>
+          <w:rFonts w:ascii="Consolas" w:eastAsia="Times New Roman" w:hAnsi="Consolas" w:cs="Times New Roman"/>
+          <w:color w:val="800000"/>
+          <w:sz w:val="19"/>
+          <w:szCs w:val="19"/>
+          <w:lang w:eastAsia="en-IN"/>
+        </w:rPr>
+        <w:t>br</w:t>
+      </w:r>
+      <w:proofErr w:type="spellEnd"/>
+      <w:r>
+        <w:rPr>
+          <w:rFonts w:ascii="Consolas" w:eastAsia="Times New Roman" w:hAnsi="Consolas" w:cs="Times New Roman"/>
+          <w:color w:val="800000"/>
+          <w:sz w:val="19"/>
+          <w:szCs w:val="19"/>
+          <w:lang w:eastAsia="en-IN"/>
+        </w:rPr>
+        <w:t>&gt;</w:t>
+      </w:r>
+    </w:p>
+    <w:p>
+      <w:pPr>
+        <w:shd w:val="clear" w:color="auto" w:fill="FFFFFF"/>
+        <w:spacing w:after="0" w:line="450" w:lineRule="atLeast"/>
+        <w:rPr>
+          <w:rFonts w:ascii="Consolas" w:eastAsia="Times New Roman" w:hAnsi="Consolas" w:cs="Times New Roman"/>
+          <w:color w:val="000000"/>
+          <w:sz w:val="19"/>
+          <w:szCs w:val="19"/>
+          <w:lang w:eastAsia="en-IN"/>
+        </w:rPr>
+      </w:pPr>
+      <w:r>
+        <w:rPr>
+          <w:rFonts w:ascii="Consolas" w:eastAsia="Times New Roman" w:hAnsi="Consolas" w:cs="Times New Roman"/>
+          <w:color w:val="800000"/>
+          <w:sz w:val="19"/>
+          <w:szCs w:val="19"/>
+          <w:lang w:eastAsia="en-IN"/>
+        </w:rPr>
+        <w:t>&lt;input</w:t>
+      </w:r>
+      <w:r>
+        <w:rPr>
+          <w:rFonts w:ascii="Consolas" w:eastAsia="Times New Roman" w:hAnsi="Consolas" w:cs="Times New Roman"/>
+          <w:color w:val="000000"/>
+          <w:sz w:val="19"/>
+          <w:szCs w:val="19"/>
+          <w:lang w:eastAsia="en-IN"/>
+        </w:rPr>
+        <w:t xml:space="preserve"> </w:t>
+      </w:r>
+      <w:r>
+        <w:rPr>
+          <w:rFonts w:ascii="Consolas" w:eastAsia="Times New Roman" w:hAnsi="Consolas" w:cs="Times New Roman"/>
+          <w:color w:val="E50000"/>
+          <w:sz w:val="19"/>
+          <w:szCs w:val="19"/>
+          <w:lang w:eastAsia="en-IN"/>
+        </w:rPr>
+        <w:t>type</w:t>
+      </w:r>
+      <w:r>
+        <w:rPr>
+          <w:rFonts w:ascii="Consolas" w:eastAsia="Times New Roman" w:hAnsi="Consolas" w:cs="Times New Roman"/>
+          <w:color w:val="000000"/>
+          <w:sz w:val="19"/>
+          <w:szCs w:val="19"/>
+          <w:lang w:eastAsia="en-IN"/>
+        </w:rPr>
+        <w:t>=</w:t>
+      </w:r>
+      <w:r>
+        <w:rPr>
+          <w:rFonts w:ascii="Consolas" w:eastAsia="Times New Roman" w:hAnsi="Consolas" w:cs="Times New Roman"/>
+          <w:color w:val="0000FF"/>
+          <w:sz w:val="19"/>
+          <w:szCs w:val="19"/>
+          <w:lang w:eastAsia="en-IN"/>
+        </w:rPr>
+        <w:t>"button"</w:t>
+      </w:r>
+      <w:r>
+        <w:rPr>
+          <w:rFonts w:ascii="Consolas" w:eastAsia="Times New Roman" w:hAnsi="Consolas" w:cs="Times New Roman"/>
+          <w:color w:val="000000"/>
+          <w:sz w:val="19"/>
+          <w:szCs w:val="19"/>
+          <w:lang w:eastAsia="en-IN"/>
+        </w:rPr>
+        <w:t xml:space="preserve"> </w:t>
+      </w:r>
+      <w:r>
+        <w:rPr>
+          <w:rFonts w:ascii="Consolas" w:eastAsia="Times New Roman" w:hAnsi="Consolas" w:cs="Times New Roman"/>
+          <w:color w:val="E50000"/>
+          <w:sz w:val="19"/>
+          <w:szCs w:val="19"/>
+          <w:lang w:eastAsia="en-IN"/>
+        </w:rPr>
+        <w:t>value</w:t>
+      </w:r>
+      <w:r>
+        <w:rPr>
+          <w:rFonts w:ascii="Consolas" w:eastAsia="Times New Roman" w:hAnsi="Consolas" w:cs="Times New Roman"/>
+          <w:color w:val="000000"/>
+          <w:sz w:val="19"/>
+          <w:szCs w:val="19"/>
+          <w:lang w:eastAsia="en-IN"/>
+        </w:rPr>
+        <w:t>=</w:t>
+      </w:r>
+      <w:r>
+        <w:rPr>
+          <w:rFonts w:ascii="Consolas" w:eastAsia="Times New Roman" w:hAnsi="Consolas" w:cs="Times New Roman"/>
+          <w:color w:val="0000FF"/>
+          <w:sz w:val="19"/>
+          <w:szCs w:val="19"/>
+          <w:lang w:eastAsia="en-IN"/>
+        </w:rPr>
+        <w:t>"Add"</w:t>
+      </w:r>
+      <w:r>
+        <w:rPr>
+          <w:rFonts w:ascii="Consolas" w:eastAsia="Times New Roman" w:hAnsi="Consolas" w:cs="Times New Roman"/>
+          <w:color w:val="000000"/>
+          <w:sz w:val="19"/>
+          <w:szCs w:val="19"/>
+          <w:lang w:eastAsia="en-IN"/>
+        </w:rPr>
+        <w:t xml:space="preserve"> </w:t>
+      </w:r>
+      <w:r>
+        <w:rPr>
+          <w:rFonts w:ascii="Consolas" w:eastAsia="Times New Roman" w:hAnsi="Consolas" w:cs="Times New Roman"/>
+          <w:color w:val="E50000"/>
+          <w:sz w:val="19"/>
+          <w:szCs w:val="19"/>
+          <w:lang w:eastAsia="en-IN"/>
+        </w:rPr>
+        <w:t>class</w:t>
+      </w:r>
+      <w:r>
+        <w:rPr>
+          <w:rFonts w:ascii="Consolas" w:eastAsia="Times New Roman" w:hAnsi="Consolas" w:cs="Times New Roman"/>
+          <w:color w:val="000000"/>
+          <w:sz w:val="19"/>
+          <w:szCs w:val="19"/>
+          <w:lang w:eastAsia="en-IN"/>
+        </w:rPr>
+        <w:t>=</w:t>
+      </w:r>
+      <w:r>
+        <w:rPr>
+          <w:rFonts w:ascii="Consolas" w:eastAsia="Times New Roman" w:hAnsi="Consolas" w:cs="Times New Roman"/>
+          <w:color w:val="0000FF"/>
+          <w:sz w:val="19"/>
+          <w:szCs w:val="19"/>
+          <w:lang w:eastAsia="en-IN"/>
+        </w:rPr>
+        <w:t>"</w:t>
+      </w:r>
+      <w:proofErr w:type="spellStart"/>
+      <w:r>
+        <w:rPr>
+          <w:rFonts w:ascii="Consolas" w:eastAsia="Times New Roman" w:hAnsi="Consolas" w:cs="Times New Roman"/>
+          <w:color w:val="0000FF"/>
+          <w:sz w:val="19"/>
+          <w:szCs w:val="19"/>
+          <w:lang w:eastAsia="en-IN"/>
+        </w:rPr>
+        <w:t>btn</w:t>
+      </w:r>
+      <w:proofErr w:type="spellEnd"/>
+      <w:r>
+        <w:rPr>
+          <w:rFonts w:ascii="Consolas" w:eastAsia="Times New Roman" w:hAnsi="Consolas" w:cs="Times New Roman"/>
+          <w:color w:val="0000FF"/>
+          <w:sz w:val="19"/>
+          <w:szCs w:val="19"/>
+          <w:lang w:eastAsia="en-IN"/>
+        </w:rPr>
+        <w:t xml:space="preserve"> </w:t>
+      </w:r>
+      <w:proofErr w:type="spellStart"/>
+      <w:r>
+        <w:rPr>
+          <w:rFonts w:ascii="Consolas" w:eastAsia="Times New Roman" w:hAnsi="Consolas" w:cs="Times New Roman"/>
+          <w:color w:val="0000FF"/>
+          <w:sz w:val="19"/>
+          <w:szCs w:val="19"/>
+          <w:lang w:eastAsia="en-IN"/>
+        </w:rPr>
+        <w:t>btn</w:t>
+      </w:r>
+      <w:proofErr w:type="spellEnd"/>
+      <w:r>
+        <w:rPr>
+          <w:rFonts w:ascii="Consolas" w:eastAsia="Times New Roman" w:hAnsi="Consolas" w:cs="Times New Roman"/>
+          <w:color w:val="0000FF"/>
+          <w:sz w:val="19"/>
+          <w:szCs w:val="19"/>
+          <w:lang w:eastAsia="en-IN"/>
+        </w:rPr>
+        <w:t>-success"</w:t>
+      </w:r>
+      <w:r>
+        <w:rPr>
+          <w:rFonts w:ascii="Consolas" w:eastAsia="Times New Roman" w:hAnsi="Consolas" w:cs="Times New Roman"/>
+          <w:color w:val="000000"/>
+          <w:sz w:val="19"/>
+          <w:szCs w:val="19"/>
+          <w:lang w:eastAsia="en-IN"/>
+        </w:rPr>
+        <w:t xml:space="preserve"> </w:t>
+      </w:r>
+      <w:r>
+        <w:rPr>
+          <w:rFonts w:ascii="Consolas" w:eastAsia="Times New Roman" w:hAnsi="Consolas" w:cs="Times New Roman"/>
+          <w:color w:val="E50000"/>
+          <w:sz w:val="19"/>
+          <w:szCs w:val="19"/>
+          <w:lang w:eastAsia="en-IN"/>
+        </w:rPr>
+        <w:t>(click)</w:t>
+      </w:r>
+      <w:r>
+        <w:rPr>
+          <w:rFonts w:ascii="Consolas" w:eastAsia="Times New Roman" w:hAnsi="Consolas" w:cs="Times New Roman"/>
+          <w:color w:val="000000"/>
+          <w:sz w:val="19"/>
+          <w:szCs w:val="19"/>
+          <w:lang w:eastAsia="en-IN"/>
+        </w:rPr>
+        <w:t>=</w:t>
+      </w:r>
+      <w:r>
+        <w:rPr>
+          <w:rFonts w:ascii="Consolas" w:eastAsia="Times New Roman" w:hAnsi="Consolas" w:cs="Times New Roman"/>
+          <w:color w:val="0000FF"/>
+          <w:sz w:val="19"/>
+          <w:szCs w:val="19"/>
+          <w:lang w:eastAsia="en-IN"/>
+        </w:rPr>
+        <w:t>"</w:t>
+      </w:r>
+      <w:proofErr w:type="spellStart"/>
+      <w:proofErr w:type="gramStart"/>
+      <w:r>
+        <w:rPr>
+          <w:rFonts w:ascii="Consolas" w:eastAsia="Times New Roman" w:hAnsi="Consolas" w:cs="Times New Roman"/>
+          <w:color w:val="0000FF"/>
+          <w:sz w:val="19"/>
+          <w:szCs w:val="19"/>
+          <w:lang w:eastAsia="en-IN"/>
+        </w:rPr>
+        <w:t>fnAdd</w:t>
+      </w:r>
+      <w:proofErr w:type="spellEnd"/>
+      <w:r>
+        <w:rPr>
+          <w:rFonts w:ascii="Consolas" w:eastAsia="Times New Roman" w:hAnsi="Consolas" w:cs="Times New Roman"/>
+          <w:color w:val="0000FF"/>
+          <w:sz w:val="19"/>
+          <w:szCs w:val="19"/>
+          <w:lang w:eastAsia="en-IN"/>
+        </w:rPr>
+        <w:t>(</w:t>
+      </w:r>
+      <w:proofErr w:type="gramEnd"/>
+      <w:r>
+        <w:rPr>
+          <w:rFonts w:ascii="Consolas" w:eastAsia="Times New Roman" w:hAnsi="Consolas" w:cs="Times New Roman"/>
+          <w:color w:val="0000FF"/>
+          <w:sz w:val="19"/>
+          <w:szCs w:val="19"/>
+          <w:lang w:eastAsia="en-IN"/>
+        </w:rPr>
+        <w:t>)"</w:t>
+      </w:r>
+      <w:r>
+        <w:rPr>
+          <w:rFonts w:ascii="Consolas" w:eastAsia="Times New Roman" w:hAnsi="Consolas" w:cs="Times New Roman"/>
+          <w:color w:val="800000"/>
+          <w:sz w:val="19"/>
+          <w:szCs w:val="19"/>
+          <w:lang w:eastAsia="en-IN"/>
+        </w:rPr>
+        <w:t>&gt;</w:t>
+      </w:r>
+    </w:p>
+    <w:p>
+      <w:pPr>
+        <w:shd w:val="clear" w:color="auto" w:fill="FFFFFF"/>
+        <w:spacing w:after="0" w:line="450" w:lineRule="atLeast"/>
+        <w:rPr>
+          <w:rFonts w:ascii="Consolas" w:eastAsia="Times New Roman" w:hAnsi="Consolas" w:cs="Times New Roman"/>
+          <w:color w:val="000000"/>
+          <w:sz w:val="19"/>
+          <w:szCs w:val="19"/>
+          <w:lang w:eastAsia="en-IN"/>
+        </w:rPr>
+      </w:pPr>
+      <w:r>
+        <w:rPr>
+          <w:rFonts w:ascii="Consolas" w:eastAsia="Times New Roman" w:hAnsi="Consolas" w:cs="Times New Roman"/>
+          <w:color w:val="800000"/>
+          <w:sz w:val="19"/>
+          <w:szCs w:val="19"/>
+          <w:lang w:eastAsia="en-IN"/>
+        </w:rPr>
+        <w:t>&lt;/form&gt;</w:t>
+      </w:r>
+    </w:p>
+    <w:p>
+      <w:pPr>
+        <w:shd w:val="clear" w:color="auto" w:fill="FFFFFF"/>
+        <w:spacing w:after="0" w:line="450" w:lineRule="atLeast"/>
+        <w:rPr>
+          <w:rFonts w:ascii="Consolas" w:eastAsia="Times New Roman" w:hAnsi="Consolas" w:cs="Times New Roman"/>
+          <w:color w:val="000000"/>
+          <w:sz w:val="19"/>
+          <w:szCs w:val="19"/>
+          <w:lang w:eastAsia="en-IN"/>
+        </w:rPr>
+      </w:pPr>
+      <w:r>
+        <w:rPr>
+          <w:rFonts w:ascii="Consolas" w:eastAsia="Times New Roman" w:hAnsi="Consolas" w:cs="Times New Roman"/>
+          <w:color w:val="800000"/>
+          <w:sz w:val="19"/>
+          <w:szCs w:val="19"/>
+          <w:lang w:eastAsia="en-IN"/>
+        </w:rPr>
+        <w:t>&lt;</w:t>
+      </w:r>
+      <w:proofErr w:type="spellStart"/>
+      <w:r>
+        <w:rPr>
+          <w:rFonts w:ascii="Consolas" w:eastAsia="Times New Roman" w:hAnsi="Consolas" w:cs="Times New Roman"/>
+          <w:color w:val="800000"/>
+          <w:sz w:val="19"/>
+          <w:szCs w:val="19"/>
+          <w:lang w:eastAsia="en-IN"/>
+        </w:rPr>
+        <w:t>br</w:t>
+      </w:r>
+      <w:proofErr w:type="spellEnd"/>
+      <w:r>
+        <w:rPr>
+          <w:rFonts w:ascii="Consolas" w:eastAsia="Times New Roman" w:hAnsi="Consolas" w:cs="Times New Roman"/>
+          <w:color w:val="800000"/>
+          <w:sz w:val="19"/>
+          <w:szCs w:val="19"/>
+          <w:lang w:eastAsia="en-IN"/>
+        </w:rPr>
+        <w:t>&gt;</w:t>
+      </w:r>
+    </w:p>
+    <w:p>
+      <w:pPr>
+        <w:shd w:val="clear" w:color="auto" w:fill="FFFFFF"/>
+        <w:spacing w:after="0" w:line="450" w:lineRule="atLeast"/>
+        <w:rPr>
+          <w:rFonts w:ascii="Consolas" w:eastAsia="Times New Roman" w:hAnsi="Consolas" w:cs="Times New Roman"/>
+          <w:color w:val="000000"/>
+          <w:sz w:val="19"/>
+          <w:szCs w:val="19"/>
+          <w:lang w:eastAsia="en-IN"/>
+        </w:rPr>
+      </w:pPr>
+      <w:proofErr w:type="gramStart"/>
+      <w:r>
+        <w:rPr>
+          <w:rFonts w:ascii="Consolas" w:eastAsia="Times New Roman" w:hAnsi="Consolas" w:cs="Times New Roman"/>
+          <w:color w:val="000000"/>
+          <w:sz w:val="19"/>
+          <w:szCs w:val="19"/>
+          <w:lang w:eastAsia="en-IN"/>
+        </w:rPr>
+        <w:t xml:space="preserve">{{ </w:t>
+      </w:r>
+      <w:proofErr w:type="spellStart"/>
+      <w:r>
+        <w:rPr>
+          <w:rFonts w:ascii="Consolas" w:eastAsia="Times New Roman" w:hAnsi="Consolas" w:cs="Times New Roman"/>
+          <w:color w:val="000000"/>
+          <w:sz w:val="19"/>
+          <w:szCs w:val="19"/>
+          <w:lang w:eastAsia="en-IN"/>
+        </w:rPr>
+        <w:t>productForm.value</w:t>
+      </w:r>
+      <w:proofErr w:type="spellEnd"/>
+      <w:proofErr w:type="gramEnd"/>
+      <w:r>
+        <w:rPr>
+          <w:rFonts w:ascii="Consolas" w:eastAsia="Times New Roman" w:hAnsi="Consolas" w:cs="Times New Roman"/>
+          <w:color w:val="000000"/>
+          <w:sz w:val="19"/>
+          <w:szCs w:val="19"/>
+          <w:lang w:eastAsia="en-IN"/>
+        </w:rPr>
+        <w:t xml:space="preserve"> | json}}</w:t>
+      </w:r>
+    </w:p>
+    <w:p>
+      <w:pPr>
+        <w:shd w:val="clear" w:color="auto" w:fill="FFFFFF"/>
+        <w:spacing w:after="0" w:line="450" w:lineRule="atLeast"/>
+        <w:rPr>
+          <w:rFonts w:ascii="Consolas" w:eastAsia="Times New Roman" w:hAnsi="Consolas" w:cs="Times New Roman"/>
+          <w:color w:val="000000"/>
+          <w:sz w:val="19"/>
+          <w:szCs w:val="19"/>
+          <w:lang w:eastAsia="en-IN"/>
+        </w:rPr>
+      </w:pPr>
+      <w:r>
+        <w:rPr>
+          <w:rFonts w:ascii="Consolas" w:eastAsia="Times New Roman" w:hAnsi="Consolas" w:cs="Times New Roman"/>
+          <w:color w:val="800000"/>
+          <w:sz w:val="19"/>
+          <w:szCs w:val="19"/>
+          <w:lang w:eastAsia="en-IN"/>
+        </w:rPr>
+        <w:t>&lt;table</w:t>
+      </w:r>
+      <w:r>
+        <w:rPr>
+          <w:rFonts w:ascii="Consolas" w:eastAsia="Times New Roman" w:hAnsi="Consolas" w:cs="Times New Roman"/>
+          <w:color w:val="000000"/>
+          <w:sz w:val="19"/>
+          <w:szCs w:val="19"/>
+          <w:lang w:eastAsia="en-IN"/>
+        </w:rPr>
+        <w:t xml:space="preserve"> </w:t>
+      </w:r>
+      <w:r>
+        <w:rPr>
+          <w:rFonts w:ascii="Consolas" w:eastAsia="Times New Roman" w:hAnsi="Consolas" w:cs="Times New Roman"/>
+          <w:color w:val="E50000"/>
+          <w:sz w:val="19"/>
+          <w:szCs w:val="19"/>
+          <w:lang w:eastAsia="en-IN"/>
+        </w:rPr>
+        <w:t>class</w:t>
+      </w:r>
+      <w:r>
+        <w:rPr>
+          <w:rFonts w:ascii="Consolas" w:eastAsia="Times New Roman" w:hAnsi="Consolas" w:cs="Times New Roman"/>
+          <w:color w:val="000000"/>
+          <w:sz w:val="19"/>
+          <w:szCs w:val="19"/>
+          <w:lang w:eastAsia="en-IN"/>
+        </w:rPr>
+        <w:t>=</w:t>
+      </w:r>
+      <w:r>
+        <w:rPr>
+          <w:rFonts w:ascii="Consolas" w:eastAsia="Times New Roman" w:hAnsi="Consolas" w:cs="Times New Roman"/>
+          <w:color w:val="0000FF"/>
+          <w:sz w:val="19"/>
+          <w:szCs w:val="19"/>
+          <w:lang w:eastAsia="en-IN"/>
+        </w:rPr>
+        <w:t>"table table-bordered table-striped table-hover"</w:t>
+      </w:r>
+      <w:r>
+        <w:rPr>
+          <w:rFonts w:ascii="Consolas" w:eastAsia="Times New Roman" w:hAnsi="Consolas" w:cs="Times New Roman"/>
+          <w:color w:val="800000"/>
+          <w:sz w:val="19"/>
+          <w:szCs w:val="19"/>
+          <w:lang w:eastAsia="en-IN"/>
+        </w:rPr>
+        <w:t>&gt;</w:t>
+      </w:r>
+    </w:p>
+    <w:p>
+      <w:pPr>
+        <w:shd w:val="clear" w:color="auto" w:fill="FFFFFF"/>
+        <w:spacing w:after="0" w:line="450" w:lineRule="atLeast"/>
+        <w:rPr>
+          <w:rFonts w:ascii="Consolas" w:eastAsia="Times New Roman" w:hAnsi="Consolas" w:cs="Times New Roman"/>
+          <w:color w:val="000000"/>
+          <w:sz w:val="19"/>
+          <w:szCs w:val="19"/>
+          <w:lang w:eastAsia="en-IN"/>
+        </w:rPr>
+      </w:pPr>
+      <w:r>
+        <w:rPr>
+          <w:rFonts w:ascii="Consolas" w:eastAsia="Times New Roman" w:hAnsi="Consolas" w:cs="Times New Roman"/>
+          <w:color w:val="000000"/>
+          <w:sz w:val="19"/>
+          <w:szCs w:val="19"/>
+          <w:lang w:eastAsia="en-IN"/>
+        </w:rPr>
+        <w:t xml:space="preserve">    </w:t>
+      </w:r>
+      <w:r>
+        <w:rPr>
+          <w:rFonts w:ascii="Consolas" w:eastAsia="Times New Roman" w:hAnsi="Consolas" w:cs="Times New Roman"/>
+          <w:color w:val="800000"/>
+          <w:sz w:val="19"/>
+          <w:szCs w:val="19"/>
+          <w:lang w:eastAsia="en-IN"/>
+        </w:rPr>
+        <w:t>&lt;</w:t>
+      </w:r>
+      <w:proofErr w:type="spellStart"/>
+      <w:r>
+        <w:rPr>
+          <w:rFonts w:ascii="Consolas" w:eastAsia="Times New Roman" w:hAnsi="Consolas" w:cs="Times New Roman"/>
+          <w:color w:val="800000"/>
+          <w:sz w:val="19"/>
+          <w:szCs w:val="19"/>
+          <w:lang w:eastAsia="en-IN"/>
+        </w:rPr>
+        <w:t>thead</w:t>
+      </w:r>
+      <w:proofErr w:type="spellEnd"/>
+      <w:r>
+        <w:rPr>
+          <w:rFonts w:ascii="Consolas" w:eastAsia="Times New Roman" w:hAnsi="Consolas" w:cs="Times New Roman"/>
+          <w:color w:val="800000"/>
+          <w:sz w:val="19"/>
+          <w:szCs w:val="19"/>
+          <w:lang w:eastAsia="en-IN"/>
+        </w:rPr>
+        <w:t>&gt;</w:t>
+      </w:r>
+    </w:p>
+    <w:p>
+      <w:pPr>
+        <w:shd w:val="clear" w:color="auto" w:fill="FFFFFF"/>
+        <w:spacing w:after="0" w:line="450" w:lineRule="atLeast"/>
+        <w:rPr>
+          <w:rFonts w:ascii="Consolas" w:eastAsia="Times New Roman" w:hAnsi="Consolas" w:cs="Times New Roman"/>
+          <w:color w:val="000000"/>
+          <w:sz w:val="19"/>
+          <w:szCs w:val="19"/>
+          <w:lang w:eastAsia="en-IN"/>
+        </w:rPr>
+      </w:pPr>
+      <w:r>
+        <w:rPr>
+          <w:rFonts w:ascii="Consolas" w:eastAsia="Times New Roman" w:hAnsi="Consolas" w:cs="Times New Roman"/>
+          <w:color w:val="000000"/>
+          <w:sz w:val="19"/>
+          <w:szCs w:val="19"/>
+          <w:lang w:eastAsia="en-IN"/>
+        </w:rPr>
+        <w:t xml:space="preserve">        </w:t>
+      </w:r>
+      <w:r>
+        <w:rPr>
+          <w:rFonts w:ascii="Consolas" w:eastAsia="Times New Roman" w:hAnsi="Consolas" w:cs="Times New Roman"/>
+          <w:color w:val="800000"/>
+          <w:sz w:val="19"/>
+          <w:szCs w:val="19"/>
+          <w:lang w:eastAsia="en-IN"/>
+        </w:rPr>
+        <w:t>&lt;tr&gt;</w:t>
+      </w:r>
+    </w:p>
+    <w:p>
+      <w:pPr>
+        <w:shd w:val="clear" w:color="auto" w:fill="FFFFFF"/>
+        <w:spacing w:after="0" w:line="450" w:lineRule="atLeast"/>
+        <w:rPr>
+          <w:rFonts w:ascii="Consolas" w:eastAsia="Times New Roman" w:hAnsi="Consolas" w:cs="Times New Roman"/>
+          <w:color w:val="000000"/>
+          <w:sz w:val="19"/>
+          <w:szCs w:val="19"/>
+          <w:lang w:eastAsia="en-IN"/>
+        </w:rPr>
+      </w:pPr>
+      <w:r>
+        <w:rPr>
+          <w:rFonts w:ascii="Consolas" w:eastAsia="Times New Roman" w:hAnsi="Consolas" w:cs="Times New Roman"/>
+          <w:color w:val="000000"/>
+          <w:sz w:val="19"/>
+          <w:szCs w:val="19"/>
+          <w:lang w:eastAsia="en-IN"/>
+        </w:rPr>
+        <w:lastRenderedPageBreak/>
+        <w:t xml:space="preserve">            </w:t>
+      </w:r>
+      <w:r>
+        <w:rPr>
+          <w:rFonts w:ascii="Consolas" w:eastAsia="Times New Roman" w:hAnsi="Consolas" w:cs="Times New Roman"/>
+          <w:color w:val="800000"/>
+          <w:sz w:val="19"/>
+          <w:szCs w:val="19"/>
+          <w:lang w:eastAsia="en-IN"/>
+        </w:rPr>
+        <w:t>&lt;</w:t>
+      </w:r>
+      <w:proofErr w:type="spellStart"/>
+      <w:r>
+        <w:rPr>
+          <w:rFonts w:ascii="Consolas" w:eastAsia="Times New Roman" w:hAnsi="Consolas" w:cs="Times New Roman"/>
+          <w:color w:val="800000"/>
+          <w:sz w:val="19"/>
+          <w:szCs w:val="19"/>
+          <w:lang w:eastAsia="en-IN"/>
+        </w:rPr>
+        <w:t>th</w:t>
+      </w:r>
+      <w:proofErr w:type="spellEnd"/>
+      <w:r>
+        <w:rPr>
+          <w:rFonts w:ascii="Consolas" w:eastAsia="Times New Roman" w:hAnsi="Consolas" w:cs="Times New Roman"/>
+          <w:color w:val="800000"/>
+          <w:sz w:val="19"/>
+          <w:szCs w:val="19"/>
+          <w:lang w:eastAsia="en-IN"/>
+        </w:rPr>
+        <w:t>&gt;</w:t>
+      </w:r>
+      <w:r>
+        <w:rPr>
+          <w:rFonts w:ascii="Consolas" w:eastAsia="Times New Roman" w:hAnsi="Consolas" w:cs="Times New Roman"/>
+          <w:color w:val="000000"/>
+          <w:sz w:val="19"/>
+          <w:szCs w:val="19"/>
+          <w:lang w:eastAsia="en-IN"/>
+        </w:rPr>
+        <w:t>Id</w:t>
+      </w:r>
+      <w:r>
+        <w:rPr>
+          <w:rFonts w:ascii="Consolas" w:eastAsia="Times New Roman" w:hAnsi="Consolas" w:cs="Times New Roman"/>
+          <w:color w:val="800000"/>
+          <w:sz w:val="19"/>
+          <w:szCs w:val="19"/>
+          <w:lang w:eastAsia="en-IN"/>
+        </w:rPr>
+        <w:t>&lt;/</w:t>
+      </w:r>
+      <w:proofErr w:type="spellStart"/>
+      <w:r>
+        <w:rPr>
+          <w:rFonts w:ascii="Consolas" w:eastAsia="Times New Roman" w:hAnsi="Consolas" w:cs="Times New Roman"/>
+          <w:color w:val="800000"/>
+          <w:sz w:val="19"/>
+          <w:szCs w:val="19"/>
+          <w:lang w:eastAsia="en-IN"/>
+        </w:rPr>
+        <w:t>th</w:t>
+      </w:r>
+      <w:proofErr w:type="spellEnd"/>
+      <w:r>
+        <w:rPr>
+          <w:rFonts w:ascii="Consolas" w:eastAsia="Times New Roman" w:hAnsi="Consolas" w:cs="Times New Roman"/>
+          <w:color w:val="800000"/>
+          <w:sz w:val="19"/>
+          <w:szCs w:val="19"/>
+          <w:lang w:eastAsia="en-IN"/>
+        </w:rPr>
+        <w:t>&gt;&lt;</w:t>
+      </w:r>
+      <w:proofErr w:type="spellStart"/>
+      <w:r>
+        <w:rPr>
+          <w:rFonts w:ascii="Consolas" w:eastAsia="Times New Roman" w:hAnsi="Consolas" w:cs="Times New Roman"/>
+          <w:color w:val="800000"/>
+          <w:sz w:val="19"/>
+          <w:szCs w:val="19"/>
+          <w:lang w:eastAsia="en-IN"/>
+        </w:rPr>
+        <w:t>th</w:t>
+      </w:r>
+      <w:proofErr w:type="spellEnd"/>
+      <w:r>
+        <w:rPr>
+          <w:rFonts w:ascii="Consolas" w:eastAsia="Times New Roman" w:hAnsi="Consolas" w:cs="Times New Roman"/>
+          <w:color w:val="800000"/>
+          <w:sz w:val="19"/>
+          <w:szCs w:val="19"/>
+          <w:lang w:eastAsia="en-IN"/>
+        </w:rPr>
+        <w:t>&gt;</w:t>
+      </w:r>
+      <w:r>
+        <w:rPr>
+          <w:rFonts w:ascii="Consolas" w:eastAsia="Times New Roman" w:hAnsi="Consolas" w:cs="Times New Roman"/>
+          <w:color w:val="000000"/>
+          <w:sz w:val="19"/>
+          <w:szCs w:val="19"/>
+          <w:lang w:eastAsia="en-IN"/>
+        </w:rPr>
+        <w:t>Name</w:t>
+      </w:r>
+      <w:r>
+        <w:rPr>
+          <w:rFonts w:ascii="Consolas" w:eastAsia="Times New Roman" w:hAnsi="Consolas" w:cs="Times New Roman"/>
+          <w:color w:val="800000"/>
+          <w:sz w:val="19"/>
+          <w:szCs w:val="19"/>
+          <w:lang w:eastAsia="en-IN"/>
+        </w:rPr>
+        <w:t>&lt;/</w:t>
+      </w:r>
+      <w:proofErr w:type="spellStart"/>
+      <w:r>
+        <w:rPr>
+          <w:rFonts w:ascii="Consolas" w:eastAsia="Times New Roman" w:hAnsi="Consolas" w:cs="Times New Roman"/>
+          <w:color w:val="800000"/>
+          <w:sz w:val="19"/>
+          <w:szCs w:val="19"/>
+          <w:lang w:eastAsia="en-IN"/>
+        </w:rPr>
+        <w:t>th</w:t>
+      </w:r>
+      <w:proofErr w:type="spellEnd"/>
+      <w:r>
+        <w:rPr>
+          <w:rFonts w:ascii="Consolas" w:eastAsia="Times New Roman" w:hAnsi="Consolas" w:cs="Times New Roman"/>
+          <w:color w:val="800000"/>
+          <w:sz w:val="19"/>
+          <w:szCs w:val="19"/>
+          <w:lang w:eastAsia="en-IN"/>
+        </w:rPr>
+        <w:t>&gt;&lt;</w:t>
+      </w:r>
+      <w:proofErr w:type="spellStart"/>
+      <w:r>
+        <w:rPr>
+          <w:rFonts w:ascii="Consolas" w:eastAsia="Times New Roman" w:hAnsi="Consolas" w:cs="Times New Roman"/>
+          <w:color w:val="800000"/>
+          <w:sz w:val="19"/>
+          <w:szCs w:val="19"/>
+          <w:lang w:eastAsia="en-IN"/>
+        </w:rPr>
+        <w:t>th</w:t>
+      </w:r>
+      <w:proofErr w:type="spellEnd"/>
+      <w:r>
+        <w:rPr>
+          <w:rFonts w:ascii="Consolas" w:eastAsia="Times New Roman" w:hAnsi="Consolas" w:cs="Times New Roman"/>
+          <w:color w:val="800000"/>
+          <w:sz w:val="19"/>
+          <w:szCs w:val="19"/>
+          <w:lang w:eastAsia="en-IN"/>
+        </w:rPr>
+        <w:t>&gt;</w:t>
+      </w:r>
+      <w:r>
+        <w:rPr>
+          <w:rFonts w:ascii="Consolas" w:eastAsia="Times New Roman" w:hAnsi="Consolas" w:cs="Times New Roman"/>
+          <w:color w:val="000000"/>
+          <w:sz w:val="19"/>
+          <w:szCs w:val="19"/>
+          <w:lang w:eastAsia="en-IN"/>
+        </w:rPr>
+        <w:t>Price</w:t>
+      </w:r>
+      <w:r>
+        <w:rPr>
+          <w:rFonts w:ascii="Consolas" w:eastAsia="Times New Roman" w:hAnsi="Consolas" w:cs="Times New Roman"/>
+          <w:color w:val="800000"/>
+          <w:sz w:val="19"/>
+          <w:szCs w:val="19"/>
+          <w:lang w:eastAsia="en-IN"/>
+        </w:rPr>
+        <w:t>&lt;/</w:t>
+      </w:r>
+      <w:proofErr w:type="spellStart"/>
+      <w:r>
+        <w:rPr>
+          <w:rFonts w:ascii="Consolas" w:eastAsia="Times New Roman" w:hAnsi="Consolas" w:cs="Times New Roman"/>
+          <w:color w:val="800000"/>
+          <w:sz w:val="19"/>
+          <w:szCs w:val="19"/>
+          <w:lang w:eastAsia="en-IN"/>
+        </w:rPr>
+        <w:t>th</w:t>
+      </w:r>
+      <w:proofErr w:type="spellEnd"/>
+      <w:r>
+        <w:rPr>
+          <w:rFonts w:ascii="Consolas" w:eastAsia="Times New Roman" w:hAnsi="Consolas" w:cs="Times New Roman"/>
+          <w:color w:val="800000"/>
+          <w:sz w:val="19"/>
+          <w:szCs w:val="19"/>
+          <w:lang w:eastAsia="en-IN"/>
+        </w:rPr>
+        <w:t>&gt;&lt;</w:t>
+      </w:r>
+      <w:proofErr w:type="spellStart"/>
+      <w:r>
+        <w:rPr>
+          <w:rFonts w:ascii="Consolas" w:eastAsia="Times New Roman" w:hAnsi="Consolas" w:cs="Times New Roman"/>
+          <w:color w:val="800000"/>
+          <w:sz w:val="19"/>
+          <w:szCs w:val="19"/>
+          <w:lang w:eastAsia="en-IN"/>
+        </w:rPr>
+        <w:t>th</w:t>
+      </w:r>
+      <w:proofErr w:type="spellEnd"/>
+      <w:r>
+        <w:rPr>
+          <w:rFonts w:ascii="Consolas" w:eastAsia="Times New Roman" w:hAnsi="Consolas" w:cs="Times New Roman"/>
+          <w:color w:val="800000"/>
+          <w:sz w:val="19"/>
+          <w:szCs w:val="19"/>
+          <w:lang w:eastAsia="en-IN"/>
+        </w:rPr>
+        <w:t>&gt;&lt;/</w:t>
+      </w:r>
+      <w:proofErr w:type="spellStart"/>
+      <w:r>
+        <w:rPr>
+          <w:rFonts w:ascii="Consolas" w:eastAsia="Times New Roman" w:hAnsi="Consolas" w:cs="Times New Roman"/>
+          <w:color w:val="800000"/>
+          <w:sz w:val="19"/>
+          <w:szCs w:val="19"/>
+          <w:lang w:eastAsia="en-IN"/>
+        </w:rPr>
+        <w:t>th</w:t>
+      </w:r>
+      <w:proofErr w:type="spellEnd"/>
+      <w:r>
+        <w:rPr>
+          <w:rFonts w:ascii="Consolas" w:eastAsia="Times New Roman" w:hAnsi="Consolas" w:cs="Times New Roman"/>
+          <w:color w:val="800000"/>
+          <w:sz w:val="19"/>
+          <w:szCs w:val="19"/>
+          <w:lang w:eastAsia="en-IN"/>
+        </w:rPr>
+        <w:t>&gt;</w:t>
+      </w:r>
+    </w:p>
+    <w:p>
+      <w:pPr>
+        <w:shd w:val="clear" w:color="auto" w:fill="FFFFFF"/>
+        <w:spacing w:after="0" w:line="450" w:lineRule="atLeast"/>
+        <w:rPr>
+          <w:rFonts w:ascii="Consolas" w:eastAsia="Times New Roman" w:hAnsi="Consolas" w:cs="Times New Roman"/>
+          <w:color w:val="000000"/>
+          <w:sz w:val="19"/>
+          <w:szCs w:val="19"/>
+          <w:lang w:eastAsia="en-IN"/>
+        </w:rPr>
+      </w:pPr>
+      <w:r>
+        <w:rPr>
+          <w:rFonts w:ascii="Consolas" w:eastAsia="Times New Roman" w:hAnsi="Consolas" w:cs="Times New Roman"/>
+          <w:color w:val="000000"/>
+          <w:sz w:val="19"/>
+          <w:szCs w:val="19"/>
+          <w:lang w:eastAsia="en-IN"/>
+        </w:rPr>
+        <w:t xml:space="preserve">        </w:t>
+      </w:r>
+      <w:r>
+        <w:rPr>
+          <w:rFonts w:ascii="Consolas" w:eastAsia="Times New Roman" w:hAnsi="Consolas" w:cs="Times New Roman"/>
+          <w:color w:val="800000"/>
+          <w:sz w:val="19"/>
+          <w:szCs w:val="19"/>
+          <w:lang w:eastAsia="en-IN"/>
+        </w:rPr>
+        <w:t>&lt;/tr&gt;</w:t>
+      </w:r>
+    </w:p>
+    <w:p>
+      <w:pPr>
+        <w:shd w:val="clear" w:color="auto" w:fill="FFFFFF"/>
+        <w:spacing w:after="0" w:line="450" w:lineRule="atLeast"/>
+        <w:rPr>
+          <w:rFonts w:ascii="Consolas" w:eastAsia="Times New Roman" w:hAnsi="Consolas" w:cs="Times New Roman"/>
+          <w:color w:val="000000"/>
+          <w:sz w:val="19"/>
+          <w:szCs w:val="19"/>
+          <w:lang w:eastAsia="en-IN"/>
+        </w:rPr>
+      </w:pPr>
+      <w:r>
+        <w:rPr>
+          <w:rFonts w:ascii="Consolas" w:eastAsia="Times New Roman" w:hAnsi="Consolas" w:cs="Times New Roman"/>
+          <w:color w:val="000000"/>
+          <w:sz w:val="19"/>
+          <w:szCs w:val="19"/>
+          <w:lang w:eastAsia="en-IN"/>
+        </w:rPr>
+        <w:t xml:space="preserve">    </w:t>
+      </w:r>
+      <w:r>
+        <w:rPr>
+          <w:rFonts w:ascii="Consolas" w:eastAsia="Times New Roman" w:hAnsi="Consolas" w:cs="Times New Roman"/>
+          <w:color w:val="800000"/>
+          <w:sz w:val="19"/>
+          <w:szCs w:val="19"/>
+          <w:lang w:eastAsia="en-IN"/>
+        </w:rPr>
+        <w:t>&lt;/</w:t>
+      </w:r>
+      <w:proofErr w:type="spellStart"/>
+      <w:r>
+        <w:rPr>
+          <w:rFonts w:ascii="Consolas" w:eastAsia="Times New Roman" w:hAnsi="Consolas" w:cs="Times New Roman"/>
+          <w:color w:val="800000"/>
+          <w:sz w:val="19"/>
+          <w:szCs w:val="19"/>
+          <w:lang w:eastAsia="en-IN"/>
+        </w:rPr>
+        <w:t>thead</w:t>
+      </w:r>
+      <w:proofErr w:type="spellEnd"/>
+      <w:r>
+        <w:rPr>
+          <w:rFonts w:ascii="Consolas" w:eastAsia="Times New Roman" w:hAnsi="Consolas" w:cs="Times New Roman"/>
+          <w:color w:val="800000"/>
+          <w:sz w:val="19"/>
+          <w:szCs w:val="19"/>
+          <w:lang w:eastAsia="en-IN"/>
+        </w:rPr>
+        <w:t>&gt;</w:t>
+      </w:r>
+    </w:p>
+    <w:p>
+      <w:pPr>
+        <w:shd w:val="clear" w:color="auto" w:fill="FFFFFF"/>
+        <w:spacing w:after="0" w:line="450" w:lineRule="atLeast"/>
+        <w:rPr>
+          <w:rFonts w:ascii="Consolas" w:eastAsia="Times New Roman" w:hAnsi="Consolas" w:cs="Times New Roman"/>
+          <w:color w:val="000000"/>
+          <w:sz w:val="19"/>
+          <w:szCs w:val="19"/>
+          <w:lang w:eastAsia="en-IN"/>
+        </w:rPr>
+      </w:pPr>
+      <w:r>
+        <w:rPr>
+          <w:rFonts w:ascii="Consolas" w:eastAsia="Times New Roman" w:hAnsi="Consolas" w:cs="Times New Roman"/>
+          <w:color w:val="000000"/>
+          <w:sz w:val="19"/>
+          <w:szCs w:val="19"/>
+          <w:lang w:eastAsia="en-IN"/>
+        </w:rPr>
+        <w:t xml:space="preserve">    </w:t>
+      </w:r>
+      <w:r>
+        <w:rPr>
+          <w:rFonts w:ascii="Consolas" w:eastAsia="Times New Roman" w:hAnsi="Consolas" w:cs="Times New Roman"/>
+          <w:color w:val="800000"/>
+          <w:sz w:val="19"/>
+          <w:szCs w:val="19"/>
+          <w:lang w:eastAsia="en-IN"/>
+        </w:rPr>
+        <w:t>&lt;</w:t>
+      </w:r>
+      <w:proofErr w:type="spellStart"/>
+      <w:r>
+        <w:rPr>
+          <w:rFonts w:ascii="Consolas" w:eastAsia="Times New Roman" w:hAnsi="Consolas" w:cs="Times New Roman"/>
+          <w:color w:val="800000"/>
+          <w:sz w:val="19"/>
+          <w:szCs w:val="19"/>
+          <w:lang w:eastAsia="en-IN"/>
+        </w:rPr>
+        <w:t>tbody</w:t>
+      </w:r>
+      <w:proofErr w:type="spellEnd"/>
+      <w:r>
+        <w:rPr>
+          <w:rFonts w:ascii="Consolas" w:eastAsia="Times New Roman" w:hAnsi="Consolas" w:cs="Times New Roman"/>
+          <w:color w:val="800000"/>
+          <w:sz w:val="19"/>
+          <w:szCs w:val="19"/>
+          <w:lang w:eastAsia="en-IN"/>
+        </w:rPr>
+        <w:t>&gt;</w:t>
+      </w:r>
+    </w:p>
+    <w:p>
+      <w:pPr>
+        <w:shd w:val="clear" w:color="auto" w:fill="FFFFFF"/>
+        <w:spacing w:after="0" w:line="450" w:lineRule="atLeast"/>
+        <w:rPr>
+          <w:rFonts w:ascii="Consolas" w:eastAsia="Times New Roman" w:hAnsi="Consolas" w:cs="Times New Roman"/>
+          <w:color w:val="000000"/>
+          <w:sz w:val="19"/>
+          <w:szCs w:val="19"/>
+          <w:lang w:eastAsia="en-IN"/>
+        </w:rPr>
+      </w:pPr>
+      <w:r>
+        <w:rPr>
+          <w:rFonts w:ascii="Consolas" w:eastAsia="Times New Roman" w:hAnsi="Consolas" w:cs="Times New Roman"/>
+          <w:color w:val="000000"/>
+          <w:sz w:val="19"/>
+          <w:szCs w:val="19"/>
+          <w:lang w:eastAsia="en-IN"/>
+        </w:rPr>
+        <w:t xml:space="preserve">        </w:t>
+      </w:r>
+      <w:r>
+        <w:rPr>
+          <w:rFonts w:ascii="Consolas" w:eastAsia="Times New Roman" w:hAnsi="Consolas" w:cs="Times New Roman"/>
+          <w:color w:val="800000"/>
+          <w:sz w:val="19"/>
+          <w:szCs w:val="19"/>
+          <w:lang w:eastAsia="en-IN"/>
+        </w:rPr>
+        <w:t>&lt;tr</w:t>
+      </w:r>
+      <w:r>
+        <w:rPr>
+          <w:rFonts w:ascii="Consolas" w:eastAsia="Times New Roman" w:hAnsi="Consolas" w:cs="Times New Roman"/>
+          <w:color w:val="000000"/>
+          <w:sz w:val="19"/>
+          <w:szCs w:val="19"/>
+          <w:lang w:eastAsia="en-IN"/>
+        </w:rPr>
+        <w:t xml:space="preserve"> </w:t>
+      </w:r>
+      <w:r>
+        <w:rPr>
+          <w:rFonts w:ascii="Consolas" w:eastAsia="Times New Roman" w:hAnsi="Consolas" w:cs="Times New Roman"/>
+          <w:color w:val="E50000"/>
+          <w:sz w:val="19"/>
+          <w:szCs w:val="19"/>
+          <w:lang w:eastAsia="en-IN"/>
+        </w:rPr>
+        <w:t>*</w:t>
+      </w:r>
+      <w:proofErr w:type="spellStart"/>
+      <w:r>
+        <w:rPr>
+          <w:rFonts w:ascii="Consolas" w:eastAsia="Times New Roman" w:hAnsi="Consolas" w:cs="Times New Roman"/>
+          <w:color w:val="E50000"/>
+          <w:sz w:val="19"/>
+          <w:szCs w:val="19"/>
+          <w:lang w:eastAsia="en-IN"/>
+        </w:rPr>
+        <w:t>ngFor</w:t>
+      </w:r>
+      <w:proofErr w:type="spellEnd"/>
+      <w:r>
+        <w:rPr>
+          <w:rFonts w:ascii="Consolas" w:eastAsia="Times New Roman" w:hAnsi="Consolas" w:cs="Times New Roman"/>
+          <w:color w:val="000000"/>
+          <w:sz w:val="19"/>
+          <w:szCs w:val="19"/>
+          <w:lang w:eastAsia="en-IN"/>
+        </w:rPr>
+        <w:t>=</w:t>
+      </w:r>
+      <w:r>
+        <w:rPr>
+          <w:rFonts w:ascii="Consolas" w:eastAsia="Times New Roman" w:hAnsi="Consolas" w:cs="Times New Roman"/>
+          <w:color w:val="0000FF"/>
+          <w:sz w:val="19"/>
+          <w:szCs w:val="19"/>
+          <w:lang w:eastAsia="en-IN"/>
+        </w:rPr>
+        <w:t>"let p of products"</w:t>
+      </w:r>
+      <w:r>
+        <w:rPr>
+          <w:rFonts w:ascii="Consolas" w:eastAsia="Times New Roman" w:hAnsi="Consolas" w:cs="Times New Roman"/>
+          <w:color w:val="800000"/>
+          <w:sz w:val="19"/>
+          <w:szCs w:val="19"/>
+          <w:lang w:eastAsia="en-IN"/>
+        </w:rPr>
+        <w:t>&gt;</w:t>
+      </w:r>
+    </w:p>
+    <w:p>
+      <w:pPr>
+        <w:shd w:val="clear" w:color="auto" w:fill="FFFFFF"/>
+        <w:spacing w:after="0" w:line="450" w:lineRule="atLeast"/>
+        <w:rPr>
+          <w:rFonts w:ascii="Consolas" w:eastAsia="Times New Roman" w:hAnsi="Consolas" w:cs="Times New Roman"/>
+          <w:color w:val="000000"/>
+          <w:sz w:val="19"/>
+          <w:szCs w:val="19"/>
+          <w:lang w:eastAsia="en-IN"/>
+        </w:rPr>
+      </w:pPr>
+      <w:r>
+        <w:rPr>
+          <w:rFonts w:ascii="Consolas" w:eastAsia="Times New Roman" w:hAnsi="Consolas" w:cs="Times New Roman"/>
+          <w:color w:val="000000"/>
+          <w:sz w:val="19"/>
+          <w:szCs w:val="19"/>
+          <w:lang w:eastAsia="en-IN"/>
+        </w:rPr>
+        <w:t xml:space="preserve">            </w:t>
+      </w:r>
+      <w:r>
+        <w:rPr>
+          <w:rFonts w:ascii="Consolas" w:eastAsia="Times New Roman" w:hAnsi="Consolas" w:cs="Times New Roman"/>
+          <w:color w:val="800000"/>
+          <w:sz w:val="19"/>
+          <w:szCs w:val="19"/>
+          <w:lang w:eastAsia="en-IN"/>
+        </w:rPr>
+        <w:t>&lt;td&gt;</w:t>
+      </w:r>
+      <w:r>
+        <w:rPr>
+          <w:rFonts w:ascii="Consolas" w:eastAsia="Times New Roman" w:hAnsi="Consolas" w:cs="Times New Roman"/>
+          <w:color w:val="000000"/>
+          <w:sz w:val="19"/>
+          <w:szCs w:val="19"/>
+          <w:lang w:eastAsia="en-IN"/>
+        </w:rPr>
+        <w:t>{{p.id</w:t>
+      </w:r>
+      <w:proofErr w:type="gramStart"/>
+      <w:r>
+        <w:rPr>
+          <w:rFonts w:ascii="Consolas" w:eastAsia="Times New Roman" w:hAnsi="Consolas" w:cs="Times New Roman"/>
+          <w:color w:val="000000"/>
+          <w:sz w:val="19"/>
+          <w:szCs w:val="19"/>
+          <w:lang w:eastAsia="en-IN"/>
+        </w:rPr>
+        <w:t>}}</w:t>
+      </w:r>
+      <w:r>
+        <w:rPr>
+          <w:rFonts w:ascii="Consolas" w:eastAsia="Times New Roman" w:hAnsi="Consolas" w:cs="Times New Roman"/>
+          <w:color w:val="800000"/>
+          <w:sz w:val="19"/>
+          <w:szCs w:val="19"/>
+          <w:lang w:eastAsia="en-IN"/>
+        </w:rPr>
+        <w:t>&lt;</w:t>
+      </w:r>
+      <w:proofErr w:type="gramEnd"/>
+      <w:r>
+        <w:rPr>
+          <w:rFonts w:ascii="Consolas" w:eastAsia="Times New Roman" w:hAnsi="Consolas" w:cs="Times New Roman"/>
+          <w:color w:val="800000"/>
+          <w:sz w:val="19"/>
+          <w:szCs w:val="19"/>
+          <w:lang w:eastAsia="en-IN"/>
+        </w:rPr>
+        <w:t>/td&gt;</w:t>
+      </w:r>
+    </w:p>
+    <w:p>
+      <w:pPr>
+        <w:shd w:val="clear" w:color="auto" w:fill="FFFFFF"/>
+        <w:spacing w:after="0" w:line="450" w:lineRule="atLeast"/>
+        <w:rPr>
+          <w:rFonts w:ascii="Consolas" w:eastAsia="Times New Roman" w:hAnsi="Consolas" w:cs="Times New Roman"/>
+          <w:color w:val="000000"/>
+          <w:sz w:val="19"/>
+          <w:szCs w:val="19"/>
+          <w:lang w:eastAsia="en-IN"/>
+        </w:rPr>
+      </w:pPr>
+      <w:r>
+        <w:rPr>
+          <w:rFonts w:ascii="Consolas" w:eastAsia="Times New Roman" w:hAnsi="Consolas" w:cs="Times New Roman"/>
+          <w:color w:val="000000"/>
+          <w:sz w:val="19"/>
+          <w:szCs w:val="19"/>
+          <w:lang w:eastAsia="en-IN"/>
+        </w:rPr>
+        <w:t xml:space="preserve">            </w:t>
+      </w:r>
+      <w:r>
+        <w:rPr>
+          <w:rFonts w:ascii="Consolas" w:eastAsia="Times New Roman" w:hAnsi="Consolas" w:cs="Times New Roman"/>
+          <w:color w:val="800000"/>
+          <w:sz w:val="19"/>
+          <w:szCs w:val="19"/>
+          <w:lang w:eastAsia="en-IN"/>
+        </w:rPr>
+        <w:t>&lt;td&gt;</w:t>
+      </w:r>
+      <w:r>
+        <w:rPr>
+          <w:rFonts w:ascii="Consolas" w:eastAsia="Times New Roman" w:hAnsi="Consolas" w:cs="Times New Roman"/>
+          <w:color w:val="000000"/>
+          <w:sz w:val="19"/>
+          <w:szCs w:val="19"/>
+          <w:lang w:eastAsia="en-IN"/>
+        </w:rPr>
+        <w:t>{{p.name</w:t>
+      </w:r>
+      <w:proofErr w:type="gramStart"/>
+      <w:r>
+        <w:rPr>
+          <w:rFonts w:ascii="Consolas" w:eastAsia="Times New Roman" w:hAnsi="Consolas" w:cs="Times New Roman"/>
+          <w:color w:val="000000"/>
+          <w:sz w:val="19"/>
+          <w:szCs w:val="19"/>
+          <w:lang w:eastAsia="en-IN"/>
+        </w:rPr>
+        <w:t>}}</w:t>
+      </w:r>
+      <w:r>
+        <w:rPr>
+          <w:rFonts w:ascii="Consolas" w:eastAsia="Times New Roman" w:hAnsi="Consolas" w:cs="Times New Roman"/>
+          <w:color w:val="800000"/>
+          <w:sz w:val="19"/>
+          <w:szCs w:val="19"/>
+          <w:lang w:eastAsia="en-IN"/>
+        </w:rPr>
+        <w:t>&lt;</w:t>
+      </w:r>
+      <w:proofErr w:type="gramEnd"/>
+      <w:r>
+        <w:rPr>
+          <w:rFonts w:ascii="Consolas" w:eastAsia="Times New Roman" w:hAnsi="Consolas" w:cs="Times New Roman"/>
+          <w:color w:val="800000"/>
+          <w:sz w:val="19"/>
+          <w:szCs w:val="19"/>
+          <w:lang w:eastAsia="en-IN"/>
+        </w:rPr>
+        <w:t>/td&gt;</w:t>
+      </w:r>
+    </w:p>
+    <w:p>
+      <w:pPr>
+        <w:shd w:val="clear" w:color="auto" w:fill="FFFFFF"/>
+        <w:spacing w:after="0" w:line="450" w:lineRule="atLeast"/>
+        <w:rPr>
+          <w:rFonts w:ascii="Consolas" w:eastAsia="Times New Roman" w:hAnsi="Consolas" w:cs="Times New Roman"/>
+          <w:color w:val="000000"/>
+          <w:sz w:val="19"/>
+          <w:szCs w:val="19"/>
+          <w:lang w:eastAsia="en-IN"/>
+        </w:rPr>
+      </w:pPr>
+      <w:r>
+        <w:rPr>
+          <w:rFonts w:ascii="Consolas" w:eastAsia="Times New Roman" w:hAnsi="Consolas" w:cs="Times New Roman"/>
+          <w:color w:val="000000"/>
+          <w:sz w:val="19"/>
+          <w:szCs w:val="19"/>
+          <w:lang w:eastAsia="en-IN"/>
+        </w:rPr>
+        <w:t xml:space="preserve">            </w:t>
+      </w:r>
+      <w:r>
+        <w:rPr>
+          <w:rFonts w:ascii="Consolas" w:eastAsia="Times New Roman" w:hAnsi="Consolas" w:cs="Times New Roman"/>
+          <w:color w:val="800000"/>
+          <w:sz w:val="19"/>
+          <w:szCs w:val="19"/>
+          <w:lang w:eastAsia="en-IN"/>
+        </w:rPr>
+        <w:t>&lt;td&gt;</w:t>
+      </w:r>
+      <w:r>
+        <w:rPr>
+          <w:rFonts w:ascii="Consolas" w:eastAsia="Times New Roman" w:hAnsi="Consolas" w:cs="Times New Roman"/>
+          <w:color w:val="000000"/>
+          <w:sz w:val="19"/>
+          <w:szCs w:val="19"/>
+          <w:lang w:eastAsia="en-IN"/>
+        </w:rPr>
+        <w:t>{{</w:t>
+      </w:r>
+      <w:proofErr w:type="spellStart"/>
+      <w:proofErr w:type="gramStart"/>
+      <w:r>
+        <w:rPr>
+          <w:rFonts w:ascii="Consolas" w:eastAsia="Times New Roman" w:hAnsi="Consolas" w:cs="Times New Roman"/>
+          <w:color w:val="000000"/>
+          <w:sz w:val="19"/>
+          <w:szCs w:val="19"/>
+          <w:lang w:eastAsia="en-IN"/>
+        </w:rPr>
+        <w:t>p.price</w:t>
+      </w:r>
+      <w:proofErr w:type="spellEnd"/>
+      <w:proofErr w:type="gramEnd"/>
+      <w:r>
+        <w:rPr>
+          <w:rFonts w:ascii="Consolas" w:eastAsia="Times New Roman" w:hAnsi="Consolas" w:cs="Times New Roman"/>
+          <w:color w:val="000000"/>
+          <w:sz w:val="19"/>
+          <w:szCs w:val="19"/>
+          <w:lang w:eastAsia="en-IN"/>
+        </w:rPr>
+        <w:t>}}</w:t>
+      </w:r>
+      <w:r>
+        <w:rPr>
+          <w:rFonts w:ascii="Consolas" w:eastAsia="Times New Roman" w:hAnsi="Consolas" w:cs="Times New Roman"/>
+          <w:color w:val="800000"/>
+          <w:sz w:val="19"/>
+          <w:szCs w:val="19"/>
+          <w:lang w:eastAsia="en-IN"/>
+        </w:rPr>
+        <w:t>&lt;/td&gt;</w:t>
+      </w:r>
+    </w:p>
+    <w:p>
+      <w:pPr>
+        <w:shd w:val="clear" w:color="auto" w:fill="FFFFFF"/>
+        <w:spacing w:after="0" w:line="450" w:lineRule="atLeast"/>
+        <w:rPr>
+          <w:rFonts w:ascii="Consolas" w:eastAsia="Times New Roman" w:hAnsi="Consolas" w:cs="Times New Roman"/>
+          <w:color w:val="000000"/>
+          <w:sz w:val="19"/>
+          <w:szCs w:val="19"/>
+          <w:lang w:eastAsia="en-IN"/>
+        </w:rPr>
+      </w:pPr>
+      <w:r>
+        <w:rPr>
+          <w:rFonts w:ascii="Consolas" w:eastAsia="Times New Roman" w:hAnsi="Consolas" w:cs="Times New Roman"/>
+          <w:color w:val="000000"/>
+          <w:sz w:val="19"/>
+          <w:szCs w:val="19"/>
+          <w:lang w:eastAsia="en-IN"/>
+        </w:rPr>
+        <w:t xml:space="preserve">            </w:t>
+      </w:r>
+      <w:r>
+        <w:rPr>
+          <w:rFonts w:ascii="Consolas" w:eastAsia="Times New Roman" w:hAnsi="Consolas" w:cs="Times New Roman"/>
+          <w:color w:val="800000"/>
+          <w:sz w:val="19"/>
+          <w:szCs w:val="19"/>
+          <w:lang w:eastAsia="en-IN"/>
+        </w:rPr>
+        <w:t>&lt;td&gt;</w:t>
+      </w:r>
+    </w:p>
+    <w:p>
+      <w:pPr>
+        <w:shd w:val="clear" w:color="auto" w:fill="FFFFFF"/>
+        <w:spacing w:after="0" w:line="450" w:lineRule="atLeast"/>
+        <w:rPr>
+          <w:rFonts w:ascii="Consolas" w:eastAsia="Times New Roman" w:hAnsi="Consolas" w:cs="Times New Roman"/>
+          <w:color w:val="000000"/>
+          <w:sz w:val="19"/>
+          <w:szCs w:val="19"/>
+          <w:lang w:eastAsia="en-IN"/>
+        </w:rPr>
+      </w:pPr>
+      <w:r>
+        <w:rPr>
+          <w:rFonts w:ascii="Consolas" w:eastAsia="Times New Roman" w:hAnsi="Consolas" w:cs="Times New Roman"/>
+          <w:color w:val="000000"/>
+          <w:sz w:val="19"/>
+          <w:szCs w:val="19"/>
+          <w:lang w:eastAsia="en-IN"/>
+        </w:rPr>
+        <w:t xml:space="preserve">                </w:t>
+      </w:r>
+      <w:r>
+        <w:rPr>
+          <w:rFonts w:ascii="Consolas" w:eastAsia="Times New Roman" w:hAnsi="Consolas" w:cs="Times New Roman"/>
+          <w:color w:val="800000"/>
+          <w:sz w:val="19"/>
+          <w:szCs w:val="19"/>
+          <w:lang w:eastAsia="en-IN"/>
+        </w:rPr>
+        <w:t>&lt;input</w:t>
+      </w:r>
+      <w:r>
+        <w:rPr>
+          <w:rFonts w:ascii="Consolas" w:eastAsia="Times New Roman" w:hAnsi="Consolas" w:cs="Times New Roman"/>
+          <w:color w:val="000000"/>
+          <w:sz w:val="19"/>
+          <w:szCs w:val="19"/>
+          <w:lang w:eastAsia="en-IN"/>
+        </w:rPr>
+        <w:t xml:space="preserve"> </w:t>
+      </w:r>
+      <w:r>
+        <w:rPr>
+          <w:rFonts w:ascii="Consolas" w:eastAsia="Times New Roman" w:hAnsi="Consolas" w:cs="Times New Roman"/>
+          <w:color w:val="E50000"/>
+          <w:sz w:val="19"/>
+          <w:szCs w:val="19"/>
+          <w:lang w:eastAsia="en-IN"/>
+        </w:rPr>
+        <w:t>type</w:t>
+      </w:r>
+      <w:r>
+        <w:rPr>
+          <w:rFonts w:ascii="Consolas" w:eastAsia="Times New Roman" w:hAnsi="Consolas" w:cs="Times New Roman"/>
+          <w:color w:val="000000"/>
+          <w:sz w:val="19"/>
+          <w:szCs w:val="19"/>
+          <w:lang w:eastAsia="en-IN"/>
+        </w:rPr>
+        <w:t>=</w:t>
+      </w:r>
+      <w:r>
+        <w:rPr>
+          <w:rFonts w:ascii="Consolas" w:eastAsia="Times New Roman" w:hAnsi="Consolas" w:cs="Times New Roman"/>
+          <w:color w:val="0000FF"/>
+          <w:sz w:val="19"/>
+          <w:szCs w:val="19"/>
+          <w:lang w:eastAsia="en-IN"/>
+        </w:rPr>
+        <w:t>"button"</w:t>
+      </w:r>
+      <w:r>
+        <w:rPr>
+          <w:rFonts w:ascii="Consolas" w:eastAsia="Times New Roman" w:hAnsi="Consolas" w:cs="Times New Roman"/>
+          <w:color w:val="000000"/>
+          <w:sz w:val="19"/>
+          <w:szCs w:val="19"/>
+          <w:lang w:eastAsia="en-IN"/>
+        </w:rPr>
+        <w:t xml:space="preserve"> </w:t>
+      </w:r>
+      <w:r>
+        <w:rPr>
+          <w:rFonts w:ascii="Consolas" w:eastAsia="Times New Roman" w:hAnsi="Consolas" w:cs="Times New Roman"/>
+          <w:color w:val="E50000"/>
+          <w:sz w:val="19"/>
+          <w:szCs w:val="19"/>
+          <w:lang w:eastAsia="en-IN"/>
+        </w:rPr>
+        <w:t>value</w:t>
+      </w:r>
+      <w:r>
+        <w:rPr>
+          <w:rFonts w:ascii="Consolas" w:eastAsia="Times New Roman" w:hAnsi="Consolas" w:cs="Times New Roman"/>
+          <w:color w:val="000000"/>
+          <w:sz w:val="19"/>
+          <w:szCs w:val="19"/>
+          <w:lang w:eastAsia="en-IN"/>
+        </w:rPr>
+        <w:t>=</w:t>
+      </w:r>
+      <w:r>
+        <w:rPr>
+          <w:rFonts w:ascii="Consolas" w:eastAsia="Times New Roman" w:hAnsi="Consolas" w:cs="Times New Roman"/>
+          <w:color w:val="0000FF"/>
+          <w:sz w:val="19"/>
+          <w:szCs w:val="19"/>
+          <w:lang w:eastAsia="en-IN"/>
+        </w:rPr>
+        <w:t>"Delete"</w:t>
+      </w:r>
+      <w:r>
+        <w:rPr>
+          <w:rFonts w:ascii="Consolas" w:eastAsia="Times New Roman" w:hAnsi="Consolas" w:cs="Times New Roman"/>
+          <w:color w:val="000000"/>
+          <w:sz w:val="19"/>
+          <w:szCs w:val="19"/>
+          <w:lang w:eastAsia="en-IN"/>
+        </w:rPr>
+        <w:t xml:space="preserve"> </w:t>
+      </w:r>
+      <w:r>
+        <w:rPr>
+          <w:rFonts w:ascii="Consolas" w:eastAsia="Times New Roman" w:hAnsi="Consolas" w:cs="Times New Roman"/>
+          <w:color w:val="E50000"/>
+          <w:sz w:val="19"/>
+          <w:szCs w:val="19"/>
+          <w:lang w:eastAsia="en-IN"/>
+        </w:rPr>
+        <w:t>(click)</w:t>
+      </w:r>
+      <w:r>
+        <w:rPr>
+          <w:rFonts w:ascii="Consolas" w:eastAsia="Times New Roman" w:hAnsi="Consolas" w:cs="Times New Roman"/>
+          <w:color w:val="000000"/>
+          <w:sz w:val="19"/>
+          <w:szCs w:val="19"/>
+          <w:lang w:eastAsia="en-IN"/>
+        </w:rPr>
+        <w:t>=</w:t>
+      </w:r>
+      <w:r>
+        <w:rPr>
+          <w:rFonts w:ascii="Consolas" w:eastAsia="Times New Roman" w:hAnsi="Consolas" w:cs="Times New Roman"/>
+          <w:color w:val="0000FF"/>
+          <w:sz w:val="19"/>
+          <w:szCs w:val="19"/>
+          <w:lang w:eastAsia="en-IN"/>
+        </w:rPr>
+        <w:t>"</w:t>
+      </w:r>
+      <w:proofErr w:type="spellStart"/>
+      <w:r>
+        <w:rPr>
+          <w:rFonts w:ascii="Consolas" w:eastAsia="Times New Roman" w:hAnsi="Consolas" w:cs="Times New Roman"/>
+          <w:color w:val="0000FF"/>
+          <w:sz w:val="19"/>
+          <w:szCs w:val="19"/>
+          <w:lang w:eastAsia="en-IN"/>
+        </w:rPr>
+        <w:t>fnDelete</w:t>
+      </w:r>
+      <w:proofErr w:type="spellEnd"/>
+      <w:r>
+        <w:rPr>
+          <w:rFonts w:ascii="Consolas" w:eastAsia="Times New Roman" w:hAnsi="Consolas" w:cs="Times New Roman"/>
+          <w:color w:val="0000FF"/>
+          <w:sz w:val="19"/>
+          <w:szCs w:val="19"/>
+          <w:lang w:eastAsia="en-IN"/>
+        </w:rPr>
+        <w:t>(p.id)"</w:t>
+      </w:r>
+      <w:r>
+        <w:rPr>
+          <w:rFonts w:ascii="Consolas" w:eastAsia="Times New Roman" w:hAnsi="Consolas" w:cs="Times New Roman"/>
+          <w:color w:val="800000"/>
+          <w:sz w:val="19"/>
+          <w:szCs w:val="19"/>
+          <w:lang w:eastAsia="en-IN"/>
+        </w:rPr>
+        <w:t>&gt;</w:t>
+      </w:r>
+    </w:p>
+    <w:p>
+      <w:pPr>
+        <w:shd w:val="clear" w:color="auto" w:fill="FFFFFF"/>
+        <w:spacing w:after="0" w:line="450" w:lineRule="atLeast"/>
+        <w:rPr>
+          <w:rFonts w:ascii="Consolas" w:eastAsia="Times New Roman" w:hAnsi="Consolas" w:cs="Times New Roman"/>
+          <w:color w:val="000000"/>
+          <w:sz w:val="19"/>
+          <w:szCs w:val="19"/>
+          <w:lang w:eastAsia="en-IN"/>
+        </w:rPr>
+      </w:pPr>
+      <w:r>
+        <w:rPr>
+          <w:rFonts w:ascii="Consolas" w:eastAsia="Times New Roman" w:hAnsi="Consolas" w:cs="Times New Roman"/>
+          <w:color w:val="000000"/>
+          <w:sz w:val="19"/>
+          <w:szCs w:val="19"/>
+          <w:lang w:eastAsia="en-IN"/>
+        </w:rPr>
+        <w:t xml:space="preserve">            </w:t>
+      </w:r>
+      <w:r>
+        <w:rPr>
+          <w:rFonts w:ascii="Consolas" w:eastAsia="Times New Roman" w:hAnsi="Consolas" w:cs="Times New Roman"/>
+          <w:color w:val="800000"/>
+          <w:sz w:val="19"/>
+          <w:szCs w:val="19"/>
+          <w:lang w:eastAsia="en-IN"/>
+        </w:rPr>
+        <w:t>&lt;/td&gt;</w:t>
+      </w:r>
+    </w:p>
+    <w:p>
+      <w:pPr>
+        <w:shd w:val="clear" w:color="auto" w:fill="FFFFFF"/>
+        <w:spacing w:after="0" w:line="450" w:lineRule="atLeast"/>
+        <w:rPr>
+          <w:rFonts w:ascii="Consolas" w:eastAsia="Times New Roman" w:hAnsi="Consolas" w:cs="Times New Roman"/>
+          <w:color w:val="000000"/>
+          <w:sz w:val="19"/>
+          <w:szCs w:val="19"/>
+          <w:lang w:eastAsia="en-IN"/>
+        </w:rPr>
+      </w:pPr>
+      <w:r>
+        <w:rPr>
+          <w:rFonts w:ascii="Consolas" w:eastAsia="Times New Roman" w:hAnsi="Consolas" w:cs="Times New Roman"/>
+          <w:color w:val="000000"/>
+          <w:sz w:val="19"/>
+          <w:szCs w:val="19"/>
+          <w:lang w:eastAsia="en-IN"/>
+        </w:rPr>
+        <w:t xml:space="preserve">        </w:t>
+      </w:r>
+      <w:r>
+        <w:rPr>
+          <w:rFonts w:ascii="Consolas" w:eastAsia="Times New Roman" w:hAnsi="Consolas" w:cs="Times New Roman"/>
+          <w:color w:val="800000"/>
+          <w:sz w:val="19"/>
+          <w:szCs w:val="19"/>
+          <w:lang w:eastAsia="en-IN"/>
+        </w:rPr>
+        <w:t>&lt;/tr&gt;</w:t>
+      </w:r>
+    </w:p>
+    <w:p>
+      <w:pPr>
+        <w:shd w:val="clear" w:color="auto" w:fill="FFFFFF"/>
+        <w:spacing w:after="0" w:line="450" w:lineRule="atLeast"/>
+        <w:rPr>
+          <w:rFonts w:ascii="Consolas" w:eastAsia="Times New Roman" w:hAnsi="Consolas" w:cs="Times New Roman"/>
+          <w:color w:val="000000"/>
+          <w:sz w:val="19"/>
+          <w:szCs w:val="19"/>
+          <w:lang w:eastAsia="en-IN"/>
+        </w:rPr>
+      </w:pPr>
+      <w:r>
+        <w:rPr>
+          <w:rFonts w:ascii="Consolas" w:eastAsia="Times New Roman" w:hAnsi="Consolas" w:cs="Times New Roman"/>
+          <w:color w:val="000000"/>
+          <w:sz w:val="19"/>
+          <w:szCs w:val="19"/>
+          <w:lang w:eastAsia="en-IN"/>
+        </w:rPr>
+        <w:t xml:space="preserve">    </w:t>
+      </w:r>
+      <w:r>
+        <w:rPr>
+          <w:rFonts w:ascii="Consolas" w:eastAsia="Times New Roman" w:hAnsi="Consolas" w:cs="Times New Roman"/>
+          <w:color w:val="800000"/>
+          <w:sz w:val="19"/>
+          <w:szCs w:val="19"/>
+          <w:lang w:eastAsia="en-IN"/>
+        </w:rPr>
+        <w:t>&lt;/</w:t>
+      </w:r>
+      <w:proofErr w:type="spellStart"/>
+      <w:r>
+        <w:rPr>
+          <w:rFonts w:ascii="Consolas" w:eastAsia="Times New Roman" w:hAnsi="Consolas" w:cs="Times New Roman"/>
+          <w:color w:val="800000"/>
+          <w:sz w:val="19"/>
+          <w:szCs w:val="19"/>
+          <w:lang w:eastAsia="en-IN"/>
+        </w:rPr>
+        <w:t>tbody</w:t>
+      </w:r>
+      <w:proofErr w:type="spellEnd"/>
+      <w:r>
+        <w:rPr>
+          <w:rFonts w:ascii="Consolas" w:eastAsia="Times New Roman" w:hAnsi="Consolas" w:cs="Times New Roman"/>
+          <w:color w:val="800000"/>
+          <w:sz w:val="19"/>
+          <w:szCs w:val="19"/>
+          <w:lang w:eastAsia="en-IN"/>
+        </w:rPr>
+        <w:t>&gt;</w:t>
+      </w:r>
+    </w:p>
+    <w:p>
+      <w:pPr>
+        <w:shd w:val="clear" w:color="auto" w:fill="FFFFFF"/>
+        <w:spacing w:after="0" w:line="450" w:lineRule="atLeast"/>
+        <w:rPr>
+          <w:rFonts w:ascii="Consolas" w:eastAsia="Times New Roman" w:hAnsi="Consolas" w:cs="Times New Roman"/>
+          <w:color w:val="000000"/>
+          <w:sz w:val="19"/>
+          <w:szCs w:val="19"/>
+          <w:lang w:eastAsia="en-IN"/>
+        </w:rPr>
+      </w:pPr>
+      <w:r>
+        <w:rPr>
+          <w:rFonts w:ascii="Consolas" w:eastAsia="Times New Roman" w:hAnsi="Consolas" w:cs="Times New Roman"/>
+          <w:color w:val="800000"/>
+          <w:sz w:val="19"/>
+          <w:szCs w:val="19"/>
+          <w:lang w:eastAsia="en-IN"/>
+        </w:rPr>
+        <w:t>&lt;/table&gt;</w:t>
+      </w:r>
+    </w:p>
+    <w:p>
+      <w:pPr>
+        <w:pStyle w:val="ListParagraph"/>
+        <w:ind w:left="1080"/>
+        <w:rPr>
+          <w:sz w:val="8"/>
+          <w:szCs w:val="8"/>
+          <w:lang w:val="en-US"/>
+        </w:rPr>
+      </w:pPr>
+    </w:p>
+    <w:p>
+      <w:pPr>
+        <w:pStyle w:val="ListParagraph"/>
+        <w:ind w:left="1080"/>
+        <w:rPr>
+          <w:lang w:val="en-US"/>
+        </w:rPr>
+      </w:pPr>
+    </w:p>
+    <w:p>
+      <w:pPr>
+        <w:pStyle w:val="ListParagraph"/>
+        <w:ind w:left="1080"/>
+        <w:rPr>
+          <w:lang w:val="en-US"/>
+        </w:rPr>
+      </w:pPr>
+    </w:p>
+    <w:p>
+      <w:pPr>
+        <w:pStyle w:val="ListParagraph"/>
+        <w:ind w:left="1080"/>
+        <w:rPr>
+          <w:lang w:val="en-US"/>
+        </w:rPr>
+      </w:pPr>
+    </w:p>
+    <w:p>
+      <w:pPr>
+        <w:pStyle w:val="ListParagraph"/>
+        <w:ind w:left="1080"/>
+        <w:rPr>
+          <w:lang w:val="en-US"/>
+        </w:rPr>
+      </w:pPr>
+      <w:r>
+        <w:rPr>
+          <w:lang w:val="en-US"/>
+        </w:rPr>
+        <w:t>--------------</w:t>
+      </w:r>
+      <w:proofErr w:type="spellStart"/>
+      <w:r>
+        <w:rPr>
+          <w:lang w:val="en-US"/>
+        </w:rPr>
+        <w:t>ts</w:t>
+      </w:r>
+      <w:proofErr w:type="spellEnd"/>
+    </w:p>
+    <w:p>
+      <w:pPr>
+        <w:shd w:val="clear" w:color="auto" w:fill="FFFFFF"/>
+        <w:spacing w:after="0" w:line="450" w:lineRule="atLeast"/>
+        <w:rPr>
+          <w:rFonts w:ascii="Consolas" w:eastAsia="Times New Roman" w:hAnsi="Consolas" w:cs="Times New Roman"/>
+          <w:color w:val="000000"/>
+          <w:sz w:val="33"/>
+          <w:szCs w:val="33"/>
+          <w:lang w:eastAsia="en-IN"/>
+        </w:rPr>
+      </w:pPr>
+      <w:r>
+        <w:rPr>
+          <w:rFonts w:ascii="Consolas" w:eastAsia="Times New Roman" w:hAnsi="Consolas" w:cs="Times New Roman"/>
+          <w:color w:val="000000"/>
+          <w:sz w:val="33"/>
+          <w:szCs w:val="33"/>
+          <w:lang w:eastAsia="en-IN"/>
+        </w:rPr>
+        <w:t xml:space="preserve">  </w:t>
+      </w:r>
+      <w:proofErr w:type="spellStart"/>
+      <w:r>
+        <w:rPr>
+          <w:rFonts w:ascii="Consolas" w:eastAsia="Times New Roman" w:hAnsi="Consolas" w:cs="Times New Roman"/>
+          <w:color w:val="000000"/>
+          <w:sz w:val="33"/>
+          <w:szCs w:val="33"/>
+          <w:lang w:eastAsia="en-IN"/>
+        </w:rPr>
+        <w:t>fnDelete</w:t>
+      </w:r>
+      <w:proofErr w:type="spellEnd"/>
+      <w:r>
+        <w:rPr>
+          <w:rFonts w:ascii="Consolas" w:eastAsia="Times New Roman" w:hAnsi="Consolas" w:cs="Times New Roman"/>
+          <w:color w:val="000000"/>
+          <w:sz w:val="33"/>
+          <w:szCs w:val="33"/>
+          <w:lang w:eastAsia="en-IN"/>
+        </w:rPr>
+        <w:t>(</w:t>
+      </w:r>
+      <w:proofErr w:type="spellStart"/>
+      <w:proofErr w:type="gramStart"/>
+      <w:r>
+        <w:rPr>
+          <w:rFonts w:ascii="Consolas" w:eastAsia="Times New Roman" w:hAnsi="Consolas" w:cs="Times New Roman"/>
+          <w:color w:val="000000"/>
+          <w:sz w:val="33"/>
+          <w:szCs w:val="33"/>
+          <w:lang w:eastAsia="en-IN"/>
+        </w:rPr>
+        <w:t>id:number</w:t>
+      </w:r>
+      <w:proofErr w:type="spellEnd"/>
+      <w:proofErr w:type="gramEnd"/>
+      <w:r>
+        <w:rPr>
+          <w:rFonts w:ascii="Consolas" w:eastAsia="Times New Roman" w:hAnsi="Consolas" w:cs="Times New Roman"/>
+          <w:color w:val="000000"/>
+          <w:sz w:val="33"/>
+          <w:szCs w:val="33"/>
+          <w:lang w:eastAsia="en-IN"/>
+        </w:rPr>
+        <w:t>)</w:t>
+      </w:r>
+    </w:p>
+    <w:p>
+      <w:pPr>
+        <w:shd w:val="clear" w:color="auto" w:fill="FFFFFF"/>
+        <w:spacing w:after="0" w:line="450" w:lineRule="atLeast"/>
+        <w:rPr>
+          <w:rFonts w:ascii="Consolas" w:eastAsia="Times New Roman" w:hAnsi="Consolas" w:cs="Times New Roman"/>
+          <w:color w:val="000000"/>
+          <w:sz w:val="33"/>
+          <w:szCs w:val="33"/>
+          <w:lang w:eastAsia="en-IN"/>
+        </w:rPr>
+      </w:pPr>
+      <w:r>
+        <w:rPr>
+          <w:rFonts w:ascii="Consolas" w:eastAsia="Times New Roman" w:hAnsi="Consolas" w:cs="Times New Roman"/>
+          <w:color w:val="000000"/>
+          <w:sz w:val="33"/>
+          <w:szCs w:val="33"/>
+          <w:lang w:eastAsia="en-IN"/>
+        </w:rPr>
+        <w:t>  {</w:t>
+      </w:r>
+    </w:p>
+    <w:p>
+      <w:pPr>
+        <w:shd w:val="clear" w:color="auto" w:fill="FFFFFF"/>
+        <w:spacing w:after="0" w:line="450" w:lineRule="atLeast"/>
+        <w:rPr>
+          <w:rFonts w:ascii="Consolas" w:eastAsia="Times New Roman" w:hAnsi="Consolas" w:cs="Times New Roman"/>
+          <w:color w:val="000000"/>
+          <w:sz w:val="33"/>
+          <w:szCs w:val="33"/>
+          <w:lang w:eastAsia="en-IN"/>
+        </w:rPr>
+      </w:pPr>
+      <w:r>
+        <w:rPr>
+          <w:rFonts w:ascii="Consolas" w:eastAsia="Times New Roman" w:hAnsi="Consolas" w:cs="Times New Roman"/>
+          <w:color w:val="008000"/>
+          <w:sz w:val="33"/>
+          <w:szCs w:val="33"/>
+          <w:lang w:eastAsia="en-IN"/>
+        </w:rPr>
+        <w:t>// alert(id)</w:t>
+      </w:r>
+    </w:p>
+    <w:p>
+      <w:pPr>
+        <w:shd w:val="clear" w:color="auto" w:fill="FFFFFF"/>
+        <w:spacing w:after="0" w:line="450" w:lineRule="atLeast"/>
+        <w:rPr>
+          <w:rFonts w:ascii="Consolas" w:eastAsia="Times New Roman" w:hAnsi="Consolas" w:cs="Times New Roman"/>
+          <w:color w:val="000000"/>
+          <w:sz w:val="33"/>
+          <w:szCs w:val="33"/>
+          <w:lang w:eastAsia="en-IN"/>
+        </w:rPr>
+      </w:pPr>
+      <w:r>
+        <w:rPr>
+          <w:rFonts w:ascii="Consolas" w:eastAsia="Times New Roman" w:hAnsi="Consolas" w:cs="Times New Roman"/>
+          <w:color w:val="000000"/>
+          <w:sz w:val="33"/>
+          <w:szCs w:val="33"/>
+          <w:lang w:eastAsia="en-IN"/>
+        </w:rPr>
+        <w:t xml:space="preserve">    </w:t>
+      </w:r>
+      <w:r>
+        <w:rPr>
+          <w:rFonts w:ascii="Consolas" w:eastAsia="Times New Roman" w:hAnsi="Consolas" w:cs="Times New Roman"/>
+          <w:color w:val="0000FF"/>
+          <w:sz w:val="33"/>
+          <w:szCs w:val="33"/>
+          <w:lang w:eastAsia="en-IN"/>
+        </w:rPr>
+        <w:t>var</w:t>
+      </w:r>
+      <w:r>
+        <w:rPr>
+          <w:rFonts w:ascii="Consolas" w:eastAsia="Times New Roman" w:hAnsi="Consolas" w:cs="Times New Roman"/>
+          <w:color w:val="000000"/>
+          <w:sz w:val="33"/>
+          <w:szCs w:val="33"/>
+          <w:lang w:eastAsia="en-IN"/>
+        </w:rPr>
+        <w:t xml:space="preserve"> </w:t>
+      </w:r>
+      <w:proofErr w:type="spellStart"/>
+      <w:proofErr w:type="gramStart"/>
+      <w:r>
+        <w:rPr>
+          <w:rFonts w:ascii="Consolas" w:eastAsia="Times New Roman" w:hAnsi="Consolas" w:cs="Times New Roman"/>
+          <w:color w:val="000000"/>
+          <w:sz w:val="33"/>
+          <w:szCs w:val="33"/>
+          <w:lang w:eastAsia="en-IN"/>
+        </w:rPr>
+        <w:t>temp:Product</w:t>
+      </w:r>
+      <w:proofErr w:type="spellEnd"/>
+      <w:proofErr w:type="gramEnd"/>
+      <w:r>
+        <w:rPr>
+          <w:rFonts w:ascii="Consolas" w:eastAsia="Times New Roman" w:hAnsi="Consolas" w:cs="Times New Roman"/>
+          <w:color w:val="000000"/>
+          <w:sz w:val="33"/>
+          <w:szCs w:val="33"/>
+          <w:lang w:eastAsia="en-IN"/>
+        </w:rPr>
+        <w:t>[]=[];</w:t>
+      </w:r>
+    </w:p>
+    <w:p>
+      <w:pPr>
+        <w:shd w:val="clear" w:color="auto" w:fill="FFFFFF"/>
+        <w:spacing w:after="0" w:line="450" w:lineRule="atLeast"/>
+        <w:rPr>
+          <w:rFonts w:ascii="Consolas" w:eastAsia="Times New Roman" w:hAnsi="Consolas" w:cs="Times New Roman"/>
+          <w:color w:val="000000"/>
+          <w:sz w:val="33"/>
+          <w:szCs w:val="33"/>
+          <w:lang w:eastAsia="en-IN"/>
+        </w:rPr>
+      </w:pPr>
+      <w:r>
+        <w:rPr>
+          <w:rFonts w:ascii="Consolas" w:eastAsia="Times New Roman" w:hAnsi="Consolas" w:cs="Times New Roman"/>
+          <w:color w:val="000000"/>
+          <w:sz w:val="33"/>
+          <w:szCs w:val="33"/>
+          <w:lang w:eastAsia="en-IN"/>
+        </w:rPr>
+        <w:t xml:space="preserve">    </w:t>
+      </w:r>
+      <w:proofErr w:type="gramStart"/>
+      <w:r>
+        <w:rPr>
+          <w:rFonts w:ascii="Consolas" w:eastAsia="Times New Roman" w:hAnsi="Consolas" w:cs="Times New Roman"/>
+          <w:color w:val="0000FF"/>
+          <w:sz w:val="33"/>
+          <w:szCs w:val="33"/>
+          <w:lang w:eastAsia="en-IN"/>
+        </w:rPr>
+        <w:t>for</w:t>
+      </w:r>
+      <w:r>
+        <w:rPr>
+          <w:rFonts w:ascii="Consolas" w:eastAsia="Times New Roman" w:hAnsi="Consolas" w:cs="Times New Roman"/>
+          <w:color w:val="000000"/>
+          <w:sz w:val="33"/>
+          <w:szCs w:val="33"/>
+          <w:lang w:eastAsia="en-IN"/>
+        </w:rPr>
+        <w:t>(</w:t>
+      </w:r>
+      <w:proofErr w:type="gramEnd"/>
+      <w:r>
+        <w:rPr>
+          <w:rFonts w:ascii="Consolas" w:eastAsia="Times New Roman" w:hAnsi="Consolas" w:cs="Times New Roman"/>
+          <w:color w:val="0000FF"/>
+          <w:sz w:val="33"/>
+          <w:szCs w:val="33"/>
+          <w:lang w:eastAsia="en-IN"/>
+        </w:rPr>
+        <w:t>var</w:t>
+      </w:r>
+      <w:r>
+        <w:rPr>
+          <w:rFonts w:ascii="Consolas" w:eastAsia="Times New Roman" w:hAnsi="Consolas" w:cs="Times New Roman"/>
+          <w:color w:val="000000"/>
+          <w:sz w:val="33"/>
+          <w:szCs w:val="33"/>
+          <w:lang w:eastAsia="en-IN"/>
+        </w:rPr>
+        <w:t xml:space="preserve"> x </w:t>
+      </w:r>
+      <w:r>
+        <w:rPr>
+          <w:rFonts w:ascii="Consolas" w:eastAsia="Times New Roman" w:hAnsi="Consolas" w:cs="Times New Roman"/>
+          <w:color w:val="0000FF"/>
+          <w:sz w:val="33"/>
+          <w:szCs w:val="33"/>
+          <w:lang w:eastAsia="en-IN"/>
+        </w:rPr>
+        <w:t>of</w:t>
+      </w:r>
+      <w:r>
+        <w:rPr>
+          <w:rFonts w:ascii="Consolas" w:eastAsia="Times New Roman" w:hAnsi="Consolas" w:cs="Times New Roman"/>
+          <w:color w:val="000000"/>
+          <w:sz w:val="33"/>
+          <w:szCs w:val="33"/>
+          <w:lang w:eastAsia="en-IN"/>
+        </w:rPr>
+        <w:t xml:space="preserve"> </w:t>
+      </w:r>
+      <w:proofErr w:type="spellStart"/>
+      <w:r>
+        <w:rPr>
+          <w:rFonts w:ascii="Consolas" w:eastAsia="Times New Roman" w:hAnsi="Consolas" w:cs="Times New Roman"/>
+          <w:color w:val="0000FF"/>
+          <w:sz w:val="33"/>
+          <w:szCs w:val="33"/>
+          <w:lang w:eastAsia="en-IN"/>
+        </w:rPr>
+        <w:t>this</w:t>
+      </w:r>
+      <w:r>
+        <w:rPr>
+          <w:rFonts w:ascii="Consolas" w:eastAsia="Times New Roman" w:hAnsi="Consolas" w:cs="Times New Roman"/>
+          <w:color w:val="000000"/>
+          <w:sz w:val="33"/>
+          <w:szCs w:val="33"/>
+          <w:lang w:eastAsia="en-IN"/>
+        </w:rPr>
+        <w:t>.products</w:t>
+      </w:r>
+      <w:proofErr w:type="spellEnd"/>
+      <w:r>
+        <w:rPr>
+          <w:rFonts w:ascii="Consolas" w:eastAsia="Times New Roman" w:hAnsi="Consolas" w:cs="Times New Roman"/>
+          <w:color w:val="000000"/>
+          <w:sz w:val="33"/>
+          <w:szCs w:val="33"/>
+          <w:lang w:eastAsia="en-IN"/>
+        </w:rPr>
+        <w:t>)</w:t>
+      </w:r>
+    </w:p>
+    <w:p>
+      <w:pPr>
+        <w:shd w:val="clear" w:color="auto" w:fill="FFFFFF"/>
+        <w:spacing w:after="0" w:line="450" w:lineRule="atLeast"/>
+        <w:rPr>
+          <w:rFonts w:ascii="Consolas" w:eastAsia="Times New Roman" w:hAnsi="Consolas" w:cs="Times New Roman"/>
+          <w:color w:val="000000"/>
+          <w:sz w:val="33"/>
+          <w:szCs w:val="33"/>
+          <w:lang w:eastAsia="en-IN"/>
+        </w:rPr>
+      </w:pPr>
+      <w:r>
+        <w:rPr>
+          <w:rFonts w:ascii="Consolas" w:eastAsia="Times New Roman" w:hAnsi="Consolas" w:cs="Times New Roman"/>
+          <w:color w:val="000000"/>
+          <w:sz w:val="33"/>
+          <w:szCs w:val="33"/>
+          <w:lang w:eastAsia="en-IN"/>
+        </w:rPr>
+        <w:t>    {</w:t>
+      </w:r>
+    </w:p>
+    <w:p>
+      <w:pPr>
+        <w:shd w:val="clear" w:color="auto" w:fill="FFFFFF"/>
+        <w:spacing w:after="0" w:line="450" w:lineRule="atLeast"/>
+        <w:rPr>
+          <w:rFonts w:ascii="Consolas" w:eastAsia="Times New Roman" w:hAnsi="Consolas" w:cs="Times New Roman"/>
+          <w:color w:val="000000"/>
+          <w:sz w:val="33"/>
+          <w:szCs w:val="33"/>
+          <w:lang w:eastAsia="en-IN"/>
+        </w:rPr>
+      </w:pPr>
+      <w:r>
+        <w:rPr>
+          <w:rFonts w:ascii="Consolas" w:eastAsia="Times New Roman" w:hAnsi="Consolas" w:cs="Times New Roman"/>
+          <w:color w:val="000000"/>
+          <w:sz w:val="33"/>
+          <w:szCs w:val="33"/>
+          <w:lang w:eastAsia="en-IN"/>
+        </w:rPr>
+        <w:t xml:space="preserve">      </w:t>
+      </w:r>
+      <w:r>
+        <w:rPr>
+          <w:rFonts w:ascii="Consolas" w:eastAsia="Times New Roman" w:hAnsi="Consolas" w:cs="Times New Roman"/>
+          <w:color w:val="0000FF"/>
+          <w:sz w:val="33"/>
+          <w:szCs w:val="33"/>
+          <w:lang w:eastAsia="en-IN"/>
+        </w:rPr>
+        <w:t>if</w:t>
+      </w:r>
+      <w:r>
+        <w:rPr>
+          <w:rFonts w:ascii="Consolas" w:eastAsia="Times New Roman" w:hAnsi="Consolas" w:cs="Times New Roman"/>
+          <w:color w:val="000000"/>
+          <w:sz w:val="33"/>
+          <w:szCs w:val="33"/>
+          <w:lang w:eastAsia="en-IN"/>
+        </w:rPr>
+        <w:t>(x.</w:t>
+      </w:r>
+      <w:proofErr w:type="gramStart"/>
+      <w:r>
+        <w:rPr>
+          <w:rFonts w:ascii="Consolas" w:eastAsia="Times New Roman" w:hAnsi="Consolas" w:cs="Times New Roman"/>
+          <w:color w:val="000000"/>
+          <w:sz w:val="33"/>
+          <w:szCs w:val="33"/>
+          <w:lang w:eastAsia="en-IN"/>
+        </w:rPr>
+        <w:t>id!=</w:t>
+      </w:r>
+      <w:proofErr w:type="gramEnd"/>
+      <w:r>
+        <w:rPr>
+          <w:rFonts w:ascii="Consolas" w:eastAsia="Times New Roman" w:hAnsi="Consolas" w:cs="Times New Roman"/>
+          <w:color w:val="000000"/>
+          <w:sz w:val="33"/>
+          <w:szCs w:val="33"/>
+          <w:lang w:eastAsia="en-IN"/>
+        </w:rPr>
+        <w:t>id)</w:t>
+      </w:r>
+    </w:p>
+    <w:p>
+      <w:pPr>
+        <w:shd w:val="clear" w:color="auto" w:fill="FFFFFF"/>
+        <w:spacing w:after="0" w:line="450" w:lineRule="atLeast"/>
+        <w:rPr>
+          <w:rFonts w:ascii="Consolas" w:eastAsia="Times New Roman" w:hAnsi="Consolas" w:cs="Times New Roman"/>
+          <w:color w:val="000000"/>
+          <w:sz w:val="33"/>
+          <w:szCs w:val="33"/>
+          <w:lang w:eastAsia="en-IN"/>
+        </w:rPr>
+      </w:pPr>
+      <w:r>
+        <w:rPr>
+          <w:rFonts w:ascii="Consolas" w:eastAsia="Times New Roman" w:hAnsi="Consolas" w:cs="Times New Roman"/>
+          <w:color w:val="000000"/>
+          <w:sz w:val="33"/>
+          <w:szCs w:val="33"/>
+          <w:lang w:eastAsia="en-IN"/>
+        </w:rPr>
+        <w:t xml:space="preserve">        </w:t>
+      </w:r>
+      <w:proofErr w:type="spellStart"/>
+      <w:proofErr w:type="gramStart"/>
+      <w:r>
+        <w:rPr>
+          <w:rFonts w:ascii="Consolas" w:eastAsia="Times New Roman" w:hAnsi="Consolas" w:cs="Times New Roman"/>
+          <w:color w:val="000000"/>
+          <w:sz w:val="33"/>
+          <w:szCs w:val="33"/>
+          <w:lang w:eastAsia="en-IN"/>
+        </w:rPr>
+        <w:t>temp.push</w:t>
+      </w:r>
+      <w:proofErr w:type="spellEnd"/>
+      <w:proofErr w:type="gramEnd"/>
+      <w:r>
+        <w:rPr>
+          <w:rFonts w:ascii="Consolas" w:eastAsia="Times New Roman" w:hAnsi="Consolas" w:cs="Times New Roman"/>
+          <w:color w:val="000000"/>
+          <w:sz w:val="33"/>
+          <w:szCs w:val="33"/>
+          <w:lang w:eastAsia="en-IN"/>
+        </w:rPr>
+        <w:t>(x);</w:t>
+      </w:r>
+    </w:p>
+    <w:p>
+      <w:pPr>
+        <w:shd w:val="clear" w:color="auto" w:fill="FFFFFF"/>
+        <w:spacing w:after="0" w:line="450" w:lineRule="atLeast"/>
+        <w:rPr>
+          <w:rFonts w:ascii="Consolas" w:eastAsia="Times New Roman" w:hAnsi="Consolas" w:cs="Times New Roman"/>
+          <w:color w:val="000000"/>
+          <w:sz w:val="33"/>
+          <w:szCs w:val="33"/>
+          <w:lang w:eastAsia="en-IN"/>
+        </w:rPr>
+      </w:pPr>
+      <w:r>
+        <w:rPr>
+          <w:rFonts w:ascii="Consolas" w:eastAsia="Times New Roman" w:hAnsi="Consolas" w:cs="Times New Roman"/>
+          <w:color w:val="000000"/>
+          <w:sz w:val="33"/>
+          <w:szCs w:val="33"/>
+          <w:lang w:eastAsia="en-IN"/>
+        </w:rPr>
+        <w:t>    }</w:t>
+      </w:r>
+    </w:p>
+    <w:p>
+      <w:pPr>
+        <w:shd w:val="clear" w:color="auto" w:fill="FFFFFF"/>
+        <w:spacing w:after="0" w:line="450" w:lineRule="atLeast"/>
+        <w:rPr>
+          <w:rFonts w:ascii="Consolas" w:eastAsia="Times New Roman" w:hAnsi="Consolas" w:cs="Times New Roman"/>
+          <w:color w:val="000000"/>
+          <w:sz w:val="33"/>
+          <w:szCs w:val="33"/>
+          <w:lang w:eastAsia="en-IN"/>
+        </w:rPr>
+      </w:pPr>
+      <w:r>
+        <w:rPr>
+          <w:rFonts w:ascii="Consolas" w:eastAsia="Times New Roman" w:hAnsi="Consolas" w:cs="Times New Roman"/>
+          <w:color w:val="000000"/>
+          <w:sz w:val="33"/>
+          <w:szCs w:val="33"/>
+          <w:lang w:eastAsia="en-IN"/>
+        </w:rPr>
+        <w:t xml:space="preserve">    </w:t>
+      </w:r>
+      <w:proofErr w:type="spellStart"/>
+      <w:proofErr w:type="gramStart"/>
+      <w:r>
+        <w:rPr>
+          <w:rFonts w:ascii="Consolas" w:eastAsia="Times New Roman" w:hAnsi="Consolas" w:cs="Times New Roman"/>
+          <w:color w:val="0000FF"/>
+          <w:sz w:val="33"/>
+          <w:szCs w:val="33"/>
+          <w:lang w:eastAsia="en-IN"/>
+        </w:rPr>
+        <w:t>this</w:t>
+      </w:r>
+      <w:r>
+        <w:rPr>
+          <w:rFonts w:ascii="Consolas" w:eastAsia="Times New Roman" w:hAnsi="Consolas" w:cs="Times New Roman"/>
+          <w:color w:val="000000"/>
+          <w:sz w:val="33"/>
+          <w:szCs w:val="33"/>
+          <w:lang w:eastAsia="en-IN"/>
+        </w:rPr>
+        <w:t>.products</w:t>
+      </w:r>
+      <w:proofErr w:type="spellEnd"/>
+      <w:proofErr w:type="gramEnd"/>
+      <w:r>
+        <w:rPr>
+          <w:rFonts w:ascii="Consolas" w:eastAsia="Times New Roman" w:hAnsi="Consolas" w:cs="Times New Roman"/>
+          <w:color w:val="000000"/>
+          <w:sz w:val="33"/>
+          <w:szCs w:val="33"/>
+          <w:lang w:eastAsia="en-IN"/>
+        </w:rPr>
+        <w:t>=temp;</w:t>
+      </w:r>
+    </w:p>
+    <w:p>
+      <w:pPr>
+        <w:shd w:val="clear" w:color="auto" w:fill="FFFFFF"/>
+        <w:spacing w:after="0" w:line="450" w:lineRule="atLeast"/>
+        <w:rPr>
+          <w:rFonts w:ascii="Consolas" w:eastAsia="Times New Roman" w:hAnsi="Consolas" w:cs="Times New Roman"/>
+          <w:color w:val="000000"/>
+          <w:sz w:val="33"/>
+          <w:szCs w:val="33"/>
+          <w:lang w:eastAsia="en-IN"/>
+        </w:rPr>
+      </w:pPr>
+      <w:r>
+        <w:rPr>
+          <w:rFonts w:ascii="Consolas" w:eastAsia="Times New Roman" w:hAnsi="Consolas" w:cs="Times New Roman"/>
+          <w:color w:val="000000"/>
+          <w:sz w:val="33"/>
+          <w:szCs w:val="33"/>
+          <w:lang w:eastAsia="en-IN"/>
+        </w:rPr>
+        <w:t>  }</w:t>
       </w:r>
     </w:p>
     <w:p>

--- a/notes_23May2023.docx
+++ b/notes_23May2023.docx
@@ -12302,6 +12302,790 @@
           <w:color w:val="000000"/>
           <w:sz w:val="33"/>
           <w:szCs w:val="33"/>
+          <w:lang w:eastAsia="en-IN"/>
+        </w:rPr>
+        <w:t>  }</w:t>
+      </w:r>
+    </w:p>
+    <w:p>
+      <w:pPr>
+        <w:pStyle w:val="ListParagraph"/>
+        <w:ind w:left="1080"/>
+        <w:rPr>
+          <w:lang w:val="en-US"/>
+        </w:rPr>
+      </w:pPr>
+    </w:p>
+    <w:p>
+      <w:pPr>
+        <w:pStyle w:val="ListParagraph"/>
+        <w:ind w:left="1080"/>
+        <w:rPr>
+          <w:lang w:val="en-US"/>
+        </w:rPr>
+      </w:pPr>
+    </w:p>
+    <w:p>
+      <w:pPr>
+        <w:pStyle w:val="ListParagraph"/>
+        <w:ind w:left="1080"/>
+        <w:rPr>
+          <w:lang w:val="en-US"/>
+        </w:rPr>
+      </w:pPr>
+      <w:r>
+        <w:rPr>
+          <w:lang w:val="en-US"/>
+        </w:rPr>
+        <w:t>Task:</w:t>
+      </w:r>
+    </w:p>
+    <w:p>
+      <w:pPr>
+        <w:pStyle w:val="ListParagraph"/>
+        <w:ind w:left="1080"/>
+        <w:rPr>
+          <w:lang w:val="en-US"/>
+        </w:rPr>
+      </w:pPr>
+      <w:r>
+        <w:rPr>
+          <w:lang w:val="en-US"/>
+        </w:rPr>
+        <w:lastRenderedPageBreak/>
+        <w:tab/>
+        <w:t>Put select button in every row of the table. On clicking that select button, that row should be patched to the form.</w:t>
+      </w:r>
+    </w:p>
+    <w:p>
+      <w:pPr>
+        <w:pStyle w:val="ListParagraph"/>
+        <w:ind w:left="1080"/>
+        <w:rPr>
+          <w:lang w:val="en-US"/>
+        </w:rPr>
+      </w:pPr>
+    </w:p>
+    <w:p>
+      <w:pPr>
+        <w:shd w:val="clear" w:color="auto" w:fill="FFFFFF"/>
+        <w:spacing w:after="0" w:line="450" w:lineRule="atLeast"/>
+        <w:rPr>
+          <w:rFonts w:ascii="Consolas" w:eastAsia="Times New Roman" w:hAnsi="Consolas" w:cs="Times New Roman"/>
+          <w:color w:val="000000"/>
+          <w:sz w:val="19"/>
+          <w:szCs w:val="19"/>
+          <w:lang w:eastAsia="en-IN"/>
+        </w:rPr>
+      </w:pPr>
+      <w:r>
+        <w:rPr>
+          <w:rFonts w:ascii="Consolas" w:eastAsia="Times New Roman" w:hAnsi="Consolas" w:cs="Times New Roman"/>
+          <w:color w:val="000000"/>
+          <w:sz w:val="19"/>
+          <w:szCs w:val="19"/>
+          <w:lang w:eastAsia="en-IN"/>
+        </w:rPr>
+        <w:t xml:space="preserve">  </w:t>
+      </w:r>
+      <w:proofErr w:type="spellStart"/>
+      <w:r>
+        <w:rPr>
+          <w:rFonts w:ascii="Consolas" w:eastAsia="Times New Roman" w:hAnsi="Consolas" w:cs="Times New Roman"/>
+          <w:color w:val="000000"/>
+          <w:sz w:val="19"/>
+          <w:szCs w:val="19"/>
+          <w:lang w:eastAsia="en-IN"/>
+        </w:rPr>
+        <w:t>fnSelect</w:t>
+      </w:r>
+      <w:proofErr w:type="spellEnd"/>
+      <w:r>
+        <w:rPr>
+          <w:rFonts w:ascii="Consolas" w:eastAsia="Times New Roman" w:hAnsi="Consolas" w:cs="Times New Roman"/>
+          <w:color w:val="000000"/>
+          <w:sz w:val="19"/>
+          <w:szCs w:val="19"/>
+          <w:lang w:eastAsia="en-IN"/>
+        </w:rPr>
+        <w:t>(</w:t>
+      </w:r>
+      <w:proofErr w:type="spellStart"/>
+      <w:proofErr w:type="gramStart"/>
+      <w:r>
+        <w:rPr>
+          <w:rFonts w:ascii="Consolas" w:eastAsia="Times New Roman" w:hAnsi="Consolas" w:cs="Times New Roman"/>
+          <w:color w:val="000000"/>
+          <w:sz w:val="19"/>
+          <w:szCs w:val="19"/>
+          <w:lang w:eastAsia="en-IN"/>
+        </w:rPr>
+        <w:t>id:number</w:t>
+      </w:r>
+      <w:proofErr w:type="spellEnd"/>
+      <w:proofErr w:type="gramEnd"/>
+      <w:r>
+        <w:rPr>
+          <w:rFonts w:ascii="Consolas" w:eastAsia="Times New Roman" w:hAnsi="Consolas" w:cs="Times New Roman"/>
+          <w:color w:val="000000"/>
+          <w:sz w:val="19"/>
+          <w:szCs w:val="19"/>
+          <w:lang w:eastAsia="en-IN"/>
+        </w:rPr>
+        <w:t>)</w:t>
+      </w:r>
+    </w:p>
+    <w:p>
+      <w:pPr>
+        <w:shd w:val="clear" w:color="auto" w:fill="FFFFFF"/>
+        <w:spacing w:after="0" w:line="450" w:lineRule="atLeast"/>
+        <w:rPr>
+          <w:rFonts w:ascii="Consolas" w:eastAsia="Times New Roman" w:hAnsi="Consolas" w:cs="Times New Roman"/>
+          <w:color w:val="000000"/>
+          <w:sz w:val="19"/>
+          <w:szCs w:val="19"/>
+          <w:lang w:eastAsia="en-IN"/>
+        </w:rPr>
+      </w:pPr>
+      <w:r>
+        <w:rPr>
+          <w:rFonts w:ascii="Consolas" w:eastAsia="Times New Roman" w:hAnsi="Consolas" w:cs="Times New Roman"/>
+          <w:color w:val="000000"/>
+          <w:sz w:val="19"/>
+          <w:szCs w:val="19"/>
+          <w:lang w:eastAsia="en-IN"/>
+        </w:rPr>
+        <w:t>  {</w:t>
+      </w:r>
+    </w:p>
+    <w:p>
+      <w:pPr>
+        <w:shd w:val="clear" w:color="auto" w:fill="FFFFFF"/>
+        <w:spacing w:after="0" w:line="450" w:lineRule="atLeast"/>
+        <w:rPr>
+          <w:rFonts w:ascii="Consolas" w:eastAsia="Times New Roman" w:hAnsi="Consolas" w:cs="Times New Roman"/>
+          <w:color w:val="000000"/>
+          <w:sz w:val="19"/>
+          <w:szCs w:val="19"/>
+          <w:lang w:eastAsia="en-IN"/>
+        </w:rPr>
+      </w:pPr>
+      <w:r>
+        <w:rPr>
+          <w:rFonts w:ascii="Consolas" w:eastAsia="Times New Roman" w:hAnsi="Consolas" w:cs="Times New Roman"/>
+          <w:color w:val="000000"/>
+          <w:sz w:val="19"/>
+          <w:szCs w:val="19"/>
+          <w:lang w:eastAsia="en-IN"/>
+        </w:rPr>
+        <w:t xml:space="preserve">    </w:t>
+      </w:r>
+    </w:p>
+    <w:p>
+      <w:pPr>
+        <w:shd w:val="clear" w:color="auto" w:fill="FFFFFF"/>
+        <w:spacing w:after="0" w:line="450" w:lineRule="atLeast"/>
+        <w:rPr>
+          <w:rFonts w:ascii="Consolas" w:eastAsia="Times New Roman" w:hAnsi="Consolas" w:cs="Times New Roman"/>
+          <w:color w:val="000000"/>
+          <w:sz w:val="19"/>
+          <w:szCs w:val="19"/>
+          <w:lang w:eastAsia="en-IN"/>
+        </w:rPr>
+      </w:pPr>
+      <w:r>
+        <w:rPr>
+          <w:rFonts w:ascii="Consolas" w:eastAsia="Times New Roman" w:hAnsi="Consolas" w:cs="Times New Roman"/>
+          <w:color w:val="000000"/>
+          <w:sz w:val="19"/>
+          <w:szCs w:val="19"/>
+          <w:lang w:eastAsia="en-IN"/>
+        </w:rPr>
+        <w:t xml:space="preserve">    </w:t>
+      </w:r>
+      <w:r>
+        <w:rPr>
+          <w:rFonts w:ascii="Consolas" w:eastAsia="Times New Roman" w:hAnsi="Consolas" w:cs="Times New Roman"/>
+          <w:color w:val="008000"/>
+          <w:sz w:val="19"/>
+          <w:szCs w:val="19"/>
+          <w:lang w:eastAsia="en-IN"/>
+        </w:rPr>
+        <w:t>//how to patch an object to a reactive form?</w:t>
+      </w:r>
+    </w:p>
+    <w:p>
+      <w:pPr>
+        <w:shd w:val="clear" w:color="auto" w:fill="FFFFFF"/>
+        <w:spacing w:after="0" w:line="450" w:lineRule="atLeast"/>
+        <w:rPr>
+          <w:rFonts w:ascii="Consolas" w:eastAsia="Times New Roman" w:hAnsi="Consolas" w:cs="Times New Roman"/>
+          <w:color w:val="000000"/>
+          <w:sz w:val="19"/>
+          <w:szCs w:val="19"/>
+          <w:lang w:eastAsia="en-IN"/>
+        </w:rPr>
+      </w:pPr>
+      <w:r>
+        <w:rPr>
+          <w:rFonts w:ascii="Consolas" w:eastAsia="Times New Roman" w:hAnsi="Consolas" w:cs="Times New Roman"/>
+          <w:color w:val="000000"/>
+          <w:sz w:val="19"/>
+          <w:szCs w:val="19"/>
+          <w:lang w:eastAsia="en-IN"/>
+        </w:rPr>
+        <w:t xml:space="preserve">    </w:t>
+      </w:r>
+      <w:r>
+        <w:rPr>
+          <w:rFonts w:ascii="Consolas" w:eastAsia="Times New Roman" w:hAnsi="Consolas" w:cs="Times New Roman"/>
+          <w:color w:val="008000"/>
+          <w:sz w:val="19"/>
+          <w:szCs w:val="19"/>
+          <w:lang w:eastAsia="en-IN"/>
+        </w:rPr>
+        <w:t>// console.log(id);</w:t>
+      </w:r>
+    </w:p>
+    <w:p>
+      <w:pPr>
+        <w:shd w:val="clear" w:color="auto" w:fill="FFFFFF"/>
+        <w:spacing w:after="0" w:line="450" w:lineRule="atLeast"/>
+        <w:rPr>
+          <w:rFonts w:ascii="Consolas" w:eastAsia="Times New Roman" w:hAnsi="Consolas" w:cs="Times New Roman"/>
+          <w:color w:val="000000"/>
+          <w:sz w:val="19"/>
+          <w:szCs w:val="19"/>
+          <w:lang w:eastAsia="en-IN"/>
+        </w:rPr>
+      </w:pPr>
+      <w:r>
+        <w:rPr>
+          <w:rFonts w:ascii="Consolas" w:eastAsia="Times New Roman" w:hAnsi="Consolas" w:cs="Times New Roman"/>
+          <w:color w:val="000000"/>
+          <w:sz w:val="19"/>
+          <w:szCs w:val="19"/>
+          <w:lang w:eastAsia="en-IN"/>
+        </w:rPr>
+        <w:t xml:space="preserve">    </w:t>
+      </w:r>
+      <w:proofErr w:type="gramStart"/>
+      <w:r>
+        <w:rPr>
+          <w:rFonts w:ascii="Consolas" w:eastAsia="Times New Roman" w:hAnsi="Consolas" w:cs="Times New Roman"/>
+          <w:color w:val="0000FF"/>
+          <w:sz w:val="19"/>
+          <w:szCs w:val="19"/>
+          <w:lang w:eastAsia="en-IN"/>
+        </w:rPr>
+        <w:t>for</w:t>
+      </w:r>
+      <w:r>
+        <w:rPr>
+          <w:rFonts w:ascii="Consolas" w:eastAsia="Times New Roman" w:hAnsi="Consolas" w:cs="Times New Roman"/>
+          <w:color w:val="000000"/>
+          <w:sz w:val="19"/>
+          <w:szCs w:val="19"/>
+          <w:lang w:eastAsia="en-IN"/>
+        </w:rPr>
+        <w:t>(</w:t>
+      </w:r>
+      <w:proofErr w:type="gramEnd"/>
+      <w:r>
+        <w:rPr>
+          <w:rFonts w:ascii="Consolas" w:eastAsia="Times New Roman" w:hAnsi="Consolas" w:cs="Times New Roman"/>
+          <w:color w:val="0000FF"/>
+          <w:sz w:val="19"/>
+          <w:szCs w:val="19"/>
+          <w:lang w:eastAsia="en-IN"/>
+        </w:rPr>
+        <w:t>let</w:t>
+      </w:r>
+      <w:r>
+        <w:rPr>
+          <w:rFonts w:ascii="Consolas" w:eastAsia="Times New Roman" w:hAnsi="Consolas" w:cs="Times New Roman"/>
+          <w:color w:val="000000"/>
+          <w:sz w:val="19"/>
+          <w:szCs w:val="19"/>
+          <w:lang w:eastAsia="en-IN"/>
+        </w:rPr>
+        <w:t xml:space="preserve"> p </w:t>
+      </w:r>
+      <w:r>
+        <w:rPr>
+          <w:rFonts w:ascii="Consolas" w:eastAsia="Times New Roman" w:hAnsi="Consolas" w:cs="Times New Roman"/>
+          <w:color w:val="0000FF"/>
+          <w:sz w:val="19"/>
+          <w:szCs w:val="19"/>
+          <w:lang w:eastAsia="en-IN"/>
+        </w:rPr>
+        <w:t>of</w:t>
+      </w:r>
+      <w:r>
+        <w:rPr>
+          <w:rFonts w:ascii="Consolas" w:eastAsia="Times New Roman" w:hAnsi="Consolas" w:cs="Times New Roman"/>
+          <w:color w:val="000000"/>
+          <w:sz w:val="19"/>
+          <w:szCs w:val="19"/>
+          <w:lang w:eastAsia="en-IN"/>
+        </w:rPr>
+        <w:t xml:space="preserve"> </w:t>
+      </w:r>
+      <w:proofErr w:type="spellStart"/>
+      <w:r>
+        <w:rPr>
+          <w:rFonts w:ascii="Consolas" w:eastAsia="Times New Roman" w:hAnsi="Consolas" w:cs="Times New Roman"/>
+          <w:color w:val="0000FF"/>
+          <w:sz w:val="19"/>
+          <w:szCs w:val="19"/>
+          <w:lang w:eastAsia="en-IN"/>
+        </w:rPr>
+        <w:t>this</w:t>
+      </w:r>
+      <w:r>
+        <w:rPr>
+          <w:rFonts w:ascii="Consolas" w:eastAsia="Times New Roman" w:hAnsi="Consolas" w:cs="Times New Roman"/>
+          <w:color w:val="000000"/>
+          <w:sz w:val="19"/>
+          <w:szCs w:val="19"/>
+          <w:lang w:eastAsia="en-IN"/>
+        </w:rPr>
+        <w:t>.products</w:t>
+      </w:r>
+      <w:proofErr w:type="spellEnd"/>
+      <w:r>
+        <w:rPr>
+          <w:rFonts w:ascii="Consolas" w:eastAsia="Times New Roman" w:hAnsi="Consolas" w:cs="Times New Roman"/>
+          <w:color w:val="000000"/>
+          <w:sz w:val="19"/>
+          <w:szCs w:val="19"/>
+          <w:lang w:eastAsia="en-IN"/>
+        </w:rPr>
+        <w:t>)</w:t>
+      </w:r>
+    </w:p>
+    <w:p>
+      <w:pPr>
+        <w:shd w:val="clear" w:color="auto" w:fill="FFFFFF"/>
+        <w:spacing w:after="0" w:line="450" w:lineRule="atLeast"/>
+        <w:rPr>
+          <w:rFonts w:ascii="Consolas" w:eastAsia="Times New Roman" w:hAnsi="Consolas" w:cs="Times New Roman"/>
+          <w:color w:val="000000"/>
+          <w:sz w:val="19"/>
+          <w:szCs w:val="19"/>
+          <w:lang w:eastAsia="en-IN"/>
+        </w:rPr>
+      </w:pPr>
+      <w:r>
+        <w:rPr>
+          <w:rFonts w:ascii="Consolas" w:eastAsia="Times New Roman" w:hAnsi="Consolas" w:cs="Times New Roman"/>
+          <w:color w:val="000000"/>
+          <w:sz w:val="19"/>
+          <w:szCs w:val="19"/>
+          <w:lang w:eastAsia="en-IN"/>
+        </w:rPr>
+        <w:t>    {</w:t>
+      </w:r>
+    </w:p>
+    <w:p>
+      <w:pPr>
+        <w:shd w:val="clear" w:color="auto" w:fill="FFFFFF"/>
+        <w:spacing w:after="0" w:line="450" w:lineRule="atLeast"/>
+        <w:rPr>
+          <w:rFonts w:ascii="Consolas" w:eastAsia="Times New Roman" w:hAnsi="Consolas" w:cs="Times New Roman"/>
+          <w:color w:val="000000"/>
+          <w:sz w:val="19"/>
+          <w:szCs w:val="19"/>
+          <w:lang w:eastAsia="en-IN"/>
+        </w:rPr>
+      </w:pPr>
+      <w:r>
+        <w:rPr>
+          <w:rFonts w:ascii="Consolas" w:eastAsia="Times New Roman" w:hAnsi="Consolas" w:cs="Times New Roman"/>
+          <w:color w:val="000000"/>
+          <w:sz w:val="19"/>
+          <w:szCs w:val="19"/>
+          <w:lang w:eastAsia="en-IN"/>
+        </w:rPr>
+        <w:t xml:space="preserve">      </w:t>
+      </w:r>
+      <w:r>
+        <w:rPr>
+          <w:rFonts w:ascii="Consolas" w:eastAsia="Times New Roman" w:hAnsi="Consolas" w:cs="Times New Roman"/>
+          <w:color w:val="0000FF"/>
+          <w:sz w:val="19"/>
+          <w:szCs w:val="19"/>
+          <w:lang w:eastAsia="en-IN"/>
+        </w:rPr>
+        <w:t>var</w:t>
+      </w:r>
+      <w:r>
+        <w:rPr>
+          <w:rFonts w:ascii="Consolas" w:eastAsia="Times New Roman" w:hAnsi="Consolas" w:cs="Times New Roman"/>
+          <w:color w:val="000000"/>
+          <w:sz w:val="19"/>
+          <w:szCs w:val="19"/>
+          <w:lang w:eastAsia="en-IN"/>
+        </w:rPr>
+        <w:t xml:space="preserve"> </w:t>
+      </w:r>
+      <w:proofErr w:type="spellStart"/>
+      <w:proofErr w:type="gramStart"/>
+      <w:r>
+        <w:rPr>
+          <w:rFonts w:ascii="Consolas" w:eastAsia="Times New Roman" w:hAnsi="Consolas" w:cs="Times New Roman"/>
+          <w:color w:val="000000"/>
+          <w:sz w:val="19"/>
+          <w:szCs w:val="19"/>
+          <w:lang w:eastAsia="en-IN"/>
+        </w:rPr>
+        <w:t>product:any</w:t>
+      </w:r>
+      <w:proofErr w:type="spellEnd"/>
+      <w:proofErr w:type="gramEnd"/>
+      <w:r>
+        <w:rPr>
+          <w:rFonts w:ascii="Consolas" w:eastAsia="Times New Roman" w:hAnsi="Consolas" w:cs="Times New Roman"/>
+          <w:color w:val="000000"/>
+          <w:sz w:val="19"/>
+          <w:szCs w:val="19"/>
+          <w:lang w:eastAsia="en-IN"/>
+        </w:rPr>
+        <w:t>;</w:t>
+      </w:r>
+    </w:p>
+    <w:p>
+      <w:pPr>
+        <w:shd w:val="clear" w:color="auto" w:fill="FFFFFF"/>
+        <w:spacing w:after="0" w:line="450" w:lineRule="atLeast"/>
+        <w:rPr>
+          <w:rFonts w:ascii="Consolas" w:eastAsia="Times New Roman" w:hAnsi="Consolas" w:cs="Times New Roman"/>
+          <w:color w:val="000000"/>
+          <w:sz w:val="19"/>
+          <w:szCs w:val="19"/>
+          <w:lang w:eastAsia="en-IN"/>
+        </w:rPr>
+      </w:pPr>
+      <w:r>
+        <w:rPr>
+          <w:rFonts w:ascii="Consolas" w:eastAsia="Times New Roman" w:hAnsi="Consolas" w:cs="Times New Roman"/>
+          <w:color w:val="000000"/>
+          <w:sz w:val="19"/>
+          <w:szCs w:val="19"/>
+          <w:lang w:eastAsia="en-IN"/>
+        </w:rPr>
+        <w:t xml:space="preserve">      </w:t>
+      </w:r>
+      <w:r>
+        <w:rPr>
+          <w:rFonts w:ascii="Consolas" w:eastAsia="Times New Roman" w:hAnsi="Consolas" w:cs="Times New Roman"/>
+          <w:color w:val="0000FF"/>
+          <w:sz w:val="19"/>
+          <w:szCs w:val="19"/>
+          <w:lang w:eastAsia="en-IN"/>
+        </w:rPr>
+        <w:t>if</w:t>
+      </w:r>
+      <w:r>
+        <w:rPr>
+          <w:rFonts w:ascii="Consolas" w:eastAsia="Times New Roman" w:hAnsi="Consolas" w:cs="Times New Roman"/>
+          <w:color w:val="000000"/>
+          <w:sz w:val="19"/>
+          <w:szCs w:val="19"/>
+          <w:lang w:eastAsia="en-IN"/>
+        </w:rPr>
+        <w:t>(p.id==id)</w:t>
+      </w:r>
+    </w:p>
+    <w:p>
+      <w:pPr>
+        <w:shd w:val="clear" w:color="auto" w:fill="FFFFFF"/>
+        <w:spacing w:after="0" w:line="450" w:lineRule="atLeast"/>
+        <w:rPr>
+          <w:rFonts w:ascii="Consolas" w:eastAsia="Times New Roman" w:hAnsi="Consolas" w:cs="Times New Roman"/>
+          <w:color w:val="000000"/>
+          <w:sz w:val="19"/>
+          <w:szCs w:val="19"/>
+          <w:lang w:eastAsia="en-IN"/>
+        </w:rPr>
+      </w:pPr>
+      <w:r>
+        <w:rPr>
+          <w:rFonts w:ascii="Consolas" w:eastAsia="Times New Roman" w:hAnsi="Consolas" w:cs="Times New Roman"/>
+          <w:color w:val="000000"/>
+          <w:sz w:val="19"/>
+          <w:szCs w:val="19"/>
+          <w:lang w:eastAsia="en-IN"/>
+        </w:rPr>
+        <w:t>      {</w:t>
+      </w:r>
+    </w:p>
+    <w:p>
+      <w:pPr>
+        <w:shd w:val="clear" w:color="auto" w:fill="FFFFFF"/>
+        <w:spacing w:after="0" w:line="450" w:lineRule="atLeast"/>
+        <w:rPr>
+          <w:rFonts w:ascii="Consolas" w:eastAsia="Times New Roman" w:hAnsi="Consolas" w:cs="Times New Roman"/>
+          <w:color w:val="000000"/>
+          <w:sz w:val="19"/>
+          <w:szCs w:val="19"/>
+          <w:lang w:eastAsia="en-IN"/>
+        </w:rPr>
+      </w:pPr>
+      <w:r>
+        <w:rPr>
+          <w:rFonts w:ascii="Consolas" w:eastAsia="Times New Roman" w:hAnsi="Consolas" w:cs="Times New Roman"/>
+          <w:color w:val="000000"/>
+          <w:sz w:val="19"/>
+          <w:szCs w:val="19"/>
+          <w:lang w:eastAsia="en-IN"/>
+        </w:rPr>
+        <w:t xml:space="preserve">        </w:t>
+      </w:r>
+      <w:r>
+        <w:rPr>
+          <w:rFonts w:ascii="Consolas" w:eastAsia="Times New Roman" w:hAnsi="Consolas" w:cs="Times New Roman"/>
+          <w:color w:val="008000"/>
+          <w:sz w:val="19"/>
+          <w:szCs w:val="19"/>
+          <w:lang w:eastAsia="en-IN"/>
+        </w:rPr>
+        <w:t>// console.log("Found");</w:t>
+      </w:r>
+    </w:p>
+    <w:p>
+      <w:pPr>
+        <w:shd w:val="clear" w:color="auto" w:fill="FFFFFF"/>
+        <w:spacing w:after="0" w:line="450" w:lineRule="atLeast"/>
+        <w:rPr>
+          <w:rFonts w:ascii="Consolas" w:eastAsia="Times New Roman" w:hAnsi="Consolas" w:cs="Times New Roman"/>
+          <w:color w:val="000000"/>
+          <w:sz w:val="19"/>
+          <w:szCs w:val="19"/>
+          <w:lang w:eastAsia="en-IN"/>
+        </w:rPr>
+      </w:pPr>
+      <w:r>
+        <w:rPr>
+          <w:rFonts w:ascii="Consolas" w:eastAsia="Times New Roman" w:hAnsi="Consolas" w:cs="Times New Roman"/>
+          <w:color w:val="000000"/>
+          <w:sz w:val="19"/>
+          <w:szCs w:val="19"/>
+          <w:lang w:eastAsia="en-IN"/>
+        </w:rPr>
+        <w:t xml:space="preserve">        </w:t>
+      </w:r>
+      <w:r>
+        <w:rPr>
+          <w:rFonts w:ascii="Consolas" w:eastAsia="Times New Roman" w:hAnsi="Consolas" w:cs="Times New Roman"/>
+          <w:color w:val="008000"/>
+          <w:sz w:val="19"/>
+          <w:szCs w:val="19"/>
+          <w:lang w:eastAsia="en-IN"/>
+        </w:rPr>
+        <w:t>// console.log(p);</w:t>
+      </w:r>
+    </w:p>
+    <w:p>
+      <w:pPr>
+        <w:shd w:val="clear" w:color="auto" w:fill="FFFFFF"/>
+        <w:spacing w:after="0" w:line="450" w:lineRule="atLeast"/>
+        <w:rPr>
+          <w:rFonts w:ascii="Consolas" w:eastAsia="Times New Roman" w:hAnsi="Consolas" w:cs="Times New Roman"/>
+          <w:color w:val="000000"/>
+          <w:sz w:val="19"/>
+          <w:szCs w:val="19"/>
+          <w:lang w:eastAsia="en-IN"/>
+        </w:rPr>
+      </w:pPr>
+      <w:r>
+        <w:rPr>
+          <w:rFonts w:ascii="Consolas" w:eastAsia="Times New Roman" w:hAnsi="Consolas" w:cs="Times New Roman"/>
+          <w:color w:val="000000"/>
+          <w:sz w:val="19"/>
+          <w:szCs w:val="19"/>
+          <w:lang w:eastAsia="en-IN"/>
+        </w:rPr>
+        <w:t>        product=p;</w:t>
+      </w:r>
+    </w:p>
+    <w:p>
+      <w:pPr>
+        <w:shd w:val="clear" w:color="auto" w:fill="FFFFFF"/>
+        <w:spacing w:after="0" w:line="450" w:lineRule="atLeast"/>
+        <w:rPr>
+          <w:rFonts w:ascii="Consolas" w:eastAsia="Times New Roman" w:hAnsi="Consolas" w:cs="Times New Roman"/>
+          <w:color w:val="000000"/>
+          <w:sz w:val="19"/>
+          <w:szCs w:val="19"/>
+          <w:lang w:eastAsia="en-IN"/>
+        </w:rPr>
+      </w:pPr>
+      <w:r>
+        <w:rPr>
+          <w:rFonts w:ascii="Consolas" w:eastAsia="Times New Roman" w:hAnsi="Consolas" w:cs="Times New Roman"/>
+          <w:color w:val="000000"/>
+          <w:sz w:val="19"/>
+          <w:szCs w:val="19"/>
+          <w:lang w:eastAsia="en-IN"/>
+        </w:rPr>
+        <w:t>      }</w:t>
+      </w:r>
+    </w:p>
+    <w:p>
+      <w:pPr>
+        <w:shd w:val="clear" w:color="auto" w:fill="FFFFFF"/>
+        <w:spacing w:after="0" w:line="450" w:lineRule="atLeast"/>
+        <w:rPr>
+          <w:rFonts w:ascii="Consolas" w:eastAsia="Times New Roman" w:hAnsi="Consolas" w:cs="Times New Roman"/>
+          <w:color w:val="000000"/>
+          <w:sz w:val="19"/>
+          <w:szCs w:val="19"/>
+          <w:lang w:eastAsia="en-IN"/>
+        </w:rPr>
+      </w:pPr>
+      <w:r>
+        <w:rPr>
+          <w:rFonts w:ascii="Consolas" w:eastAsia="Times New Roman" w:hAnsi="Consolas" w:cs="Times New Roman"/>
+          <w:color w:val="000000"/>
+          <w:sz w:val="19"/>
+          <w:szCs w:val="19"/>
+          <w:lang w:eastAsia="en-IN"/>
+        </w:rPr>
+        <w:t>    }</w:t>
+      </w:r>
+    </w:p>
+    <w:p>
+      <w:pPr>
+        <w:shd w:val="clear" w:color="auto" w:fill="FFFFFF"/>
+        <w:spacing w:after="0" w:line="450" w:lineRule="atLeast"/>
+        <w:rPr>
+          <w:rFonts w:ascii="Consolas" w:eastAsia="Times New Roman" w:hAnsi="Consolas" w:cs="Times New Roman"/>
+          <w:color w:val="000000"/>
+          <w:sz w:val="19"/>
+          <w:szCs w:val="19"/>
+          <w:lang w:eastAsia="en-IN"/>
+        </w:rPr>
+      </w:pPr>
+      <w:r>
+        <w:rPr>
+          <w:rFonts w:ascii="Consolas" w:eastAsia="Times New Roman" w:hAnsi="Consolas" w:cs="Times New Roman"/>
+          <w:color w:val="000000"/>
+          <w:sz w:val="19"/>
+          <w:szCs w:val="19"/>
+          <w:lang w:eastAsia="en-IN"/>
+        </w:rPr>
+        <w:t xml:space="preserve">    </w:t>
+      </w:r>
+      <w:r>
+        <w:rPr>
+          <w:rFonts w:ascii="Consolas" w:eastAsia="Times New Roman" w:hAnsi="Consolas" w:cs="Times New Roman"/>
+          <w:color w:val="008000"/>
+          <w:sz w:val="19"/>
+          <w:szCs w:val="19"/>
+          <w:lang w:eastAsia="en-IN"/>
+        </w:rPr>
+        <w:t>// console.log(product);</w:t>
+      </w:r>
+    </w:p>
+    <w:p>
+      <w:pPr>
+        <w:shd w:val="clear" w:color="auto" w:fill="FFFFFF"/>
+        <w:spacing w:after="0" w:line="450" w:lineRule="atLeast"/>
+        <w:rPr>
+          <w:rFonts w:ascii="Consolas" w:eastAsia="Times New Roman" w:hAnsi="Consolas" w:cs="Times New Roman"/>
+          <w:color w:val="000000"/>
+          <w:sz w:val="19"/>
+          <w:szCs w:val="19"/>
+          <w:lang w:eastAsia="en-IN"/>
+        </w:rPr>
+      </w:pPr>
+      <w:r>
+        <w:rPr>
+          <w:rFonts w:ascii="Consolas" w:eastAsia="Times New Roman" w:hAnsi="Consolas" w:cs="Times New Roman"/>
+          <w:color w:val="000000"/>
+          <w:sz w:val="19"/>
+          <w:szCs w:val="19"/>
+          <w:lang w:eastAsia="en-IN"/>
+        </w:rPr>
+        <w:t xml:space="preserve">    </w:t>
+      </w:r>
+    </w:p>
+    <w:p>
+      <w:pPr>
+        <w:shd w:val="clear" w:color="auto" w:fill="FFFFFF"/>
+        <w:spacing w:after="0" w:line="450" w:lineRule="atLeast"/>
+        <w:rPr>
+          <w:rFonts w:ascii="Consolas" w:eastAsia="Times New Roman" w:hAnsi="Consolas" w:cs="Times New Roman"/>
+          <w:color w:val="000000"/>
+          <w:sz w:val="19"/>
+          <w:szCs w:val="19"/>
+          <w:lang w:eastAsia="en-IN"/>
+        </w:rPr>
+      </w:pPr>
+      <w:r>
+        <w:rPr>
+          <w:rFonts w:ascii="Consolas" w:eastAsia="Times New Roman" w:hAnsi="Consolas" w:cs="Times New Roman"/>
+          <w:color w:val="000000"/>
+          <w:sz w:val="19"/>
+          <w:szCs w:val="19"/>
+          <w:lang w:eastAsia="en-IN"/>
+        </w:rPr>
+        <w:t xml:space="preserve">    </w:t>
+      </w:r>
+      <w:proofErr w:type="spellStart"/>
+      <w:proofErr w:type="gramStart"/>
+      <w:r>
+        <w:rPr>
+          <w:rFonts w:ascii="Consolas" w:eastAsia="Times New Roman" w:hAnsi="Consolas" w:cs="Times New Roman"/>
+          <w:color w:val="0000FF"/>
+          <w:sz w:val="19"/>
+          <w:szCs w:val="19"/>
+          <w:lang w:eastAsia="en-IN"/>
+        </w:rPr>
+        <w:t>this</w:t>
+      </w:r>
+      <w:r>
+        <w:rPr>
+          <w:rFonts w:ascii="Consolas" w:eastAsia="Times New Roman" w:hAnsi="Consolas" w:cs="Times New Roman"/>
+          <w:color w:val="000000"/>
+          <w:sz w:val="19"/>
+          <w:szCs w:val="19"/>
+          <w:lang w:eastAsia="en-IN"/>
+        </w:rPr>
+        <w:t>.productForm.patchValue</w:t>
+      </w:r>
+      <w:proofErr w:type="spellEnd"/>
+      <w:proofErr w:type="gramEnd"/>
+      <w:r>
+        <w:rPr>
+          <w:rFonts w:ascii="Consolas" w:eastAsia="Times New Roman" w:hAnsi="Consolas" w:cs="Times New Roman"/>
+          <w:color w:val="000000"/>
+          <w:sz w:val="19"/>
+          <w:szCs w:val="19"/>
+          <w:lang w:eastAsia="en-IN"/>
+        </w:rPr>
+        <w:t>(product);</w:t>
+      </w:r>
+    </w:p>
+    <w:p>
+      <w:pPr>
+        <w:shd w:val="clear" w:color="auto" w:fill="FFFFFF"/>
+        <w:spacing w:after="0" w:line="450" w:lineRule="atLeast"/>
+        <w:rPr>
+          <w:rFonts w:ascii="Consolas" w:eastAsia="Times New Roman" w:hAnsi="Consolas" w:cs="Times New Roman"/>
+          <w:color w:val="000000"/>
+          <w:sz w:val="19"/>
+          <w:szCs w:val="19"/>
+          <w:lang w:eastAsia="en-IN"/>
+        </w:rPr>
+      </w:pPr>
+      <w:r>
+        <w:rPr>
+          <w:rFonts w:ascii="Consolas" w:eastAsia="Times New Roman" w:hAnsi="Consolas" w:cs="Times New Roman"/>
+          <w:color w:val="000000"/>
+          <w:sz w:val="19"/>
+          <w:szCs w:val="19"/>
           <w:lang w:eastAsia="en-IN"/>
         </w:rPr>
         <w:t>  }</w:t>
